--- a/docx/model-training/models-table-intercept-all.docx
+++ b/docx/model-training/models-table-intercept-all.docx
@@ -2,14 +2,6 @@
 <file path=word/document.xml><?xml version="1.0" encoding="utf-8"?>
 <w:document xmlns:wpc="http://schemas.microsoft.com/office/word/2010/wordprocessingCanvas" xmlns:cx="http://schemas.microsoft.com/office/drawing/2014/chartex" xmlns:cx1="http://schemas.microsoft.com/office/drawing/2015/9/8/chartex" xmlns:cx2="http://schemas.microsoft.com/office/drawing/2015/10/21/chartex" xmlns:cx3="http://schemas.microsoft.com/office/drawing/2016/5/9/chartex" xmlns:cx4="http://schemas.microsoft.com/office/drawing/2016/5/10/chartex" xmlns:cx5="http://schemas.microsoft.com/office/drawing/2016/5/11/chartex" xmlns:cx6="http://schemas.microsoft.com/office/drawing/2016/5/12/chartex" xmlns:cx7="http://schemas.microsoft.com/office/drawing/2016/5/13/chartex" xmlns:cx8="http://schemas.microsoft.com/office/drawing/2016/5/14/chartex" xmlns:mc="http://schemas.openxmlformats.org/markup-compatibility/2006" xmlns:aink="http://schemas.microsoft.com/office/drawing/2016/ink" xmlns:am3d="http://schemas.microsoft.com/office/drawing/2017/model3d" xmlns:o="urn:schemas-microsoft-com:office:office" xmlns:r="http://schemas.openxmlformats.org/officeDocument/2006/relationships" xmlns:m="http://schemas.openxmlformats.org/officeDocument/2006/math" xmlns:v="urn:schemas-microsoft-com:vml" xmlns:wp14="http://schemas.microsoft.com/office/word/2010/wordprocessingDrawing" xmlns:wp="http://schemas.openxmlformats.org/drawingml/2006/wordprocessingDrawing" xmlns:w10="urn:schemas-microsoft-com:office:word" xmlns:w="http://schemas.openxmlformats.org/wordprocessingml/2006/main" xmlns:w14="http://schemas.microsoft.com/office/word/2010/wordml" xmlns:w15="http://schemas.microsoft.com/office/word/2012/wordml" xmlns:w16cex="http://schemas.microsoft.com/office/word/2018/wordml/cex" xmlns:w16cid="http://schemas.microsoft.com/office/word/2016/wordml/cid" xmlns:w16="http://schemas.microsoft.com/office/word/2018/wordml" xmlns:w16se="http://schemas.microsoft.com/office/word/2015/wordml/symex" xmlns:wpg="http://schemas.microsoft.com/office/word/2010/wordprocessingGroup" xmlns:wpi="http://schemas.microsoft.com/office/word/2010/wordprocessingInk" xmlns:wne="http://schemas.microsoft.com/office/word/2006/wordml" xmlns:wps="http://schemas.microsoft.com/office/word/2010/wordprocessingShape" mc:Ignorable="w14 w15 w16se w16cid w16 w16cex wp14">
   <w:body>
-    <w:p>
-      <w:pPr>
-        <w:pStyle w:val="Normal"/>
-      </w:pPr>
-      <w:r>
-        <w:t xml:space="preserve">Regression model labels: 'With intercept' indicates a standard linear model (y = a + bx), whereas 'Forced through origin' indicates a model constrained to pass through zero (y = bx).</w:t>
-      </w:r>
-    </w:p>
     <w:p>
       <w:pPr>
         <w:pStyle w:val="Normal"/>
@@ -51,6 +43,8 @@
         <w:gridCol w:w="1046"/>
         <w:gridCol w:w="961"/>
         <w:gridCol w:w="1084"/>
+        <w:gridCol w:w="1034"/>
+        <w:gridCol w:w="961"/>
       </w:tblGrid>
       <w:tr>
         <w:trPr>
@@ -410,6 +404,94 @@
             </w:r>
           </w:p>
         </w:tc>
+        <w:tc>
+          <w:tcPr>
+            <w:tcBorders>
+              <w:bottom w:val="single" w:sz="12" w:space="0" w:color="666666"/>
+              <w:top w:val="single" w:sz="12" w:space="0" w:color="666666"/>
+              <w:left w:val="none" w:sz="0" w:space="0" w:color="000000"/>
+              <w:right w:val="none" w:sz="0" w:space="0" w:color="000000"/>
+            </w:tcBorders>
+            <w:shd w:val="clear" w:color="auto" w:fill="FFFFFF"/>
+            <w:tcMar>
+              <w:top w:w="0" w:type="dxa"/>
+              <w:bottom w:w="0" w:type="dxa"/>
+              <w:left w:w="0" w:type="dxa"/>
+              <w:right w:w="0" w:type="dxa"/>
+            </w:tcMar>
+            <w:vAlign w:val="center"/>
+          </w:tcPr>
+          <w:p>
+            <w:pPr>
+              <w:pStyle w:val="Normal"/>
+              <w:jc w:val="right"/>
+              <w:pBdr>
+                <w:bottom w:val="none" w:sz="0" w:space="0" w:color="000000"/>
+                <w:top w:val="none" w:sz="0" w:space="0" w:color="000000"/>
+                <w:left w:val="none" w:sz="0" w:space="0" w:color="000000"/>
+                <w:right w:val="none" w:sz="0" w:space="0" w:color="000000"/>
+              </w:pBdr>
+              <w:spacing w:after="100" w:before="100" w:line="240"/>
+              <w:ind w:left="100" w:right="100" w:firstLine="0" w:firstLineChars="0"/>
+            </w:pPr>
+            <w:r>
+              <w:rPr>
+                <w:rFonts w:ascii="Helvetica" w:hAnsi="Helvetica" w:eastAsia="Helvetica" w:cs="Helvetica"/>
+                <w:i w:val="false"/>
+                <w:b w:val="false"/>
+                <w:u w:val="none"/>
+                <w:sz w:val="22"/>
+                <w:szCs w:val="22"/>
+                <w:color w:val="000000"/>
+              </w:rPr>
+              <w:t xml:space="preserve">MSD</w:t>
+            </w:r>
+          </w:p>
+        </w:tc>
+        <w:tc>
+          <w:tcPr>
+            <w:tcBorders>
+              <w:bottom w:val="single" w:sz="12" w:space="0" w:color="666666"/>
+              <w:top w:val="single" w:sz="12" w:space="0" w:color="666666"/>
+              <w:left w:val="none" w:sz="0" w:space="0" w:color="000000"/>
+              <w:right w:val="none" w:sz="0" w:space="0" w:color="000000"/>
+            </w:tcBorders>
+            <w:shd w:val="clear" w:color="auto" w:fill="FFFFFF"/>
+            <w:tcMar>
+              <w:top w:w="0" w:type="dxa"/>
+              <w:bottom w:w="0" w:type="dxa"/>
+              <w:left w:w="0" w:type="dxa"/>
+              <w:right w:w="0" w:type="dxa"/>
+            </w:tcMar>
+            <w:vAlign w:val="center"/>
+          </w:tcPr>
+          <w:p>
+            <w:pPr>
+              <w:pStyle w:val="Normal"/>
+              <w:jc w:val="right"/>
+              <w:pBdr>
+                <w:bottom w:val="none" w:sz="0" w:space="0" w:color="000000"/>
+                <w:top w:val="none" w:sz="0" w:space="0" w:color="000000"/>
+                <w:left w:val="none" w:sz="0" w:space="0" w:color="000000"/>
+                <w:right w:val="none" w:sz="0" w:space="0" w:color="000000"/>
+              </w:pBdr>
+              <w:spacing w:after="100" w:before="100" w:line="240"/>
+              <w:ind w:left="100" w:right="100" w:firstLine="0" w:firstLineChars="0"/>
+            </w:pPr>
+            <w:r>
+              <w:rPr>
+                <w:rFonts w:ascii="Helvetica" w:hAnsi="Helvetica" w:eastAsia="Helvetica" w:cs="Helvetica"/>
+                <w:i w:val="false"/>
+                <w:b w:val="false"/>
+                <w:u w:val="none"/>
+                <w:sz w:val="22"/>
+                <w:szCs w:val="22"/>
+                <w:color w:val="000000"/>
+              </w:rPr>
+              <w:t xml:space="preserve">MAD</w:t>
+            </w:r>
+          </w:p>
+        </w:tc>
       </w:tr>
       <w:tr>
         <w:trPr>
@@ -769,6 +851,94 @@
             </w:r>
           </w:p>
         </w:tc>
+        <w:tc>
+          <w:tcPr>
+            <w:tcBorders>
+              <w:bottom w:val="none" w:sz="0" w:space="0" w:color="000000"/>
+              <w:top w:val="single" w:sz="12" w:space="0" w:color="666666"/>
+              <w:left w:val="none" w:sz="0" w:space="0" w:color="000000"/>
+              <w:right w:val="none" w:sz="0" w:space="0" w:color="000000"/>
+            </w:tcBorders>
+            <w:shd w:val="clear" w:color="auto" w:fill="FFFFFF"/>
+            <w:tcMar>
+              <w:top w:w="0" w:type="dxa"/>
+              <w:bottom w:w="0" w:type="dxa"/>
+              <w:left w:w="0" w:type="dxa"/>
+              <w:right w:w="0" w:type="dxa"/>
+            </w:tcMar>
+            <w:vAlign w:val="center"/>
+          </w:tcPr>
+          <w:p>
+            <w:pPr>
+              <w:pStyle w:val="Normal"/>
+              <w:jc w:val="right"/>
+              <w:pBdr>
+                <w:bottom w:val="none" w:sz="0" w:space="0" w:color="000000"/>
+                <w:top w:val="none" w:sz="0" w:space="0" w:color="000000"/>
+                <w:left w:val="none" w:sz="0" w:space="0" w:color="000000"/>
+                <w:right w:val="none" w:sz="0" w:space="0" w:color="000000"/>
+              </w:pBdr>
+              <w:spacing w:after="100" w:before="100" w:line="240"/>
+              <w:ind w:left="100" w:right="100" w:firstLine="0" w:firstLineChars="0"/>
+            </w:pPr>
+            <w:r>
+              <w:rPr>
+                <w:rFonts w:ascii="Helvetica" w:hAnsi="Helvetica" w:eastAsia="Helvetica" w:cs="Helvetica"/>
+                <w:i w:val="false"/>
+                <w:b w:val="false"/>
+                <w:u w:val="none"/>
+                <w:sz w:val="22"/>
+                <w:szCs w:val="22"/>
+                <w:color w:val="000000"/>
+              </w:rPr>
+              <w:t xml:space="preserve">0.009</w:t>
+            </w:r>
+          </w:p>
+        </w:tc>
+        <w:tc>
+          <w:tcPr>
+            <w:tcBorders>
+              <w:bottom w:val="none" w:sz="0" w:space="0" w:color="000000"/>
+              <w:top w:val="single" w:sz="12" w:space="0" w:color="666666"/>
+              <w:left w:val="none" w:sz="0" w:space="0" w:color="000000"/>
+              <w:right w:val="none" w:sz="0" w:space="0" w:color="000000"/>
+            </w:tcBorders>
+            <w:shd w:val="clear" w:color="auto" w:fill="FFFFFF"/>
+            <w:tcMar>
+              <w:top w:w="0" w:type="dxa"/>
+              <w:bottom w:w="0" w:type="dxa"/>
+              <w:left w:w="0" w:type="dxa"/>
+              <w:right w:w="0" w:type="dxa"/>
+            </w:tcMar>
+            <w:vAlign w:val="center"/>
+          </w:tcPr>
+          <w:p>
+            <w:pPr>
+              <w:pStyle w:val="Normal"/>
+              <w:jc w:val="right"/>
+              <w:pBdr>
+                <w:bottom w:val="none" w:sz="0" w:space="0" w:color="000000"/>
+                <w:top w:val="none" w:sz="0" w:space="0" w:color="000000"/>
+                <w:left w:val="none" w:sz="0" w:space="0" w:color="000000"/>
+                <w:right w:val="none" w:sz="0" w:space="0" w:color="000000"/>
+              </w:pBdr>
+              <w:spacing w:after="100" w:before="100" w:line="240"/>
+              <w:ind w:left="100" w:right="100" w:firstLine="0" w:firstLineChars="0"/>
+            </w:pPr>
+            <w:r>
+              <w:rPr>
+                <w:rFonts w:ascii="Helvetica" w:hAnsi="Helvetica" w:eastAsia="Helvetica" w:cs="Helvetica"/>
+                <w:i w:val="false"/>
+                <w:b w:val="false"/>
+                <w:u w:val="none"/>
+                <w:sz w:val="22"/>
+                <w:szCs w:val="22"/>
+                <w:color w:val="000000"/>
+              </w:rPr>
+              <w:t xml:space="preserve">0.169</w:t>
+            </w:r>
+          </w:p>
+        </w:tc>
       </w:tr>
       <w:tr>
         <w:trPr>
@@ -1116,6 +1286,94 @@
             </w:r>
           </w:p>
         </w:tc>
+        <w:tc>
+          <w:tcPr>
+            <w:tcBorders>
+              <w:bottom w:val="none" w:sz="0" w:space="0" w:color="000000"/>
+              <w:top w:val="none" w:sz="0" w:space="0" w:color="000000"/>
+              <w:left w:val="none" w:sz="0" w:space="0" w:color="000000"/>
+              <w:right w:val="none" w:sz="0" w:space="0" w:color="000000"/>
+            </w:tcBorders>
+            <w:shd w:val="clear" w:color="auto" w:fill="FFFFFF"/>
+            <w:tcMar>
+              <w:top w:w="0" w:type="dxa"/>
+              <w:bottom w:w="0" w:type="dxa"/>
+              <w:left w:w="0" w:type="dxa"/>
+              <w:right w:w="0" w:type="dxa"/>
+            </w:tcMar>
+            <w:vAlign w:val="center"/>
+          </w:tcPr>
+          <w:p>
+            <w:pPr>
+              <w:pStyle w:val="Normal"/>
+              <w:jc w:val="right"/>
+              <w:pBdr>
+                <w:bottom w:val="none" w:sz="0" w:space="0" w:color="000000"/>
+                <w:top w:val="none" w:sz="0" w:space="0" w:color="000000"/>
+                <w:left w:val="none" w:sz="0" w:space="0" w:color="000000"/>
+                <w:right w:val="none" w:sz="0" w:space="0" w:color="000000"/>
+              </w:pBdr>
+              <w:spacing w:after="100" w:before="100" w:line="240"/>
+              <w:ind w:left="100" w:right="100" w:firstLine="0" w:firstLineChars="0"/>
+            </w:pPr>
+            <w:r>
+              <w:rPr>
+                <w:rFonts w:ascii="Helvetica" w:hAnsi="Helvetica" w:eastAsia="Helvetica" w:cs="Helvetica"/>
+                <w:i w:val="false"/>
+                <w:b w:val="false"/>
+                <w:u w:val="none"/>
+                <w:sz w:val="22"/>
+                <w:szCs w:val="22"/>
+                <w:color w:val="000000"/>
+              </w:rPr>
+              <w:t xml:space="preserve">0.061</w:t>
+            </w:r>
+          </w:p>
+        </w:tc>
+        <w:tc>
+          <w:tcPr>
+            <w:tcBorders>
+              <w:bottom w:val="none" w:sz="0" w:space="0" w:color="000000"/>
+              <w:top w:val="none" w:sz="0" w:space="0" w:color="000000"/>
+              <w:left w:val="none" w:sz="0" w:space="0" w:color="000000"/>
+              <w:right w:val="none" w:sz="0" w:space="0" w:color="000000"/>
+            </w:tcBorders>
+            <w:shd w:val="clear" w:color="auto" w:fill="FFFFFF"/>
+            <w:tcMar>
+              <w:top w:w="0" w:type="dxa"/>
+              <w:bottom w:w="0" w:type="dxa"/>
+              <w:left w:w="0" w:type="dxa"/>
+              <w:right w:w="0" w:type="dxa"/>
+            </w:tcMar>
+            <w:vAlign w:val="center"/>
+          </w:tcPr>
+          <w:p>
+            <w:pPr>
+              <w:pStyle w:val="Normal"/>
+              <w:jc w:val="right"/>
+              <w:pBdr>
+                <w:bottom w:val="none" w:sz="0" w:space="0" w:color="000000"/>
+                <w:top w:val="none" w:sz="0" w:space="0" w:color="000000"/>
+                <w:left w:val="none" w:sz="0" w:space="0" w:color="000000"/>
+                <w:right w:val="none" w:sz="0" w:space="0" w:color="000000"/>
+              </w:pBdr>
+              <w:spacing w:after="100" w:before="100" w:line="240"/>
+              <w:ind w:left="100" w:right="100" w:firstLine="0" w:firstLineChars="0"/>
+            </w:pPr>
+            <w:r>
+              <w:rPr>
+                <w:rFonts w:ascii="Helvetica" w:hAnsi="Helvetica" w:eastAsia="Helvetica" w:cs="Helvetica"/>
+                <w:i w:val="false"/>
+                <w:b w:val="false"/>
+                <w:u w:val="none"/>
+                <w:sz w:val="22"/>
+                <w:szCs w:val="22"/>
+                <w:color w:val="000000"/>
+              </w:rPr>
+              <w:t xml:space="preserve">0.201</w:t>
+            </w:r>
+          </w:p>
+        </w:tc>
       </w:tr>
       <w:tr>
         <w:trPr>
@@ -1463,6 +1721,94 @@
             </w:r>
           </w:p>
         </w:tc>
+        <w:tc>
+          <w:tcPr>
+            <w:tcBorders>
+              <w:bottom w:val="none" w:sz="0" w:space="0" w:color="000000"/>
+              <w:top w:val="none" w:sz="0" w:space="0" w:color="000000"/>
+              <w:left w:val="none" w:sz="0" w:space="0" w:color="000000"/>
+              <w:right w:val="none" w:sz="0" w:space="0" w:color="000000"/>
+            </w:tcBorders>
+            <w:shd w:val="clear" w:color="auto" w:fill="FFFFFF"/>
+            <w:tcMar>
+              <w:top w:w="0" w:type="dxa"/>
+              <w:bottom w:w="0" w:type="dxa"/>
+              <w:left w:w="0" w:type="dxa"/>
+              <w:right w:w="0" w:type="dxa"/>
+            </w:tcMar>
+            <w:vAlign w:val="center"/>
+          </w:tcPr>
+          <w:p>
+            <w:pPr>
+              <w:pStyle w:val="Normal"/>
+              <w:jc w:val="right"/>
+              <w:pBdr>
+                <w:bottom w:val="none" w:sz="0" w:space="0" w:color="000000"/>
+                <w:top w:val="none" w:sz="0" w:space="0" w:color="000000"/>
+                <w:left w:val="none" w:sz="0" w:space="0" w:color="000000"/>
+                <w:right w:val="none" w:sz="0" w:space="0" w:color="000000"/>
+              </w:pBdr>
+              <w:spacing w:after="100" w:before="100" w:line="240"/>
+              <w:ind w:left="100" w:right="100" w:firstLine="0" w:firstLineChars="0"/>
+            </w:pPr>
+            <w:r>
+              <w:rPr>
+                <w:rFonts w:ascii="Helvetica" w:hAnsi="Helvetica" w:eastAsia="Helvetica" w:cs="Helvetica"/>
+                <w:i w:val="false"/>
+                <w:b w:val="false"/>
+                <w:u w:val="none"/>
+                <w:sz w:val="22"/>
+                <w:szCs w:val="22"/>
+                <w:color w:val="000000"/>
+              </w:rPr>
+              <w:t xml:space="preserve">-0.098</w:t>
+            </w:r>
+          </w:p>
+        </w:tc>
+        <w:tc>
+          <w:tcPr>
+            <w:tcBorders>
+              <w:bottom w:val="none" w:sz="0" w:space="0" w:color="000000"/>
+              <w:top w:val="none" w:sz="0" w:space="0" w:color="000000"/>
+              <w:left w:val="none" w:sz="0" w:space="0" w:color="000000"/>
+              <w:right w:val="none" w:sz="0" w:space="0" w:color="000000"/>
+            </w:tcBorders>
+            <w:shd w:val="clear" w:color="auto" w:fill="FFFFFF"/>
+            <w:tcMar>
+              <w:top w:w="0" w:type="dxa"/>
+              <w:bottom w:w="0" w:type="dxa"/>
+              <w:left w:w="0" w:type="dxa"/>
+              <w:right w:w="0" w:type="dxa"/>
+            </w:tcMar>
+            <w:vAlign w:val="center"/>
+          </w:tcPr>
+          <w:p>
+            <w:pPr>
+              <w:pStyle w:val="Normal"/>
+              <w:jc w:val="right"/>
+              <w:pBdr>
+                <w:bottom w:val="none" w:sz="0" w:space="0" w:color="000000"/>
+                <w:top w:val="none" w:sz="0" w:space="0" w:color="000000"/>
+                <w:left w:val="none" w:sz="0" w:space="0" w:color="000000"/>
+                <w:right w:val="none" w:sz="0" w:space="0" w:color="000000"/>
+              </w:pBdr>
+              <w:spacing w:after="100" w:before="100" w:line="240"/>
+              <w:ind w:left="100" w:right="100" w:firstLine="0" w:firstLineChars="0"/>
+            </w:pPr>
+            <w:r>
+              <w:rPr>
+                <w:rFonts w:ascii="Helvetica" w:hAnsi="Helvetica" w:eastAsia="Helvetica" w:cs="Helvetica"/>
+                <w:i w:val="false"/>
+                <w:b w:val="false"/>
+                <w:u w:val="none"/>
+                <w:sz w:val="22"/>
+                <w:szCs w:val="22"/>
+                <w:color w:val="000000"/>
+              </w:rPr>
+              <w:t xml:space="preserve">0.365</w:t>
+            </w:r>
+          </w:p>
+        </w:tc>
       </w:tr>
       <w:tr>
         <w:trPr>
@@ -1810,6 +2156,94 @@
             </w:r>
           </w:p>
         </w:tc>
+        <w:tc>
+          <w:tcPr>
+            <w:tcBorders>
+              <w:bottom w:val="none" w:sz="0" w:space="0" w:color="000000"/>
+              <w:top w:val="none" w:sz="0" w:space="0" w:color="000000"/>
+              <w:left w:val="none" w:sz="0" w:space="0" w:color="000000"/>
+              <w:right w:val="none" w:sz="0" w:space="0" w:color="000000"/>
+            </w:tcBorders>
+            <w:shd w:val="clear" w:color="auto" w:fill="FFFFFF"/>
+            <w:tcMar>
+              <w:top w:w="0" w:type="dxa"/>
+              <w:bottom w:w="0" w:type="dxa"/>
+              <w:left w:w="0" w:type="dxa"/>
+              <w:right w:w="0" w:type="dxa"/>
+            </w:tcMar>
+            <w:vAlign w:val="center"/>
+          </w:tcPr>
+          <w:p>
+            <w:pPr>
+              <w:pStyle w:val="Normal"/>
+              <w:jc w:val="right"/>
+              <w:pBdr>
+                <w:bottom w:val="none" w:sz="0" w:space="0" w:color="000000"/>
+                <w:top w:val="none" w:sz="0" w:space="0" w:color="000000"/>
+                <w:left w:val="none" w:sz="0" w:space="0" w:color="000000"/>
+                <w:right w:val="none" w:sz="0" w:space="0" w:color="000000"/>
+              </w:pBdr>
+              <w:spacing w:after="100" w:before="100" w:line="240"/>
+              <w:ind w:left="100" w:right="100" w:firstLine="0" w:firstLineChars="0"/>
+            </w:pPr>
+            <w:r>
+              <w:rPr>
+                <w:rFonts w:ascii="Helvetica" w:hAnsi="Helvetica" w:eastAsia="Helvetica" w:cs="Helvetica"/>
+                <w:i w:val="false"/>
+                <w:b w:val="false"/>
+                <w:u w:val="none"/>
+                <w:sz w:val="22"/>
+                <w:szCs w:val="22"/>
+                <w:color w:val="000000"/>
+              </w:rPr>
+              <w:t xml:space="preserve">-0.022</w:t>
+            </w:r>
+          </w:p>
+        </w:tc>
+        <w:tc>
+          <w:tcPr>
+            <w:tcBorders>
+              <w:bottom w:val="none" w:sz="0" w:space="0" w:color="000000"/>
+              <w:top w:val="none" w:sz="0" w:space="0" w:color="000000"/>
+              <w:left w:val="none" w:sz="0" w:space="0" w:color="000000"/>
+              <w:right w:val="none" w:sz="0" w:space="0" w:color="000000"/>
+            </w:tcBorders>
+            <w:shd w:val="clear" w:color="auto" w:fill="FFFFFF"/>
+            <w:tcMar>
+              <w:top w:w="0" w:type="dxa"/>
+              <w:bottom w:w="0" w:type="dxa"/>
+              <w:left w:w="0" w:type="dxa"/>
+              <w:right w:w="0" w:type="dxa"/>
+            </w:tcMar>
+            <w:vAlign w:val="center"/>
+          </w:tcPr>
+          <w:p>
+            <w:pPr>
+              <w:pStyle w:val="Normal"/>
+              <w:jc w:val="right"/>
+              <w:pBdr>
+                <w:bottom w:val="none" w:sz="0" w:space="0" w:color="000000"/>
+                <w:top w:val="none" w:sz="0" w:space="0" w:color="000000"/>
+                <w:left w:val="none" w:sz="0" w:space="0" w:color="000000"/>
+                <w:right w:val="none" w:sz="0" w:space="0" w:color="000000"/>
+              </w:pBdr>
+              <w:spacing w:after="100" w:before="100" w:line="240"/>
+              <w:ind w:left="100" w:right="100" w:firstLine="0" w:firstLineChars="0"/>
+            </w:pPr>
+            <w:r>
+              <w:rPr>
+                <w:rFonts w:ascii="Helvetica" w:hAnsi="Helvetica" w:eastAsia="Helvetica" w:cs="Helvetica"/>
+                <w:i w:val="false"/>
+                <w:b w:val="false"/>
+                <w:u w:val="none"/>
+                <w:sz w:val="22"/>
+                <w:szCs w:val="22"/>
+                <w:color w:val="000000"/>
+              </w:rPr>
+              <w:t xml:space="preserve">0.334</w:t>
+            </w:r>
+          </w:p>
+        </w:tc>
       </w:tr>
       <w:tr>
         <w:trPr>
@@ -2157,6 +2591,94 @@
             </w:r>
           </w:p>
         </w:tc>
+        <w:tc>
+          <w:tcPr>
+            <w:tcBorders>
+              <w:bottom w:val="none" w:sz="0" w:space="0" w:color="000000"/>
+              <w:top w:val="none" w:sz="0" w:space="0" w:color="000000"/>
+              <w:left w:val="none" w:sz="0" w:space="0" w:color="000000"/>
+              <w:right w:val="none" w:sz="0" w:space="0" w:color="000000"/>
+            </w:tcBorders>
+            <w:shd w:val="clear" w:color="auto" w:fill="FFFFFF"/>
+            <w:tcMar>
+              <w:top w:w="0" w:type="dxa"/>
+              <w:bottom w:w="0" w:type="dxa"/>
+              <w:left w:w="0" w:type="dxa"/>
+              <w:right w:w="0" w:type="dxa"/>
+            </w:tcMar>
+            <w:vAlign w:val="center"/>
+          </w:tcPr>
+          <w:p>
+            <w:pPr>
+              <w:pStyle w:val="Normal"/>
+              <w:jc w:val="right"/>
+              <w:pBdr>
+                <w:bottom w:val="none" w:sz="0" w:space="0" w:color="000000"/>
+                <w:top w:val="none" w:sz="0" w:space="0" w:color="000000"/>
+                <w:left w:val="none" w:sz="0" w:space="0" w:color="000000"/>
+                <w:right w:val="none" w:sz="0" w:space="0" w:color="000000"/>
+              </w:pBdr>
+              <w:spacing w:after="100" w:before="100" w:line="240"/>
+              <w:ind w:left="100" w:right="100" w:firstLine="0" w:firstLineChars="0"/>
+            </w:pPr>
+            <w:r>
+              <w:rPr>
+                <w:rFonts w:ascii="Helvetica" w:hAnsi="Helvetica" w:eastAsia="Helvetica" w:cs="Helvetica"/>
+                <w:i w:val="false"/>
+                <w:b w:val="false"/>
+                <w:u w:val="none"/>
+                <w:sz w:val="22"/>
+                <w:szCs w:val="22"/>
+                <w:color w:val="000000"/>
+              </w:rPr>
+              <w:t xml:space="preserve">-0.074</w:t>
+            </w:r>
+          </w:p>
+        </w:tc>
+        <w:tc>
+          <w:tcPr>
+            <w:tcBorders>
+              <w:bottom w:val="none" w:sz="0" w:space="0" w:color="000000"/>
+              <w:top w:val="none" w:sz="0" w:space="0" w:color="000000"/>
+              <w:left w:val="none" w:sz="0" w:space="0" w:color="000000"/>
+              <w:right w:val="none" w:sz="0" w:space="0" w:color="000000"/>
+            </w:tcBorders>
+            <w:shd w:val="clear" w:color="auto" w:fill="FFFFFF"/>
+            <w:tcMar>
+              <w:top w:w="0" w:type="dxa"/>
+              <w:bottom w:w="0" w:type="dxa"/>
+              <w:left w:w="0" w:type="dxa"/>
+              <w:right w:w="0" w:type="dxa"/>
+            </w:tcMar>
+            <w:vAlign w:val="center"/>
+          </w:tcPr>
+          <w:p>
+            <w:pPr>
+              <w:pStyle w:val="Normal"/>
+              <w:jc w:val="right"/>
+              <w:pBdr>
+                <w:bottom w:val="none" w:sz="0" w:space="0" w:color="000000"/>
+                <w:top w:val="none" w:sz="0" w:space="0" w:color="000000"/>
+                <w:left w:val="none" w:sz="0" w:space="0" w:color="000000"/>
+                <w:right w:val="none" w:sz="0" w:space="0" w:color="000000"/>
+              </w:pBdr>
+              <w:spacing w:after="100" w:before="100" w:line="240"/>
+              <w:ind w:left="100" w:right="100" w:firstLine="0" w:firstLineChars="0"/>
+            </w:pPr>
+            <w:r>
+              <w:rPr>
+                <w:rFonts w:ascii="Helvetica" w:hAnsi="Helvetica" w:eastAsia="Helvetica" w:cs="Helvetica"/>
+                <w:i w:val="false"/>
+                <w:b w:val="false"/>
+                <w:u w:val="none"/>
+                <w:sz w:val="22"/>
+                <w:szCs w:val="22"/>
+                <w:color w:val="000000"/>
+              </w:rPr>
+              <w:t xml:space="preserve">0.281</w:t>
+            </w:r>
+          </w:p>
+        </w:tc>
       </w:tr>
       <w:tr>
         <w:trPr>
@@ -2504,6 +3026,94 @@
             </w:r>
           </w:p>
         </w:tc>
+        <w:tc>
+          <w:tcPr>
+            <w:tcBorders>
+              <w:bottom w:val="none" w:sz="0" w:space="0" w:color="000000"/>
+              <w:top w:val="none" w:sz="0" w:space="0" w:color="000000"/>
+              <w:left w:val="none" w:sz="0" w:space="0" w:color="000000"/>
+              <w:right w:val="none" w:sz="0" w:space="0" w:color="000000"/>
+            </w:tcBorders>
+            <w:shd w:val="clear" w:color="auto" w:fill="FFFFFF"/>
+            <w:tcMar>
+              <w:top w:w="0" w:type="dxa"/>
+              <w:bottom w:w="0" w:type="dxa"/>
+              <w:left w:w="0" w:type="dxa"/>
+              <w:right w:w="0" w:type="dxa"/>
+            </w:tcMar>
+            <w:vAlign w:val="center"/>
+          </w:tcPr>
+          <w:p>
+            <w:pPr>
+              <w:pStyle w:val="Normal"/>
+              <w:jc w:val="right"/>
+              <w:pBdr>
+                <w:bottom w:val="none" w:sz="0" w:space="0" w:color="000000"/>
+                <w:top w:val="none" w:sz="0" w:space="0" w:color="000000"/>
+                <w:left w:val="none" w:sz="0" w:space="0" w:color="000000"/>
+                <w:right w:val="none" w:sz="0" w:space="0" w:color="000000"/>
+              </w:pBdr>
+              <w:spacing w:after="100" w:before="100" w:line="240"/>
+              <w:ind w:left="100" w:right="100" w:firstLine="0" w:firstLineChars="0"/>
+            </w:pPr>
+            <w:r>
+              <w:rPr>
+                <w:rFonts w:ascii="Helvetica" w:hAnsi="Helvetica" w:eastAsia="Helvetica" w:cs="Helvetica"/>
+                <w:i w:val="false"/>
+                <w:b w:val="false"/>
+                <w:u w:val="none"/>
+                <w:sz w:val="22"/>
+                <w:szCs w:val="22"/>
+                <w:color w:val="000000"/>
+              </w:rPr>
+              <w:t xml:space="preserve">0.221</w:t>
+            </w:r>
+          </w:p>
+        </w:tc>
+        <w:tc>
+          <w:tcPr>
+            <w:tcBorders>
+              <w:bottom w:val="none" w:sz="0" w:space="0" w:color="000000"/>
+              <w:top w:val="none" w:sz="0" w:space="0" w:color="000000"/>
+              <w:left w:val="none" w:sz="0" w:space="0" w:color="000000"/>
+              <w:right w:val="none" w:sz="0" w:space="0" w:color="000000"/>
+            </w:tcBorders>
+            <w:shd w:val="clear" w:color="auto" w:fill="FFFFFF"/>
+            <w:tcMar>
+              <w:top w:w="0" w:type="dxa"/>
+              <w:bottom w:w="0" w:type="dxa"/>
+              <w:left w:w="0" w:type="dxa"/>
+              <w:right w:w="0" w:type="dxa"/>
+            </w:tcMar>
+            <w:vAlign w:val="center"/>
+          </w:tcPr>
+          <w:p>
+            <w:pPr>
+              <w:pStyle w:val="Normal"/>
+              <w:jc w:val="right"/>
+              <w:pBdr>
+                <w:bottom w:val="none" w:sz="0" w:space="0" w:color="000000"/>
+                <w:top w:val="none" w:sz="0" w:space="0" w:color="000000"/>
+                <w:left w:val="none" w:sz="0" w:space="0" w:color="000000"/>
+                <w:right w:val="none" w:sz="0" w:space="0" w:color="000000"/>
+              </w:pBdr>
+              <w:spacing w:after="100" w:before="100" w:line="240"/>
+              <w:ind w:left="100" w:right="100" w:firstLine="0" w:firstLineChars="0"/>
+            </w:pPr>
+            <w:r>
+              <w:rPr>
+                <w:rFonts w:ascii="Helvetica" w:hAnsi="Helvetica" w:eastAsia="Helvetica" w:cs="Helvetica"/>
+                <w:i w:val="false"/>
+                <w:b w:val="false"/>
+                <w:u w:val="none"/>
+                <w:sz w:val="22"/>
+                <w:szCs w:val="22"/>
+                <w:color w:val="000000"/>
+              </w:rPr>
+              <w:t xml:space="preserve">0.282</w:t>
+            </w:r>
+          </w:p>
+        </w:tc>
       </w:tr>
       <w:tr>
         <w:trPr>
@@ -2863,6 +3473,94 @@
             </w:r>
           </w:p>
         </w:tc>
+        <w:tc>
+          <w:tcPr>
+            <w:tcBorders>
+              <w:bottom w:val="none" w:sz="0" w:space="0" w:color="000000"/>
+              <w:top w:val="none" w:sz="0" w:space="0" w:color="000000"/>
+              <w:left w:val="none" w:sz="0" w:space="0" w:color="000000"/>
+              <w:right w:val="none" w:sz="0" w:space="0" w:color="000000"/>
+            </w:tcBorders>
+            <w:shd w:val="clear" w:color="auto" w:fill="FFFFFF"/>
+            <w:tcMar>
+              <w:top w:w="0" w:type="dxa"/>
+              <w:bottom w:w="0" w:type="dxa"/>
+              <w:left w:w="0" w:type="dxa"/>
+              <w:right w:w="0" w:type="dxa"/>
+            </w:tcMar>
+            <w:vAlign w:val="center"/>
+          </w:tcPr>
+          <w:p>
+            <w:pPr>
+              <w:pStyle w:val="Normal"/>
+              <w:jc w:val="right"/>
+              <w:pBdr>
+                <w:bottom w:val="none" w:sz="0" w:space="0" w:color="000000"/>
+                <w:top w:val="none" w:sz="0" w:space="0" w:color="000000"/>
+                <w:left w:val="none" w:sz="0" w:space="0" w:color="000000"/>
+                <w:right w:val="none" w:sz="0" w:space="0" w:color="000000"/>
+              </w:pBdr>
+              <w:spacing w:after="100" w:before="100" w:line="240"/>
+              <w:ind w:left="100" w:right="100" w:firstLine="0" w:firstLineChars="0"/>
+            </w:pPr>
+            <w:r>
+              <w:rPr>
+                <w:rFonts w:ascii="Helvetica" w:hAnsi="Helvetica" w:eastAsia="Helvetica" w:cs="Helvetica"/>
+                <w:i w:val="false"/>
+                <w:b w:val="false"/>
+                <w:u w:val="none"/>
+                <w:sz w:val="22"/>
+                <w:szCs w:val="22"/>
+                <w:color w:val="000000"/>
+              </w:rPr>
+              <w:t xml:space="preserve">-0.010</w:t>
+            </w:r>
+          </w:p>
+        </w:tc>
+        <w:tc>
+          <w:tcPr>
+            <w:tcBorders>
+              <w:bottom w:val="none" w:sz="0" w:space="0" w:color="000000"/>
+              <w:top w:val="none" w:sz="0" w:space="0" w:color="000000"/>
+              <w:left w:val="none" w:sz="0" w:space="0" w:color="000000"/>
+              <w:right w:val="none" w:sz="0" w:space="0" w:color="000000"/>
+            </w:tcBorders>
+            <w:shd w:val="clear" w:color="auto" w:fill="FFFFFF"/>
+            <w:tcMar>
+              <w:top w:w="0" w:type="dxa"/>
+              <w:bottom w:w="0" w:type="dxa"/>
+              <w:left w:w="0" w:type="dxa"/>
+              <w:right w:w="0" w:type="dxa"/>
+            </w:tcMar>
+            <w:vAlign w:val="center"/>
+          </w:tcPr>
+          <w:p>
+            <w:pPr>
+              <w:pStyle w:val="Normal"/>
+              <w:jc w:val="right"/>
+              <w:pBdr>
+                <w:bottom w:val="none" w:sz="0" w:space="0" w:color="000000"/>
+                <w:top w:val="none" w:sz="0" w:space="0" w:color="000000"/>
+                <w:left w:val="none" w:sz="0" w:space="0" w:color="000000"/>
+                <w:right w:val="none" w:sz="0" w:space="0" w:color="000000"/>
+              </w:pBdr>
+              <w:spacing w:after="100" w:before="100" w:line="240"/>
+              <w:ind w:left="100" w:right="100" w:firstLine="0" w:firstLineChars="0"/>
+            </w:pPr>
+            <w:r>
+              <w:rPr>
+                <w:rFonts w:ascii="Helvetica" w:hAnsi="Helvetica" w:eastAsia="Helvetica" w:cs="Helvetica"/>
+                <w:i w:val="false"/>
+                <w:b w:val="false"/>
+                <w:u w:val="none"/>
+                <w:sz w:val="22"/>
+                <w:szCs w:val="22"/>
+                <w:color w:val="000000"/>
+              </w:rPr>
+              <w:t xml:space="preserve">0.183</w:t>
+            </w:r>
+          </w:p>
+        </w:tc>
       </w:tr>
       <w:tr>
         <w:trPr>
@@ -3210,6 +3908,94 @@
             </w:r>
           </w:p>
         </w:tc>
+        <w:tc>
+          <w:tcPr>
+            <w:tcBorders>
+              <w:bottom w:val="none" w:sz="0" w:space="0" w:color="000000"/>
+              <w:top w:val="none" w:sz="0" w:space="0" w:color="000000"/>
+              <w:left w:val="none" w:sz="0" w:space="0" w:color="000000"/>
+              <w:right w:val="none" w:sz="0" w:space="0" w:color="000000"/>
+            </w:tcBorders>
+            <w:shd w:val="clear" w:color="auto" w:fill="FFFFFF"/>
+            <w:tcMar>
+              <w:top w:w="0" w:type="dxa"/>
+              <w:bottom w:w="0" w:type="dxa"/>
+              <w:left w:w="0" w:type="dxa"/>
+              <w:right w:w="0" w:type="dxa"/>
+            </w:tcMar>
+            <w:vAlign w:val="center"/>
+          </w:tcPr>
+          <w:p>
+            <w:pPr>
+              <w:pStyle w:val="Normal"/>
+              <w:jc w:val="right"/>
+              <w:pBdr>
+                <w:bottom w:val="none" w:sz="0" w:space="0" w:color="000000"/>
+                <w:top w:val="none" w:sz="0" w:space="0" w:color="000000"/>
+                <w:left w:val="none" w:sz="0" w:space="0" w:color="000000"/>
+                <w:right w:val="none" w:sz="0" w:space="0" w:color="000000"/>
+              </w:pBdr>
+              <w:spacing w:after="100" w:before="100" w:line="240"/>
+              <w:ind w:left="100" w:right="100" w:firstLine="0" w:firstLineChars="0"/>
+            </w:pPr>
+            <w:r>
+              <w:rPr>
+                <w:rFonts w:ascii="Helvetica" w:hAnsi="Helvetica" w:eastAsia="Helvetica" w:cs="Helvetica"/>
+                <w:i w:val="false"/>
+                <w:b w:val="false"/>
+                <w:u w:val="none"/>
+                <w:sz w:val="22"/>
+                <w:szCs w:val="22"/>
+                <w:color w:val="000000"/>
+              </w:rPr>
+              <w:t xml:space="preserve">-0.051</w:t>
+            </w:r>
+          </w:p>
+        </w:tc>
+        <w:tc>
+          <w:tcPr>
+            <w:tcBorders>
+              <w:bottom w:val="none" w:sz="0" w:space="0" w:color="000000"/>
+              <w:top w:val="none" w:sz="0" w:space="0" w:color="000000"/>
+              <w:left w:val="none" w:sz="0" w:space="0" w:color="000000"/>
+              <w:right w:val="none" w:sz="0" w:space="0" w:color="000000"/>
+            </w:tcBorders>
+            <w:shd w:val="clear" w:color="auto" w:fill="FFFFFF"/>
+            <w:tcMar>
+              <w:top w:w="0" w:type="dxa"/>
+              <w:bottom w:w="0" w:type="dxa"/>
+              <w:left w:w="0" w:type="dxa"/>
+              <w:right w:w="0" w:type="dxa"/>
+            </w:tcMar>
+            <w:vAlign w:val="center"/>
+          </w:tcPr>
+          <w:p>
+            <w:pPr>
+              <w:pStyle w:val="Normal"/>
+              <w:jc w:val="right"/>
+              <w:pBdr>
+                <w:bottom w:val="none" w:sz="0" w:space="0" w:color="000000"/>
+                <w:top w:val="none" w:sz="0" w:space="0" w:color="000000"/>
+                <w:left w:val="none" w:sz="0" w:space="0" w:color="000000"/>
+                <w:right w:val="none" w:sz="0" w:space="0" w:color="000000"/>
+              </w:pBdr>
+              <w:spacing w:after="100" w:before="100" w:line="240"/>
+              <w:ind w:left="100" w:right="100" w:firstLine="0" w:firstLineChars="0"/>
+            </w:pPr>
+            <w:r>
+              <w:rPr>
+                <w:rFonts w:ascii="Helvetica" w:hAnsi="Helvetica" w:eastAsia="Helvetica" w:cs="Helvetica"/>
+                <w:i w:val="false"/>
+                <w:b w:val="false"/>
+                <w:u w:val="none"/>
+                <w:sz w:val="22"/>
+                <w:szCs w:val="22"/>
+                <w:color w:val="000000"/>
+              </w:rPr>
+              <w:t xml:space="preserve">0.208</w:t>
+            </w:r>
+          </w:p>
+        </w:tc>
       </w:tr>
       <w:tr>
         <w:trPr>
@@ -3557,6 +4343,94 @@
             </w:r>
           </w:p>
         </w:tc>
+        <w:tc>
+          <w:tcPr>
+            <w:tcBorders>
+              <w:bottom w:val="none" w:sz="0" w:space="0" w:color="000000"/>
+              <w:top w:val="none" w:sz="0" w:space="0" w:color="000000"/>
+              <w:left w:val="none" w:sz="0" w:space="0" w:color="000000"/>
+              <w:right w:val="none" w:sz="0" w:space="0" w:color="000000"/>
+            </w:tcBorders>
+            <w:shd w:val="clear" w:color="auto" w:fill="FFFFFF"/>
+            <w:tcMar>
+              <w:top w:w="0" w:type="dxa"/>
+              <w:bottom w:w="0" w:type="dxa"/>
+              <w:left w:w="0" w:type="dxa"/>
+              <w:right w:w="0" w:type="dxa"/>
+            </w:tcMar>
+            <w:vAlign w:val="center"/>
+          </w:tcPr>
+          <w:p>
+            <w:pPr>
+              <w:pStyle w:val="Normal"/>
+              <w:jc w:val="right"/>
+              <w:pBdr>
+                <w:bottom w:val="none" w:sz="0" w:space="0" w:color="000000"/>
+                <w:top w:val="none" w:sz="0" w:space="0" w:color="000000"/>
+                <w:left w:val="none" w:sz="0" w:space="0" w:color="000000"/>
+                <w:right w:val="none" w:sz="0" w:space="0" w:color="000000"/>
+              </w:pBdr>
+              <w:spacing w:after="100" w:before="100" w:line="240"/>
+              <w:ind w:left="100" w:right="100" w:firstLine="0" w:firstLineChars="0"/>
+            </w:pPr>
+            <w:r>
+              <w:rPr>
+                <w:rFonts w:ascii="Helvetica" w:hAnsi="Helvetica" w:eastAsia="Helvetica" w:cs="Helvetica"/>
+                <w:i w:val="false"/>
+                <w:b w:val="false"/>
+                <w:u w:val="none"/>
+                <w:sz w:val="22"/>
+                <w:szCs w:val="22"/>
+                <w:color w:val="000000"/>
+              </w:rPr>
+              <w:t xml:space="preserve">-0.147</w:t>
+            </w:r>
+          </w:p>
+        </w:tc>
+        <w:tc>
+          <w:tcPr>
+            <w:tcBorders>
+              <w:bottom w:val="none" w:sz="0" w:space="0" w:color="000000"/>
+              <w:top w:val="none" w:sz="0" w:space="0" w:color="000000"/>
+              <w:left w:val="none" w:sz="0" w:space="0" w:color="000000"/>
+              <w:right w:val="none" w:sz="0" w:space="0" w:color="000000"/>
+            </w:tcBorders>
+            <w:shd w:val="clear" w:color="auto" w:fill="FFFFFF"/>
+            <w:tcMar>
+              <w:top w:w="0" w:type="dxa"/>
+              <w:bottom w:w="0" w:type="dxa"/>
+              <w:left w:w="0" w:type="dxa"/>
+              <w:right w:w="0" w:type="dxa"/>
+            </w:tcMar>
+            <w:vAlign w:val="center"/>
+          </w:tcPr>
+          <w:p>
+            <w:pPr>
+              <w:pStyle w:val="Normal"/>
+              <w:jc w:val="right"/>
+              <w:pBdr>
+                <w:bottom w:val="none" w:sz="0" w:space="0" w:color="000000"/>
+                <w:top w:val="none" w:sz="0" w:space="0" w:color="000000"/>
+                <w:left w:val="none" w:sz="0" w:space="0" w:color="000000"/>
+                <w:right w:val="none" w:sz="0" w:space="0" w:color="000000"/>
+              </w:pBdr>
+              <w:spacing w:after="100" w:before="100" w:line="240"/>
+              <w:ind w:left="100" w:right="100" w:firstLine="0" w:firstLineChars="0"/>
+            </w:pPr>
+            <w:r>
+              <w:rPr>
+                <w:rFonts w:ascii="Helvetica" w:hAnsi="Helvetica" w:eastAsia="Helvetica" w:cs="Helvetica"/>
+                <w:i w:val="false"/>
+                <w:b w:val="false"/>
+                <w:u w:val="none"/>
+                <w:sz w:val="22"/>
+                <w:szCs w:val="22"/>
+                <w:color w:val="000000"/>
+              </w:rPr>
+              <w:t xml:space="preserve">0.522</w:t>
+            </w:r>
+          </w:p>
+        </w:tc>
       </w:tr>
       <w:tr>
         <w:trPr>
@@ -3904,6 +4778,94 @@
             </w:r>
           </w:p>
         </w:tc>
+        <w:tc>
+          <w:tcPr>
+            <w:tcBorders>
+              <w:bottom w:val="none" w:sz="0" w:space="0" w:color="000000"/>
+              <w:top w:val="none" w:sz="0" w:space="0" w:color="000000"/>
+              <w:left w:val="none" w:sz="0" w:space="0" w:color="000000"/>
+              <w:right w:val="none" w:sz="0" w:space="0" w:color="000000"/>
+            </w:tcBorders>
+            <w:shd w:val="clear" w:color="auto" w:fill="FFFFFF"/>
+            <w:tcMar>
+              <w:top w:w="0" w:type="dxa"/>
+              <w:bottom w:w="0" w:type="dxa"/>
+              <w:left w:w="0" w:type="dxa"/>
+              <w:right w:w="0" w:type="dxa"/>
+            </w:tcMar>
+            <w:vAlign w:val="center"/>
+          </w:tcPr>
+          <w:p>
+            <w:pPr>
+              <w:pStyle w:val="Normal"/>
+              <w:jc w:val="right"/>
+              <w:pBdr>
+                <w:bottom w:val="none" w:sz="0" w:space="0" w:color="000000"/>
+                <w:top w:val="none" w:sz="0" w:space="0" w:color="000000"/>
+                <w:left w:val="none" w:sz="0" w:space="0" w:color="000000"/>
+                <w:right w:val="none" w:sz="0" w:space="0" w:color="000000"/>
+              </w:pBdr>
+              <w:spacing w:after="100" w:before="100" w:line="240"/>
+              <w:ind w:left="100" w:right="100" w:firstLine="0" w:firstLineChars="0"/>
+            </w:pPr>
+            <w:r>
+              <w:rPr>
+                <w:rFonts w:ascii="Helvetica" w:hAnsi="Helvetica" w:eastAsia="Helvetica" w:cs="Helvetica"/>
+                <w:i w:val="false"/>
+                <w:b w:val="false"/>
+                <w:u w:val="none"/>
+                <w:sz w:val="22"/>
+                <w:szCs w:val="22"/>
+                <w:color w:val="000000"/>
+              </w:rPr>
+              <w:t xml:space="preserve">-0.034</w:t>
+            </w:r>
+          </w:p>
+        </w:tc>
+        <w:tc>
+          <w:tcPr>
+            <w:tcBorders>
+              <w:bottom w:val="none" w:sz="0" w:space="0" w:color="000000"/>
+              <w:top w:val="none" w:sz="0" w:space="0" w:color="000000"/>
+              <w:left w:val="none" w:sz="0" w:space="0" w:color="000000"/>
+              <w:right w:val="none" w:sz="0" w:space="0" w:color="000000"/>
+            </w:tcBorders>
+            <w:shd w:val="clear" w:color="auto" w:fill="FFFFFF"/>
+            <w:tcMar>
+              <w:top w:w="0" w:type="dxa"/>
+              <w:bottom w:w="0" w:type="dxa"/>
+              <w:left w:w="0" w:type="dxa"/>
+              <w:right w:w="0" w:type="dxa"/>
+            </w:tcMar>
+            <w:vAlign w:val="center"/>
+          </w:tcPr>
+          <w:p>
+            <w:pPr>
+              <w:pStyle w:val="Normal"/>
+              <w:jc w:val="right"/>
+              <w:pBdr>
+                <w:bottom w:val="none" w:sz="0" w:space="0" w:color="000000"/>
+                <w:top w:val="none" w:sz="0" w:space="0" w:color="000000"/>
+                <w:left w:val="none" w:sz="0" w:space="0" w:color="000000"/>
+                <w:right w:val="none" w:sz="0" w:space="0" w:color="000000"/>
+              </w:pBdr>
+              <w:spacing w:after="100" w:before="100" w:line="240"/>
+              <w:ind w:left="100" w:right="100" w:firstLine="0" w:firstLineChars="0"/>
+            </w:pPr>
+            <w:r>
+              <w:rPr>
+                <w:rFonts w:ascii="Helvetica" w:hAnsi="Helvetica" w:eastAsia="Helvetica" w:cs="Helvetica"/>
+                <w:i w:val="false"/>
+                <w:b w:val="false"/>
+                <w:u w:val="none"/>
+                <w:sz w:val="22"/>
+                <w:szCs w:val="22"/>
+                <w:color w:val="000000"/>
+              </w:rPr>
+              <w:t xml:space="preserve">0.466</w:t>
+            </w:r>
+          </w:p>
+        </w:tc>
       </w:tr>
       <w:tr>
         <w:trPr>
@@ -4251,6 +5213,94 @@
             </w:r>
           </w:p>
         </w:tc>
+        <w:tc>
+          <w:tcPr>
+            <w:tcBorders>
+              <w:bottom w:val="none" w:sz="0" w:space="0" w:color="000000"/>
+              <w:top w:val="none" w:sz="0" w:space="0" w:color="000000"/>
+              <w:left w:val="none" w:sz="0" w:space="0" w:color="000000"/>
+              <w:right w:val="none" w:sz="0" w:space="0" w:color="000000"/>
+            </w:tcBorders>
+            <w:shd w:val="clear" w:color="auto" w:fill="FFFFFF"/>
+            <w:tcMar>
+              <w:top w:w="0" w:type="dxa"/>
+              <w:bottom w:w="0" w:type="dxa"/>
+              <w:left w:w="0" w:type="dxa"/>
+              <w:right w:w="0" w:type="dxa"/>
+            </w:tcMar>
+            <w:vAlign w:val="center"/>
+          </w:tcPr>
+          <w:p>
+            <w:pPr>
+              <w:pStyle w:val="Normal"/>
+              <w:jc w:val="right"/>
+              <w:pBdr>
+                <w:bottom w:val="none" w:sz="0" w:space="0" w:color="000000"/>
+                <w:top w:val="none" w:sz="0" w:space="0" w:color="000000"/>
+                <w:left w:val="none" w:sz="0" w:space="0" w:color="000000"/>
+                <w:right w:val="none" w:sz="0" w:space="0" w:color="000000"/>
+              </w:pBdr>
+              <w:spacing w:after="100" w:before="100" w:line="240"/>
+              <w:ind w:left="100" w:right="100" w:firstLine="0" w:firstLineChars="0"/>
+            </w:pPr>
+            <w:r>
+              <w:rPr>
+                <w:rFonts w:ascii="Helvetica" w:hAnsi="Helvetica" w:eastAsia="Helvetica" w:cs="Helvetica"/>
+                <w:i w:val="false"/>
+                <w:b w:val="false"/>
+                <w:u w:val="none"/>
+                <w:sz w:val="22"/>
+                <w:szCs w:val="22"/>
+                <w:color w:val="000000"/>
+              </w:rPr>
+              <w:t xml:space="preserve">0.177</w:t>
+            </w:r>
+          </w:p>
+        </w:tc>
+        <w:tc>
+          <w:tcPr>
+            <w:tcBorders>
+              <w:bottom w:val="none" w:sz="0" w:space="0" w:color="000000"/>
+              <w:top w:val="none" w:sz="0" w:space="0" w:color="000000"/>
+              <w:left w:val="none" w:sz="0" w:space="0" w:color="000000"/>
+              <w:right w:val="none" w:sz="0" w:space="0" w:color="000000"/>
+            </w:tcBorders>
+            <w:shd w:val="clear" w:color="auto" w:fill="FFFFFF"/>
+            <w:tcMar>
+              <w:top w:w="0" w:type="dxa"/>
+              <w:bottom w:w="0" w:type="dxa"/>
+              <w:left w:w="0" w:type="dxa"/>
+              <w:right w:w="0" w:type="dxa"/>
+            </w:tcMar>
+            <w:vAlign w:val="center"/>
+          </w:tcPr>
+          <w:p>
+            <w:pPr>
+              <w:pStyle w:val="Normal"/>
+              <w:jc w:val="right"/>
+              <w:pBdr>
+                <w:bottom w:val="none" w:sz="0" w:space="0" w:color="000000"/>
+                <w:top w:val="none" w:sz="0" w:space="0" w:color="000000"/>
+                <w:left w:val="none" w:sz="0" w:space="0" w:color="000000"/>
+                <w:right w:val="none" w:sz="0" w:space="0" w:color="000000"/>
+              </w:pBdr>
+              <w:spacing w:after="100" w:before="100" w:line="240"/>
+              <w:ind w:left="100" w:right="100" w:firstLine="0" w:firstLineChars="0"/>
+            </w:pPr>
+            <w:r>
+              <w:rPr>
+                <w:rFonts w:ascii="Helvetica" w:hAnsi="Helvetica" w:eastAsia="Helvetica" w:cs="Helvetica"/>
+                <w:i w:val="false"/>
+                <w:b w:val="false"/>
+                <w:u w:val="none"/>
+                <w:sz w:val="22"/>
+                <w:szCs w:val="22"/>
+                <w:color w:val="000000"/>
+              </w:rPr>
+              <w:t xml:space="preserve">0.313</w:t>
+            </w:r>
+          </w:p>
+        </w:tc>
       </w:tr>
       <w:tr>
         <w:trPr>
@@ -4598,6 +5648,94 @@
             </w:r>
           </w:p>
         </w:tc>
+        <w:tc>
+          <w:tcPr>
+            <w:tcBorders>
+              <w:bottom w:val="none" w:sz="0" w:space="0" w:color="000000"/>
+              <w:top w:val="none" w:sz="0" w:space="0" w:color="000000"/>
+              <w:left w:val="none" w:sz="0" w:space="0" w:color="000000"/>
+              <w:right w:val="none" w:sz="0" w:space="0" w:color="000000"/>
+            </w:tcBorders>
+            <w:shd w:val="clear" w:color="auto" w:fill="FFFFFF"/>
+            <w:tcMar>
+              <w:top w:w="0" w:type="dxa"/>
+              <w:bottom w:w="0" w:type="dxa"/>
+              <w:left w:w="0" w:type="dxa"/>
+              <w:right w:w="0" w:type="dxa"/>
+            </w:tcMar>
+            <w:vAlign w:val="center"/>
+          </w:tcPr>
+          <w:p>
+            <w:pPr>
+              <w:pStyle w:val="Normal"/>
+              <w:jc w:val="right"/>
+              <w:pBdr>
+                <w:bottom w:val="none" w:sz="0" w:space="0" w:color="000000"/>
+                <w:top w:val="none" w:sz="0" w:space="0" w:color="000000"/>
+                <w:left w:val="none" w:sz="0" w:space="0" w:color="000000"/>
+                <w:right w:val="none" w:sz="0" w:space="0" w:color="000000"/>
+              </w:pBdr>
+              <w:spacing w:after="100" w:before="100" w:line="240"/>
+              <w:ind w:left="100" w:right="100" w:firstLine="0" w:firstLineChars="0"/>
+            </w:pPr>
+            <w:r>
+              <w:rPr>
+                <w:rFonts w:ascii="Helvetica" w:hAnsi="Helvetica" w:eastAsia="Helvetica" w:cs="Helvetica"/>
+                <w:i w:val="false"/>
+                <w:b w:val="false"/>
+                <w:u w:val="none"/>
+                <w:sz w:val="22"/>
+                <w:szCs w:val="22"/>
+                <w:color w:val="000000"/>
+              </w:rPr>
+              <w:t xml:space="preserve">-0.089</w:t>
+            </w:r>
+          </w:p>
+        </w:tc>
+        <w:tc>
+          <w:tcPr>
+            <w:tcBorders>
+              <w:bottom w:val="none" w:sz="0" w:space="0" w:color="000000"/>
+              <w:top w:val="none" w:sz="0" w:space="0" w:color="000000"/>
+              <w:left w:val="none" w:sz="0" w:space="0" w:color="000000"/>
+              <w:right w:val="none" w:sz="0" w:space="0" w:color="000000"/>
+            </w:tcBorders>
+            <w:shd w:val="clear" w:color="auto" w:fill="FFFFFF"/>
+            <w:tcMar>
+              <w:top w:w="0" w:type="dxa"/>
+              <w:bottom w:w="0" w:type="dxa"/>
+              <w:left w:w="0" w:type="dxa"/>
+              <w:right w:w="0" w:type="dxa"/>
+            </w:tcMar>
+            <w:vAlign w:val="center"/>
+          </w:tcPr>
+          <w:p>
+            <w:pPr>
+              <w:pStyle w:val="Normal"/>
+              <w:jc w:val="right"/>
+              <w:pBdr>
+                <w:bottom w:val="none" w:sz="0" w:space="0" w:color="000000"/>
+                <w:top w:val="none" w:sz="0" w:space="0" w:color="000000"/>
+                <w:left w:val="none" w:sz="0" w:space="0" w:color="000000"/>
+                <w:right w:val="none" w:sz="0" w:space="0" w:color="000000"/>
+              </w:pBdr>
+              <w:spacing w:after="100" w:before="100" w:line="240"/>
+              <w:ind w:left="100" w:right="100" w:firstLine="0" w:firstLineChars="0"/>
+            </w:pPr>
+            <w:r>
+              <w:rPr>
+                <w:rFonts w:ascii="Helvetica" w:hAnsi="Helvetica" w:eastAsia="Helvetica" w:cs="Helvetica"/>
+                <w:i w:val="false"/>
+                <w:b w:val="false"/>
+                <w:u w:val="none"/>
+                <w:sz w:val="22"/>
+                <w:szCs w:val="22"/>
+                <w:color w:val="000000"/>
+              </w:rPr>
+              <w:t xml:space="preserve">0.425</w:t>
+            </w:r>
+          </w:p>
+        </w:tc>
       </w:tr>
       <w:tr>
         <w:trPr>
@@ -4957,6 +6095,94 @@
             </w:r>
           </w:p>
         </w:tc>
+        <w:tc>
+          <w:tcPr>
+            <w:tcBorders>
+              <w:bottom w:val="none" w:sz="0" w:space="0" w:color="000000"/>
+              <w:top w:val="none" w:sz="0" w:space="0" w:color="000000"/>
+              <w:left w:val="none" w:sz="0" w:space="0" w:color="000000"/>
+              <w:right w:val="none" w:sz="0" w:space="0" w:color="000000"/>
+            </w:tcBorders>
+            <w:shd w:val="clear" w:color="auto" w:fill="FFFFFF"/>
+            <w:tcMar>
+              <w:top w:w="0" w:type="dxa"/>
+              <w:bottom w:w="0" w:type="dxa"/>
+              <w:left w:w="0" w:type="dxa"/>
+              <w:right w:w="0" w:type="dxa"/>
+            </w:tcMar>
+            <w:vAlign w:val="center"/>
+          </w:tcPr>
+          <w:p>
+            <w:pPr>
+              <w:pStyle w:val="Normal"/>
+              <w:jc w:val="right"/>
+              <w:pBdr>
+                <w:bottom w:val="none" w:sz="0" w:space="0" w:color="000000"/>
+                <w:top w:val="none" w:sz="0" w:space="0" w:color="000000"/>
+                <w:left w:val="none" w:sz="0" w:space="0" w:color="000000"/>
+                <w:right w:val="none" w:sz="0" w:space="0" w:color="000000"/>
+              </w:pBdr>
+              <w:spacing w:after="100" w:before="100" w:line="240"/>
+              <w:ind w:left="100" w:right="100" w:firstLine="0" w:firstLineChars="0"/>
+            </w:pPr>
+            <w:r>
+              <w:rPr>
+                <w:rFonts w:ascii="Helvetica" w:hAnsi="Helvetica" w:eastAsia="Helvetica" w:cs="Helvetica"/>
+                <w:i w:val="false"/>
+                <w:b w:val="false"/>
+                <w:u w:val="none"/>
+                <w:sz w:val="22"/>
+                <w:szCs w:val="22"/>
+                <w:color w:val="000000"/>
+              </w:rPr>
+              <w:t xml:space="preserve">0.018</w:t>
+            </w:r>
+          </w:p>
+        </w:tc>
+        <w:tc>
+          <w:tcPr>
+            <w:tcBorders>
+              <w:bottom w:val="none" w:sz="0" w:space="0" w:color="000000"/>
+              <w:top w:val="none" w:sz="0" w:space="0" w:color="000000"/>
+              <w:left w:val="none" w:sz="0" w:space="0" w:color="000000"/>
+              <w:right w:val="none" w:sz="0" w:space="0" w:color="000000"/>
+            </w:tcBorders>
+            <w:shd w:val="clear" w:color="auto" w:fill="FFFFFF"/>
+            <w:tcMar>
+              <w:top w:w="0" w:type="dxa"/>
+              <w:bottom w:w="0" w:type="dxa"/>
+              <w:left w:w="0" w:type="dxa"/>
+              <w:right w:w="0" w:type="dxa"/>
+            </w:tcMar>
+            <w:vAlign w:val="center"/>
+          </w:tcPr>
+          <w:p>
+            <w:pPr>
+              <w:pStyle w:val="Normal"/>
+              <w:jc w:val="right"/>
+              <w:pBdr>
+                <w:bottom w:val="none" w:sz="0" w:space="0" w:color="000000"/>
+                <w:top w:val="none" w:sz="0" w:space="0" w:color="000000"/>
+                <w:left w:val="none" w:sz="0" w:space="0" w:color="000000"/>
+                <w:right w:val="none" w:sz="0" w:space="0" w:color="000000"/>
+              </w:pBdr>
+              <w:spacing w:after="100" w:before="100" w:line="240"/>
+              <w:ind w:left="100" w:right="100" w:firstLine="0" w:firstLineChars="0"/>
+            </w:pPr>
+            <w:r>
+              <w:rPr>
+                <w:rFonts w:ascii="Helvetica" w:hAnsi="Helvetica" w:eastAsia="Helvetica" w:cs="Helvetica"/>
+                <w:i w:val="false"/>
+                <w:b w:val="false"/>
+                <w:u w:val="none"/>
+                <w:sz w:val="22"/>
+                <w:szCs w:val="22"/>
+                <w:color w:val="000000"/>
+              </w:rPr>
+              <w:t xml:space="preserve">0.319</w:t>
+            </w:r>
+          </w:p>
+        </w:tc>
       </w:tr>
       <w:tr>
         <w:trPr>
@@ -5304,6 +6530,94 @@
             </w:r>
           </w:p>
         </w:tc>
+        <w:tc>
+          <w:tcPr>
+            <w:tcBorders>
+              <w:bottom w:val="none" w:sz="0" w:space="0" w:color="000000"/>
+              <w:top w:val="none" w:sz="0" w:space="0" w:color="000000"/>
+              <w:left w:val="none" w:sz="0" w:space="0" w:color="000000"/>
+              <w:right w:val="none" w:sz="0" w:space="0" w:color="000000"/>
+            </w:tcBorders>
+            <w:shd w:val="clear" w:color="auto" w:fill="FFFFFF"/>
+            <w:tcMar>
+              <w:top w:w="0" w:type="dxa"/>
+              <w:bottom w:w="0" w:type="dxa"/>
+              <w:left w:w="0" w:type="dxa"/>
+              <w:right w:w="0" w:type="dxa"/>
+            </w:tcMar>
+            <w:vAlign w:val="center"/>
+          </w:tcPr>
+          <w:p>
+            <w:pPr>
+              <w:pStyle w:val="Normal"/>
+              <w:jc w:val="right"/>
+              <w:pBdr>
+                <w:bottom w:val="none" w:sz="0" w:space="0" w:color="000000"/>
+                <w:top w:val="none" w:sz="0" w:space="0" w:color="000000"/>
+                <w:left w:val="none" w:sz="0" w:space="0" w:color="000000"/>
+                <w:right w:val="none" w:sz="0" w:space="0" w:color="000000"/>
+              </w:pBdr>
+              <w:spacing w:after="100" w:before="100" w:line="240"/>
+              <w:ind w:left="100" w:right="100" w:firstLine="0" w:firstLineChars="0"/>
+            </w:pPr>
+            <w:r>
+              <w:rPr>
+                <w:rFonts w:ascii="Helvetica" w:hAnsi="Helvetica" w:eastAsia="Helvetica" w:cs="Helvetica"/>
+                <w:i w:val="false"/>
+                <w:b w:val="false"/>
+                <w:u w:val="none"/>
+                <w:sz w:val="22"/>
+                <w:szCs w:val="22"/>
+                <w:color w:val="000000"/>
+              </w:rPr>
+              <w:t xml:space="preserve">0.165</w:t>
+            </w:r>
+          </w:p>
+        </w:tc>
+        <w:tc>
+          <w:tcPr>
+            <w:tcBorders>
+              <w:bottom w:val="none" w:sz="0" w:space="0" w:color="000000"/>
+              <w:top w:val="none" w:sz="0" w:space="0" w:color="000000"/>
+              <w:left w:val="none" w:sz="0" w:space="0" w:color="000000"/>
+              <w:right w:val="none" w:sz="0" w:space="0" w:color="000000"/>
+            </w:tcBorders>
+            <w:shd w:val="clear" w:color="auto" w:fill="FFFFFF"/>
+            <w:tcMar>
+              <w:top w:w="0" w:type="dxa"/>
+              <w:bottom w:w="0" w:type="dxa"/>
+              <w:left w:w="0" w:type="dxa"/>
+              <w:right w:w="0" w:type="dxa"/>
+            </w:tcMar>
+            <w:vAlign w:val="center"/>
+          </w:tcPr>
+          <w:p>
+            <w:pPr>
+              <w:pStyle w:val="Normal"/>
+              <w:jc w:val="right"/>
+              <w:pBdr>
+                <w:bottom w:val="none" w:sz="0" w:space="0" w:color="000000"/>
+                <w:top w:val="none" w:sz="0" w:space="0" w:color="000000"/>
+                <w:left w:val="none" w:sz="0" w:space="0" w:color="000000"/>
+                <w:right w:val="none" w:sz="0" w:space="0" w:color="000000"/>
+              </w:pBdr>
+              <w:spacing w:after="100" w:before="100" w:line="240"/>
+              <w:ind w:left="100" w:right="100" w:firstLine="0" w:firstLineChars="0"/>
+            </w:pPr>
+            <w:r>
+              <w:rPr>
+                <w:rFonts w:ascii="Helvetica" w:hAnsi="Helvetica" w:eastAsia="Helvetica" w:cs="Helvetica"/>
+                <w:i w:val="false"/>
+                <w:b w:val="false"/>
+                <w:u w:val="none"/>
+                <w:sz w:val="22"/>
+                <w:szCs w:val="22"/>
+                <w:color w:val="000000"/>
+              </w:rPr>
+              <w:t xml:space="preserve">0.368</w:t>
+            </w:r>
+          </w:p>
+        </w:tc>
       </w:tr>
       <w:tr>
         <w:trPr>
@@ -5651,6 +6965,94 @@
             </w:r>
           </w:p>
         </w:tc>
+        <w:tc>
+          <w:tcPr>
+            <w:tcBorders>
+              <w:bottom w:val="none" w:sz="0" w:space="0" w:color="000000"/>
+              <w:top w:val="none" w:sz="0" w:space="0" w:color="000000"/>
+              <w:left w:val="none" w:sz="0" w:space="0" w:color="000000"/>
+              <w:right w:val="none" w:sz="0" w:space="0" w:color="000000"/>
+            </w:tcBorders>
+            <w:shd w:val="clear" w:color="auto" w:fill="FFFFFF"/>
+            <w:tcMar>
+              <w:top w:w="0" w:type="dxa"/>
+              <w:bottom w:w="0" w:type="dxa"/>
+              <w:left w:w="0" w:type="dxa"/>
+              <w:right w:w="0" w:type="dxa"/>
+            </w:tcMar>
+            <w:vAlign w:val="center"/>
+          </w:tcPr>
+          <w:p>
+            <w:pPr>
+              <w:pStyle w:val="Normal"/>
+              <w:jc w:val="right"/>
+              <w:pBdr>
+                <w:bottom w:val="none" w:sz="0" w:space="0" w:color="000000"/>
+                <w:top w:val="none" w:sz="0" w:space="0" w:color="000000"/>
+                <w:left w:val="none" w:sz="0" w:space="0" w:color="000000"/>
+                <w:right w:val="none" w:sz="0" w:space="0" w:color="000000"/>
+              </w:pBdr>
+              <w:spacing w:after="100" w:before="100" w:line="240"/>
+              <w:ind w:left="100" w:right="100" w:firstLine="0" w:firstLineChars="0"/>
+            </w:pPr>
+            <w:r>
+              <w:rPr>
+                <w:rFonts w:ascii="Helvetica" w:hAnsi="Helvetica" w:eastAsia="Helvetica" w:cs="Helvetica"/>
+                <w:i w:val="false"/>
+                <w:b w:val="false"/>
+                <w:u w:val="none"/>
+                <w:sz w:val="22"/>
+                <w:szCs w:val="22"/>
+                <w:color w:val="000000"/>
+              </w:rPr>
+              <w:t xml:space="preserve">0.023</w:t>
+            </w:r>
+          </w:p>
+        </w:tc>
+        <w:tc>
+          <w:tcPr>
+            <w:tcBorders>
+              <w:bottom w:val="none" w:sz="0" w:space="0" w:color="000000"/>
+              <w:top w:val="none" w:sz="0" w:space="0" w:color="000000"/>
+              <w:left w:val="none" w:sz="0" w:space="0" w:color="000000"/>
+              <w:right w:val="none" w:sz="0" w:space="0" w:color="000000"/>
+            </w:tcBorders>
+            <w:shd w:val="clear" w:color="auto" w:fill="FFFFFF"/>
+            <w:tcMar>
+              <w:top w:w="0" w:type="dxa"/>
+              <w:bottom w:w="0" w:type="dxa"/>
+              <w:left w:w="0" w:type="dxa"/>
+              <w:right w:w="0" w:type="dxa"/>
+            </w:tcMar>
+            <w:vAlign w:val="center"/>
+          </w:tcPr>
+          <w:p>
+            <w:pPr>
+              <w:pStyle w:val="Normal"/>
+              <w:jc w:val="right"/>
+              <w:pBdr>
+                <w:bottom w:val="none" w:sz="0" w:space="0" w:color="000000"/>
+                <w:top w:val="none" w:sz="0" w:space="0" w:color="000000"/>
+                <w:left w:val="none" w:sz="0" w:space="0" w:color="000000"/>
+                <w:right w:val="none" w:sz="0" w:space="0" w:color="000000"/>
+              </w:pBdr>
+              <w:spacing w:after="100" w:before="100" w:line="240"/>
+              <w:ind w:left="100" w:right="100" w:firstLine="0" w:firstLineChars="0"/>
+            </w:pPr>
+            <w:r>
+              <w:rPr>
+                <w:rFonts w:ascii="Helvetica" w:hAnsi="Helvetica" w:eastAsia="Helvetica" w:cs="Helvetica"/>
+                <w:i w:val="false"/>
+                <w:b w:val="false"/>
+                <w:u w:val="none"/>
+                <w:sz w:val="22"/>
+                <w:szCs w:val="22"/>
+                <w:color w:val="000000"/>
+              </w:rPr>
+              <w:t xml:space="preserve">0.417</w:t>
+            </w:r>
+          </w:p>
+        </w:tc>
       </w:tr>
       <w:tr>
         <w:trPr>
@@ -5998,6 +7400,94 @@
             </w:r>
           </w:p>
         </w:tc>
+        <w:tc>
+          <w:tcPr>
+            <w:tcBorders>
+              <w:bottom w:val="none" w:sz="0" w:space="0" w:color="000000"/>
+              <w:top w:val="none" w:sz="0" w:space="0" w:color="000000"/>
+              <w:left w:val="none" w:sz="0" w:space="0" w:color="000000"/>
+              <w:right w:val="none" w:sz="0" w:space="0" w:color="000000"/>
+            </w:tcBorders>
+            <w:shd w:val="clear" w:color="auto" w:fill="FFFFFF"/>
+            <w:tcMar>
+              <w:top w:w="0" w:type="dxa"/>
+              <w:bottom w:w="0" w:type="dxa"/>
+              <w:left w:w="0" w:type="dxa"/>
+              <w:right w:w="0" w:type="dxa"/>
+            </w:tcMar>
+            <w:vAlign w:val="center"/>
+          </w:tcPr>
+          <w:p>
+            <w:pPr>
+              <w:pStyle w:val="Normal"/>
+              <w:jc w:val="right"/>
+              <w:pBdr>
+                <w:bottom w:val="none" w:sz="0" w:space="0" w:color="000000"/>
+                <w:top w:val="none" w:sz="0" w:space="0" w:color="000000"/>
+                <w:left w:val="none" w:sz="0" w:space="0" w:color="000000"/>
+                <w:right w:val="none" w:sz="0" w:space="0" w:color="000000"/>
+              </w:pBdr>
+              <w:spacing w:after="100" w:before="100" w:line="240"/>
+              <w:ind w:left="100" w:right="100" w:firstLine="0" w:firstLineChars="0"/>
+            </w:pPr>
+            <w:r>
+              <w:rPr>
+                <w:rFonts w:ascii="Helvetica" w:hAnsi="Helvetica" w:eastAsia="Helvetica" w:cs="Helvetica"/>
+                <w:i w:val="false"/>
+                <w:b w:val="false"/>
+                <w:u w:val="none"/>
+                <w:sz w:val="22"/>
+                <w:szCs w:val="22"/>
+                <w:color w:val="000000"/>
+              </w:rPr>
+              <w:t xml:space="preserve">0.230</w:t>
+            </w:r>
+          </w:p>
+        </w:tc>
+        <w:tc>
+          <w:tcPr>
+            <w:tcBorders>
+              <w:bottom w:val="none" w:sz="0" w:space="0" w:color="000000"/>
+              <w:top w:val="none" w:sz="0" w:space="0" w:color="000000"/>
+              <w:left w:val="none" w:sz="0" w:space="0" w:color="000000"/>
+              <w:right w:val="none" w:sz="0" w:space="0" w:color="000000"/>
+            </w:tcBorders>
+            <w:shd w:val="clear" w:color="auto" w:fill="FFFFFF"/>
+            <w:tcMar>
+              <w:top w:w="0" w:type="dxa"/>
+              <w:bottom w:w="0" w:type="dxa"/>
+              <w:left w:w="0" w:type="dxa"/>
+              <w:right w:w="0" w:type="dxa"/>
+            </w:tcMar>
+            <w:vAlign w:val="center"/>
+          </w:tcPr>
+          <w:p>
+            <w:pPr>
+              <w:pStyle w:val="Normal"/>
+              <w:jc w:val="right"/>
+              <w:pBdr>
+                <w:bottom w:val="none" w:sz="0" w:space="0" w:color="000000"/>
+                <w:top w:val="none" w:sz="0" w:space="0" w:color="000000"/>
+                <w:left w:val="none" w:sz="0" w:space="0" w:color="000000"/>
+                <w:right w:val="none" w:sz="0" w:space="0" w:color="000000"/>
+              </w:pBdr>
+              <w:spacing w:after="100" w:before="100" w:line="240"/>
+              <w:ind w:left="100" w:right="100" w:firstLine="0" w:firstLineChars="0"/>
+            </w:pPr>
+            <w:r>
+              <w:rPr>
+                <w:rFonts w:ascii="Helvetica" w:hAnsi="Helvetica" w:eastAsia="Helvetica" w:cs="Helvetica"/>
+                <w:i w:val="false"/>
+                <w:b w:val="false"/>
+                <w:u w:val="none"/>
+                <w:sz w:val="22"/>
+                <w:szCs w:val="22"/>
+                <w:color w:val="000000"/>
+              </w:rPr>
+              <w:t xml:space="preserve">0.504</w:t>
+            </w:r>
+          </w:p>
+        </w:tc>
       </w:tr>
       <w:tr>
         <w:trPr>
@@ -6345,6 +7835,94 @@
             </w:r>
           </w:p>
         </w:tc>
+        <w:tc>
+          <w:tcPr>
+            <w:tcBorders>
+              <w:bottom w:val="none" w:sz="0" w:space="0" w:color="000000"/>
+              <w:top w:val="none" w:sz="0" w:space="0" w:color="000000"/>
+              <w:left w:val="none" w:sz="0" w:space="0" w:color="000000"/>
+              <w:right w:val="none" w:sz="0" w:space="0" w:color="000000"/>
+            </w:tcBorders>
+            <w:shd w:val="clear" w:color="auto" w:fill="FFFFFF"/>
+            <w:tcMar>
+              <w:top w:w="0" w:type="dxa"/>
+              <w:bottom w:w="0" w:type="dxa"/>
+              <w:left w:w="0" w:type="dxa"/>
+              <w:right w:w="0" w:type="dxa"/>
+            </w:tcMar>
+            <w:vAlign w:val="center"/>
+          </w:tcPr>
+          <w:p>
+            <w:pPr>
+              <w:pStyle w:val="Normal"/>
+              <w:jc w:val="right"/>
+              <w:pBdr>
+                <w:bottom w:val="none" w:sz="0" w:space="0" w:color="000000"/>
+                <w:top w:val="none" w:sz="0" w:space="0" w:color="000000"/>
+                <w:left w:val="none" w:sz="0" w:space="0" w:color="000000"/>
+                <w:right w:val="none" w:sz="0" w:space="0" w:color="000000"/>
+              </w:pBdr>
+              <w:spacing w:after="100" w:before="100" w:line="240"/>
+              <w:ind w:left="100" w:right="100" w:firstLine="0" w:firstLineChars="0"/>
+            </w:pPr>
+            <w:r>
+              <w:rPr>
+                <w:rFonts w:ascii="Helvetica" w:hAnsi="Helvetica" w:eastAsia="Helvetica" w:cs="Helvetica"/>
+                <w:i w:val="false"/>
+                <w:b w:val="false"/>
+                <w:u w:val="none"/>
+                <w:sz w:val="22"/>
+                <w:szCs w:val="22"/>
+                <w:color w:val="000000"/>
+              </w:rPr>
+              <w:t xml:space="preserve">-0.033</w:t>
+            </w:r>
+          </w:p>
+        </w:tc>
+        <w:tc>
+          <w:tcPr>
+            <w:tcBorders>
+              <w:bottom w:val="none" w:sz="0" w:space="0" w:color="000000"/>
+              <w:top w:val="none" w:sz="0" w:space="0" w:color="000000"/>
+              <w:left w:val="none" w:sz="0" w:space="0" w:color="000000"/>
+              <w:right w:val="none" w:sz="0" w:space="0" w:color="000000"/>
+            </w:tcBorders>
+            <w:shd w:val="clear" w:color="auto" w:fill="FFFFFF"/>
+            <w:tcMar>
+              <w:top w:w="0" w:type="dxa"/>
+              <w:bottom w:w="0" w:type="dxa"/>
+              <w:left w:w="0" w:type="dxa"/>
+              <w:right w:w="0" w:type="dxa"/>
+            </w:tcMar>
+            <w:vAlign w:val="center"/>
+          </w:tcPr>
+          <w:p>
+            <w:pPr>
+              <w:pStyle w:val="Normal"/>
+              <w:jc w:val="right"/>
+              <w:pBdr>
+                <w:bottom w:val="none" w:sz="0" w:space="0" w:color="000000"/>
+                <w:top w:val="none" w:sz="0" w:space="0" w:color="000000"/>
+                <w:left w:val="none" w:sz="0" w:space="0" w:color="000000"/>
+                <w:right w:val="none" w:sz="0" w:space="0" w:color="000000"/>
+              </w:pBdr>
+              <w:spacing w:after="100" w:before="100" w:line="240"/>
+              <w:ind w:left="100" w:right="100" w:firstLine="0" w:firstLineChars="0"/>
+            </w:pPr>
+            <w:r>
+              <w:rPr>
+                <w:rFonts w:ascii="Helvetica" w:hAnsi="Helvetica" w:eastAsia="Helvetica" w:cs="Helvetica"/>
+                <w:i w:val="false"/>
+                <w:b w:val="false"/>
+                <w:u w:val="none"/>
+                <w:sz w:val="22"/>
+                <w:szCs w:val="22"/>
+                <w:color w:val="000000"/>
+              </w:rPr>
+              <w:t xml:space="preserve">0.344</w:t>
+            </w:r>
+          </w:p>
+        </w:tc>
       </w:tr>
       <w:tr>
         <w:trPr>
@@ -6692,6 +8270,94 @@
             </w:r>
           </w:p>
         </w:tc>
+        <w:tc>
+          <w:tcPr>
+            <w:tcBorders>
+              <w:bottom w:val="none" w:sz="0" w:space="0" w:color="000000"/>
+              <w:top w:val="none" w:sz="0" w:space="0" w:color="000000"/>
+              <w:left w:val="none" w:sz="0" w:space="0" w:color="000000"/>
+              <w:right w:val="none" w:sz="0" w:space="0" w:color="000000"/>
+            </w:tcBorders>
+            <w:shd w:val="clear" w:color="auto" w:fill="FFFFFF"/>
+            <w:tcMar>
+              <w:top w:w="0" w:type="dxa"/>
+              <w:bottom w:w="0" w:type="dxa"/>
+              <w:left w:w="0" w:type="dxa"/>
+              <w:right w:w="0" w:type="dxa"/>
+            </w:tcMar>
+            <w:vAlign w:val="center"/>
+          </w:tcPr>
+          <w:p>
+            <w:pPr>
+              <w:pStyle w:val="Normal"/>
+              <w:jc w:val="right"/>
+              <w:pBdr>
+                <w:bottom w:val="none" w:sz="0" w:space="0" w:color="000000"/>
+                <w:top w:val="none" w:sz="0" w:space="0" w:color="000000"/>
+                <w:left w:val="none" w:sz="0" w:space="0" w:color="000000"/>
+                <w:right w:val="none" w:sz="0" w:space="0" w:color="000000"/>
+              </w:pBdr>
+              <w:spacing w:after="100" w:before="100" w:line="240"/>
+              <w:ind w:left="100" w:right="100" w:firstLine="0" w:firstLineChars="0"/>
+            </w:pPr>
+            <w:r>
+              <w:rPr>
+                <w:rFonts w:ascii="Helvetica" w:hAnsi="Helvetica" w:eastAsia="Helvetica" w:cs="Helvetica"/>
+                <w:i w:val="false"/>
+                <w:b w:val="false"/>
+                <w:u w:val="none"/>
+                <w:sz w:val="22"/>
+                <w:szCs w:val="22"/>
+                <w:color w:val="000000"/>
+              </w:rPr>
+              <w:t xml:space="preserve">0.391</w:t>
+            </w:r>
+          </w:p>
+        </w:tc>
+        <w:tc>
+          <w:tcPr>
+            <w:tcBorders>
+              <w:bottom w:val="none" w:sz="0" w:space="0" w:color="000000"/>
+              <w:top w:val="none" w:sz="0" w:space="0" w:color="000000"/>
+              <w:left w:val="none" w:sz="0" w:space="0" w:color="000000"/>
+              <w:right w:val="none" w:sz="0" w:space="0" w:color="000000"/>
+            </w:tcBorders>
+            <w:shd w:val="clear" w:color="auto" w:fill="FFFFFF"/>
+            <w:tcMar>
+              <w:top w:w="0" w:type="dxa"/>
+              <w:bottom w:w="0" w:type="dxa"/>
+              <w:left w:w="0" w:type="dxa"/>
+              <w:right w:w="0" w:type="dxa"/>
+            </w:tcMar>
+            <w:vAlign w:val="center"/>
+          </w:tcPr>
+          <w:p>
+            <w:pPr>
+              <w:pStyle w:val="Normal"/>
+              <w:jc w:val="right"/>
+              <w:pBdr>
+                <w:bottom w:val="none" w:sz="0" w:space="0" w:color="000000"/>
+                <w:top w:val="none" w:sz="0" w:space="0" w:color="000000"/>
+                <w:left w:val="none" w:sz="0" w:space="0" w:color="000000"/>
+                <w:right w:val="none" w:sz="0" w:space="0" w:color="000000"/>
+              </w:pBdr>
+              <w:spacing w:after="100" w:before="100" w:line="240"/>
+              <w:ind w:left="100" w:right="100" w:firstLine="0" w:firstLineChars="0"/>
+            </w:pPr>
+            <w:r>
+              <w:rPr>
+                <w:rFonts w:ascii="Helvetica" w:hAnsi="Helvetica" w:eastAsia="Helvetica" w:cs="Helvetica"/>
+                <w:i w:val="false"/>
+                <w:b w:val="false"/>
+                <w:u w:val="none"/>
+                <w:sz w:val="22"/>
+                <w:szCs w:val="22"/>
+                <w:color w:val="000000"/>
+              </w:rPr>
+              <w:t xml:space="preserve">0.478</w:t>
+            </w:r>
+          </w:p>
+        </w:tc>
       </w:tr>
       <w:tr>
         <w:trPr>
@@ -7051,6 +8717,94 @@
             </w:r>
           </w:p>
         </w:tc>
+        <w:tc>
+          <w:tcPr>
+            <w:tcBorders>
+              <w:bottom w:val="none" w:sz="0" w:space="0" w:color="000000"/>
+              <w:top w:val="none" w:sz="0" w:space="0" w:color="000000"/>
+              <w:left w:val="none" w:sz="0" w:space="0" w:color="000000"/>
+              <w:right w:val="none" w:sz="0" w:space="0" w:color="000000"/>
+            </w:tcBorders>
+            <w:shd w:val="clear" w:color="auto" w:fill="FFFFFF"/>
+            <w:tcMar>
+              <w:top w:w="0" w:type="dxa"/>
+              <w:bottom w:w="0" w:type="dxa"/>
+              <w:left w:w="0" w:type="dxa"/>
+              <w:right w:w="0" w:type="dxa"/>
+            </w:tcMar>
+            <w:vAlign w:val="center"/>
+          </w:tcPr>
+          <w:p>
+            <w:pPr>
+              <w:pStyle w:val="Normal"/>
+              <w:jc w:val="right"/>
+              <w:pBdr>
+                <w:bottom w:val="none" w:sz="0" w:space="0" w:color="000000"/>
+                <w:top w:val="none" w:sz="0" w:space="0" w:color="000000"/>
+                <w:left w:val="none" w:sz="0" w:space="0" w:color="000000"/>
+                <w:right w:val="none" w:sz="0" w:space="0" w:color="000000"/>
+              </w:pBdr>
+              <w:spacing w:after="100" w:before="100" w:line="240"/>
+              <w:ind w:left="100" w:right="100" w:firstLine="0" w:firstLineChars="0"/>
+            </w:pPr>
+            <w:r>
+              <w:rPr>
+                <w:rFonts w:ascii="Helvetica" w:hAnsi="Helvetica" w:eastAsia="Helvetica" w:cs="Helvetica"/>
+                <w:i w:val="false"/>
+                <w:b w:val="false"/>
+                <w:u w:val="none"/>
+                <w:sz w:val="22"/>
+                <w:szCs w:val="22"/>
+                <w:color w:val="000000"/>
+              </w:rPr>
+              <w:t xml:space="preserve">-0.505</w:t>
+            </w:r>
+          </w:p>
+        </w:tc>
+        <w:tc>
+          <w:tcPr>
+            <w:tcBorders>
+              <w:bottom w:val="none" w:sz="0" w:space="0" w:color="000000"/>
+              <w:top w:val="none" w:sz="0" w:space="0" w:color="000000"/>
+              <w:left w:val="none" w:sz="0" w:space="0" w:color="000000"/>
+              <w:right w:val="none" w:sz="0" w:space="0" w:color="000000"/>
+            </w:tcBorders>
+            <w:shd w:val="clear" w:color="auto" w:fill="FFFFFF"/>
+            <w:tcMar>
+              <w:top w:w="0" w:type="dxa"/>
+              <w:bottom w:w="0" w:type="dxa"/>
+              <w:left w:w="0" w:type="dxa"/>
+              <w:right w:w="0" w:type="dxa"/>
+            </w:tcMar>
+            <w:vAlign w:val="center"/>
+          </w:tcPr>
+          <w:p>
+            <w:pPr>
+              <w:pStyle w:val="Normal"/>
+              <w:jc w:val="right"/>
+              <w:pBdr>
+                <w:bottom w:val="none" w:sz="0" w:space="0" w:color="000000"/>
+                <w:top w:val="none" w:sz="0" w:space="0" w:color="000000"/>
+                <w:left w:val="none" w:sz="0" w:space="0" w:color="000000"/>
+                <w:right w:val="none" w:sz="0" w:space="0" w:color="000000"/>
+              </w:pBdr>
+              <w:spacing w:after="100" w:before="100" w:line="240"/>
+              <w:ind w:left="100" w:right="100" w:firstLine="0" w:firstLineChars="0"/>
+            </w:pPr>
+            <w:r>
+              <w:rPr>
+                <w:rFonts w:ascii="Helvetica" w:hAnsi="Helvetica" w:eastAsia="Helvetica" w:cs="Helvetica"/>
+                <w:i w:val="false"/>
+                <w:b w:val="false"/>
+                <w:u w:val="none"/>
+                <w:sz w:val="22"/>
+                <w:szCs w:val="22"/>
+                <w:color w:val="000000"/>
+              </w:rPr>
+              <w:t xml:space="preserve">0.757</w:t>
+            </w:r>
+          </w:p>
+        </w:tc>
       </w:tr>
       <w:tr>
         <w:trPr>
@@ -7398,6 +9152,94 @@
             </w:r>
           </w:p>
         </w:tc>
+        <w:tc>
+          <w:tcPr>
+            <w:tcBorders>
+              <w:bottom w:val="none" w:sz="0" w:space="0" w:color="000000"/>
+              <w:top w:val="none" w:sz="0" w:space="0" w:color="000000"/>
+              <w:left w:val="none" w:sz="0" w:space="0" w:color="000000"/>
+              <w:right w:val="none" w:sz="0" w:space="0" w:color="000000"/>
+            </w:tcBorders>
+            <w:shd w:val="clear" w:color="auto" w:fill="FFFFFF"/>
+            <w:tcMar>
+              <w:top w:w="0" w:type="dxa"/>
+              <w:bottom w:w="0" w:type="dxa"/>
+              <w:left w:w="0" w:type="dxa"/>
+              <w:right w:w="0" w:type="dxa"/>
+            </w:tcMar>
+            <w:vAlign w:val="center"/>
+          </w:tcPr>
+          <w:p>
+            <w:pPr>
+              <w:pStyle w:val="Normal"/>
+              <w:jc w:val="right"/>
+              <w:pBdr>
+                <w:bottom w:val="none" w:sz="0" w:space="0" w:color="000000"/>
+                <w:top w:val="none" w:sz="0" w:space="0" w:color="000000"/>
+                <w:left w:val="none" w:sz="0" w:space="0" w:color="000000"/>
+                <w:right w:val="none" w:sz="0" w:space="0" w:color="000000"/>
+              </w:pBdr>
+              <w:spacing w:after="100" w:before="100" w:line="240"/>
+              <w:ind w:left="100" w:right="100" w:firstLine="0" w:firstLineChars="0"/>
+            </w:pPr>
+            <w:r>
+              <w:rPr>
+                <w:rFonts w:ascii="Helvetica" w:hAnsi="Helvetica" w:eastAsia="Helvetica" w:cs="Helvetica"/>
+                <w:i w:val="false"/>
+                <w:b w:val="false"/>
+                <w:u w:val="none"/>
+                <w:sz w:val="22"/>
+                <w:szCs w:val="22"/>
+                <w:color w:val="000000"/>
+              </w:rPr>
+              <w:t xml:space="preserve">0.132</w:t>
+            </w:r>
+          </w:p>
+        </w:tc>
+        <w:tc>
+          <w:tcPr>
+            <w:tcBorders>
+              <w:bottom w:val="none" w:sz="0" w:space="0" w:color="000000"/>
+              <w:top w:val="none" w:sz="0" w:space="0" w:color="000000"/>
+              <w:left w:val="none" w:sz="0" w:space="0" w:color="000000"/>
+              <w:right w:val="none" w:sz="0" w:space="0" w:color="000000"/>
+            </w:tcBorders>
+            <w:shd w:val="clear" w:color="auto" w:fill="FFFFFF"/>
+            <w:tcMar>
+              <w:top w:w="0" w:type="dxa"/>
+              <w:bottom w:w="0" w:type="dxa"/>
+              <w:left w:w="0" w:type="dxa"/>
+              <w:right w:w="0" w:type="dxa"/>
+            </w:tcMar>
+            <w:vAlign w:val="center"/>
+          </w:tcPr>
+          <w:p>
+            <w:pPr>
+              <w:pStyle w:val="Normal"/>
+              <w:jc w:val="right"/>
+              <w:pBdr>
+                <w:bottom w:val="none" w:sz="0" w:space="0" w:color="000000"/>
+                <w:top w:val="none" w:sz="0" w:space="0" w:color="000000"/>
+                <w:left w:val="none" w:sz="0" w:space="0" w:color="000000"/>
+                <w:right w:val="none" w:sz="0" w:space="0" w:color="000000"/>
+              </w:pBdr>
+              <w:spacing w:after="100" w:before="100" w:line="240"/>
+              <w:ind w:left="100" w:right="100" w:firstLine="0" w:firstLineChars="0"/>
+            </w:pPr>
+            <w:r>
+              <w:rPr>
+                <w:rFonts w:ascii="Helvetica" w:hAnsi="Helvetica" w:eastAsia="Helvetica" w:cs="Helvetica"/>
+                <w:i w:val="false"/>
+                <w:b w:val="false"/>
+                <w:u w:val="none"/>
+                <w:sz w:val="22"/>
+                <w:szCs w:val="22"/>
+                <w:color w:val="000000"/>
+              </w:rPr>
+              <w:t xml:space="preserve">0.736</w:t>
+            </w:r>
+          </w:p>
+        </w:tc>
       </w:tr>
       <w:tr>
         <w:trPr>
@@ -7745,6 +9587,94 @@
             </w:r>
           </w:p>
         </w:tc>
+        <w:tc>
+          <w:tcPr>
+            <w:tcBorders>
+              <w:bottom w:val="none" w:sz="0" w:space="0" w:color="000000"/>
+              <w:top w:val="none" w:sz="0" w:space="0" w:color="000000"/>
+              <w:left w:val="none" w:sz="0" w:space="0" w:color="000000"/>
+              <w:right w:val="none" w:sz="0" w:space="0" w:color="000000"/>
+            </w:tcBorders>
+            <w:shd w:val="clear" w:color="auto" w:fill="FFFFFF"/>
+            <w:tcMar>
+              <w:top w:w="0" w:type="dxa"/>
+              <w:bottom w:w="0" w:type="dxa"/>
+              <w:left w:w="0" w:type="dxa"/>
+              <w:right w:w="0" w:type="dxa"/>
+            </w:tcMar>
+            <w:vAlign w:val="center"/>
+          </w:tcPr>
+          <w:p>
+            <w:pPr>
+              <w:pStyle w:val="Normal"/>
+              <w:jc w:val="right"/>
+              <w:pBdr>
+                <w:bottom w:val="none" w:sz="0" w:space="0" w:color="000000"/>
+                <w:top w:val="none" w:sz="0" w:space="0" w:color="000000"/>
+                <w:left w:val="none" w:sz="0" w:space="0" w:color="000000"/>
+                <w:right w:val="none" w:sz="0" w:space="0" w:color="000000"/>
+              </w:pBdr>
+              <w:spacing w:after="100" w:before="100" w:line="240"/>
+              <w:ind w:left="100" w:right="100" w:firstLine="0" w:firstLineChars="0"/>
+            </w:pPr>
+            <w:r>
+              <w:rPr>
+                <w:rFonts w:ascii="Helvetica" w:hAnsi="Helvetica" w:eastAsia="Helvetica" w:cs="Helvetica"/>
+                <w:i w:val="false"/>
+                <w:b w:val="false"/>
+                <w:u w:val="none"/>
+                <w:sz w:val="22"/>
+                <w:szCs w:val="22"/>
+                <w:color w:val="000000"/>
+              </w:rPr>
+              <w:t xml:space="preserve">-0.324</w:t>
+            </w:r>
+          </w:p>
+        </w:tc>
+        <w:tc>
+          <w:tcPr>
+            <w:tcBorders>
+              <w:bottom w:val="none" w:sz="0" w:space="0" w:color="000000"/>
+              <w:top w:val="none" w:sz="0" w:space="0" w:color="000000"/>
+              <w:left w:val="none" w:sz="0" w:space="0" w:color="000000"/>
+              <w:right w:val="none" w:sz="0" w:space="0" w:color="000000"/>
+            </w:tcBorders>
+            <w:shd w:val="clear" w:color="auto" w:fill="FFFFFF"/>
+            <w:tcMar>
+              <w:top w:w="0" w:type="dxa"/>
+              <w:bottom w:w="0" w:type="dxa"/>
+              <w:left w:w="0" w:type="dxa"/>
+              <w:right w:w="0" w:type="dxa"/>
+            </w:tcMar>
+            <w:vAlign w:val="center"/>
+          </w:tcPr>
+          <w:p>
+            <w:pPr>
+              <w:pStyle w:val="Normal"/>
+              <w:jc w:val="right"/>
+              <w:pBdr>
+                <w:bottom w:val="none" w:sz="0" w:space="0" w:color="000000"/>
+                <w:top w:val="none" w:sz="0" w:space="0" w:color="000000"/>
+                <w:left w:val="none" w:sz="0" w:space="0" w:color="000000"/>
+                <w:right w:val="none" w:sz="0" w:space="0" w:color="000000"/>
+              </w:pBdr>
+              <w:spacing w:after="100" w:before="100" w:line="240"/>
+              <w:ind w:left="100" w:right="100" w:firstLine="0" w:firstLineChars="0"/>
+            </w:pPr>
+            <w:r>
+              <w:rPr>
+                <w:rFonts w:ascii="Helvetica" w:hAnsi="Helvetica" w:eastAsia="Helvetica" w:cs="Helvetica"/>
+                <w:i w:val="false"/>
+                <w:b w:val="false"/>
+                <w:u w:val="none"/>
+                <w:sz w:val="22"/>
+                <w:szCs w:val="22"/>
+                <w:color w:val="000000"/>
+              </w:rPr>
+              <w:t xml:space="preserve">0.852</w:t>
+            </w:r>
+          </w:p>
+        </w:tc>
       </w:tr>
       <w:tr>
         <w:trPr>
@@ -8092,6 +10022,94 @@
             </w:r>
           </w:p>
         </w:tc>
+        <w:tc>
+          <w:tcPr>
+            <w:tcBorders>
+              <w:bottom w:val="none" w:sz="0" w:space="0" w:color="000000"/>
+              <w:top w:val="none" w:sz="0" w:space="0" w:color="000000"/>
+              <w:left w:val="none" w:sz="0" w:space="0" w:color="000000"/>
+              <w:right w:val="none" w:sz="0" w:space="0" w:color="000000"/>
+            </w:tcBorders>
+            <w:shd w:val="clear" w:color="auto" w:fill="FFFFFF"/>
+            <w:tcMar>
+              <w:top w:w="0" w:type="dxa"/>
+              <w:bottom w:w="0" w:type="dxa"/>
+              <w:left w:w="0" w:type="dxa"/>
+              <w:right w:w="0" w:type="dxa"/>
+            </w:tcMar>
+            <w:vAlign w:val="center"/>
+          </w:tcPr>
+          <w:p>
+            <w:pPr>
+              <w:pStyle w:val="Normal"/>
+              <w:jc w:val="right"/>
+              <w:pBdr>
+                <w:bottom w:val="none" w:sz="0" w:space="0" w:color="000000"/>
+                <w:top w:val="none" w:sz="0" w:space="0" w:color="000000"/>
+                <w:left w:val="none" w:sz="0" w:space="0" w:color="000000"/>
+                <w:right w:val="none" w:sz="0" w:space="0" w:color="000000"/>
+              </w:pBdr>
+              <w:spacing w:after="100" w:before="100" w:line="240"/>
+              <w:ind w:left="100" w:right="100" w:firstLine="0" w:firstLineChars="0"/>
+            </w:pPr>
+            <w:r>
+              <w:rPr>
+                <w:rFonts w:ascii="Helvetica" w:hAnsi="Helvetica" w:eastAsia="Helvetica" w:cs="Helvetica"/>
+                <w:i w:val="false"/>
+                <w:b w:val="false"/>
+                <w:u w:val="none"/>
+                <w:sz w:val="22"/>
+                <w:szCs w:val="22"/>
+                <w:color w:val="000000"/>
+              </w:rPr>
+              <w:t xml:space="preserve">0.147</w:t>
+            </w:r>
+          </w:p>
+        </w:tc>
+        <w:tc>
+          <w:tcPr>
+            <w:tcBorders>
+              <w:bottom w:val="none" w:sz="0" w:space="0" w:color="000000"/>
+              <w:top w:val="none" w:sz="0" w:space="0" w:color="000000"/>
+              <w:left w:val="none" w:sz="0" w:space="0" w:color="000000"/>
+              <w:right w:val="none" w:sz="0" w:space="0" w:color="000000"/>
+            </w:tcBorders>
+            <w:shd w:val="clear" w:color="auto" w:fill="FFFFFF"/>
+            <w:tcMar>
+              <w:top w:w="0" w:type="dxa"/>
+              <w:bottom w:w="0" w:type="dxa"/>
+              <w:left w:w="0" w:type="dxa"/>
+              <w:right w:w="0" w:type="dxa"/>
+            </w:tcMar>
+            <w:vAlign w:val="center"/>
+          </w:tcPr>
+          <w:p>
+            <w:pPr>
+              <w:pStyle w:val="Normal"/>
+              <w:jc w:val="right"/>
+              <w:pBdr>
+                <w:bottom w:val="none" w:sz="0" w:space="0" w:color="000000"/>
+                <w:top w:val="none" w:sz="0" w:space="0" w:color="000000"/>
+                <w:left w:val="none" w:sz="0" w:space="0" w:color="000000"/>
+                <w:right w:val="none" w:sz="0" w:space="0" w:color="000000"/>
+              </w:pBdr>
+              <w:spacing w:after="100" w:before="100" w:line="240"/>
+              <w:ind w:left="100" w:right="100" w:firstLine="0" w:firstLineChars="0"/>
+            </w:pPr>
+            <w:r>
+              <w:rPr>
+                <w:rFonts w:ascii="Helvetica" w:hAnsi="Helvetica" w:eastAsia="Helvetica" w:cs="Helvetica"/>
+                <w:i w:val="false"/>
+                <w:b w:val="false"/>
+                <w:u w:val="none"/>
+                <w:sz w:val="22"/>
+                <w:szCs w:val="22"/>
+                <w:color w:val="000000"/>
+              </w:rPr>
+              <w:t xml:space="preserve">1.042</w:t>
+            </w:r>
+          </w:p>
+        </w:tc>
       </w:tr>
       <w:tr>
         <w:trPr>
@@ -8439,6 +10457,94 @@
             </w:r>
           </w:p>
         </w:tc>
+        <w:tc>
+          <w:tcPr>
+            <w:tcBorders>
+              <w:bottom w:val="none" w:sz="0" w:space="0" w:color="000000"/>
+              <w:top w:val="none" w:sz="0" w:space="0" w:color="000000"/>
+              <w:left w:val="none" w:sz="0" w:space="0" w:color="000000"/>
+              <w:right w:val="none" w:sz="0" w:space="0" w:color="000000"/>
+            </w:tcBorders>
+            <w:shd w:val="clear" w:color="auto" w:fill="FFFFFF"/>
+            <w:tcMar>
+              <w:top w:w="0" w:type="dxa"/>
+              <w:bottom w:w="0" w:type="dxa"/>
+              <w:left w:w="0" w:type="dxa"/>
+              <w:right w:w="0" w:type="dxa"/>
+            </w:tcMar>
+            <w:vAlign w:val="center"/>
+          </w:tcPr>
+          <w:p>
+            <w:pPr>
+              <w:pStyle w:val="Normal"/>
+              <w:jc w:val="right"/>
+              <w:pBdr>
+                <w:bottom w:val="none" w:sz="0" w:space="0" w:color="000000"/>
+                <w:top w:val="none" w:sz="0" w:space="0" w:color="000000"/>
+                <w:left w:val="none" w:sz="0" w:space="0" w:color="000000"/>
+                <w:right w:val="none" w:sz="0" w:space="0" w:color="000000"/>
+              </w:pBdr>
+              <w:spacing w:after="100" w:before="100" w:line="240"/>
+              <w:ind w:left="100" w:right="100" w:firstLine="0" w:firstLineChars="0"/>
+            </w:pPr>
+            <w:r>
+              <w:rPr>
+                <w:rFonts w:ascii="Helvetica" w:hAnsi="Helvetica" w:eastAsia="Helvetica" w:cs="Helvetica"/>
+                <w:i w:val="false"/>
+                <w:b w:val="false"/>
+                <w:u w:val="none"/>
+                <w:sz w:val="22"/>
+                <w:szCs w:val="22"/>
+                <w:color w:val="000000"/>
+              </w:rPr>
+              <w:t xml:space="preserve">0.125</w:t>
+            </w:r>
+          </w:p>
+        </w:tc>
+        <w:tc>
+          <w:tcPr>
+            <w:tcBorders>
+              <w:bottom w:val="none" w:sz="0" w:space="0" w:color="000000"/>
+              <w:top w:val="none" w:sz="0" w:space="0" w:color="000000"/>
+              <w:left w:val="none" w:sz="0" w:space="0" w:color="000000"/>
+              <w:right w:val="none" w:sz="0" w:space="0" w:color="000000"/>
+            </w:tcBorders>
+            <w:shd w:val="clear" w:color="auto" w:fill="FFFFFF"/>
+            <w:tcMar>
+              <w:top w:w="0" w:type="dxa"/>
+              <w:bottom w:w="0" w:type="dxa"/>
+              <w:left w:w="0" w:type="dxa"/>
+              <w:right w:w="0" w:type="dxa"/>
+            </w:tcMar>
+            <w:vAlign w:val="center"/>
+          </w:tcPr>
+          <w:p>
+            <w:pPr>
+              <w:pStyle w:val="Normal"/>
+              <w:jc w:val="right"/>
+              <w:pBdr>
+                <w:bottom w:val="none" w:sz="0" w:space="0" w:color="000000"/>
+                <w:top w:val="none" w:sz="0" w:space="0" w:color="000000"/>
+                <w:left w:val="none" w:sz="0" w:space="0" w:color="000000"/>
+                <w:right w:val="none" w:sz="0" w:space="0" w:color="000000"/>
+              </w:pBdr>
+              <w:spacing w:after="100" w:before="100" w:line="240"/>
+              <w:ind w:left="100" w:right="100" w:firstLine="0" w:firstLineChars="0"/>
+            </w:pPr>
+            <w:r>
+              <w:rPr>
+                <w:rFonts w:ascii="Helvetica" w:hAnsi="Helvetica" w:eastAsia="Helvetica" w:cs="Helvetica"/>
+                <w:i w:val="false"/>
+                <w:b w:val="false"/>
+                <w:u w:val="none"/>
+                <w:sz w:val="22"/>
+                <w:szCs w:val="22"/>
+                <w:color w:val="000000"/>
+              </w:rPr>
+              <w:t xml:space="preserve">1.123</w:t>
+            </w:r>
+          </w:p>
+        </w:tc>
       </w:tr>
       <w:tr>
         <w:trPr>
@@ -8783,6 +10889,94 @@
                 <w:color w:val="000000"/>
               </w:rPr>
               <w:t xml:space="preserve">9.656</w:t>
+            </w:r>
+          </w:p>
+        </w:tc>
+        <w:tc>
+          <w:tcPr>
+            <w:tcBorders>
+              <w:bottom w:val="single" w:sz="12" w:space="0" w:color="666666"/>
+              <w:top w:val="none" w:sz="0" w:space="0" w:color="000000"/>
+              <w:left w:val="none" w:sz="0" w:space="0" w:color="000000"/>
+              <w:right w:val="none" w:sz="0" w:space="0" w:color="000000"/>
+            </w:tcBorders>
+            <w:shd w:val="clear" w:color="auto" w:fill="FFFFFF"/>
+            <w:tcMar>
+              <w:top w:w="0" w:type="dxa"/>
+              <w:bottom w:w="0" w:type="dxa"/>
+              <w:left w:w="0" w:type="dxa"/>
+              <w:right w:w="0" w:type="dxa"/>
+            </w:tcMar>
+            <w:vAlign w:val="center"/>
+          </w:tcPr>
+          <w:p>
+            <w:pPr>
+              <w:pStyle w:val="Normal"/>
+              <w:jc w:val="right"/>
+              <w:pBdr>
+                <w:bottom w:val="none" w:sz="0" w:space="0" w:color="000000"/>
+                <w:top w:val="none" w:sz="0" w:space="0" w:color="000000"/>
+                <w:left w:val="none" w:sz="0" w:space="0" w:color="000000"/>
+                <w:right w:val="none" w:sz="0" w:space="0" w:color="000000"/>
+              </w:pBdr>
+              <w:spacing w:after="100" w:before="100" w:line="240"/>
+              <w:ind w:left="100" w:right="100" w:firstLine="0" w:firstLineChars="0"/>
+            </w:pPr>
+            <w:r>
+              <w:rPr>
+                <w:rFonts w:ascii="Helvetica" w:hAnsi="Helvetica" w:eastAsia="Helvetica" w:cs="Helvetica"/>
+                <w:i w:val="false"/>
+                <w:b w:val="false"/>
+                <w:u w:val="none"/>
+                <w:sz w:val="22"/>
+                <w:szCs w:val="22"/>
+                <w:color w:val="000000"/>
+              </w:rPr>
+              <w:t xml:space="preserve">-0.796</w:t>
+            </w:r>
+          </w:p>
+        </w:tc>
+        <w:tc>
+          <w:tcPr>
+            <w:tcBorders>
+              <w:bottom w:val="single" w:sz="12" w:space="0" w:color="666666"/>
+              <w:top w:val="none" w:sz="0" w:space="0" w:color="000000"/>
+              <w:left w:val="none" w:sz="0" w:space="0" w:color="000000"/>
+              <w:right w:val="none" w:sz="0" w:space="0" w:color="000000"/>
+            </w:tcBorders>
+            <w:shd w:val="clear" w:color="auto" w:fill="FFFFFF"/>
+            <w:tcMar>
+              <w:top w:w="0" w:type="dxa"/>
+              <w:bottom w:w="0" w:type="dxa"/>
+              <w:left w:w="0" w:type="dxa"/>
+              <w:right w:w="0" w:type="dxa"/>
+            </w:tcMar>
+            <w:vAlign w:val="center"/>
+          </w:tcPr>
+          <w:p>
+            <w:pPr>
+              <w:pStyle w:val="Normal"/>
+              <w:jc w:val="right"/>
+              <w:pBdr>
+                <w:bottom w:val="none" w:sz="0" w:space="0" w:color="000000"/>
+                <w:top w:val="none" w:sz="0" w:space="0" w:color="000000"/>
+                <w:left w:val="none" w:sz="0" w:space="0" w:color="000000"/>
+                <w:right w:val="none" w:sz="0" w:space="0" w:color="000000"/>
+              </w:pBdr>
+              <w:spacing w:after="100" w:before="100" w:line="240"/>
+              <w:ind w:left="100" w:right="100" w:firstLine="0" w:firstLineChars="0"/>
+            </w:pPr>
+            <w:r>
+              <w:rPr>
+                <w:rFonts w:ascii="Helvetica" w:hAnsi="Helvetica" w:eastAsia="Helvetica" w:cs="Helvetica"/>
+                <w:i w:val="false"/>
+                <w:b w:val="false"/>
+                <w:u w:val="none"/>
+                <w:sz w:val="22"/>
+                <w:szCs w:val="22"/>
+                <w:color w:val="000000"/>
+              </w:rPr>
+              <w:t xml:space="preserve">1.309</w:t>
             </w:r>
           </w:p>
         </w:tc>
@@ -8829,6 +11023,8 @@
         <w:gridCol w:w="1046"/>
         <w:gridCol w:w="961"/>
         <w:gridCol w:w="961"/>
+        <w:gridCol w:w="1034"/>
+        <w:gridCol w:w="961"/>
       </w:tblGrid>
       <w:tr>
         <w:trPr>
@@ -9188,6 +11384,94 @@
             </w:r>
           </w:p>
         </w:tc>
+        <w:tc>
+          <w:tcPr>
+            <w:tcBorders>
+              <w:bottom w:val="single" w:sz="12" w:space="0" w:color="666666"/>
+              <w:top w:val="single" w:sz="12" w:space="0" w:color="666666"/>
+              <w:left w:val="none" w:sz="0" w:space="0" w:color="000000"/>
+              <w:right w:val="none" w:sz="0" w:space="0" w:color="000000"/>
+            </w:tcBorders>
+            <w:shd w:val="clear" w:color="auto" w:fill="FFFFFF"/>
+            <w:tcMar>
+              <w:top w:w="0" w:type="dxa"/>
+              <w:bottom w:w="0" w:type="dxa"/>
+              <w:left w:w="0" w:type="dxa"/>
+              <w:right w:w="0" w:type="dxa"/>
+            </w:tcMar>
+            <w:vAlign w:val="center"/>
+          </w:tcPr>
+          <w:p>
+            <w:pPr>
+              <w:pStyle w:val="Normal"/>
+              <w:jc w:val="right"/>
+              <w:pBdr>
+                <w:bottom w:val="none" w:sz="0" w:space="0" w:color="000000"/>
+                <w:top w:val="none" w:sz="0" w:space="0" w:color="000000"/>
+                <w:left w:val="none" w:sz="0" w:space="0" w:color="000000"/>
+                <w:right w:val="none" w:sz="0" w:space="0" w:color="000000"/>
+              </w:pBdr>
+              <w:spacing w:after="100" w:before="100" w:line="240"/>
+              <w:ind w:left="100" w:right="100" w:firstLine="0" w:firstLineChars="0"/>
+            </w:pPr>
+            <w:r>
+              <w:rPr>
+                <w:rFonts w:ascii="Helvetica" w:hAnsi="Helvetica" w:eastAsia="Helvetica" w:cs="Helvetica"/>
+                <w:i w:val="false"/>
+                <w:b w:val="false"/>
+                <w:u w:val="none"/>
+                <w:sz w:val="22"/>
+                <w:szCs w:val="22"/>
+                <w:color w:val="000000"/>
+              </w:rPr>
+              <w:t xml:space="preserve">MSD</w:t>
+            </w:r>
+          </w:p>
+        </w:tc>
+        <w:tc>
+          <w:tcPr>
+            <w:tcBorders>
+              <w:bottom w:val="single" w:sz="12" w:space="0" w:color="666666"/>
+              <w:top w:val="single" w:sz="12" w:space="0" w:color="666666"/>
+              <w:left w:val="none" w:sz="0" w:space="0" w:color="000000"/>
+              <w:right w:val="none" w:sz="0" w:space="0" w:color="000000"/>
+            </w:tcBorders>
+            <w:shd w:val="clear" w:color="auto" w:fill="FFFFFF"/>
+            <w:tcMar>
+              <w:top w:w="0" w:type="dxa"/>
+              <w:bottom w:w="0" w:type="dxa"/>
+              <w:left w:w="0" w:type="dxa"/>
+              <w:right w:w="0" w:type="dxa"/>
+            </w:tcMar>
+            <w:vAlign w:val="center"/>
+          </w:tcPr>
+          <w:p>
+            <w:pPr>
+              <w:pStyle w:val="Normal"/>
+              <w:jc w:val="right"/>
+              <w:pBdr>
+                <w:bottom w:val="none" w:sz="0" w:space="0" w:color="000000"/>
+                <w:top w:val="none" w:sz="0" w:space="0" w:color="000000"/>
+                <w:left w:val="none" w:sz="0" w:space="0" w:color="000000"/>
+                <w:right w:val="none" w:sz="0" w:space="0" w:color="000000"/>
+              </w:pBdr>
+              <w:spacing w:after="100" w:before="100" w:line="240"/>
+              <w:ind w:left="100" w:right="100" w:firstLine="0" w:firstLineChars="0"/>
+            </w:pPr>
+            <w:r>
+              <w:rPr>
+                <w:rFonts w:ascii="Helvetica" w:hAnsi="Helvetica" w:eastAsia="Helvetica" w:cs="Helvetica"/>
+                <w:i w:val="false"/>
+                <w:b w:val="false"/>
+                <w:u w:val="none"/>
+                <w:sz w:val="22"/>
+                <w:szCs w:val="22"/>
+                <w:color w:val="000000"/>
+              </w:rPr>
+              <w:t xml:space="preserve">MAD</w:t>
+            </w:r>
+          </w:p>
+        </w:tc>
       </w:tr>
       <w:tr>
         <w:trPr>
@@ -9547,6 +11831,94 @@
             </w:r>
           </w:p>
         </w:tc>
+        <w:tc>
+          <w:tcPr>
+            <w:tcBorders>
+              <w:bottom w:val="none" w:sz="0" w:space="0" w:color="000000"/>
+              <w:top w:val="single" w:sz="12" w:space="0" w:color="666666"/>
+              <w:left w:val="none" w:sz="0" w:space="0" w:color="000000"/>
+              <w:right w:val="none" w:sz="0" w:space="0" w:color="000000"/>
+            </w:tcBorders>
+            <w:shd w:val="clear" w:color="auto" w:fill="FFFFFF"/>
+            <w:tcMar>
+              <w:top w:w="0" w:type="dxa"/>
+              <w:bottom w:w="0" w:type="dxa"/>
+              <w:left w:w="0" w:type="dxa"/>
+              <w:right w:w="0" w:type="dxa"/>
+            </w:tcMar>
+            <w:vAlign w:val="center"/>
+          </w:tcPr>
+          <w:p>
+            <w:pPr>
+              <w:pStyle w:val="Normal"/>
+              <w:jc w:val="right"/>
+              <w:pBdr>
+                <w:bottom w:val="none" w:sz="0" w:space="0" w:color="000000"/>
+                <w:top w:val="none" w:sz="0" w:space="0" w:color="000000"/>
+                <w:left w:val="none" w:sz="0" w:space="0" w:color="000000"/>
+                <w:right w:val="none" w:sz="0" w:space="0" w:color="000000"/>
+              </w:pBdr>
+              <w:spacing w:after="100" w:before="100" w:line="240"/>
+              <w:ind w:left="100" w:right="100" w:firstLine="0" w:firstLineChars="0"/>
+            </w:pPr>
+            <w:r>
+              <w:rPr>
+                <w:rFonts w:ascii="Helvetica" w:hAnsi="Helvetica" w:eastAsia="Helvetica" w:cs="Helvetica"/>
+                <w:i w:val="false"/>
+                <w:b w:val="false"/>
+                <w:u w:val="none"/>
+                <w:sz w:val="22"/>
+                <w:szCs w:val="22"/>
+                <w:color w:val="000000"/>
+              </w:rPr>
+              <w:t xml:space="preserve">0.002</w:t>
+            </w:r>
+          </w:p>
+        </w:tc>
+        <w:tc>
+          <w:tcPr>
+            <w:tcBorders>
+              <w:bottom w:val="none" w:sz="0" w:space="0" w:color="000000"/>
+              <w:top w:val="single" w:sz="12" w:space="0" w:color="666666"/>
+              <w:left w:val="none" w:sz="0" w:space="0" w:color="000000"/>
+              <w:right w:val="none" w:sz="0" w:space="0" w:color="000000"/>
+            </w:tcBorders>
+            <w:shd w:val="clear" w:color="auto" w:fill="FFFFFF"/>
+            <w:tcMar>
+              <w:top w:w="0" w:type="dxa"/>
+              <w:bottom w:w="0" w:type="dxa"/>
+              <w:left w:w="0" w:type="dxa"/>
+              <w:right w:w="0" w:type="dxa"/>
+            </w:tcMar>
+            <w:vAlign w:val="center"/>
+          </w:tcPr>
+          <w:p>
+            <w:pPr>
+              <w:pStyle w:val="Normal"/>
+              <w:jc w:val="right"/>
+              <w:pBdr>
+                <w:bottom w:val="none" w:sz="0" w:space="0" w:color="000000"/>
+                <w:top w:val="none" w:sz="0" w:space="0" w:color="000000"/>
+                <w:left w:val="none" w:sz="0" w:space="0" w:color="000000"/>
+                <w:right w:val="none" w:sz="0" w:space="0" w:color="000000"/>
+              </w:pBdr>
+              <w:spacing w:after="100" w:before="100" w:line="240"/>
+              <w:ind w:left="100" w:right="100" w:firstLine="0" w:firstLineChars="0"/>
+            </w:pPr>
+            <w:r>
+              <w:rPr>
+                <w:rFonts w:ascii="Helvetica" w:hAnsi="Helvetica" w:eastAsia="Helvetica" w:cs="Helvetica"/>
+                <w:i w:val="false"/>
+                <w:b w:val="false"/>
+                <w:u w:val="none"/>
+                <w:sz w:val="22"/>
+                <w:szCs w:val="22"/>
+                <w:color w:val="000000"/>
+              </w:rPr>
+              <w:t xml:space="preserve">0.040</w:t>
+            </w:r>
+          </w:p>
+        </w:tc>
       </w:tr>
       <w:tr>
         <w:trPr>
@@ -9894,6 +12266,94 @@
             </w:r>
           </w:p>
         </w:tc>
+        <w:tc>
+          <w:tcPr>
+            <w:tcBorders>
+              <w:bottom w:val="none" w:sz="0" w:space="0" w:color="000000"/>
+              <w:top w:val="none" w:sz="0" w:space="0" w:color="000000"/>
+              <w:left w:val="none" w:sz="0" w:space="0" w:color="000000"/>
+              <w:right w:val="none" w:sz="0" w:space="0" w:color="000000"/>
+            </w:tcBorders>
+            <w:shd w:val="clear" w:color="auto" w:fill="FFFFFF"/>
+            <w:tcMar>
+              <w:top w:w="0" w:type="dxa"/>
+              <w:bottom w:w="0" w:type="dxa"/>
+              <w:left w:w="0" w:type="dxa"/>
+              <w:right w:w="0" w:type="dxa"/>
+            </w:tcMar>
+            <w:vAlign w:val="center"/>
+          </w:tcPr>
+          <w:p>
+            <w:pPr>
+              <w:pStyle w:val="Normal"/>
+              <w:jc w:val="right"/>
+              <w:pBdr>
+                <w:bottom w:val="none" w:sz="0" w:space="0" w:color="000000"/>
+                <w:top w:val="none" w:sz="0" w:space="0" w:color="000000"/>
+                <w:left w:val="none" w:sz="0" w:space="0" w:color="000000"/>
+                <w:right w:val="none" w:sz="0" w:space="0" w:color="000000"/>
+              </w:pBdr>
+              <w:spacing w:after="100" w:before="100" w:line="240"/>
+              <w:ind w:left="100" w:right="100" w:firstLine="0" w:firstLineChars="0"/>
+            </w:pPr>
+            <w:r>
+              <w:rPr>
+                <w:rFonts w:ascii="Helvetica" w:hAnsi="Helvetica" w:eastAsia="Helvetica" w:cs="Helvetica"/>
+                <w:i w:val="false"/>
+                <w:b w:val="false"/>
+                <w:u w:val="none"/>
+                <w:sz w:val="22"/>
+                <w:szCs w:val="22"/>
+                <w:color w:val="000000"/>
+              </w:rPr>
+              <w:t xml:space="preserve">0.055</w:t>
+            </w:r>
+          </w:p>
+        </w:tc>
+        <w:tc>
+          <w:tcPr>
+            <w:tcBorders>
+              <w:bottom w:val="none" w:sz="0" w:space="0" w:color="000000"/>
+              <w:top w:val="none" w:sz="0" w:space="0" w:color="000000"/>
+              <w:left w:val="none" w:sz="0" w:space="0" w:color="000000"/>
+              <w:right w:val="none" w:sz="0" w:space="0" w:color="000000"/>
+            </w:tcBorders>
+            <w:shd w:val="clear" w:color="auto" w:fill="FFFFFF"/>
+            <w:tcMar>
+              <w:top w:w="0" w:type="dxa"/>
+              <w:bottom w:w="0" w:type="dxa"/>
+              <w:left w:w="0" w:type="dxa"/>
+              <w:right w:w="0" w:type="dxa"/>
+            </w:tcMar>
+            <w:vAlign w:val="center"/>
+          </w:tcPr>
+          <w:p>
+            <w:pPr>
+              <w:pStyle w:val="Normal"/>
+              <w:jc w:val="right"/>
+              <w:pBdr>
+                <w:bottom w:val="none" w:sz="0" w:space="0" w:color="000000"/>
+                <w:top w:val="none" w:sz="0" w:space="0" w:color="000000"/>
+                <w:left w:val="none" w:sz="0" w:space="0" w:color="000000"/>
+                <w:right w:val="none" w:sz="0" w:space="0" w:color="000000"/>
+              </w:pBdr>
+              <w:spacing w:after="100" w:before="100" w:line="240"/>
+              <w:ind w:left="100" w:right="100" w:firstLine="0" w:firstLineChars="0"/>
+            </w:pPr>
+            <w:r>
+              <w:rPr>
+                <w:rFonts w:ascii="Helvetica" w:hAnsi="Helvetica" w:eastAsia="Helvetica" w:cs="Helvetica"/>
+                <w:i w:val="false"/>
+                <w:b w:val="false"/>
+                <w:u w:val="none"/>
+                <w:sz w:val="22"/>
+                <w:szCs w:val="22"/>
+                <w:color w:val="000000"/>
+              </w:rPr>
+              <w:t xml:space="preserve">0.054</w:t>
+            </w:r>
+          </w:p>
+        </w:tc>
       </w:tr>
       <w:tr>
         <w:trPr>
@@ -10241,6 +12701,94 @@
             </w:r>
           </w:p>
         </w:tc>
+        <w:tc>
+          <w:tcPr>
+            <w:tcBorders>
+              <w:bottom w:val="none" w:sz="0" w:space="0" w:color="000000"/>
+              <w:top w:val="none" w:sz="0" w:space="0" w:color="000000"/>
+              <w:left w:val="none" w:sz="0" w:space="0" w:color="000000"/>
+              <w:right w:val="none" w:sz="0" w:space="0" w:color="000000"/>
+            </w:tcBorders>
+            <w:shd w:val="clear" w:color="auto" w:fill="FFFFFF"/>
+            <w:tcMar>
+              <w:top w:w="0" w:type="dxa"/>
+              <w:bottom w:w="0" w:type="dxa"/>
+              <w:left w:w="0" w:type="dxa"/>
+              <w:right w:w="0" w:type="dxa"/>
+            </w:tcMar>
+            <w:vAlign w:val="center"/>
+          </w:tcPr>
+          <w:p>
+            <w:pPr>
+              <w:pStyle w:val="Normal"/>
+              <w:jc w:val="right"/>
+              <w:pBdr>
+                <w:bottom w:val="none" w:sz="0" w:space="0" w:color="000000"/>
+                <w:top w:val="none" w:sz="0" w:space="0" w:color="000000"/>
+                <w:left w:val="none" w:sz="0" w:space="0" w:color="000000"/>
+                <w:right w:val="none" w:sz="0" w:space="0" w:color="000000"/>
+              </w:pBdr>
+              <w:spacing w:after="100" w:before="100" w:line="240"/>
+              <w:ind w:left="100" w:right="100" w:firstLine="0" w:firstLineChars="0"/>
+            </w:pPr>
+            <w:r>
+              <w:rPr>
+                <w:rFonts w:ascii="Helvetica" w:hAnsi="Helvetica" w:eastAsia="Helvetica" w:cs="Helvetica"/>
+                <w:i w:val="false"/>
+                <w:b w:val="false"/>
+                <w:u w:val="none"/>
+                <w:sz w:val="22"/>
+                <w:szCs w:val="22"/>
+                <w:color w:val="000000"/>
+              </w:rPr>
+              <w:t xml:space="preserve">0.000</w:t>
+            </w:r>
+          </w:p>
+        </w:tc>
+        <w:tc>
+          <w:tcPr>
+            <w:tcBorders>
+              <w:bottom w:val="none" w:sz="0" w:space="0" w:color="000000"/>
+              <w:top w:val="none" w:sz="0" w:space="0" w:color="000000"/>
+              <w:left w:val="none" w:sz="0" w:space="0" w:color="000000"/>
+              <w:right w:val="none" w:sz="0" w:space="0" w:color="000000"/>
+            </w:tcBorders>
+            <w:shd w:val="clear" w:color="auto" w:fill="FFFFFF"/>
+            <w:tcMar>
+              <w:top w:w="0" w:type="dxa"/>
+              <w:bottom w:w="0" w:type="dxa"/>
+              <w:left w:w="0" w:type="dxa"/>
+              <w:right w:w="0" w:type="dxa"/>
+            </w:tcMar>
+            <w:vAlign w:val="center"/>
+          </w:tcPr>
+          <w:p>
+            <w:pPr>
+              <w:pStyle w:val="Normal"/>
+              <w:jc w:val="right"/>
+              <w:pBdr>
+                <w:bottom w:val="none" w:sz="0" w:space="0" w:color="000000"/>
+                <w:top w:val="none" w:sz="0" w:space="0" w:color="000000"/>
+                <w:left w:val="none" w:sz="0" w:space="0" w:color="000000"/>
+                <w:right w:val="none" w:sz="0" w:space="0" w:color="000000"/>
+              </w:pBdr>
+              <w:spacing w:after="100" w:before="100" w:line="240"/>
+              <w:ind w:left="100" w:right="100" w:firstLine="0" w:firstLineChars="0"/>
+            </w:pPr>
+            <w:r>
+              <w:rPr>
+                <w:rFonts w:ascii="Helvetica" w:hAnsi="Helvetica" w:eastAsia="Helvetica" w:cs="Helvetica"/>
+                <w:i w:val="false"/>
+                <w:b w:val="false"/>
+                <w:u w:val="none"/>
+                <w:sz w:val="22"/>
+                <w:szCs w:val="22"/>
+                <w:color w:val="000000"/>
+              </w:rPr>
+              <w:t xml:space="preserve">0.089</w:t>
+            </w:r>
+          </w:p>
+        </w:tc>
       </w:tr>
       <w:tr>
         <w:trPr>
@@ -10588,6 +13136,94 @@
             </w:r>
           </w:p>
         </w:tc>
+        <w:tc>
+          <w:tcPr>
+            <w:tcBorders>
+              <w:bottom w:val="none" w:sz="0" w:space="0" w:color="000000"/>
+              <w:top w:val="none" w:sz="0" w:space="0" w:color="000000"/>
+              <w:left w:val="none" w:sz="0" w:space="0" w:color="000000"/>
+              <w:right w:val="none" w:sz="0" w:space="0" w:color="000000"/>
+            </w:tcBorders>
+            <w:shd w:val="clear" w:color="auto" w:fill="FFFFFF"/>
+            <w:tcMar>
+              <w:top w:w="0" w:type="dxa"/>
+              <w:bottom w:w="0" w:type="dxa"/>
+              <w:left w:w="0" w:type="dxa"/>
+              <w:right w:w="0" w:type="dxa"/>
+            </w:tcMar>
+            <w:vAlign w:val="center"/>
+          </w:tcPr>
+          <w:p>
+            <w:pPr>
+              <w:pStyle w:val="Normal"/>
+              <w:jc w:val="right"/>
+              <w:pBdr>
+                <w:bottom w:val="none" w:sz="0" w:space="0" w:color="000000"/>
+                <w:top w:val="none" w:sz="0" w:space="0" w:color="000000"/>
+                <w:left w:val="none" w:sz="0" w:space="0" w:color="000000"/>
+                <w:right w:val="none" w:sz="0" w:space="0" w:color="000000"/>
+              </w:pBdr>
+              <w:spacing w:after="100" w:before="100" w:line="240"/>
+              <w:ind w:left="100" w:right="100" w:firstLine="0" w:firstLineChars="0"/>
+            </w:pPr>
+            <w:r>
+              <w:rPr>
+                <w:rFonts w:ascii="Helvetica" w:hAnsi="Helvetica" w:eastAsia="Helvetica" w:cs="Helvetica"/>
+                <w:i w:val="false"/>
+                <w:b w:val="false"/>
+                <w:u w:val="none"/>
+                <w:sz w:val="22"/>
+                <w:szCs w:val="22"/>
+                <w:color w:val="000000"/>
+              </w:rPr>
+              <w:t xml:space="preserve">-0.041</w:t>
+            </w:r>
+          </w:p>
+        </w:tc>
+        <w:tc>
+          <w:tcPr>
+            <w:tcBorders>
+              <w:bottom w:val="none" w:sz="0" w:space="0" w:color="000000"/>
+              <w:top w:val="none" w:sz="0" w:space="0" w:color="000000"/>
+              <w:left w:val="none" w:sz="0" w:space="0" w:color="000000"/>
+              <w:right w:val="none" w:sz="0" w:space="0" w:color="000000"/>
+            </w:tcBorders>
+            <w:shd w:val="clear" w:color="auto" w:fill="FFFFFF"/>
+            <w:tcMar>
+              <w:top w:w="0" w:type="dxa"/>
+              <w:bottom w:w="0" w:type="dxa"/>
+              <w:left w:w="0" w:type="dxa"/>
+              <w:right w:w="0" w:type="dxa"/>
+            </w:tcMar>
+            <w:vAlign w:val="center"/>
+          </w:tcPr>
+          <w:p>
+            <w:pPr>
+              <w:pStyle w:val="Normal"/>
+              <w:jc w:val="right"/>
+              <w:pBdr>
+                <w:bottom w:val="none" w:sz="0" w:space="0" w:color="000000"/>
+                <w:top w:val="none" w:sz="0" w:space="0" w:color="000000"/>
+                <w:left w:val="none" w:sz="0" w:space="0" w:color="000000"/>
+                <w:right w:val="none" w:sz="0" w:space="0" w:color="000000"/>
+              </w:pBdr>
+              <w:spacing w:after="100" w:before="100" w:line="240"/>
+              <w:ind w:left="100" w:right="100" w:firstLine="0" w:firstLineChars="0"/>
+            </w:pPr>
+            <w:r>
+              <w:rPr>
+                <w:rFonts w:ascii="Helvetica" w:hAnsi="Helvetica" w:eastAsia="Helvetica" w:cs="Helvetica"/>
+                <w:i w:val="false"/>
+                <w:b w:val="false"/>
+                <w:u w:val="none"/>
+                <w:sz w:val="22"/>
+                <w:szCs w:val="22"/>
+                <w:color w:val="000000"/>
+              </w:rPr>
+              <w:t xml:space="preserve">0.090</w:t>
+            </w:r>
+          </w:p>
+        </w:tc>
       </w:tr>
       <w:tr>
         <w:trPr>
@@ -10935,6 +13571,94 @@
             </w:r>
           </w:p>
         </w:tc>
+        <w:tc>
+          <w:tcPr>
+            <w:tcBorders>
+              <w:bottom w:val="none" w:sz="0" w:space="0" w:color="000000"/>
+              <w:top w:val="none" w:sz="0" w:space="0" w:color="000000"/>
+              <w:left w:val="none" w:sz="0" w:space="0" w:color="000000"/>
+              <w:right w:val="none" w:sz="0" w:space="0" w:color="000000"/>
+            </w:tcBorders>
+            <w:shd w:val="clear" w:color="auto" w:fill="FFFFFF"/>
+            <w:tcMar>
+              <w:top w:w="0" w:type="dxa"/>
+              <w:bottom w:w="0" w:type="dxa"/>
+              <w:left w:w="0" w:type="dxa"/>
+              <w:right w:w="0" w:type="dxa"/>
+            </w:tcMar>
+            <w:vAlign w:val="center"/>
+          </w:tcPr>
+          <w:p>
+            <w:pPr>
+              <w:pStyle w:val="Normal"/>
+              <w:jc w:val="right"/>
+              <w:pBdr>
+                <w:bottom w:val="none" w:sz="0" w:space="0" w:color="000000"/>
+                <w:top w:val="none" w:sz="0" w:space="0" w:color="000000"/>
+                <w:left w:val="none" w:sz="0" w:space="0" w:color="000000"/>
+                <w:right w:val="none" w:sz="0" w:space="0" w:color="000000"/>
+              </w:pBdr>
+              <w:spacing w:after="100" w:before="100" w:line="240"/>
+              <w:ind w:left="100" w:right="100" w:firstLine="0" w:firstLineChars="0"/>
+            </w:pPr>
+            <w:r>
+              <w:rPr>
+                <w:rFonts w:ascii="Helvetica" w:hAnsi="Helvetica" w:eastAsia="Helvetica" w:cs="Helvetica"/>
+                <w:i w:val="false"/>
+                <w:b w:val="false"/>
+                <w:u w:val="none"/>
+                <w:sz w:val="22"/>
+                <w:szCs w:val="22"/>
+                <w:color w:val="000000"/>
+              </w:rPr>
+              <w:t xml:space="preserve">-0.001</w:t>
+            </w:r>
+          </w:p>
+        </w:tc>
+        <w:tc>
+          <w:tcPr>
+            <w:tcBorders>
+              <w:bottom w:val="none" w:sz="0" w:space="0" w:color="000000"/>
+              <w:top w:val="none" w:sz="0" w:space="0" w:color="000000"/>
+              <w:left w:val="none" w:sz="0" w:space="0" w:color="000000"/>
+              <w:right w:val="none" w:sz="0" w:space="0" w:color="000000"/>
+            </w:tcBorders>
+            <w:shd w:val="clear" w:color="auto" w:fill="FFFFFF"/>
+            <w:tcMar>
+              <w:top w:w="0" w:type="dxa"/>
+              <w:bottom w:w="0" w:type="dxa"/>
+              <w:left w:w="0" w:type="dxa"/>
+              <w:right w:w="0" w:type="dxa"/>
+            </w:tcMar>
+            <w:vAlign w:val="center"/>
+          </w:tcPr>
+          <w:p>
+            <w:pPr>
+              <w:pStyle w:val="Normal"/>
+              <w:jc w:val="right"/>
+              <w:pBdr>
+                <w:bottom w:val="none" w:sz="0" w:space="0" w:color="000000"/>
+                <w:top w:val="none" w:sz="0" w:space="0" w:color="000000"/>
+                <w:left w:val="none" w:sz="0" w:space="0" w:color="000000"/>
+                <w:right w:val="none" w:sz="0" w:space="0" w:color="000000"/>
+              </w:pBdr>
+              <w:spacing w:after="100" w:before="100" w:line="240"/>
+              <w:ind w:left="100" w:right="100" w:firstLine="0" w:firstLineChars="0"/>
+            </w:pPr>
+            <w:r>
+              <w:rPr>
+                <w:rFonts w:ascii="Helvetica" w:hAnsi="Helvetica" w:eastAsia="Helvetica" w:cs="Helvetica"/>
+                <w:i w:val="false"/>
+                <w:b w:val="false"/>
+                <w:u w:val="none"/>
+                <w:sz w:val="22"/>
+                <w:szCs w:val="22"/>
+                <w:color w:val="000000"/>
+              </w:rPr>
+              <w:t xml:space="preserve">0.046</w:t>
+            </w:r>
+          </w:p>
+        </w:tc>
       </w:tr>
       <w:tr>
         <w:trPr>
@@ -11282,6 +14006,94 @@
             </w:r>
           </w:p>
         </w:tc>
+        <w:tc>
+          <w:tcPr>
+            <w:tcBorders>
+              <w:bottom w:val="none" w:sz="0" w:space="0" w:color="000000"/>
+              <w:top w:val="none" w:sz="0" w:space="0" w:color="000000"/>
+              <w:left w:val="none" w:sz="0" w:space="0" w:color="000000"/>
+              <w:right w:val="none" w:sz="0" w:space="0" w:color="000000"/>
+            </w:tcBorders>
+            <w:shd w:val="clear" w:color="auto" w:fill="FFFFFF"/>
+            <w:tcMar>
+              <w:top w:w="0" w:type="dxa"/>
+              <w:bottom w:w="0" w:type="dxa"/>
+              <w:left w:w="0" w:type="dxa"/>
+              <w:right w:w="0" w:type="dxa"/>
+            </w:tcMar>
+            <w:vAlign w:val="center"/>
+          </w:tcPr>
+          <w:p>
+            <w:pPr>
+              <w:pStyle w:val="Normal"/>
+              <w:jc w:val="right"/>
+              <w:pBdr>
+                <w:bottom w:val="none" w:sz="0" w:space="0" w:color="000000"/>
+                <w:top w:val="none" w:sz="0" w:space="0" w:color="000000"/>
+                <w:left w:val="none" w:sz="0" w:space="0" w:color="000000"/>
+                <w:right w:val="none" w:sz="0" w:space="0" w:color="000000"/>
+              </w:pBdr>
+              <w:spacing w:after="100" w:before="100" w:line="240"/>
+              <w:ind w:left="100" w:right="100" w:firstLine="0" w:firstLineChars="0"/>
+            </w:pPr>
+            <w:r>
+              <w:rPr>
+                <w:rFonts w:ascii="Helvetica" w:hAnsi="Helvetica" w:eastAsia="Helvetica" w:cs="Helvetica"/>
+                <w:i w:val="false"/>
+                <w:b w:val="false"/>
+                <w:u w:val="none"/>
+                <w:sz w:val="22"/>
+                <w:szCs w:val="22"/>
+                <w:color w:val="000000"/>
+              </w:rPr>
+              <w:t xml:space="preserve">-0.097</w:t>
+            </w:r>
+          </w:p>
+        </w:tc>
+        <w:tc>
+          <w:tcPr>
+            <w:tcBorders>
+              <w:bottom w:val="none" w:sz="0" w:space="0" w:color="000000"/>
+              <w:top w:val="none" w:sz="0" w:space="0" w:color="000000"/>
+              <w:left w:val="none" w:sz="0" w:space="0" w:color="000000"/>
+              <w:right w:val="none" w:sz="0" w:space="0" w:color="000000"/>
+            </w:tcBorders>
+            <w:shd w:val="clear" w:color="auto" w:fill="FFFFFF"/>
+            <w:tcMar>
+              <w:top w:w="0" w:type="dxa"/>
+              <w:bottom w:w="0" w:type="dxa"/>
+              <w:left w:w="0" w:type="dxa"/>
+              <w:right w:w="0" w:type="dxa"/>
+            </w:tcMar>
+            <w:vAlign w:val="center"/>
+          </w:tcPr>
+          <w:p>
+            <w:pPr>
+              <w:pStyle w:val="Normal"/>
+              <w:jc w:val="right"/>
+              <w:pBdr>
+                <w:bottom w:val="none" w:sz="0" w:space="0" w:color="000000"/>
+                <w:top w:val="none" w:sz="0" w:space="0" w:color="000000"/>
+                <w:left w:val="none" w:sz="0" w:space="0" w:color="000000"/>
+                <w:right w:val="none" w:sz="0" w:space="0" w:color="000000"/>
+              </w:pBdr>
+              <w:spacing w:after="100" w:before="100" w:line="240"/>
+              <w:ind w:left="100" w:right="100" w:firstLine="0" w:firstLineChars="0"/>
+            </w:pPr>
+            <w:r>
+              <w:rPr>
+                <w:rFonts w:ascii="Helvetica" w:hAnsi="Helvetica" w:eastAsia="Helvetica" w:cs="Helvetica"/>
+                <w:i w:val="false"/>
+                <w:b w:val="false"/>
+                <w:u w:val="none"/>
+                <w:sz w:val="22"/>
+                <w:szCs w:val="22"/>
+                <w:color w:val="000000"/>
+              </w:rPr>
+              <w:t xml:space="preserve">0.197</w:t>
+            </w:r>
+          </w:p>
+        </w:tc>
       </w:tr>
       <w:tr>
         <w:trPr>
@@ -11641,6 +14453,94 @@
             </w:r>
           </w:p>
         </w:tc>
+        <w:tc>
+          <w:tcPr>
+            <w:tcBorders>
+              <w:bottom w:val="none" w:sz="0" w:space="0" w:color="000000"/>
+              <w:top w:val="none" w:sz="0" w:space="0" w:color="000000"/>
+              <w:left w:val="none" w:sz="0" w:space="0" w:color="000000"/>
+              <w:right w:val="none" w:sz="0" w:space="0" w:color="000000"/>
+            </w:tcBorders>
+            <w:shd w:val="clear" w:color="auto" w:fill="FFFFFF"/>
+            <w:tcMar>
+              <w:top w:w="0" w:type="dxa"/>
+              <w:bottom w:w="0" w:type="dxa"/>
+              <w:left w:w="0" w:type="dxa"/>
+              <w:right w:w="0" w:type="dxa"/>
+            </w:tcMar>
+            <w:vAlign w:val="center"/>
+          </w:tcPr>
+          <w:p>
+            <w:pPr>
+              <w:pStyle w:val="Normal"/>
+              <w:jc w:val="right"/>
+              <w:pBdr>
+                <w:bottom w:val="none" w:sz="0" w:space="0" w:color="000000"/>
+                <w:top w:val="none" w:sz="0" w:space="0" w:color="000000"/>
+                <w:left w:val="none" w:sz="0" w:space="0" w:color="000000"/>
+                <w:right w:val="none" w:sz="0" w:space="0" w:color="000000"/>
+              </w:pBdr>
+              <w:spacing w:after="100" w:before="100" w:line="240"/>
+              <w:ind w:left="100" w:right="100" w:firstLine="0" w:firstLineChars="0"/>
+            </w:pPr>
+            <w:r>
+              <w:rPr>
+                <w:rFonts w:ascii="Helvetica" w:hAnsi="Helvetica" w:eastAsia="Helvetica" w:cs="Helvetica"/>
+                <w:i w:val="false"/>
+                <w:b w:val="false"/>
+                <w:u w:val="none"/>
+                <w:sz w:val="22"/>
+                <w:szCs w:val="22"/>
+                <w:color w:val="000000"/>
+              </w:rPr>
+              <w:t xml:space="preserve">-0.002</w:t>
+            </w:r>
+          </w:p>
+        </w:tc>
+        <w:tc>
+          <w:tcPr>
+            <w:tcBorders>
+              <w:bottom w:val="none" w:sz="0" w:space="0" w:color="000000"/>
+              <w:top w:val="none" w:sz="0" w:space="0" w:color="000000"/>
+              <w:left w:val="none" w:sz="0" w:space="0" w:color="000000"/>
+              <w:right w:val="none" w:sz="0" w:space="0" w:color="000000"/>
+            </w:tcBorders>
+            <w:shd w:val="clear" w:color="auto" w:fill="FFFFFF"/>
+            <w:tcMar>
+              <w:top w:w="0" w:type="dxa"/>
+              <w:bottom w:w="0" w:type="dxa"/>
+              <w:left w:w="0" w:type="dxa"/>
+              <w:right w:w="0" w:type="dxa"/>
+            </w:tcMar>
+            <w:vAlign w:val="center"/>
+          </w:tcPr>
+          <w:p>
+            <w:pPr>
+              <w:pStyle w:val="Normal"/>
+              <w:jc w:val="right"/>
+              <w:pBdr>
+                <w:bottom w:val="none" w:sz="0" w:space="0" w:color="000000"/>
+                <w:top w:val="none" w:sz="0" w:space="0" w:color="000000"/>
+                <w:left w:val="none" w:sz="0" w:space="0" w:color="000000"/>
+                <w:right w:val="none" w:sz="0" w:space="0" w:color="000000"/>
+              </w:pBdr>
+              <w:spacing w:after="100" w:before="100" w:line="240"/>
+              <w:ind w:left="100" w:right="100" w:firstLine="0" w:firstLineChars="0"/>
+            </w:pPr>
+            <w:r>
+              <w:rPr>
+                <w:rFonts w:ascii="Helvetica" w:hAnsi="Helvetica" w:eastAsia="Helvetica" w:cs="Helvetica"/>
+                <w:i w:val="false"/>
+                <w:b w:val="false"/>
+                <w:u w:val="none"/>
+                <w:sz w:val="22"/>
+                <w:szCs w:val="22"/>
+                <w:color w:val="000000"/>
+              </w:rPr>
+              <w:t xml:space="preserve">0.045</w:t>
+            </w:r>
+          </w:p>
+        </w:tc>
       </w:tr>
       <w:tr>
         <w:trPr>
@@ -11988,6 +14888,94 @@
             </w:r>
           </w:p>
         </w:tc>
+        <w:tc>
+          <w:tcPr>
+            <w:tcBorders>
+              <w:bottom w:val="none" w:sz="0" w:space="0" w:color="000000"/>
+              <w:top w:val="none" w:sz="0" w:space="0" w:color="000000"/>
+              <w:left w:val="none" w:sz="0" w:space="0" w:color="000000"/>
+              <w:right w:val="none" w:sz="0" w:space="0" w:color="000000"/>
+            </w:tcBorders>
+            <w:shd w:val="clear" w:color="auto" w:fill="FFFFFF"/>
+            <w:tcMar>
+              <w:top w:w="0" w:type="dxa"/>
+              <w:bottom w:w="0" w:type="dxa"/>
+              <w:left w:w="0" w:type="dxa"/>
+              <w:right w:w="0" w:type="dxa"/>
+            </w:tcMar>
+            <w:vAlign w:val="center"/>
+          </w:tcPr>
+          <w:p>
+            <w:pPr>
+              <w:pStyle w:val="Normal"/>
+              <w:jc w:val="right"/>
+              <w:pBdr>
+                <w:bottom w:val="none" w:sz="0" w:space="0" w:color="000000"/>
+                <w:top w:val="none" w:sz="0" w:space="0" w:color="000000"/>
+                <w:left w:val="none" w:sz="0" w:space="0" w:color="000000"/>
+                <w:right w:val="none" w:sz="0" w:space="0" w:color="000000"/>
+              </w:pBdr>
+              <w:spacing w:after="100" w:before="100" w:line="240"/>
+              <w:ind w:left="100" w:right="100" w:firstLine="0" w:firstLineChars="0"/>
+            </w:pPr>
+            <w:r>
+              <w:rPr>
+                <w:rFonts w:ascii="Helvetica" w:hAnsi="Helvetica" w:eastAsia="Helvetica" w:cs="Helvetica"/>
+                <w:i w:val="false"/>
+                <w:b w:val="false"/>
+                <w:u w:val="none"/>
+                <w:sz w:val="22"/>
+                <w:szCs w:val="22"/>
+                <w:color w:val="000000"/>
+              </w:rPr>
+              <w:t xml:space="preserve">-0.046</w:t>
+            </w:r>
+          </w:p>
+        </w:tc>
+        <w:tc>
+          <w:tcPr>
+            <w:tcBorders>
+              <w:bottom w:val="none" w:sz="0" w:space="0" w:color="000000"/>
+              <w:top w:val="none" w:sz="0" w:space="0" w:color="000000"/>
+              <w:left w:val="none" w:sz="0" w:space="0" w:color="000000"/>
+              <w:right w:val="none" w:sz="0" w:space="0" w:color="000000"/>
+            </w:tcBorders>
+            <w:shd w:val="clear" w:color="auto" w:fill="FFFFFF"/>
+            <w:tcMar>
+              <w:top w:w="0" w:type="dxa"/>
+              <w:bottom w:w="0" w:type="dxa"/>
+              <w:left w:w="0" w:type="dxa"/>
+              <w:right w:w="0" w:type="dxa"/>
+            </w:tcMar>
+            <w:vAlign w:val="center"/>
+          </w:tcPr>
+          <w:p>
+            <w:pPr>
+              <w:pStyle w:val="Normal"/>
+              <w:jc w:val="right"/>
+              <w:pBdr>
+                <w:bottom w:val="none" w:sz="0" w:space="0" w:color="000000"/>
+                <w:top w:val="none" w:sz="0" w:space="0" w:color="000000"/>
+                <w:left w:val="none" w:sz="0" w:space="0" w:color="000000"/>
+                <w:right w:val="none" w:sz="0" w:space="0" w:color="000000"/>
+              </w:pBdr>
+              <w:spacing w:after="100" w:before="100" w:line="240"/>
+              <w:ind w:left="100" w:right="100" w:firstLine="0" w:firstLineChars="0"/>
+            </w:pPr>
+            <w:r>
+              <w:rPr>
+                <w:rFonts w:ascii="Helvetica" w:hAnsi="Helvetica" w:eastAsia="Helvetica" w:cs="Helvetica"/>
+                <w:i w:val="false"/>
+                <w:b w:val="false"/>
+                <w:u w:val="none"/>
+                <w:sz w:val="22"/>
+                <w:szCs w:val="22"/>
+                <w:color w:val="000000"/>
+              </w:rPr>
+              <w:t xml:space="preserve">0.045</w:t>
+            </w:r>
+          </w:p>
+        </w:tc>
       </w:tr>
       <w:tr>
         <w:trPr>
@@ -12335,6 +15323,94 @@
             </w:r>
           </w:p>
         </w:tc>
+        <w:tc>
+          <w:tcPr>
+            <w:tcBorders>
+              <w:bottom w:val="none" w:sz="0" w:space="0" w:color="000000"/>
+              <w:top w:val="none" w:sz="0" w:space="0" w:color="000000"/>
+              <w:left w:val="none" w:sz="0" w:space="0" w:color="000000"/>
+              <w:right w:val="none" w:sz="0" w:space="0" w:color="000000"/>
+            </w:tcBorders>
+            <w:shd w:val="clear" w:color="auto" w:fill="FFFFFF"/>
+            <w:tcMar>
+              <w:top w:w="0" w:type="dxa"/>
+              <w:bottom w:w="0" w:type="dxa"/>
+              <w:left w:w="0" w:type="dxa"/>
+              <w:right w:w="0" w:type="dxa"/>
+            </w:tcMar>
+            <w:vAlign w:val="center"/>
+          </w:tcPr>
+          <w:p>
+            <w:pPr>
+              <w:pStyle w:val="Normal"/>
+              <w:jc w:val="right"/>
+              <w:pBdr>
+                <w:bottom w:val="none" w:sz="0" w:space="0" w:color="000000"/>
+                <w:top w:val="none" w:sz="0" w:space="0" w:color="000000"/>
+                <w:left w:val="none" w:sz="0" w:space="0" w:color="000000"/>
+                <w:right w:val="none" w:sz="0" w:space="0" w:color="000000"/>
+              </w:pBdr>
+              <w:spacing w:after="100" w:before="100" w:line="240"/>
+              <w:ind w:left="100" w:right="100" w:firstLine="0" w:firstLineChars="0"/>
+            </w:pPr>
+            <w:r>
+              <w:rPr>
+                <w:rFonts w:ascii="Helvetica" w:hAnsi="Helvetica" w:eastAsia="Helvetica" w:cs="Helvetica"/>
+                <w:i w:val="false"/>
+                <w:b w:val="false"/>
+                <w:u w:val="none"/>
+                <w:sz w:val="22"/>
+                <w:szCs w:val="22"/>
+                <w:color w:val="000000"/>
+              </w:rPr>
+              <w:t xml:space="preserve">-0.001</w:t>
+            </w:r>
+          </w:p>
+        </w:tc>
+        <w:tc>
+          <w:tcPr>
+            <w:tcBorders>
+              <w:bottom w:val="none" w:sz="0" w:space="0" w:color="000000"/>
+              <w:top w:val="none" w:sz="0" w:space="0" w:color="000000"/>
+              <w:left w:val="none" w:sz="0" w:space="0" w:color="000000"/>
+              <w:right w:val="none" w:sz="0" w:space="0" w:color="000000"/>
+            </w:tcBorders>
+            <w:shd w:val="clear" w:color="auto" w:fill="FFFFFF"/>
+            <w:tcMar>
+              <w:top w:w="0" w:type="dxa"/>
+              <w:bottom w:w="0" w:type="dxa"/>
+              <w:left w:w="0" w:type="dxa"/>
+              <w:right w:w="0" w:type="dxa"/>
+            </w:tcMar>
+            <w:vAlign w:val="center"/>
+          </w:tcPr>
+          <w:p>
+            <w:pPr>
+              <w:pStyle w:val="Normal"/>
+              <w:jc w:val="right"/>
+              <w:pBdr>
+                <w:bottom w:val="none" w:sz="0" w:space="0" w:color="000000"/>
+                <w:top w:val="none" w:sz="0" w:space="0" w:color="000000"/>
+                <w:left w:val="none" w:sz="0" w:space="0" w:color="000000"/>
+                <w:right w:val="none" w:sz="0" w:space="0" w:color="000000"/>
+              </w:pBdr>
+              <w:spacing w:after="100" w:before="100" w:line="240"/>
+              <w:ind w:left="100" w:right="100" w:firstLine="0" w:firstLineChars="0"/>
+            </w:pPr>
+            <w:r>
+              <w:rPr>
+                <w:rFonts w:ascii="Helvetica" w:hAnsi="Helvetica" w:eastAsia="Helvetica" w:cs="Helvetica"/>
+                <w:i w:val="false"/>
+                <w:b w:val="false"/>
+                <w:u w:val="none"/>
+                <w:sz w:val="22"/>
+                <w:szCs w:val="22"/>
+                <w:color w:val="000000"/>
+              </w:rPr>
+              <w:t xml:space="preserve">0.110</w:t>
+            </w:r>
+          </w:p>
+        </w:tc>
       </w:tr>
       <w:tr>
         <w:trPr>
@@ -12682,6 +15758,94 @@
             </w:r>
           </w:p>
         </w:tc>
+        <w:tc>
+          <w:tcPr>
+            <w:tcBorders>
+              <w:bottom w:val="none" w:sz="0" w:space="0" w:color="000000"/>
+              <w:top w:val="none" w:sz="0" w:space="0" w:color="000000"/>
+              <w:left w:val="none" w:sz="0" w:space="0" w:color="000000"/>
+              <w:right w:val="none" w:sz="0" w:space="0" w:color="000000"/>
+            </w:tcBorders>
+            <w:shd w:val="clear" w:color="auto" w:fill="FFFFFF"/>
+            <w:tcMar>
+              <w:top w:w="0" w:type="dxa"/>
+              <w:bottom w:w="0" w:type="dxa"/>
+              <w:left w:w="0" w:type="dxa"/>
+              <w:right w:w="0" w:type="dxa"/>
+            </w:tcMar>
+            <w:vAlign w:val="center"/>
+          </w:tcPr>
+          <w:p>
+            <w:pPr>
+              <w:pStyle w:val="Normal"/>
+              <w:jc w:val="right"/>
+              <w:pBdr>
+                <w:bottom w:val="none" w:sz="0" w:space="0" w:color="000000"/>
+                <w:top w:val="none" w:sz="0" w:space="0" w:color="000000"/>
+                <w:left w:val="none" w:sz="0" w:space="0" w:color="000000"/>
+                <w:right w:val="none" w:sz="0" w:space="0" w:color="000000"/>
+              </w:pBdr>
+              <w:spacing w:after="100" w:before="100" w:line="240"/>
+              <w:ind w:left="100" w:right="100" w:firstLine="0" w:firstLineChars="0"/>
+            </w:pPr>
+            <w:r>
+              <w:rPr>
+                <w:rFonts w:ascii="Helvetica" w:hAnsi="Helvetica" w:eastAsia="Helvetica" w:cs="Helvetica"/>
+                <w:i w:val="false"/>
+                <w:b w:val="false"/>
+                <w:u w:val="none"/>
+                <w:sz w:val="22"/>
+                <w:szCs w:val="22"/>
+                <w:color w:val="000000"/>
+              </w:rPr>
+              <w:t xml:space="preserve">-0.082</w:t>
+            </w:r>
+          </w:p>
+        </w:tc>
+        <w:tc>
+          <w:tcPr>
+            <w:tcBorders>
+              <w:bottom w:val="none" w:sz="0" w:space="0" w:color="000000"/>
+              <w:top w:val="none" w:sz="0" w:space="0" w:color="000000"/>
+              <w:left w:val="none" w:sz="0" w:space="0" w:color="000000"/>
+              <w:right w:val="none" w:sz="0" w:space="0" w:color="000000"/>
+            </w:tcBorders>
+            <w:shd w:val="clear" w:color="auto" w:fill="FFFFFF"/>
+            <w:tcMar>
+              <w:top w:w="0" w:type="dxa"/>
+              <w:bottom w:w="0" w:type="dxa"/>
+              <w:left w:w="0" w:type="dxa"/>
+              <w:right w:w="0" w:type="dxa"/>
+            </w:tcMar>
+            <w:vAlign w:val="center"/>
+          </w:tcPr>
+          <w:p>
+            <w:pPr>
+              <w:pStyle w:val="Normal"/>
+              <w:jc w:val="right"/>
+              <w:pBdr>
+                <w:bottom w:val="none" w:sz="0" w:space="0" w:color="000000"/>
+                <w:top w:val="none" w:sz="0" w:space="0" w:color="000000"/>
+                <w:left w:val="none" w:sz="0" w:space="0" w:color="000000"/>
+                <w:right w:val="none" w:sz="0" w:space="0" w:color="000000"/>
+              </w:pBdr>
+              <w:spacing w:after="100" w:before="100" w:line="240"/>
+              <w:ind w:left="100" w:right="100" w:firstLine="0" w:firstLineChars="0"/>
+            </w:pPr>
+            <w:r>
+              <w:rPr>
+                <w:rFonts w:ascii="Helvetica" w:hAnsi="Helvetica" w:eastAsia="Helvetica" w:cs="Helvetica"/>
+                <w:i w:val="false"/>
+                <w:b w:val="false"/>
+                <w:u w:val="none"/>
+                <w:sz w:val="22"/>
+                <w:szCs w:val="22"/>
+                <w:color w:val="000000"/>
+              </w:rPr>
+              <w:t xml:space="preserve">0.138</w:t>
+            </w:r>
+          </w:p>
+        </w:tc>
       </w:tr>
       <w:tr>
         <w:trPr>
@@ -13029,6 +16193,94 @@
             </w:r>
           </w:p>
         </w:tc>
+        <w:tc>
+          <w:tcPr>
+            <w:tcBorders>
+              <w:bottom w:val="none" w:sz="0" w:space="0" w:color="000000"/>
+              <w:top w:val="none" w:sz="0" w:space="0" w:color="000000"/>
+              <w:left w:val="none" w:sz="0" w:space="0" w:color="000000"/>
+              <w:right w:val="none" w:sz="0" w:space="0" w:color="000000"/>
+            </w:tcBorders>
+            <w:shd w:val="clear" w:color="auto" w:fill="FFFFFF"/>
+            <w:tcMar>
+              <w:top w:w="0" w:type="dxa"/>
+              <w:bottom w:w="0" w:type="dxa"/>
+              <w:left w:w="0" w:type="dxa"/>
+              <w:right w:w="0" w:type="dxa"/>
+            </w:tcMar>
+            <w:vAlign w:val="center"/>
+          </w:tcPr>
+          <w:p>
+            <w:pPr>
+              <w:pStyle w:val="Normal"/>
+              <w:jc w:val="right"/>
+              <w:pBdr>
+                <w:bottom w:val="none" w:sz="0" w:space="0" w:color="000000"/>
+                <w:top w:val="none" w:sz="0" w:space="0" w:color="000000"/>
+                <w:left w:val="none" w:sz="0" w:space="0" w:color="000000"/>
+                <w:right w:val="none" w:sz="0" w:space="0" w:color="000000"/>
+              </w:pBdr>
+              <w:spacing w:after="100" w:before="100" w:line="240"/>
+              <w:ind w:left="100" w:right="100" w:firstLine="0" w:firstLineChars="0"/>
+            </w:pPr>
+            <w:r>
+              <w:rPr>
+                <w:rFonts w:ascii="Helvetica" w:hAnsi="Helvetica" w:eastAsia="Helvetica" w:cs="Helvetica"/>
+                <w:i w:val="false"/>
+                <w:b w:val="false"/>
+                <w:u w:val="none"/>
+                <w:sz w:val="22"/>
+                <w:szCs w:val="22"/>
+                <w:color w:val="000000"/>
+              </w:rPr>
+              <w:t xml:space="preserve">-0.003</w:t>
+            </w:r>
+          </w:p>
+        </w:tc>
+        <w:tc>
+          <w:tcPr>
+            <w:tcBorders>
+              <w:bottom w:val="none" w:sz="0" w:space="0" w:color="000000"/>
+              <w:top w:val="none" w:sz="0" w:space="0" w:color="000000"/>
+              <w:left w:val="none" w:sz="0" w:space="0" w:color="000000"/>
+              <w:right w:val="none" w:sz="0" w:space="0" w:color="000000"/>
+            </w:tcBorders>
+            <w:shd w:val="clear" w:color="auto" w:fill="FFFFFF"/>
+            <w:tcMar>
+              <w:top w:w="0" w:type="dxa"/>
+              <w:bottom w:w="0" w:type="dxa"/>
+              <w:left w:w="0" w:type="dxa"/>
+              <w:right w:w="0" w:type="dxa"/>
+            </w:tcMar>
+            <w:vAlign w:val="center"/>
+          </w:tcPr>
+          <w:p>
+            <w:pPr>
+              <w:pStyle w:val="Normal"/>
+              <w:jc w:val="right"/>
+              <w:pBdr>
+                <w:bottom w:val="none" w:sz="0" w:space="0" w:color="000000"/>
+                <w:top w:val="none" w:sz="0" w:space="0" w:color="000000"/>
+                <w:left w:val="none" w:sz="0" w:space="0" w:color="000000"/>
+                <w:right w:val="none" w:sz="0" w:space="0" w:color="000000"/>
+              </w:pBdr>
+              <w:spacing w:after="100" w:before="100" w:line="240"/>
+              <w:ind w:left="100" w:right="100" w:firstLine="0" w:firstLineChars="0"/>
+            </w:pPr>
+            <w:r>
+              <w:rPr>
+                <w:rFonts w:ascii="Helvetica" w:hAnsi="Helvetica" w:eastAsia="Helvetica" w:cs="Helvetica"/>
+                <w:i w:val="false"/>
+                <w:b w:val="false"/>
+                <w:u w:val="none"/>
+                <w:sz w:val="22"/>
+                <w:szCs w:val="22"/>
+                <w:color w:val="000000"/>
+              </w:rPr>
+              <w:t xml:space="preserve">0.075</w:t>
+            </w:r>
+          </w:p>
+        </w:tc>
       </w:tr>
       <w:tr>
         <w:trPr>
@@ -13376,6 +16628,94 @@
             </w:r>
           </w:p>
         </w:tc>
+        <w:tc>
+          <w:tcPr>
+            <w:tcBorders>
+              <w:bottom w:val="none" w:sz="0" w:space="0" w:color="000000"/>
+              <w:top w:val="none" w:sz="0" w:space="0" w:color="000000"/>
+              <w:left w:val="none" w:sz="0" w:space="0" w:color="000000"/>
+              <w:right w:val="none" w:sz="0" w:space="0" w:color="000000"/>
+            </w:tcBorders>
+            <w:shd w:val="clear" w:color="auto" w:fill="FFFFFF"/>
+            <w:tcMar>
+              <w:top w:w="0" w:type="dxa"/>
+              <w:bottom w:w="0" w:type="dxa"/>
+              <w:left w:w="0" w:type="dxa"/>
+              <w:right w:w="0" w:type="dxa"/>
+            </w:tcMar>
+            <w:vAlign w:val="center"/>
+          </w:tcPr>
+          <w:p>
+            <w:pPr>
+              <w:pStyle w:val="Normal"/>
+              <w:jc w:val="right"/>
+              <w:pBdr>
+                <w:bottom w:val="none" w:sz="0" w:space="0" w:color="000000"/>
+                <w:top w:val="none" w:sz="0" w:space="0" w:color="000000"/>
+                <w:left w:val="none" w:sz="0" w:space="0" w:color="000000"/>
+                <w:right w:val="none" w:sz="0" w:space="0" w:color="000000"/>
+              </w:pBdr>
+              <w:spacing w:after="100" w:before="100" w:line="240"/>
+              <w:ind w:left="100" w:right="100" w:firstLine="0" w:firstLineChars="0"/>
+            </w:pPr>
+            <w:r>
+              <w:rPr>
+                <w:rFonts w:ascii="Helvetica" w:hAnsi="Helvetica" w:eastAsia="Helvetica" w:cs="Helvetica"/>
+                <w:i w:val="false"/>
+                <w:b w:val="false"/>
+                <w:u w:val="none"/>
+                <w:sz w:val="22"/>
+                <w:szCs w:val="22"/>
+                <w:color w:val="000000"/>
+              </w:rPr>
+              <w:t xml:space="preserve">-0.125</w:t>
+            </w:r>
+          </w:p>
+        </w:tc>
+        <w:tc>
+          <w:tcPr>
+            <w:tcBorders>
+              <w:bottom w:val="none" w:sz="0" w:space="0" w:color="000000"/>
+              <w:top w:val="none" w:sz="0" w:space="0" w:color="000000"/>
+              <w:left w:val="none" w:sz="0" w:space="0" w:color="000000"/>
+              <w:right w:val="none" w:sz="0" w:space="0" w:color="000000"/>
+            </w:tcBorders>
+            <w:shd w:val="clear" w:color="auto" w:fill="FFFFFF"/>
+            <w:tcMar>
+              <w:top w:w="0" w:type="dxa"/>
+              <w:bottom w:w="0" w:type="dxa"/>
+              <w:left w:w="0" w:type="dxa"/>
+              <w:right w:w="0" w:type="dxa"/>
+            </w:tcMar>
+            <w:vAlign w:val="center"/>
+          </w:tcPr>
+          <w:p>
+            <w:pPr>
+              <w:pStyle w:val="Normal"/>
+              <w:jc w:val="right"/>
+              <w:pBdr>
+                <w:bottom w:val="none" w:sz="0" w:space="0" w:color="000000"/>
+                <w:top w:val="none" w:sz="0" w:space="0" w:color="000000"/>
+                <w:left w:val="none" w:sz="0" w:space="0" w:color="000000"/>
+                <w:right w:val="none" w:sz="0" w:space="0" w:color="000000"/>
+              </w:pBdr>
+              <w:spacing w:after="100" w:before="100" w:line="240"/>
+              <w:ind w:left="100" w:right="100" w:firstLine="0" w:firstLineChars="0"/>
+            </w:pPr>
+            <w:r>
+              <w:rPr>
+                <w:rFonts w:ascii="Helvetica" w:hAnsi="Helvetica" w:eastAsia="Helvetica" w:cs="Helvetica"/>
+                <w:i w:val="false"/>
+                <w:b w:val="false"/>
+                <w:u w:val="none"/>
+                <w:sz w:val="22"/>
+                <w:szCs w:val="22"/>
+                <w:color w:val="000000"/>
+              </w:rPr>
+              <w:t xml:space="preserve">0.222</w:t>
+            </w:r>
+          </w:p>
+        </w:tc>
       </w:tr>
       <w:tr>
         <w:trPr>
@@ -13735,6 +17075,94 @@
             </w:r>
           </w:p>
         </w:tc>
+        <w:tc>
+          <w:tcPr>
+            <w:tcBorders>
+              <w:bottom w:val="none" w:sz="0" w:space="0" w:color="000000"/>
+              <w:top w:val="none" w:sz="0" w:space="0" w:color="000000"/>
+              <w:left w:val="none" w:sz="0" w:space="0" w:color="000000"/>
+              <w:right w:val="none" w:sz="0" w:space="0" w:color="000000"/>
+            </w:tcBorders>
+            <w:shd w:val="clear" w:color="auto" w:fill="FFFFFF"/>
+            <w:tcMar>
+              <w:top w:w="0" w:type="dxa"/>
+              <w:bottom w:w="0" w:type="dxa"/>
+              <w:left w:w="0" w:type="dxa"/>
+              <w:right w:w="0" w:type="dxa"/>
+            </w:tcMar>
+            <w:vAlign w:val="center"/>
+          </w:tcPr>
+          <w:p>
+            <w:pPr>
+              <w:pStyle w:val="Normal"/>
+              <w:jc w:val="right"/>
+              <w:pBdr>
+                <w:bottom w:val="none" w:sz="0" w:space="0" w:color="000000"/>
+                <w:top w:val="none" w:sz="0" w:space="0" w:color="000000"/>
+                <w:left w:val="none" w:sz="0" w:space="0" w:color="000000"/>
+                <w:right w:val="none" w:sz="0" w:space="0" w:color="000000"/>
+              </w:pBdr>
+              <w:spacing w:after="100" w:before="100" w:line="240"/>
+              <w:ind w:left="100" w:right="100" w:firstLine="0" w:firstLineChars="0"/>
+            </w:pPr>
+            <w:r>
+              <w:rPr>
+                <w:rFonts w:ascii="Helvetica" w:hAnsi="Helvetica" w:eastAsia="Helvetica" w:cs="Helvetica"/>
+                <w:i w:val="false"/>
+                <w:b w:val="false"/>
+                <w:u w:val="none"/>
+                <w:sz w:val="22"/>
+                <w:szCs w:val="22"/>
+                <w:color w:val="000000"/>
+              </w:rPr>
+              <w:t xml:space="preserve">0.001</w:t>
+            </w:r>
+          </w:p>
+        </w:tc>
+        <w:tc>
+          <w:tcPr>
+            <w:tcBorders>
+              <w:bottom w:val="none" w:sz="0" w:space="0" w:color="000000"/>
+              <w:top w:val="none" w:sz="0" w:space="0" w:color="000000"/>
+              <w:left w:val="none" w:sz="0" w:space="0" w:color="000000"/>
+              <w:right w:val="none" w:sz="0" w:space="0" w:color="000000"/>
+            </w:tcBorders>
+            <w:shd w:val="clear" w:color="auto" w:fill="FFFFFF"/>
+            <w:tcMar>
+              <w:top w:w="0" w:type="dxa"/>
+              <w:bottom w:w="0" w:type="dxa"/>
+              <w:left w:w="0" w:type="dxa"/>
+              <w:right w:w="0" w:type="dxa"/>
+            </w:tcMar>
+            <w:vAlign w:val="center"/>
+          </w:tcPr>
+          <w:p>
+            <w:pPr>
+              <w:pStyle w:val="Normal"/>
+              <w:jc w:val="right"/>
+              <w:pBdr>
+                <w:bottom w:val="none" w:sz="0" w:space="0" w:color="000000"/>
+                <w:top w:val="none" w:sz="0" w:space="0" w:color="000000"/>
+                <w:left w:val="none" w:sz="0" w:space="0" w:color="000000"/>
+                <w:right w:val="none" w:sz="0" w:space="0" w:color="000000"/>
+              </w:pBdr>
+              <w:spacing w:after="100" w:before="100" w:line="240"/>
+              <w:ind w:left="100" w:right="100" w:firstLine="0" w:firstLineChars="0"/>
+            </w:pPr>
+            <w:r>
+              <w:rPr>
+                <w:rFonts w:ascii="Helvetica" w:hAnsi="Helvetica" w:eastAsia="Helvetica" w:cs="Helvetica"/>
+                <w:i w:val="false"/>
+                <w:b w:val="false"/>
+                <w:u w:val="none"/>
+                <w:sz w:val="22"/>
+                <w:szCs w:val="22"/>
+                <w:color w:val="000000"/>
+              </w:rPr>
+              <w:t xml:space="preserve">0.077</w:t>
+            </w:r>
+          </w:p>
+        </w:tc>
       </w:tr>
       <w:tr>
         <w:trPr>
@@ -14082,6 +17510,94 @@
             </w:r>
           </w:p>
         </w:tc>
+        <w:tc>
+          <w:tcPr>
+            <w:tcBorders>
+              <w:bottom w:val="none" w:sz="0" w:space="0" w:color="000000"/>
+              <w:top w:val="none" w:sz="0" w:space="0" w:color="000000"/>
+              <w:left w:val="none" w:sz="0" w:space="0" w:color="000000"/>
+              <w:right w:val="none" w:sz="0" w:space="0" w:color="000000"/>
+            </w:tcBorders>
+            <w:shd w:val="clear" w:color="auto" w:fill="FFFFFF"/>
+            <w:tcMar>
+              <w:top w:w="0" w:type="dxa"/>
+              <w:bottom w:w="0" w:type="dxa"/>
+              <w:left w:w="0" w:type="dxa"/>
+              <w:right w:w="0" w:type="dxa"/>
+            </w:tcMar>
+            <w:vAlign w:val="center"/>
+          </w:tcPr>
+          <w:p>
+            <w:pPr>
+              <w:pStyle w:val="Normal"/>
+              <w:jc w:val="right"/>
+              <w:pBdr>
+                <w:bottom w:val="none" w:sz="0" w:space="0" w:color="000000"/>
+                <w:top w:val="none" w:sz="0" w:space="0" w:color="000000"/>
+                <w:left w:val="none" w:sz="0" w:space="0" w:color="000000"/>
+                <w:right w:val="none" w:sz="0" w:space="0" w:color="000000"/>
+              </w:pBdr>
+              <w:spacing w:after="100" w:before="100" w:line="240"/>
+              <w:ind w:left="100" w:right="100" w:firstLine="0" w:firstLineChars="0"/>
+            </w:pPr>
+            <w:r>
+              <w:rPr>
+                <w:rFonts w:ascii="Helvetica" w:hAnsi="Helvetica" w:eastAsia="Helvetica" w:cs="Helvetica"/>
+                <w:i w:val="false"/>
+                <w:b w:val="false"/>
+                <w:u w:val="none"/>
+                <w:sz w:val="22"/>
+                <w:szCs w:val="22"/>
+                <w:color w:val="000000"/>
+              </w:rPr>
+              <w:t xml:space="preserve">0.065</w:t>
+            </w:r>
+          </w:p>
+        </w:tc>
+        <w:tc>
+          <w:tcPr>
+            <w:tcBorders>
+              <w:bottom w:val="none" w:sz="0" w:space="0" w:color="000000"/>
+              <w:top w:val="none" w:sz="0" w:space="0" w:color="000000"/>
+              <w:left w:val="none" w:sz="0" w:space="0" w:color="000000"/>
+              <w:right w:val="none" w:sz="0" w:space="0" w:color="000000"/>
+            </w:tcBorders>
+            <w:shd w:val="clear" w:color="auto" w:fill="FFFFFF"/>
+            <w:tcMar>
+              <w:top w:w="0" w:type="dxa"/>
+              <w:bottom w:w="0" w:type="dxa"/>
+              <w:left w:w="0" w:type="dxa"/>
+              <w:right w:w="0" w:type="dxa"/>
+            </w:tcMar>
+            <w:vAlign w:val="center"/>
+          </w:tcPr>
+          <w:p>
+            <w:pPr>
+              <w:pStyle w:val="Normal"/>
+              <w:jc w:val="right"/>
+              <w:pBdr>
+                <w:bottom w:val="none" w:sz="0" w:space="0" w:color="000000"/>
+                <w:top w:val="none" w:sz="0" w:space="0" w:color="000000"/>
+                <w:left w:val="none" w:sz="0" w:space="0" w:color="000000"/>
+                <w:right w:val="none" w:sz="0" w:space="0" w:color="000000"/>
+              </w:pBdr>
+              <w:spacing w:after="100" w:before="100" w:line="240"/>
+              <w:ind w:left="100" w:right="100" w:firstLine="0" w:firstLineChars="0"/>
+            </w:pPr>
+            <w:r>
+              <w:rPr>
+                <w:rFonts w:ascii="Helvetica" w:hAnsi="Helvetica" w:eastAsia="Helvetica" w:cs="Helvetica"/>
+                <w:i w:val="false"/>
+                <w:b w:val="false"/>
+                <w:u w:val="none"/>
+                <w:sz w:val="22"/>
+                <w:szCs w:val="22"/>
+                <w:color w:val="000000"/>
+              </w:rPr>
+              <w:t xml:space="preserve">0.085</w:t>
+            </w:r>
+          </w:p>
+        </w:tc>
       </w:tr>
       <w:tr>
         <w:trPr>
@@ -14429,6 +17945,94 @@
             </w:r>
           </w:p>
         </w:tc>
+        <w:tc>
+          <w:tcPr>
+            <w:tcBorders>
+              <w:bottom w:val="none" w:sz="0" w:space="0" w:color="000000"/>
+              <w:top w:val="none" w:sz="0" w:space="0" w:color="000000"/>
+              <w:left w:val="none" w:sz="0" w:space="0" w:color="000000"/>
+              <w:right w:val="none" w:sz="0" w:space="0" w:color="000000"/>
+            </w:tcBorders>
+            <w:shd w:val="clear" w:color="auto" w:fill="FFFFFF"/>
+            <w:tcMar>
+              <w:top w:w="0" w:type="dxa"/>
+              <w:bottom w:w="0" w:type="dxa"/>
+              <w:left w:w="0" w:type="dxa"/>
+              <w:right w:w="0" w:type="dxa"/>
+            </w:tcMar>
+            <w:vAlign w:val="center"/>
+          </w:tcPr>
+          <w:p>
+            <w:pPr>
+              <w:pStyle w:val="Normal"/>
+              <w:jc w:val="right"/>
+              <w:pBdr>
+                <w:bottom w:val="none" w:sz="0" w:space="0" w:color="000000"/>
+                <w:top w:val="none" w:sz="0" w:space="0" w:color="000000"/>
+                <w:left w:val="none" w:sz="0" w:space="0" w:color="000000"/>
+                <w:right w:val="none" w:sz="0" w:space="0" w:color="000000"/>
+              </w:pBdr>
+              <w:spacing w:after="100" w:before="100" w:line="240"/>
+              <w:ind w:left="100" w:right="100" w:firstLine="0" w:firstLineChars="0"/>
+            </w:pPr>
+            <w:r>
+              <w:rPr>
+                <w:rFonts w:ascii="Helvetica" w:hAnsi="Helvetica" w:eastAsia="Helvetica" w:cs="Helvetica"/>
+                <w:i w:val="false"/>
+                <w:b w:val="false"/>
+                <w:u w:val="none"/>
+                <w:sz w:val="22"/>
+                <w:szCs w:val="22"/>
+                <w:color w:val="000000"/>
+              </w:rPr>
+              <w:t xml:space="preserve">0.002</w:t>
+            </w:r>
+          </w:p>
+        </w:tc>
+        <w:tc>
+          <w:tcPr>
+            <w:tcBorders>
+              <w:bottom w:val="none" w:sz="0" w:space="0" w:color="000000"/>
+              <w:top w:val="none" w:sz="0" w:space="0" w:color="000000"/>
+              <w:left w:val="none" w:sz="0" w:space="0" w:color="000000"/>
+              <w:right w:val="none" w:sz="0" w:space="0" w:color="000000"/>
+            </w:tcBorders>
+            <w:shd w:val="clear" w:color="auto" w:fill="FFFFFF"/>
+            <w:tcMar>
+              <w:top w:w="0" w:type="dxa"/>
+              <w:bottom w:w="0" w:type="dxa"/>
+              <w:left w:w="0" w:type="dxa"/>
+              <w:right w:w="0" w:type="dxa"/>
+            </w:tcMar>
+            <w:vAlign w:val="center"/>
+          </w:tcPr>
+          <w:p>
+            <w:pPr>
+              <w:pStyle w:val="Normal"/>
+              <w:jc w:val="right"/>
+              <w:pBdr>
+                <w:bottom w:val="none" w:sz="0" w:space="0" w:color="000000"/>
+                <w:top w:val="none" w:sz="0" w:space="0" w:color="000000"/>
+                <w:left w:val="none" w:sz="0" w:space="0" w:color="000000"/>
+                <w:right w:val="none" w:sz="0" w:space="0" w:color="000000"/>
+              </w:pBdr>
+              <w:spacing w:after="100" w:before="100" w:line="240"/>
+              <w:ind w:left="100" w:right="100" w:firstLine="0" w:firstLineChars="0"/>
+            </w:pPr>
+            <w:r>
+              <w:rPr>
+                <w:rFonts w:ascii="Helvetica" w:hAnsi="Helvetica" w:eastAsia="Helvetica" w:cs="Helvetica"/>
+                <w:i w:val="false"/>
+                <w:b w:val="false"/>
+                <w:u w:val="none"/>
+                <w:sz w:val="22"/>
+                <w:szCs w:val="22"/>
+                <w:color w:val="000000"/>
+              </w:rPr>
+              <w:t xml:space="preserve">0.090</w:t>
+            </w:r>
+          </w:p>
+        </w:tc>
       </w:tr>
       <w:tr>
         <w:trPr>
@@ -14776,6 +18380,94 @@
             </w:r>
           </w:p>
         </w:tc>
+        <w:tc>
+          <w:tcPr>
+            <w:tcBorders>
+              <w:bottom w:val="none" w:sz="0" w:space="0" w:color="000000"/>
+              <w:top w:val="none" w:sz="0" w:space="0" w:color="000000"/>
+              <w:left w:val="none" w:sz="0" w:space="0" w:color="000000"/>
+              <w:right w:val="none" w:sz="0" w:space="0" w:color="000000"/>
+            </w:tcBorders>
+            <w:shd w:val="clear" w:color="auto" w:fill="FFFFFF"/>
+            <w:tcMar>
+              <w:top w:w="0" w:type="dxa"/>
+              <w:bottom w:w="0" w:type="dxa"/>
+              <w:left w:w="0" w:type="dxa"/>
+              <w:right w:w="0" w:type="dxa"/>
+            </w:tcMar>
+            <w:vAlign w:val="center"/>
+          </w:tcPr>
+          <w:p>
+            <w:pPr>
+              <w:pStyle w:val="Normal"/>
+              <w:jc w:val="right"/>
+              <w:pBdr>
+                <w:bottom w:val="none" w:sz="0" w:space="0" w:color="000000"/>
+                <w:top w:val="none" w:sz="0" w:space="0" w:color="000000"/>
+                <w:left w:val="none" w:sz="0" w:space="0" w:color="000000"/>
+                <w:right w:val="none" w:sz="0" w:space="0" w:color="000000"/>
+              </w:pBdr>
+              <w:spacing w:after="100" w:before="100" w:line="240"/>
+              <w:ind w:left="100" w:right="100" w:firstLine="0" w:firstLineChars="0"/>
+            </w:pPr>
+            <w:r>
+              <w:rPr>
+                <w:rFonts w:ascii="Helvetica" w:hAnsi="Helvetica" w:eastAsia="Helvetica" w:cs="Helvetica"/>
+                <w:i w:val="false"/>
+                <w:b w:val="false"/>
+                <w:u w:val="none"/>
+                <w:sz w:val="22"/>
+                <w:szCs w:val="22"/>
+                <w:color w:val="000000"/>
+              </w:rPr>
+              <w:t xml:space="preserve">0.124</w:t>
+            </w:r>
+          </w:p>
+        </w:tc>
+        <w:tc>
+          <w:tcPr>
+            <w:tcBorders>
+              <w:bottom w:val="none" w:sz="0" w:space="0" w:color="000000"/>
+              <w:top w:val="none" w:sz="0" w:space="0" w:color="000000"/>
+              <w:left w:val="none" w:sz="0" w:space="0" w:color="000000"/>
+              <w:right w:val="none" w:sz="0" w:space="0" w:color="000000"/>
+            </w:tcBorders>
+            <w:shd w:val="clear" w:color="auto" w:fill="FFFFFF"/>
+            <w:tcMar>
+              <w:top w:w="0" w:type="dxa"/>
+              <w:bottom w:w="0" w:type="dxa"/>
+              <w:left w:w="0" w:type="dxa"/>
+              <w:right w:w="0" w:type="dxa"/>
+            </w:tcMar>
+            <w:vAlign w:val="center"/>
+          </w:tcPr>
+          <w:p>
+            <w:pPr>
+              <w:pStyle w:val="Normal"/>
+              <w:jc w:val="right"/>
+              <w:pBdr>
+                <w:bottom w:val="none" w:sz="0" w:space="0" w:color="000000"/>
+                <w:top w:val="none" w:sz="0" w:space="0" w:color="000000"/>
+                <w:left w:val="none" w:sz="0" w:space="0" w:color="000000"/>
+                <w:right w:val="none" w:sz="0" w:space="0" w:color="000000"/>
+              </w:pBdr>
+              <w:spacing w:after="100" w:before="100" w:line="240"/>
+              <w:ind w:left="100" w:right="100" w:firstLine="0" w:firstLineChars="0"/>
+            </w:pPr>
+            <w:r>
+              <w:rPr>
+                <w:rFonts w:ascii="Helvetica" w:hAnsi="Helvetica" w:eastAsia="Helvetica" w:cs="Helvetica"/>
+                <w:i w:val="false"/>
+                <w:b w:val="false"/>
+                <w:u w:val="none"/>
+                <w:sz w:val="22"/>
+                <w:szCs w:val="22"/>
+                <w:color w:val="000000"/>
+              </w:rPr>
+              <w:t xml:space="preserve">0.132</w:t>
+            </w:r>
+          </w:p>
+        </w:tc>
       </w:tr>
       <w:tr>
         <w:trPr>
@@ -15123,6 +18815,94 @@
             </w:r>
           </w:p>
         </w:tc>
+        <w:tc>
+          <w:tcPr>
+            <w:tcBorders>
+              <w:bottom w:val="none" w:sz="0" w:space="0" w:color="000000"/>
+              <w:top w:val="none" w:sz="0" w:space="0" w:color="000000"/>
+              <w:left w:val="none" w:sz="0" w:space="0" w:color="000000"/>
+              <w:right w:val="none" w:sz="0" w:space="0" w:color="000000"/>
+            </w:tcBorders>
+            <w:shd w:val="clear" w:color="auto" w:fill="FFFFFF"/>
+            <w:tcMar>
+              <w:top w:w="0" w:type="dxa"/>
+              <w:bottom w:w="0" w:type="dxa"/>
+              <w:left w:w="0" w:type="dxa"/>
+              <w:right w:w="0" w:type="dxa"/>
+            </w:tcMar>
+            <w:vAlign w:val="center"/>
+          </w:tcPr>
+          <w:p>
+            <w:pPr>
+              <w:pStyle w:val="Normal"/>
+              <w:jc w:val="right"/>
+              <w:pBdr>
+                <w:bottom w:val="none" w:sz="0" w:space="0" w:color="000000"/>
+                <w:top w:val="none" w:sz="0" w:space="0" w:color="000000"/>
+                <w:left w:val="none" w:sz="0" w:space="0" w:color="000000"/>
+                <w:right w:val="none" w:sz="0" w:space="0" w:color="000000"/>
+              </w:pBdr>
+              <w:spacing w:after="100" w:before="100" w:line="240"/>
+              <w:ind w:left="100" w:right="100" w:firstLine="0" w:firstLineChars="0"/>
+            </w:pPr>
+            <w:r>
+              <w:rPr>
+                <w:rFonts w:ascii="Helvetica" w:hAnsi="Helvetica" w:eastAsia="Helvetica" w:cs="Helvetica"/>
+                <w:i w:val="false"/>
+                <w:b w:val="false"/>
+                <w:u w:val="none"/>
+                <w:sz w:val="22"/>
+                <w:szCs w:val="22"/>
+                <w:color w:val="000000"/>
+              </w:rPr>
+              <w:t xml:space="preserve">0.000</w:t>
+            </w:r>
+          </w:p>
+        </w:tc>
+        <w:tc>
+          <w:tcPr>
+            <w:tcBorders>
+              <w:bottom w:val="none" w:sz="0" w:space="0" w:color="000000"/>
+              <w:top w:val="none" w:sz="0" w:space="0" w:color="000000"/>
+              <w:left w:val="none" w:sz="0" w:space="0" w:color="000000"/>
+              <w:right w:val="none" w:sz="0" w:space="0" w:color="000000"/>
+            </w:tcBorders>
+            <w:shd w:val="clear" w:color="auto" w:fill="FFFFFF"/>
+            <w:tcMar>
+              <w:top w:w="0" w:type="dxa"/>
+              <w:bottom w:w="0" w:type="dxa"/>
+              <w:left w:w="0" w:type="dxa"/>
+              <w:right w:w="0" w:type="dxa"/>
+            </w:tcMar>
+            <w:vAlign w:val="center"/>
+          </w:tcPr>
+          <w:p>
+            <w:pPr>
+              <w:pStyle w:val="Normal"/>
+              <w:jc w:val="right"/>
+              <w:pBdr>
+                <w:bottom w:val="none" w:sz="0" w:space="0" w:color="000000"/>
+                <w:top w:val="none" w:sz="0" w:space="0" w:color="000000"/>
+                <w:left w:val="none" w:sz="0" w:space="0" w:color="000000"/>
+                <w:right w:val="none" w:sz="0" w:space="0" w:color="000000"/>
+              </w:pBdr>
+              <w:spacing w:after="100" w:before="100" w:line="240"/>
+              <w:ind w:left="100" w:right="100" w:firstLine="0" w:firstLineChars="0"/>
+            </w:pPr>
+            <w:r>
+              <w:rPr>
+                <w:rFonts w:ascii="Helvetica" w:hAnsi="Helvetica" w:eastAsia="Helvetica" w:cs="Helvetica"/>
+                <w:i w:val="false"/>
+                <w:b w:val="false"/>
+                <w:u w:val="none"/>
+                <w:sz w:val="22"/>
+                <w:szCs w:val="22"/>
+                <w:color w:val="000000"/>
+              </w:rPr>
+              <w:t xml:space="preserve">0.084</w:t>
+            </w:r>
+          </w:p>
+        </w:tc>
       </w:tr>
       <w:tr>
         <w:trPr>
@@ -15470,6 +19250,94 @@
             </w:r>
           </w:p>
         </w:tc>
+        <w:tc>
+          <w:tcPr>
+            <w:tcBorders>
+              <w:bottom w:val="none" w:sz="0" w:space="0" w:color="000000"/>
+              <w:top w:val="none" w:sz="0" w:space="0" w:color="000000"/>
+              <w:left w:val="none" w:sz="0" w:space="0" w:color="000000"/>
+              <w:right w:val="none" w:sz="0" w:space="0" w:color="000000"/>
+            </w:tcBorders>
+            <w:shd w:val="clear" w:color="auto" w:fill="FFFFFF"/>
+            <w:tcMar>
+              <w:top w:w="0" w:type="dxa"/>
+              <w:bottom w:w="0" w:type="dxa"/>
+              <w:left w:w="0" w:type="dxa"/>
+              <w:right w:w="0" w:type="dxa"/>
+            </w:tcMar>
+            <w:vAlign w:val="center"/>
+          </w:tcPr>
+          <w:p>
+            <w:pPr>
+              <w:pStyle w:val="Normal"/>
+              <w:jc w:val="right"/>
+              <w:pBdr>
+                <w:bottom w:val="none" w:sz="0" w:space="0" w:color="000000"/>
+                <w:top w:val="none" w:sz="0" w:space="0" w:color="000000"/>
+                <w:left w:val="none" w:sz="0" w:space="0" w:color="000000"/>
+                <w:right w:val="none" w:sz="0" w:space="0" w:color="000000"/>
+              </w:pBdr>
+              <w:spacing w:after="100" w:before="100" w:line="240"/>
+              <w:ind w:left="100" w:right="100" w:firstLine="0" w:firstLineChars="0"/>
+            </w:pPr>
+            <w:r>
+              <w:rPr>
+                <w:rFonts w:ascii="Helvetica" w:hAnsi="Helvetica" w:eastAsia="Helvetica" w:cs="Helvetica"/>
+                <w:i w:val="false"/>
+                <w:b w:val="false"/>
+                <w:u w:val="none"/>
+                <w:sz w:val="22"/>
+                <w:szCs w:val="22"/>
+                <w:color w:val="000000"/>
+              </w:rPr>
+              <w:t xml:space="preserve">-0.061</w:t>
+            </w:r>
+          </w:p>
+        </w:tc>
+        <w:tc>
+          <w:tcPr>
+            <w:tcBorders>
+              <w:bottom w:val="none" w:sz="0" w:space="0" w:color="000000"/>
+              <w:top w:val="none" w:sz="0" w:space="0" w:color="000000"/>
+              <w:left w:val="none" w:sz="0" w:space="0" w:color="000000"/>
+              <w:right w:val="none" w:sz="0" w:space="0" w:color="000000"/>
+            </w:tcBorders>
+            <w:shd w:val="clear" w:color="auto" w:fill="FFFFFF"/>
+            <w:tcMar>
+              <w:top w:w="0" w:type="dxa"/>
+              <w:bottom w:w="0" w:type="dxa"/>
+              <w:left w:w="0" w:type="dxa"/>
+              <w:right w:w="0" w:type="dxa"/>
+            </w:tcMar>
+            <w:vAlign w:val="center"/>
+          </w:tcPr>
+          <w:p>
+            <w:pPr>
+              <w:pStyle w:val="Normal"/>
+              <w:jc w:val="right"/>
+              <w:pBdr>
+                <w:bottom w:val="none" w:sz="0" w:space="0" w:color="000000"/>
+                <w:top w:val="none" w:sz="0" w:space="0" w:color="000000"/>
+                <w:left w:val="none" w:sz="0" w:space="0" w:color="000000"/>
+                <w:right w:val="none" w:sz="0" w:space="0" w:color="000000"/>
+              </w:pBdr>
+              <w:spacing w:after="100" w:before="100" w:line="240"/>
+              <w:ind w:left="100" w:right="100" w:firstLine="0" w:firstLineChars="0"/>
+            </w:pPr>
+            <w:r>
+              <w:rPr>
+                <w:rFonts w:ascii="Helvetica" w:hAnsi="Helvetica" w:eastAsia="Helvetica" w:cs="Helvetica"/>
+                <w:i w:val="false"/>
+                <w:b w:val="false"/>
+                <w:u w:val="none"/>
+                <w:sz w:val="22"/>
+                <w:szCs w:val="22"/>
+                <w:color w:val="000000"/>
+              </w:rPr>
+              <w:t xml:space="preserve">0.134</w:t>
+            </w:r>
+          </w:p>
+        </w:tc>
       </w:tr>
       <w:tr>
         <w:trPr>
@@ -15829,6 +19697,94 @@
             </w:r>
           </w:p>
         </w:tc>
+        <w:tc>
+          <w:tcPr>
+            <w:tcBorders>
+              <w:bottom w:val="none" w:sz="0" w:space="0" w:color="000000"/>
+              <w:top w:val="none" w:sz="0" w:space="0" w:color="000000"/>
+              <w:left w:val="none" w:sz="0" w:space="0" w:color="000000"/>
+              <w:right w:val="none" w:sz="0" w:space="0" w:color="000000"/>
+            </w:tcBorders>
+            <w:shd w:val="clear" w:color="auto" w:fill="FFFFFF"/>
+            <w:tcMar>
+              <w:top w:w="0" w:type="dxa"/>
+              <w:bottom w:w="0" w:type="dxa"/>
+              <w:left w:w="0" w:type="dxa"/>
+              <w:right w:w="0" w:type="dxa"/>
+            </w:tcMar>
+            <w:vAlign w:val="center"/>
+          </w:tcPr>
+          <w:p>
+            <w:pPr>
+              <w:pStyle w:val="Normal"/>
+              <w:jc w:val="right"/>
+              <w:pBdr>
+                <w:bottom w:val="none" w:sz="0" w:space="0" w:color="000000"/>
+                <w:top w:val="none" w:sz="0" w:space="0" w:color="000000"/>
+                <w:left w:val="none" w:sz="0" w:space="0" w:color="000000"/>
+                <w:right w:val="none" w:sz="0" w:space="0" w:color="000000"/>
+              </w:pBdr>
+              <w:spacing w:after="100" w:before="100" w:line="240"/>
+              <w:ind w:left="100" w:right="100" w:firstLine="0" w:firstLineChars="0"/>
+            </w:pPr>
+            <w:r>
+              <w:rPr>
+                <w:rFonts w:ascii="Helvetica" w:hAnsi="Helvetica" w:eastAsia="Helvetica" w:cs="Helvetica"/>
+                <w:i w:val="false"/>
+                <w:b w:val="false"/>
+                <w:u w:val="none"/>
+                <w:sz w:val="22"/>
+                <w:szCs w:val="22"/>
+                <w:color w:val="000000"/>
+              </w:rPr>
+              <w:t xml:space="preserve">0.001</w:t>
+            </w:r>
+          </w:p>
+        </w:tc>
+        <w:tc>
+          <w:tcPr>
+            <w:tcBorders>
+              <w:bottom w:val="none" w:sz="0" w:space="0" w:color="000000"/>
+              <w:top w:val="none" w:sz="0" w:space="0" w:color="000000"/>
+              <w:left w:val="none" w:sz="0" w:space="0" w:color="000000"/>
+              <w:right w:val="none" w:sz="0" w:space="0" w:color="000000"/>
+            </w:tcBorders>
+            <w:shd w:val="clear" w:color="auto" w:fill="FFFFFF"/>
+            <w:tcMar>
+              <w:top w:w="0" w:type="dxa"/>
+              <w:bottom w:w="0" w:type="dxa"/>
+              <w:left w:w="0" w:type="dxa"/>
+              <w:right w:w="0" w:type="dxa"/>
+            </w:tcMar>
+            <w:vAlign w:val="center"/>
+          </w:tcPr>
+          <w:p>
+            <w:pPr>
+              <w:pStyle w:val="Normal"/>
+              <w:jc w:val="right"/>
+              <w:pBdr>
+                <w:bottom w:val="none" w:sz="0" w:space="0" w:color="000000"/>
+                <w:top w:val="none" w:sz="0" w:space="0" w:color="000000"/>
+                <w:left w:val="none" w:sz="0" w:space="0" w:color="000000"/>
+                <w:right w:val="none" w:sz="0" w:space="0" w:color="000000"/>
+              </w:pBdr>
+              <w:spacing w:after="100" w:before="100" w:line="240"/>
+              <w:ind w:left="100" w:right="100" w:firstLine="0" w:firstLineChars="0"/>
+            </w:pPr>
+            <w:r>
+              <w:rPr>
+                <w:rFonts w:ascii="Helvetica" w:hAnsi="Helvetica" w:eastAsia="Helvetica" w:cs="Helvetica"/>
+                <w:i w:val="false"/>
+                <w:b w:val="false"/>
+                <w:u w:val="none"/>
+                <w:sz w:val="22"/>
+                <w:szCs w:val="22"/>
+                <w:color w:val="000000"/>
+              </w:rPr>
+              <w:t xml:space="preserve">0.049</w:t>
+            </w:r>
+          </w:p>
+        </w:tc>
       </w:tr>
       <w:tr>
         <w:trPr>
@@ -16176,6 +20132,94 @@
             </w:r>
           </w:p>
         </w:tc>
+        <w:tc>
+          <w:tcPr>
+            <w:tcBorders>
+              <w:bottom w:val="none" w:sz="0" w:space="0" w:color="000000"/>
+              <w:top w:val="none" w:sz="0" w:space="0" w:color="000000"/>
+              <w:left w:val="none" w:sz="0" w:space="0" w:color="000000"/>
+              <w:right w:val="none" w:sz="0" w:space="0" w:color="000000"/>
+            </w:tcBorders>
+            <w:shd w:val="clear" w:color="auto" w:fill="FFFFFF"/>
+            <w:tcMar>
+              <w:top w:w="0" w:type="dxa"/>
+              <w:bottom w:w="0" w:type="dxa"/>
+              <w:left w:w="0" w:type="dxa"/>
+              <w:right w:w="0" w:type="dxa"/>
+            </w:tcMar>
+            <w:vAlign w:val="center"/>
+          </w:tcPr>
+          <w:p>
+            <w:pPr>
+              <w:pStyle w:val="Normal"/>
+              <w:jc w:val="right"/>
+              <w:pBdr>
+                <w:bottom w:val="none" w:sz="0" w:space="0" w:color="000000"/>
+                <w:top w:val="none" w:sz="0" w:space="0" w:color="000000"/>
+                <w:left w:val="none" w:sz="0" w:space="0" w:color="000000"/>
+                <w:right w:val="none" w:sz="0" w:space="0" w:color="000000"/>
+              </w:pBdr>
+              <w:spacing w:after="100" w:before="100" w:line="240"/>
+              <w:ind w:left="100" w:right="100" w:firstLine="0" w:firstLineChars="0"/>
+            </w:pPr>
+            <w:r>
+              <w:rPr>
+                <w:rFonts w:ascii="Helvetica" w:hAnsi="Helvetica" w:eastAsia="Helvetica" w:cs="Helvetica"/>
+                <w:i w:val="false"/>
+                <w:b w:val="false"/>
+                <w:u w:val="none"/>
+                <w:sz w:val="22"/>
+                <w:szCs w:val="22"/>
+                <w:color w:val="000000"/>
+              </w:rPr>
+              <w:t xml:space="preserve">0.282</w:t>
+            </w:r>
+          </w:p>
+        </w:tc>
+        <w:tc>
+          <w:tcPr>
+            <w:tcBorders>
+              <w:bottom w:val="none" w:sz="0" w:space="0" w:color="000000"/>
+              <w:top w:val="none" w:sz="0" w:space="0" w:color="000000"/>
+              <w:left w:val="none" w:sz="0" w:space="0" w:color="000000"/>
+              <w:right w:val="none" w:sz="0" w:space="0" w:color="000000"/>
+            </w:tcBorders>
+            <w:shd w:val="clear" w:color="auto" w:fill="FFFFFF"/>
+            <w:tcMar>
+              <w:top w:w="0" w:type="dxa"/>
+              <w:bottom w:w="0" w:type="dxa"/>
+              <w:left w:w="0" w:type="dxa"/>
+              <w:right w:w="0" w:type="dxa"/>
+            </w:tcMar>
+            <w:vAlign w:val="center"/>
+          </w:tcPr>
+          <w:p>
+            <w:pPr>
+              <w:pStyle w:val="Normal"/>
+              <w:jc w:val="right"/>
+              <w:pBdr>
+                <w:bottom w:val="none" w:sz="0" w:space="0" w:color="000000"/>
+                <w:top w:val="none" w:sz="0" w:space="0" w:color="000000"/>
+                <w:left w:val="none" w:sz="0" w:space="0" w:color="000000"/>
+                <w:right w:val="none" w:sz="0" w:space="0" w:color="000000"/>
+              </w:pBdr>
+              <w:spacing w:after="100" w:before="100" w:line="240"/>
+              <w:ind w:left="100" w:right="100" w:firstLine="0" w:firstLineChars="0"/>
+            </w:pPr>
+            <w:r>
+              <w:rPr>
+                <w:rFonts w:ascii="Helvetica" w:hAnsi="Helvetica" w:eastAsia="Helvetica" w:cs="Helvetica"/>
+                <w:i w:val="false"/>
+                <w:b w:val="false"/>
+                <w:u w:val="none"/>
+                <w:sz w:val="22"/>
+                <w:szCs w:val="22"/>
+                <w:color w:val="000000"/>
+              </w:rPr>
+              <w:t xml:space="preserve">0.278</w:t>
+            </w:r>
+          </w:p>
+        </w:tc>
       </w:tr>
       <w:tr>
         <w:trPr>
@@ -16523,6 +20567,94 @@
             </w:r>
           </w:p>
         </w:tc>
+        <w:tc>
+          <w:tcPr>
+            <w:tcBorders>
+              <w:bottom w:val="none" w:sz="0" w:space="0" w:color="000000"/>
+              <w:top w:val="none" w:sz="0" w:space="0" w:color="000000"/>
+              <w:left w:val="none" w:sz="0" w:space="0" w:color="000000"/>
+              <w:right w:val="none" w:sz="0" w:space="0" w:color="000000"/>
+            </w:tcBorders>
+            <w:shd w:val="clear" w:color="auto" w:fill="FFFFFF"/>
+            <w:tcMar>
+              <w:top w:w="0" w:type="dxa"/>
+              <w:bottom w:w="0" w:type="dxa"/>
+              <w:left w:w="0" w:type="dxa"/>
+              <w:right w:w="0" w:type="dxa"/>
+            </w:tcMar>
+            <w:vAlign w:val="center"/>
+          </w:tcPr>
+          <w:p>
+            <w:pPr>
+              <w:pStyle w:val="Normal"/>
+              <w:jc w:val="right"/>
+              <w:pBdr>
+                <w:bottom w:val="none" w:sz="0" w:space="0" w:color="000000"/>
+                <w:top w:val="none" w:sz="0" w:space="0" w:color="000000"/>
+                <w:left w:val="none" w:sz="0" w:space="0" w:color="000000"/>
+                <w:right w:val="none" w:sz="0" w:space="0" w:color="000000"/>
+              </w:pBdr>
+              <w:spacing w:after="100" w:before="100" w:line="240"/>
+              <w:ind w:left="100" w:right="100" w:firstLine="0" w:firstLineChars="0"/>
+            </w:pPr>
+            <w:r>
+              <w:rPr>
+                <w:rFonts w:ascii="Helvetica" w:hAnsi="Helvetica" w:eastAsia="Helvetica" w:cs="Helvetica"/>
+                <w:i w:val="false"/>
+                <w:b w:val="false"/>
+                <w:u w:val="none"/>
+                <w:sz w:val="22"/>
+                <w:szCs w:val="22"/>
+                <w:color w:val="000000"/>
+              </w:rPr>
+              <w:t xml:space="preserve">0.003</w:t>
+            </w:r>
+          </w:p>
+        </w:tc>
+        <w:tc>
+          <w:tcPr>
+            <w:tcBorders>
+              <w:bottom w:val="none" w:sz="0" w:space="0" w:color="000000"/>
+              <w:top w:val="none" w:sz="0" w:space="0" w:color="000000"/>
+              <w:left w:val="none" w:sz="0" w:space="0" w:color="000000"/>
+              <w:right w:val="none" w:sz="0" w:space="0" w:color="000000"/>
+            </w:tcBorders>
+            <w:shd w:val="clear" w:color="auto" w:fill="FFFFFF"/>
+            <w:tcMar>
+              <w:top w:w="0" w:type="dxa"/>
+              <w:bottom w:w="0" w:type="dxa"/>
+              <w:left w:w="0" w:type="dxa"/>
+              <w:right w:w="0" w:type="dxa"/>
+            </w:tcMar>
+            <w:vAlign w:val="center"/>
+          </w:tcPr>
+          <w:p>
+            <w:pPr>
+              <w:pStyle w:val="Normal"/>
+              <w:jc w:val="right"/>
+              <w:pBdr>
+                <w:bottom w:val="none" w:sz="0" w:space="0" w:color="000000"/>
+                <w:top w:val="none" w:sz="0" w:space="0" w:color="000000"/>
+                <w:left w:val="none" w:sz="0" w:space="0" w:color="000000"/>
+                <w:right w:val="none" w:sz="0" w:space="0" w:color="000000"/>
+              </w:pBdr>
+              <w:spacing w:after="100" w:before="100" w:line="240"/>
+              <w:ind w:left="100" w:right="100" w:firstLine="0" w:firstLineChars="0"/>
+            </w:pPr>
+            <w:r>
+              <w:rPr>
+                <w:rFonts w:ascii="Helvetica" w:hAnsi="Helvetica" w:eastAsia="Helvetica" w:cs="Helvetica"/>
+                <w:i w:val="false"/>
+                <w:b w:val="false"/>
+                <w:u w:val="none"/>
+                <w:sz w:val="22"/>
+                <w:szCs w:val="22"/>
+                <w:color w:val="000000"/>
+              </w:rPr>
+              <w:t xml:space="preserve">0.070</w:t>
+            </w:r>
+          </w:p>
+        </w:tc>
       </w:tr>
       <w:tr>
         <w:trPr>
@@ -16870,6 +21002,94 @@
             </w:r>
           </w:p>
         </w:tc>
+        <w:tc>
+          <w:tcPr>
+            <w:tcBorders>
+              <w:bottom w:val="none" w:sz="0" w:space="0" w:color="000000"/>
+              <w:top w:val="none" w:sz="0" w:space="0" w:color="000000"/>
+              <w:left w:val="none" w:sz="0" w:space="0" w:color="000000"/>
+              <w:right w:val="none" w:sz="0" w:space="0" w:color="000000"/>
+            </w:tcBorders>
+            <w:shd w:val="clear" w:color="auto" w:fill="FFFFFF"/>
+            <w:tcMar>
+              <w:top w:w="0" w:type="dxa"/>
+              <w:bottom w:w="0" w:type="dxa"/>
+              <w:left w:w="0" w:type="dxa"/>
+              <w:right w:w="0" w:type="dxa"/>
+            </w:tcMar>
+            <w:vAlign w:val="center"/>
+          </w:tcPr>
+          <w:p>
+            <w:pPr>
+              <w:pStyle w:val="Normal"/>
+              <w:jc w:val="right"/>
+              <w:pBdr>
+                <w:bottom w:val="none" w:sz="0" w:space="0" w:color="000000"/>
+                <w:top w:val="none" w:sz="0" w:space="0" w:color="000000"/>
+                <w:left w:val="none" w:sz="0" w:space="0" w:color="000000"/>
+                <w:right w:val="none" w:sz="0" w:space="0" w:color="000000"/>
+              </w:pBdr>
+              <w:spacing w:after="100" w:before="100" w:line="240"/>
+              <w:ind w:left="100" w:right="100" w:firstLine="0" w:firstLineChars="0"/>
+            </w:pPr>
+            <w:r>
+              <w:rPr>
+                <w:rFonts w:ascii="Helvetica" w:hAnsi="Helvetica" w:eastAsia="Helvetica" w:cs="Helvetica"/>
+                <w:i w:val="false"/>
+                <w:b w:val="false"/>
+                <w:u w:val="none"/>
+                <w:sz w:val="22"/>
+                <w:szCs w:val="22"/>
+                <w:color w:val="000000"/>
+              </w:rPr>
+              <w:t xml:space="preserve">0.384</w:t>
+            </w:r>
+          </w:p>
+        </w:tc>
+        <w:tc>
+          <w:tcPr>
+            <w:tcBorders>
+              <w:bottom w:val="none" w:sz="0" w:space="0" w:color="000000"/>
+              <w:top w:val="none" w:sz="0" w:space="0" w:color="000000"/>
+              <w:left w:val="none" w:sz="0" w:space="0" w:color="000000"/>
+              <w:right w:val="none" w:sz="0" w:space="0" w:color="000000"/>
+            </w:tcBorders>
+            <w:shd w:val="clear" w:color="auto" w:fill="FFFFFF"/>
+            <w:tcMar>
+              <w:top w:w="0" w:type="dxa"/>
+              <w:bottom w:w="0" w:type="dxa"/>
+              <w:left w:w="0" w:type="dxa"/>
+              <w:right w:w="0" w:type="dxa"/>
+            </w:tcMar>
+            <w:vAlign w:val="center"/>
+          </w:tcPr>
+          <w:p>
+            <w:pPr>
+              <w:pStyle w:val="Normal"/>
+              <w:jc w:val="right"/>
+              <w:pBdr>
+                <w:bottom w:val="none" w:sz="0" w:space="0" w:color="000000"/>
+                <w:top w:val="none" w:sz="0" w:space="0" w:color="000000"/>
+                <w:left w:val="none" w:sz="0" w:space="0" w:color="000000"/>
+                <w:right w:val="none" w:sz="0" w:space="0" w:color="000000"/>
+              </w:pBdr>
+              <w:spacing w:after="100" w:before="100" w:line="240"/>
+              <w:ind w:left="100" w:right="100" w:firstLine="0" w:firstLineChars="0"/>
+            </w:pPr>
+            <w:r>
+              <w:rPr>
+                <w:rFonts w:ascii="Helvetica" w:hAnsi="Helvetica" w:eastAsia="Helvetica" w:cs="Helvetica"/>
+                <w:i w:val="false"/>
+                <w:b w:val="false"/>
+                <w:u w:val="none"/>
+                <w:sz w:val="22"/>
+                <w:szCs w:val="22"/>
+                <w:color w:val="000000"/>
+              </w:rPr>
+              <w:t xml:space="preserve">0.376</w:t>
+            </w:r>
+          </w:p>
+        </w:tc>
       </w:tr>
       <w:tr>
         <w:trPr>
@@ -17217,6 +21437,94 @@
             </w:r>
           </w:p>
         </w:tc>
+        <w:tc>
+          <w:tcPr>
+            <w:tcBorders>
+              <w:bottom w:val="none" w:sz="0" w:space="0" w:color="000000"/>
+              <w:top w:val="none" w:sz="0" w:space="0" w:color="000000"/>
+              <w:left w:val="none" w:sz="0" w:space="0" w:color="000000"/>
+              <w:right w:val="none" w:sz="0" w:space="0" w:color="000000"/>
+            </w:tcBorders>
+            <w:shd w:val="clear" w:color="auto" w:fill="FFFFFF"/>
+            <w:tcMar>
+              <w:top w:w="0" w:type="dxa"/>
+              <w:bottom w:w="0" w:type="dxa"/>
+              <w:left w:w="0" w:type="dxa"/>
+              <w:right w:w="0" w:type="dxa"/>
+            </w:tcMar>
+            <w:vAlign w:val="center"/>
+          </w:tcPr>
+          <w:p>
+            <w:pPr>
+              <w:pStyle w:val="Normal"/>
+              <w:jc w:val="right"/>
+              <w:pBdr>
+                <w:bottom w:val="none" w:sz="0" w:space="0" w:color="000000"/>
+                <w:top w:val="none" w:sz="0" w:space="0" w:color="000000"/>
+                <w:left w:val="none" w:sz="0" w:space="0" w:color="000000"/>
+                <w:right w:val="none" w:sz="0" w:space="0" w:color="000000"/>
+              </w:pBdr>
+              <w:spacing w:after="100" w:before="100" w:line="240"/>
+              <w:ind w:left="100" w:right="100" w:firstLine="0" w:firstLineChars="0"/>
+            </w:pPr>
+            <w:r>
+              <w:rPr>
+                <w:rFonts w:ascii="Helvetica" w:hAnsi="Helvetica" w:eastAsia="Helvetica" w:cs="Helvetica"/>
+                <w:i w:val="false"/>
+                <w:b w:val="false"/>
+                <w:u w:val="none"/>
+                <w:sz w:val="22"/>
+                <w:szCs w:val="22"/>
+                <w:color w:val="000000"/>
+              </w:rPr>
+              <w:t xml:space="preserve">0.002</w:t>
+            </w:r>
+          </w:p>
+        </w:tc>
+        <w:tc>
+          <w:tcPr>
+            <w:tcBorders>
+              <w:bottom w:val="none" w:sz="0" w:space="0" w:color="000000"/>
+              <w:top w:val="none" w:sz="0" w:space="0" w:color="000000"/>
+              <w:left w:val="none" w:sz="0" w:space="0" w:color="000000"/>
+              <w:right w:val="none" w:sz="0" w:space="0" w:color="000000"/>
+            </w:tcBorders>
+            <w:shd w:val="clear" w:color="auto" w:fill="FFFFFF"/>
+            <w:tcMar>
+              <w:top w:w="0" w:type="dxa"/>
+              <w:bottom w:w="0" w:type="dxa"/>
+              <w:left w:w="0" w:type="dxa"/>
+              <w:right w:w="0" w:type="dxa"/>
+            </w:tcMar>
+            <w:vAlign w:val="center"/>
+          </w:tcPr>
+          <w:p>
+            <w:pPr>
+              <w:pStyle w:val="Normal"/>
+              <w:jc w:val="right"/>
+              <w:pBdr>
+                <w:bottom w:val="none" w:sz="0" w:space="0" w:color="000000"/>
+                <w:top w:val="none" w:sz="0" w:space="0" w:color="000000"/>
+                <w:left w:val="none" w:sz="0" w:space="0" w:color="000000"/>
+                <w:right w:val="none" w:sz="0" w:space="0" w:color="000000"/>
+              </w:pBdr>
+              <w:spacing w:after="100" w:before="100" w:line="240"/>
+              <w:ind w:left="100" w:right="100" w:firstLine="0" w:firstLineChars="0"/>
+            </w:pPr>
+            <w:r>
+              <w:rPr>
+                <w:rFonts w:ascii="Helvetica" w:hAnsi="Helvetica" w:eastAsia="Helvetica" w:cs="Helvetica"/>
+                <w:i w:val="false"/>
+                <w:b w:val="false"/>
+                <w:u w:val="none"/>
+                <w:sz w:val="22"/>
+                <w:szCs w:val="22"/>
+                <w:color w:val="000000"/>
+              </w:rPr>
+              <w:t xml:space="preserve">0.112</w:t>
+            </w:r>
+          </w:p>
+        </w:tc>
       </w:tr>
       <w:tr>
         <w:trPr>
@@ -17561,6 +21869,94 @@
                 <w:color w:val="000000"/>
               </w:rPr>
               <w:t xml:space="preserve">0.081</w:t>
+            </w:r>
+          </w:p>
+        </w:tc>
+        <w:tc>
+          <w:tcPr>
+            <w:tcBorders>
+              <w:bottom w:val="single" w:sz="12" w:space="0" w:color="666666"/>
+              <w:top w:val="none" w:sz="0" w:space="0" w:color="000000"/>
+              <w:left w:val="none" w:sz="0" w:space="0" w:color="000000"/>
+              <w:right w:val="none" w:sz="0" w:space="0" w:color="000000"/>
+            </w:tcBorders>
+            <w:shd w:val="clear" w:color="auto" w:fill="FFFFFF"/>
+            <w:tcMar>
+              <w:top w:w="0" w:type="dxa"/>
+              <w:bottom w:w="0" w:type="dxa"/>
+              <w:left w:w="0" w:type="dxa"/>
+              <w:right w:w="0" w:type="dxa"/>
+            </w:tcMar>
+            <w:vAlign w:val="center"/>
+          </w:tcPr>
+          <w:p>
+            <w:pPr>
+              <w:pStyle w:val="Normal"/>
+              <w:jc w:val="right"/>
+              <w:pBdr>
+                <w:bottom w:val="none" w:sz="0" w:space="0" w:color="000000"/>
+                <w:top w:val="none" w:sz="0" w:space="0" w:color="000000"/>
+                <w:left w:val="none" w:sz="0" w:space="0" w:color="000000"/>
+                <w:right w:val="none" w:sz="0" w:space="0" w:color="000000"/>
+              </w:pBdr>
+              <w:spacing w:after="100" w:before="100" w:line="240"/>
+              <w:ind w:left="100" w:right="100" w:firstLine="0" w:firstLineChars="0"/>
+            </w:pPr>
+            <w:r>
+              <w:rPr>
+                <w:rFonts w:ascii="Helvetica" w:hAnsi="Helvetica" w:eastAsia="Helvetica" w:cs="Helvetica"/>
+                <w:i w:val="false"/>
+                <w:b w:val="false"/>
+                <w:u w:val="none"/>
+                <w:sz w:val="22"/>
+                <w:szCs w:val="22"/>
+                <w:color w:val="000000"/>
+              </w:rPr>
+              <w:t xml:space="preserve">0.182</w:t>
+            </w:r>
+          </w:p>
+        </w:tc>
+        <w:tc>
+          <w:tcPr>
+            <w:tcBorders>
+              <w:bottom w:val="single" w:sz="12" w:space="0" w:color="666666"/>
+              <w:top w:val="none" w:sz="0" w:space="0" w:color="000000"/>
+              <w:left w:val="none" w:sz="0" w:space="0" w:color="000000"/>
+              <w:right w:val="none" w:sz="0" w:space="0" w:color="000000"/>
+            </w:tcBorders>
+            <w:shd w:val="clear" w:color="auto" w:fill="FFFFFF"/>
+            <w:tcMar>
+              <w:top w:w="0" w:type="dxa"/>
+              <w:bottom w:w="0" w:type="dxa"/>
+              <w:left w:w="0" w:type="dxa"/>
+              <w:right w:w="0" w:type="dxa"/>
+            </w:tcMar>
+            <w:vAlign w:val="center"/>
+          </w:tcPr>
+          <w:p>
+            <w:pPr>
+              <w:pStyle w:val="Normal"/>
+              <w:jc w:val="right"/>
+              <w:pBdr>
+                <w:bottom w:val="none" w:sz="0" w:space="0" w:color="000000"/>
+                <w:top w:val="none" w:sz="0" w:space="0" w:color="000000"/>
+                <w:left w:val="none" w:sz="0" w:space="0" w:color="000000"/>
+                <w:right w:val="none" w:sz="0" w:space="0" w:color="000000"/>
+              </w:pBdr>
+              <w:spacing w:after="100" w:before="100" w:line="240"/>
+              <w:ind w:left="100" w:right="100" w:firstLine="0" w:firstLineChars="0"/>
+            </w:pPr>
+            <w:r>
+              <w:rPr>
+                <w:rFonts w:ascii="Helvetica" w:hAnsi="Helvetica" w:eastAsia="Helvetica" w:cs="Helvetica"/>
+                <w:i w:val="false"/>
+                <w:b w:val="false"/>
+                <w:u w:val="none"/>
+                <w:sz w:val="22"/>
+                <w:szCs w:val="22"/>
+                <w:color w:val="000000"/>
+              </w:rPr>
+              <w:t xml:space="preserve">0.211</w:t>
             </w:r>
           </w:p>
         </w:tc>

--- a/docx/model-training/models-table-intercept-all.docx
+++ b/docx/model-training/models-table-intercept-all.docx
@@ -39,7 +39,9 @@
         <w:gridCol w:w="1291"/>
         <w:gridCol w:w="2502"/>
         <w:gridCol w:w="973"/>
-        <w:gridCol w:w="1291"/>
+        <w:gridCol w:w="1328"/>
+        <w:gridCol w:w="1267"/>
+        <w:gridCol w:w="1621"/>
         <w:gridCol w:w="1046"/>
         <w:gridCol w:w="961"/>
         <w:gridCol w:w="1084"/>
@@ -268,7 +270,95 @@
                 <w:szCs w:val="22"/>
                 <w:color w:val="000000"/>
               </w:rPr>
-              <w:t xml:space="preserve">Std.Error</w:t>
+              <w:t xml:space="preserve">Slope SE</w:t>
+            </w:r>
+          </w:p>
+        </w:tc>
+        <w:tc>
+          <w:tcPr>
+            <w:tcBorders>
+              <w:bottom w:val="single" w:sz="12" w:space="0" w:color="666666"/>
+              <w:top w:val="single" w:sz="12" w:space="0" w:color="666666"/>
+              <w:left w:val="none" w:sz="0" w:space="0" w:color="000000"/>
+              <w:right w:val="none" w:sz="0" w:space="0" w:color="000000"/>
+            </w:tcBorders>
+            <w:shd w:val="clear" w:color="auto" w:fill="FFFFFF"/>
+            <w:tcMar>
+              <w:top w:w="0" w:type="dxa"/>
+              <w:bottom w:w="0" w:type="dxa"/>
+              <w:left w:w="0" w:type="dxa"/>
+              <w:right w:w="0" w:type="dxa"/>
+            </w:tcMar>
+            <w:vAlign w:val="center"/>
+          </w:tcPr>
+          <w:p>
+            <w:pPr>
+              <w:pStyle w:val="Normal"/>
+              <w:jc w:val="right"/>
+              <w:pBdr>
+                <w:bottom w:val="none" w:sz="0" w:space="0" w:color="000000"/>
+                <w:top w:val="none" w:sz="0" w:space="0" w:color="000000"/>
+                <w:left w:val="none" w:sz="0" w:space="0" w:color="000000"/>
+                <w:right w:val="none" w:sz="0" w:space="0" w:color="000000"/>
+              </w:pBdr>
+              <w:spacing w:after="100" w:before="100" w:line="240"/>
+              <w:ind w:left="100" w:right="100" w:firstLine="0" w:firstLineChars="0"/>
+            </w:pPr>
+            <w:r>
+              <w:rPr>
+                <w:rFonts w:ascii="Helvetica" w:hAnsi="Helvetica" w:eastAsia="Helvetica" w:cs="Helvetica"/>
+                <w:i w:val="false"/>
+                <w:b w:val="false"/>
+                <w:u w:val="none"/>
+                <w:sz w:val="22"/>
+                <w:szCs w:val="22"/>
+                <w:color w:val="000000"/>
+              </w:rPr>
+              <w:t xml:space="preserve">Intercept</w:t>
+            </w:r>
+          </w:p>
+        </w:tc>
+        <w:tc>
+          <w:tcPr>
+            <w:tcBorders>
+              <w:bottom w:val="single" w:sz="12" w:space="0" w:color="666666"/>
+              <w:top w:val="single" w:sz="12" w:space="0" w:color="666666"/>
+              <w:left w:val="none" w:sz="0" w:space="0" w:color="000000"/>
+              <w:right w:val="none" w:sz="0" w:space="0" w:color="000000"/>
+            </w:tcBorders>
+            <w:shd w:val="clear" w:color="auto" w:fill="FFFFFF"/>
+            <w:tcMar>
+              <w:top w:w="0" w:type="dxa"/>
+              <w:bottom w:w="0" w:type="dxa"/>
+              <w:left w:w="0" w:type="dxa"/>
+              <w:right w:w="0" w:type="dxa"/>
+            </w:tcMar>
+            <w:vAlign w:val="center"/>
+          </w:tcPr>
+          <w:p>
+            <w:pPr>
+              <w:pStyle w:val="Normal"/>
+              <w:jc w:val="right"/>
+              <w:pBdr>
+                <w:bottom w:val="none" w:sz="0" w:space="0" w:color="000000"/>
+                <w:top w:val="none" w:sz="0" w:space="0" w:color="000000"/>
+                <w:left w:val="none" w:sz="0" w:space="0" w:color="000000"/>
+                <w:right w:val="none" w:sz="0" w:space="0" w:color="000000"/>
+              </w:pBdr>
+              <w:spacing w:after="100" w:before="100" w:line="240"/>
+              <w:ind w:left="100" w:right="100" w:firstLine="0" w:firstLineChars="0"/>
+            </w:pPr>
+            <w:r>
+              <w:rPr>
+                <w:rFonts w:ascii="Helvetica" w:hAnsi="Helvetica" w:eastAsia="Helvetica" w:cs="Helvetica"/>
+                <w:i w:val="false"/>
+                <w:b w:val="false"/>
+                <w:u w:val="none"/>
+                <w:sz w:val="22"/>
+                <w:szCs w:val="22"/>
+                <w:color w:val="000000"/>
+              </w:rPr>
+              <w:t xml:space="preserve">Intercept SE</w:t>
             </w:r>
           </w:p>
         </w:tc>
@@ -759,6 +849,94 @@
                 <w:szCs w:val="22"/>
                 <w:color w:val="000000"/>
               </w:rPr>
+              <w:t xml:space="preserve">0.094</w:t>
+            </w:r>
+          </w:p>
+        </w:tc>
+        <w:tc>
+          <w:tcPr>
+            <w:tcBorders>
+              <w:bottom w:val="none" w:sz="0" w:space="0" w:color="000000"/>
+              <w:top w:val="single" w:sz="12" w:space="0" w:color="666666"/>
+              <w:left w:val="none" w:sz="0" w:space="0" w:color="000000"/>
+              <w:right w:val="none" w:sz="0" w:space="0" w:color="000000"/>
+            </w:tcBorders>
+            <w:shd w:val="clear" w:color="auto" w:fill="FFFFFF"/>
+            <w:tcMar>
+              <w:top w:w="0" w:type="dxa"/>
+              <w:bottom w:w="0" w:type="dxa"/>
+              <w:left w:w="0" w:type="dxa"/>
+              <w:right w:w="0" w:type="dxa"/>
+            </w:tcMar>
+            <w:vAlign w:val="center"/>
+          </w:tcPr>
+          <w:p>
+            <w:pPr>
+              <w:pStyle w:val="Normal"/>
+              <w:jc w:val="right"/>
+              <w:pBdr>
+                <w:bottom w:val="none" w:sz="0" w:space="0" w:color="000000"/>
+                <w:top w:val="none" w:sz="0" w:space="0" w:color="000000"/>
+                <w:left w:val="none" w:sz="0" w:space="0" w:color="000000"/>
+                <w:right w:val="none" w:sz="0" w:space="0" w:color="000000"/>
+              </w:pBdr>
+              <w:spacing w:after="100" w:before="100" w:line="240"/>
+              <w:ind w:left="100" w:right="100" w:firstLine="0" w:firstLineChars="0"/>
+            </w:pPr>
+            <w:r>
+              <w:rPr>
+                <w:rFonts w:ascii="Helvetica" w:hAnsi="Helvetica" w:eastAsia="Helvetica" w:cs="Helvetica"/>
+                <w:i w:val="false"/>
+                <w:b w:val="false"/>
+                <w:u w:val="none"/>
+                <w:sz w:val="22"/>
+                <w:szCs w:val="22"/>
+                <w:color w:val="000000"/>
+              </w:rPr>
+              <w:t xml:space="preserve">0.050</w:t>
+            </w:r>
+          </w:p>
+        </w:tc>
+        <w:tc>
+          <w:tcPr>
+            <w:tcBorders>
+              <w:bottom w:val="none" w:sz="0" w:space="0" w:color="000000"/>
+              <w:top w:val="single" w:sz="12" w:space="0" w:color="666666"/>
+              <w:left w:val="none" w:sz="0" w:space="0" w:color="000000"/>
+              <w:right w:val="none" w:sz="0" w:space="0" w:color="000000"/>
+            </w:tcBorders>
+            <w:shd w:val="clear" w:color="auto" w:fill="FFFFFF"/>
+            <w:tcMar>
+              <w:top w:w="0" w:type="dxa"/>
+              <w:bottom w:w="0" w:type="dxa"/>
+              <w:left w:w="0" w:type="dxa"/>
+              <w:right w:w="0" w:type="dxa"/>
+            </w:tcMar>
+            <w:vAlign w:val="center"/>
+          </w:tcPr>
+          <w:p>
+            <w:pPr>
+              <w:pStyle w:val="Normal"/>
+              <w:jc w:val="right"/>
+              <w:pBdr>
+                <w:bottom w:val="none" w:sz="0" w:space="0" w:color="000000"/>
+                <w:top w:val="none" w:sz="0" w:space="0" w:color="000000"/>
+                <w:left w:val="none" w:sz="0" w:space="0" w:color="000000"/>
+                <w:right w:val="none" w:sz="0" w:space="0" w:color="000000"/>
+              </w:pBdr>
+              <w:spacing w:after="100" w:before="100" w:line="240"/>
+              <w:ind w:left="100" w:right="100" w:firstLine="0" w:firstLineChars="0"/>
+            </w:pPr>
+            <w:r>
+              <w:rPr>
+                <w:rFonts w:ascii="Helvetica" w:hAnsi="Helvetica" w:eastAsia="Helvetica" w:cs="Helvetica"/>
+                <w:i w:val="false"/>
+                <w:b w:val="false"/>
+                <w:u w:val="none"/>
+                <w:sz w:val="22"/>
+                <w:szCs w:val="22"/>
+                <w:color w:val="000000"/>
+              </w:rPr>
               <w:t xml:space="preserve">0.257</w:t>
             </w:r>
           </w:p>
@@ -1194,6 +1372,94 @@
                 <w:szCs w:val="22"/>
                 <w:color w:val="000000"/>
               </w:rPr>
+              <w:t xml:space="preserve"/>
+            </w:r>
+          </w:p>
+        </w:tc>
+        <w:tc>
+          <w:tcPr>
+            <w:tcBorders>
+              <w:bottom w:val="none" w:sz="0" w:space="0" w:color="000000"/>
+              <w:top w:val="none" w:sz="0" w:space="0" w:color="000000"/>
+              <w:left w:val="none" w:sz="0" w:space="0" w:color="000000"/>
+              <w:right w:val="none" w:sz="0" w:space="0" w:color="000000"/>
+            </w:tcBorders>
+            <w:shd w:val="clear" w:color="auto" w:fill="FFFFFF"/>
+            <w:tcMar>
+              <w:top w:w="0" w:type="dxa"/>
+              <w:bottom w:w="0" w:type="dxa"/>
+              <w:left w:w="0" w:type="dxa"/>
+              <w:right w:w="0" w:type="dxa"/>
+            </w:tcMar>
+            <w:vAlign w:val="center"/>
+          </w:tcPr>
+          <w:p>
+            <w:pPr>
+              <w:pStyle w:val="Normal"/>
+              <w:jc w:val="right"/>
+              <w:pBdr>
+                <w:bottom w:val="none" w:sz="0" w:space="0" w:color="000000"/>
+                <w:top w:val="none" w:sz="0" w:space="0" w:color="000000"/>
+                <w:left w:val="none" w:sz="0" w:space="0" w:color="000000"/>
+                <w:right w:val="none" w:sz="0" w:space="0" w:color="000000"/>
+              </w:pBdr>
+              <w:spacing w:after="100" w:before="100" w:line="240"/>
+              <w:ind w:left="100" w:right="100" w:firstLine="0" w:firstLineChars="0"/>
+            </w:pPr>
+            <w:r>
+              <w:rPr>
+                <w:rFonts w:ascii="Helvetica" w:hAnsi="Helvetica" w:eastAsia="Helvetica" w:cs="Helvetica"/>
+                <w:i w:val="false"/>
+                <w:b w:val="false"/>
+                <w:u w:val="none"/>
+                <w:sz w:val="22"/>
+                <w:szCs w:val="22"/>
+                <w:color w:val="000000"/>
+              </w:rPr>
+              <w:t xml:space="preserve"/>
+            </w:r>
+          </w:p>
+        </w:tc>
+        <w:tc>
+          <w:tcPr>
+            <w:tcBorders>
+              <w:bottom w:val="none" w:sz="0" w:space="0" w:color="000000"/>
+              <w:top w:val="none" w:sz="0" w:space="0" w:color="000000"/>
+              <w:left w:val="none" w:sz="0" w:space="0" w:color="000000"/>
+              <w:right w:val="none" w:sz="0" w:space="0" w:color="000000"/>
+            </w:tcBorders>
+            <w:shd w:val="clear" w:color="auto" w:fill="FFFFFF"/>
+            <w:tcMar>
+              <w:top w:w="0" w:type="dxa"/>
+              <w:bottom w:w="0" w:type="dxa"/>
+              <w:left w:w="0" w:type="dxa"/>
+              <w:right w:w="0" w:type="dxa"/>
+            </w:tcMar>
+            <w:vAlign w:val="center"/>
+          </w:tcPr>
+          <w:p>
+            <w:pPr>
+              <w:pStyle w:val="Normal"/>
+              <w:jc w:val="right"/>
+              <w:pBdr>
+                <w:bottom w:val="none" w:sz="0" w:space="0" w:color="000000"/>
+                <w:top w:val="none" w:sz="0" w:space="0" w:color="000000"/>
+                <w:left w:val="none" w:sz="0" w:space="0" w:color="000000"/>
+                <w:right w:val="none" w:sz="0" w:space="0" w:color="000000"/>
+              </w:pBdr>
+              <w:spacing w:after="100" w:before="100" w:line="240"/>
+              <w:ind w:left="100" w:right="100" w:firstLine="0" w:firstLineChars="0"/>
+            </w:pPr>
+            <w:r>
+              <w:rPr>
+                <w:rFonts w:ascii="Helvetica" w:hAnsi="Helvetica" w:eastAsia="Helvetica" w:cs="Helvetica"/>
+                <w:i w:val="false"/>
+                <w:b w:val="false"/>
+                <w:u w:val="none"/>
+                <w:sz w:val="22"/>
+                <w:szCs w:val="22"/>
+                <w:color w:val="000000"/>
+              </w:rPr>
               <w:t xml:space="preserve">0.265</w:t>
             </w:r>
           </w:p>
@@ -1629,6 +1895,94 @@
                 <w:szCs w:val="22"/>
                 <w:color w:val="000000"/>
               </w:rPr>
+              <w:t xml:space="preserve"/>
+            </w:r>
+          </w:p>
+        </w:tc>
+        <w:tc>
+          <w:tcPr>
+            <w:tcBorders>
+              <w:bottom w:val="none" w:sz="0" w:space="0" w:color="000000"/>
+              <w:top w:val="none" w:sz="0" w:space="0" w:color="000000"/>
+              <w:left w:val="none" w:sz="0" w:space="0" w:color="000000"/>
+              <w:right w:val="none" w:sz="0" w:space="0" w:color="000000"/>
+            </w:tcBorders>
+            <w:shd w:val="clear" w:color="auto" w:fill="FFFFFF"/>
+            <w:tcMar>
+              <w:top w:w="0" w:type="dxa"/>
+              <w:bottom w:w="0" w:type="dxa"/>
+              <w:left w:w="0" w:type="dxa"/>
+              <w:right w:w="0" w:type="dxa"/>
+            </w:tcMar>
+            <w:vAlign w:val="center"/>
+          </w:tcPr>
+          <w:p>
+            <w:pPr>
+              <w:pStyle w:val="Normal"/>
+              <w:jc w:val="right"/>
+              <w:pBdr>
+                <w:bottom w:val="none" w:sz="0" w:space="0" w:color="000000"/>
+                <w:top w:val="none" w:sz="0" w:space="0" w:color="000000"/>
+                <w:left w:val="none" w:sz="0" w:space="0" w:color="000000"/>
+                <w:right w:val="none" w:sz="0" w:space="0" w:color="000000"/>
+              </w:pBdr>
+              <w:spacing w:after="100" w:before="100" w:line="240"/>
+              <w:ind w:left="100" w:right="100" w:firstLine="0" w:firstLineChars="0"/>
+            </w:pPr>
+            <w:r>
+              <w:rPr>
+                <w:rFonts w:ascii="Helvetica" w:hAnsi="Helvetica" w:eastAsia="Helvetica" w:cs="Helvetica"/>
+                <w:i w:val="false"/>
+                <w:b w:val="false"/>
+                <w:u w:val="none"/>
+                <w:sz w:val="22"/>
+                <w:szCs w:val="22"/>
+                <w:color w:val="000000"/>
+              </w:rPr>
+              <w:t xml:space="preserve"/>
+            </w:r>
+          </w:p>
+        </w:tc>
+        <w:tc>
+          <w:tcPr>
+            <w:tcBorders>
+              <w:bottom w:val="none" w:sz="0" w:space="0" w:color="000000"/>
+              <w:top w:val="none" w:sz="0" w:space="0" w:color="000000"/>
+              <w:left w:val="none" w:sz="0" w:space="0" w:color="000000"/>
+              <w:right w:val="none" w:sz="0" w:space="0" w:color="000000"/>
+            </w:tcBorders>
+            <w:shd w:val="clear" w:color="auto" w:fill="FFFFFF"/>
+            <w:tcMar>
+              <w:top w:w="0" w:type="dxa"/>
+              <w:bottom w:w="0" w:type="dxa"/>
+              <w:left w:w="0" w:type="dxa"/>
+              <w:right w:w="0" w:type="dxa"/>
+            </w:tcMar>
+            <w:vAlign w:val="center"/>
+          </w:tcPr>
+          <w:p>
+            <w:pPr>
+              <w:pStyle w:val="Normal"/>
+              <w:jc w:val="right"/>
+              <w:pBdr>
+                <w:bottom w:val="none" w:sz="0" w:space="0" w:color="000000"/>
+                <w:top w:val="none" w:sz="0" w:space="0" w:color="000000"/>
+                <w:left w:val="none" w:sz="0" w:space="0" w:color="000000"/>
+                <w:right w:val="none" w:sz="0" w:space="0" w:color="000000"/>
+              </w:pBdr>
+              <w:spacing w:after="100" w:before="100" w:line="240"/>
+              <w:ind w:left="100" w:right="100" w:firstLine="0" w:firstLineChars="0"/>
+            </w:pPr>
+            <w:r>
+              <w:rPr>
+                <w:rFonts w:ascii="Helvetica" w:hAnsi="Helvetica" w:eastAsia="Helvetica" w:cs="Helvetica"/>
+                <w:i w:val="false"/>
+                <w:b w:val="false"/>
+                <w:u w:val="none"/>
+                <w:sz w:val="22"/>
+                <w:szCs w:val="22"/>
+                <w:color w:val="000000"/>
+              </w:rPr>
               <w:t xml:space="preserve">0.648</w:t>
             </w:r>
           </w:p>
@@ -2064,6 +2418,94 @@
                 <w:szCs w:val="22"/>
                 <w:color w:val="000000"/>
               </w:rPr>
+              <w:t xml:space="preserve">-0.167</w:t>
+            </w:r>
+          </w:p>
+        </w:tc>
+        <w:tc>
+          <w:tcPr>
+            <w:tcBorders>
+              <w:bottom w:val="none" w:sz="0" w:space="0" w:color="000000"/>
+              <w:top w:val="none" w:sz="0" w:space="0" w:color="000000"/>
+              <w:left w:val="none" w:sz="0" w:space="0" w:color="000000"/>
+              <w:right w:val="none" w:sz="0" w:space="0" w:color="000000"/>
+            </w:tcBorders>
+            <w:shd w:val="clear" w:color="auto" w:fill="FFFFFF"/>
+            <w:tcMar>
+              <w:top w:w="0" w:type="dxa"/>
+              <w:bottom w:w="0" w:type="dxa"/>
+              <w:left w:w="0" w:type="dxa"/>
+              <w:right w:w="0" w:type="dxa"/>
+            </w:tcMar>
+            <w:vAlign w:val="center"/>
+          </w:tcPr>
+          <w:p>
+            <w:pPr>
+              <w:pStyle w:val="Normal"/>
+              <w:jc w:val="right"/>
+              <w:pBdr>
+                <w:bottom w:val="none" w:sz="0" w:space="0" w:color="000000"/>
+                <w:top w:val="none" w:sz="0" w:space="0" w:color="000000"/>
+                <w:left w:val="none" w:sz="0" w:space="0" w:color="000000"/>
+                <w:right w:val="none" w:sz="0" w:space="0" w:color="000000"/>
+              </w:pBdr>
+              <w:spacing w:after="100" w:before="100" w:line="240"/>
+              <w:ind w:left="100" w:right="100" w:firstLine="0" w:firstLineChars="0"/>
+            </w:pPr>
+            <w:r>
+              <w:rPr>
+                <w:rFonts w:ascii="Helvetica" w:hAnsi="Helvetica" w:eastAsia="Helvetica" w:cs="Helvetica"/>
+                <w:i w:val="false"/>
+                <w:b w:val="false"/>
+                <w:u w:val="none"/>
+                <w:sz w:val="22"/>
+                <w:szCs w:val="22"/>
+                <w:color w:val="000000"/>
+              </w:rPr>
+              <w:t xml:space="preserve">0.128</w:t>
+            </w:r>
+          </w:p>
+        </w:tc>
+        <w:tc>
+          <w:tcPr>
+            <w:tcBorders>
+              <w:bottom w:val="none" w:sz="0" w:space="0" w:color="000000"/>
+              <w:top w:val="none" w:sz="0" w:space="0" w:color="000000"/>
+              <w:left w:val="none" w:sz="0" w:space="0" w:color="000000"/>
+              <w:right w:val="none" w:sz="0" w:space="0" w:color="000000"/>
+            </w:tcBorders>
+            <w:shd w:val="clear" w:color="auto" w:fill="FFFFFF"/>
+            <w:tcMar>
+              <w:top w:w="0" w:type="dxa"/>
+              <w:bottom w:w="0" w:type="dxa"/>
+              <w:left w:w="0" w:type="dxa"/>
+              <w:right w:w="0" w:type="dxa"/>
+            </w:tcMar>
+            <w:vAlign w:val="center"/>
+          </w:tcPr>
+          <w:p>
+            <w:pPr>
+              <w:pStyle w:val="Normal"/>
+              <w:jc w:val="right"/>
+              <w:pBdr>
+                <w:bottom w:val="none" w:sz="0" w:space="0" w:color="000000"/>
+                <w:top w:val="none" w:sz="0" w:space="0" w:color="000000"/>
+                <w:left w:val="none" w:sz="0" w:space="0" w:color="000000"/>
+                <w:right w:val="none" w:sz="0" w:space="0" w:color="000000"/>
+              </w:pBdr>
+              <w:spacing w:after="100" w:before="100" w:line="240"/>
+              <w:ind w:left="100" w:right="100" w:firstLine="0" w:firstLineChars="0"/>
+            </w:pPr>
+            <w:r>
+              <w:rPr>
+                <w:rFonts w:ascii="Helvetica" w:hAnsi="Helvetica" w:eastAsia="Helvetica" w:cs="Helvetica"/>
+                <w:i w:val="false"/>
+                <w:b w:val="false"/>
+                <w:u w:val="none"/>
+                <w:sz w:val="22"/>
+                <w:szCs w:val="22"/>
+                <w:color w:val="000000"/>
+              </w:rPr>
               <w:t xml:space="preserve">0.667</w:t>
             </w:r>
           </w:p>
@@ -2499,6 +2941,94 @@
                 <w:szCs w:val="22"/>
                 <w:color w:val="000000"/>
               </w:rPr>
+              <w:t xml:space="preserve">0.445</w:t>
+            </w:r>
+          </w:p>
+        </w:tc>
+        <w:tc>
+          <w:tcPr>
+            <w:tcBorders>
+              <w:bottom w:val="none" w:sz="0" w:space="0" w:color="000000"/>
+              <w:top w:val="none" w:sz="0" w:space="0" w:color="000000"/>
+              <w:left w:val="none" w:sz="0" w:space="0" w:color="000000"/>
+              <w:right w:val="none" w:sz="0" w:space="0" w:color="000000"/>
+            </w:tcBorders>
+            <w:shd w:val="clear" w:color="auto" w:fill="FFFFFF"/>
+            <w:tcMar>
+              <w:top w:w="0" w:type="dxa"/>
+              <w:bottom w:w="0" w:type="dxa"/>
+              <w:left w:w="0" w:type="dxa"/>
+              <w:right w:w="0" w:type="dxa"/>
+            </w:tcMar>
+            <w:vAlign w:val="center"/>
+          </w:tcPr>
+          <w:p>
+            <w:pPr>
+              <w:pStyle w:val="Normal"/>
+              <w:jc w:val="right"/>
+              <w:pBdr>
+                <w:bottom w:val="none" w:sz="0" w:space="0" w:color="000000"/>
+                <w:top w:val="none" w:sz="0" w:space="0" w:color="000000"/>
+                <w:left w:val="none" w:sz="0" w:space="0" w:color="000000"/>
+                <w:right w:val="none" w:sz="0" w:space="0" w:color="000000"/>
+              </w:pBdr>
+              <w:spacing w:after="100" w:before="100" w:line="240"/>
+              <w:ind w:left="100" w:right="100" w:firstLine="0" w:firstLineChars="0"/>
+            </w:pPr>
+            <w:r>
+              <w:rPr>
+                <w:rFonts w:ascii="Helvetica" w:hAnsi="Helvetica" w:eastAsia="Helvetica" w:cs="Helvetica"/>
+                <w:i w:val="false"/>
+                <w:b w:val="false"/>
+                <w:u w:val="none"/>
+                <w:sz w:val="22"/>
+                <w:szCs w:val="22"/>
+                <w:color w:val="000000"/>
+              </w:rPr>
+              <w:t xml:space="preserve">0.117</w:t>
+            </w:r>
+          </w:p>
+        </w:tc>
+        <w:tc>
+          <w:tcPr>
+            <w:tcBorders>
+              <w:bottom w:val="none" w:sz="0" w:space="0" w:color="000000"/>
+              <w:top w:val="none" w:sz="0" w:space="0" w:color="000000"/>
+              <w:left w:val="none" w:sz="0" w:space="0" w:color="000000"/>
+              <w:right w:val="none" w:sz="0" w:space="0" w:color="000000"/>
+            </w:tcBorders>
+            <w:shd w:val="clear" w:color="auto" w:fill="FFFFFF"/>
+            <w:tcMar>
+              <w:top w:w="0" w:type="dxa"/>
+              <w:bottom w:w="0" w:type="dxa"/>
+              <w:left w:w="0" w:type="dxa"/>
+              <w:right w:w="0" w:type="dxa"/>
+            </w:tcMar>
+            <w:vAlign w:val="center"/>
+          </w:tcPr>
+          <w:p>
+            <w:pPr>
+              <w:pStyle w:val="Normal"/>
+              <w:jc w:val="right"/>
+              <w:pBdr>
+                <w:bottom w:val="none" w:sz="0" w:space="0" w:color="000000"/>
+                <w:top w:val="none" w:sz="0" w:space="0" w:color="000000"/>
+                <w:left w:val="none" w:sz="0" w:space="0" w:color="000000"/>
+                <w:right w:val="none" w:sz="0" w:space="0" w:color="000000"/>
+              </w:pBdr>
+              <w:spacing w:after="100" w:before="100" w:line="240"/>
+              <w:ind w:left="100" w:right="100" w:firstLine="0" w:firstLineChars="0"/>
+            </w:pPr>
+            <w:r>
+              <w:rPr>
+                <w:rFonts w:ascii="Helvetica" w:hAnsi="Helvetica" w:eastAsia="Helvetica" w:cs="Helvetica"/>
+                <w:i w:val="false"/>
+                <w:b w:val="false"/>
+                <w:u w:val="none"/>
+                <w:sz w:val="22"/>
+                <w:szCs w:val="22"/>
+                <w:color w:val="000000"/>
+              </w:rPr>
               <w:t xml:space="preserve">0.761</w:t>
             </w:r>
           </w:p>
@@ -2934,6 +3464,94 @@
                 <w:szCs w:val="22"/>
                 <w:color w:val="000000"/>
               </w:rPr>
+              <w:t xml:space="preserve"/>
+            </w:r>
+          </w:p>
+        </w:tc>
+        <w:tc>
+          <w:tcPr>
+            <w:tcBorders>
+              <w:bottom w:val="none" w:sz="0" w:space="0" w:color="000000"/>
+              <w:top w:val="none" w:sz="0" w:space="0" w:color="000000"/>
+              <w:left w:val="none" w:sz="0" w:space="0" w:color="000000"/>
+              <w:right w:val="none" w:sz="0" w:space="0" w:color="000000"/>
+            </w:tcBorders>
+            <w:shd w:val="clear" w:color="auto" w:fill="FFFFFF"/>
+            <w:tcMar>
+              <w:top w:w="0" w:type="dxa"/>
+              <w:bottom w:w="0" w:type="dxa"/>
+              <w:left w:w="0" w:type="dxa"/>
+              <w:right w:w="0" w:type="dxa"/>
+            </w:tcMar>
+            <w:vAlign w:val="center"/>
+          </w:tcPr>
+          <w:p>
+            <w:pPr>
+              <w:pStyle w:val="Normal"/>
+              <w:jc w:val="right"/>
+              <w:pBdr>
+                <w:bottom w:val="none" w:sz="0" w:space="0" w:color="000000"/>
+                <w:top w:val="none" w:sz="0" w:space="0" w:color="000000"/>
+                <w:left w:val="none" w:sz="0" w:space="0" w:color="000000"/>
+                <w:right w:val="none" w:sz="0" w:space="0" w:color="000000"/>
+              </w:pBdr>
+              <w:spacing w:after="100" w:before="100" w:line="240"/>
+              <w:ind w:left="100" w:right="100" w:firstLine="0" w:firstLineChars="0"/>
+            </w:pPr>
+            <w:r>
+              <w:rPr>
+                <w:rFonts w:ascii="Helvetica" w:hAnsi="Helvetica" w:eastAsia="Helvetica" w:cs="Helvetica"/>
+                <w:i w:val="false"/>
+                <w:b w:val="false"/>
+                <w:u w:val="none"/>
+                <w:sz w:val="22"/>
+                <w:szCs w:val="22"/>
+                <w:color w:val="000000"/>
+              </w:rPr>
+              <w:t xml:space="preserve"/>
+            </w:r>
+          </w:p>
+        </w:tc>
+        <w:tc>
+          <w:tcPr>
+            <w:tcBorders>
+              <w:bottom w:val="none" w:sz="0" w:space="0" w:color="000000"/>
+              <w:top w:val="none" w:sz="0" w:space="0" w:color="000000"/>
+              <w:left w:val="none" w:sz="0" w:space="0" w:color="000000"/>
+              <w:right w:val="none" w:sz="0" w:space="0" w:color="000000"/>
+            </w:tcBorders>
+            <w:shd w:val="clear" w:color="auto" w:fill="FFFFFF"/>
+            <w:tcMar>
+              <w:top w:w="0" w:type="dxa"/>
+              <w:bottom w:w="0" w:type="dxa"/>
+              <w:left w:w="0" w:type="dxa"/>
+              <w:right w:w="0" w:type="dxa"/>
+            </w:tcMar>
+            <w:vAlign w:val="center"/>
+          </w:tcPr>
+          <w:p>
+            <w:pPr>
+              <w:pStyle w:val="Normal"/>
+              <w:jc w:val="right"/>
+              <w:pBdr>
+                <w:bottom w:val="none" w:sz="0" w:space="0" w:color="000000"/>
+                <w:top w:val="none" w:sz="0" w:space="0" w:color="000000"/>
+                <w:left w:val="none" w:sz="0" w:space="0" w:color="000000"/>
+                <w:right w:val="none" w:sz="0" w:space="0" w:color="000000"/>
+              </w:pBdr>
+              <w:spacing w:after="100" w:before="100" w:line="240"/>
+              <w:ind w:left="100" w:right="100" w:firstLine="0" w:firstLineChars="0"/>
+            </w:pPr>
+            <w:r>
+              <w:rPr>
+                <w:rFonts w:ascii="Helvetica" w:hAnsi="Helvetica" w:eastAsia="Helvetica" w:cs="Helvetica"/>
+                <w:i w:val="false"/>
+                <w:b w:val="false"/>
+                <w:u w:val="none"/>
+                <w:sz w:val="22"/>
+                <w:szCs w:val="22"/>
+                <w:color w:val="000000"/>
+              </w:rPr>
               <w:t xml:space="preserve">0.793</w:t>
             </w:r>
           </w:p>
@@ -3381,6 +3999,94 @@
                 <w:szCs w:val="22"/>
                 <w:color w:val="000000"/>
               </w:rPr>
+              <w:t xml:space="preserve">-0.079</w:t>
+            </w:r>
+          </w:p>
+        </w:tc>
+        <w:tc>
+          <w:tcPr>
+            <w:tcBorders>
+              <w:bottom w:val="none" w:sz="0" w:space="0" w:color="000000"/>
+              <w:top w:val="none" w:sz="0" w:space="0" w:color="000000"/>
+              <w:left w:val="none" w:sz="0" w:space="0" w:color="000000"/>
+              <w:right w:val="none" w:sz="0" w:space="0" w:color="000000"/>
+            </w:tcBorders>
+            <w:shd w:val="clear" w:color="auto" w:fill="FFFFFF"/>
+            <w:tcMar>
+              <w:top w:w="0" w:type="dxa"/>
+              <w:bottom w:w="0" w:type="dxa"/>
+              <w:left w:w="0" w:type="dxa"/>
+              <w:right w:w="0" w:type="dxa"/>
+            </w:tcMar>
+            <w:vAlign w:val="center"/>
+          </w:tcPr>
+          <w:p>
+            <w:pPr>
+              <w:pStyle w:val="Normal"/>
+              <w:jc w:val="right"/>
+              <w:pBdr>
+                <w:bottom w:val="none" w:sz="0" w:space="0" w:color="000000"/>
+                <w:top w:val="none" w:sz="0" w:space="0" w:color="000000"/>
+                <w:left w:val="none" w:sz="0" w:space="0" w:color="000000"/>
+                <w:right w:val="none" w:sz="0" w:space="0" w:color="000000"/>
+              </w:pBdr>
+              <w:spacing w:after="100" w:before="100" w:line="240"/>
+              <w:ind w:left="100" w:right="100" w:firstLine="0" w:firstLineChars="0"/>
+            </w:pPr>
+            <w:r>
+              <w:rPr>
+                <w:rFonts w:ascii="Helvetica" w:hAnsi="Helvetica" w:eastAsia="Helvetica" w:cs="Helvetica"/>
+                <w:i w:val="false"/>
+                <w:b w:val="false"/>
+                <w:u w:val="none"/>
+                <w:sz w:val="22"/>
+                <w:szCs w:val="22"/>
+                <w:color w:val="000000"/>
+              </w:rPr>
+              <w:t xml:space="preserve">0.052</w:t>
+            </w:r>
+          </w:p>
+        </w:tc>
+        <w:tc>
+          <w:tcPr>
+            <w:tcBorders>
+              <w:bottom w:val="none" w:sz="0" w:space="0" w:color="000000"/>
+              <w:top w:val="none" w:sz="0" w:space="0" w:color="000000"/>
+              <w:left w:val="none" w:sz="0" w:space="0" w:color="000000"/>
+              <w:right w:val="none" w:sz="0" w:space="0" w:color="000000"/>
+            </w:tcBorders>
+            <w:shd w:val="clear" w:color="auto" w:fill="FFFFFF"/>
+            <w:tcMar>
+              <w:top w:w="0" w:type="dxa"/>
+              <w:bottom w:w="0" w:type="dxa"/>
+              <w:left w:w="0" w:type="dxa"/>
+              <w:right w:w="0" w:type="dxa"/>
+            </w:tcMar>
+            <w:vAlign w:val="center"/>
+          </w:tcPr>
+          <w:p>
+            <w:pPr>
+              <w:pStyle w:val="Normal"/>
+              <w:jc w:val="right"/>
+              <w:pBdr>
+                <w:bottom w:val="none" w:sz="0" w:space="0" w:color="000000"/>
+                <w:top w:val="none" w:sz="0" w:space="0" w:color="000000"/>
+                <w:left w:val="none" w:sz="0" w:space="0" w:color="000000"/>
+                <w:right w:val="none" w:sz="0" w:space="0" w:color="000000"/>
+              </w:pBdr>
+              <w:spacing w:after="100" w:before="100" w:line="240"/>
+              <w:ind w:left="100" w:right="100" w:firstLine="0" w:firstLineChars="0"/>
+            </w:pPr>
+            <w:r>
+              <w:rPr>
+                <w:rFonts w:ascii="Helvetica" w:hAnsi="Helvetica" w:eastAsia="Helvetica" w:cs="Helvetica"/>
+                <w:i w:val="false"/>
+                <w:b w:val="false"/>
+                <w:u w:val="none"/>
+                <w:sz w:val="22"/>
+                <w:szCs w:val="22"/>
+                <w:color w:val="000000"/>
+              </w:rPr>
               <w:t xml:space="preserve">0.268</w:t>
             </w:r>
           </w:p>
@@ -3816,6 +4522,94 @@
                 <w:szCs w:val="22"/>
                 <w:color w:val="000000"/>
               </w:rPr>
+              <w:t xml:space="preserve"/>
+            </w:r>
+          </w:p>
+        </w:tc>
+        <w:tc>
+          <w:tcPr>
+            <w:tcBorders>
+              <w:bottom w:val="none" w:sz="0" w:space="0" w:color="000000"/>
+              <w:top w:val="none" w:sz="0" w:space="0" w:color="000000"/>
+              <w:left w:val="none" w:sz="0" w:space="0" w:color="000000"/>
+              <w:right w:val="none" w:sz="0" w:space="0" w:color="000000"/>
+            </w:tcBorders>
+            <w:shd w:val="clear" w:color="auto" w:fill="FFFFFF"/>
+            <w:tcMar>
+              <w:top w:w="0" w:type="dxa"/>
+              <w:bottom w:w="0" w:type="dxa"/>
+              <w:left w:w="0" w:type="dxa"/>
+              <w:right w:w="0" w:type="dxa"/>
+            </w:tcMar>
+            <w:vAlign w:val="center"/>
+          </w:tcPr>
+          <w:p>
+            <w:pPr>
+              <w:pStyle w:val="Normal"/>
+              <w:jc w:val="right"/>
+              <w:pBdr>
+                <w:bottom w:val="none" w:sz="0" w:space="0" w:color="000000"/>
+                <w:top w:val="none" w:sz="0" w:space="0" w:color="000000"/>
+                <w:left w:val="none" w:sz="0" w:space="0" w:color="000000"/>
+                <w:right w:val="none" w:sz="0" w:space="0" w:color="000000"/>
+              </w:pBdr>
+              <w:spacing w:after="100" w:before="100" w:line="240"/>
+              <w:ind w:left="100" w:right="100" w:firstLine="0" w:firstLineChars="0"/>
+            </w:pPr>
+            <w:r>
+              <w:rPr>
+                <w:rFonts w:ascii="Helvetica" w:hAnsi="Helvetica" w:eastAsia="Helvetica" w:cs="Helvetica"/>
+                <w:i w:val="false"/>
+                <w:b w:val="false"/>
+                <w:u w:val="none"/>
+                <w:sz w:val="22"/>
+                <w:szCs w:val="22"/>
+                <w:color w:val="000000"/>
+              </w:rPr>
+              <w:t xml:space="preserve"/>
+            </w:r>
+          </w:p>
+        </w:tc>
+        <w:tc>
+          <w:tcPr>
+            <w:tcBorders>
+              <w:bottom w:val="none" w:sz="0" w:space="0" w:color="000000"/>
+              <w:top w:val="none" w:sz="0" w:space="0" w:color="000000"/>
+              <w:left w:val="none" w:sz="0" w:space="0" w:color="000000"/>
+              <w:right w:val="none" w:sz="0" w:space="0" w:color="000000"/>
+            </w:tcBorders>
+            <w:shd w:val="clear" w:color="auto" w:fill="FFFFFF"/>
+            <w:tcMar>
+              <w:top w:w="0" w:type="dxa"/>
+              <w:bottom w:w="0" w:type="dxa"/>
+              <w:left w:w="0" w:type="dxa"/>
+              <w:right w:w="0" w:type="dxa"/>
+            </w:tcMar>
+            <w:vAlign w:val="center"/>
+          </w:tcPr>
+          <w:p>
+            <w:pPr>
+              <w:pStyle w:val="Normal"/>
+              <w:jc w:val="right"/>
+              <w:pBdr>
+                <w:bottom w:val="none" w:sz="0" w:space="0" w:color="000000"/>
+                <w:top w:val="none" w:sz="0" w:space="0" w:color="000000"/>
+                <w:left w:val="none" w:sz="0" w:space="0" w:color="000000"/>
+                <w:right w:val="none" w:sz="0" w:space="0" w:color="000000"/>
+              </w:pBdr>
+              <w:spacing w:after="100" w:before="100" w:line="240"/>
+              <w:ind w:left="100" w:right="100" w:firstLine="0" w:firstLineChars="0"/>
+            </w:pPr>
+            <w:r>
+              <w:rPr>
+                <w:rFonts w:ascii="Helvetica" w:hAnsi="Helvetica" w:eastAsia="Helvetica" w:cs="Helvetica"/>
+                <w:i w:val="false"/>
+                <w:b w:val="false"/>
+                <w:u w:val="none"/>
+                <w:sz w:val="22"/>
+                <w:szCs w:val="22"/>
+                <w:color w:val="000000"/>
+              </w:rPr>
               <w:t xml:space="preserve">0.269</w:t>
             </w:r>
           </w:p>
@@ -4251,6 +5045,94 @@
                 <w:szCs w:val="22"/>
                 <w:color w:val="000000"/>
               </w:rPr>
+              <w:t xml:space="preserve"/>
+            </w:r>
+          </w:p>
+        </w:tc>
+        <w:tc>
+          <w:tcPr>
+            <w:tcBorders>
+              <w:bottom w:val="none" w:sz="0" w:space="0" w:color="000000"/>
+              <w:top w:val="none" w:sz="0" w:space="0" w:color="000000"/>
+              <w:left w:val="none" w:sz="0" w:space="0" w:color="000000"/>
+              <w:right w:val="none" w:sz="0" w:space="0" w:color="000000"/>
+            </w:tcBorders>
+            <w:shd w:val="clear" w:color="auto" w:fill="FFFFFF"/>
+            <w:tcMar>
+              <w:top w:w="0" w:type="dxa"/>
+              <w:bottom w:w="0" w:type="dxa"/>
+              <w:left w:w="0" w:type="dxa"/>
+              <w:right w:w="0" w:type="dxa"/>
+            </w:tcMar>
+            <w:vAlign w:val="center"/>
+          </w:tcPr>
+          <w:p>
+            <w:pPr>
+              <w:pStyle w:val="Normal"/>
+              <w:jc w:val="right"/>
+              <w:pBdr>
+                <w:bottom w:val="none" w:sz="0" w:space="0" w:color="000000"/>
+                <w:top w:val="none" w:sz="0" w:space="0" w:color="000000"/>
+                <w:left w:val="none" w:sz="0" w:space="0" w:color="000000"/>
+                <w:right w:val="none" w:sz="0" w:space="0" w:color="000000"/>
+              </w:pBdr>
+              <w:spacing w:after="100" w:before="100" w:line="240"/>
+              <w:ind w:left="100" w:right="100" w:firstLine="0" w:firstLineChars="0"/>
+            </w:pPr>
+            <w:r>
+              <w:rPr>
+                <w:rFonts w:ascii="Helvetica" w:hAnsi="Helvetica" w:eastAsia="Helvetica" w:cs="Helvetica"/>
+                <w:i w:val="false"/>
+                <w:b w:val="false"/>
+                <w:u w:val="none"/>
+                <w:sz w:val="22"/>
+                <w:szCs w:val="22"/>
+                <w:color w:val="000000"/>
+              </w:rPr>
+              <w:t xml:space="preserve"/>
+            </w:r>
+          </w:p>
+        </w:tc>
+        <w:tc>
+          <w:tcPr>
+            <w:tcBorders>
+              <w:bottom w:val="none" w:sz="0" w:space="0" w:color="000000"/>
+              <w:top w:val="none" w:sz="0" w:space="0" w:color="000000"/>
+              <w:left w:val="none" w:sz="0" w:space="0" w:color="000000"/>
+              <w:right w:val="none" w:sz="0" w:space="0" w:color="000000"/>
+            </w:tcBorders>
+            <w:shd w:val="clear" w:color="auto" w:fill="FFFFFF"/>
+            <w:tcMar>
+              <w:top w:w="0" w:type="dxa"/>
+              <w:bottom w:w="0" w:type="dxa"/>
+              <w:left w:w="0" w:type="dxa"/>
+              <w:right w:w="0" w:type="dxa"/>
+            </w:tcMar>
+            <w:vAlign w:val="center"/>
+          </w:tcPr>
+          <w:p>
+            <w:pPr>
+              <w:pStyle w:val="Normal"/>
+              <w:jc w:val="right"/>
+              <w:pBdr>
+                <w:bottom w:val="none" w:sz="0" w:space="0" w:color="000000"/>
+                <w:top w:val="none" w:sz="0" w:space="0" w:color="000000"/>
+                <w:left w:val="none" w:sz="0" w:space="0" w:color="000000"/>
+                <w:right w:val="none" w:sz="0" w:space="0" w:color="000000"/>
+              </w:pBdr>
+              <w:spacing w:after="100" w:before="100" w:line="240"/>
+              <w:ind w:left="100" w:right="100" w:firstLine="0" w:firstLineChars="0"/>
+            </w:pPr>
+            <w:r>
+              <w:rPr>
+                <w:rFonts w:ascii="Helvetica" w:hAnsi="Helvetica" w:eastAsia="Helvetica" w:cs="Helvetica"/>
+                <w:i w:val="false"/>
+                <w:b w:val="false"/>
+                <w:u w:val="none"/>
+                <w:sz w:val="22"/>
+                <w:szCs w:val="22"/>
+                <w:color w:val="000000"/>
+              </w:rPr>
               <w:t xml:space="preserve">0.808</w:t>
             </w:r>
           </w:p>
@@ -4686,6 +5568,94 @@
                 <w:szCs w:val="22"/>
                 <w:color w:val="000000"/>
               </w:rPr>
+              <w:t xml:space="preserve">-0.247</w:t>
+            </w:r>
+          </w:p>
+        </w:tc>
+        <w:tc>
+          <w:tcPr>
+            <w:tcBorders>
+              <w:bottom w:val="none" w:sz="0" w:space="0" w:color="000000"/>
+              <w:top w:val="none" w:sz="0" w:space="0" w:color="000000"/>
+              <w:left w:val="none" w:sz="0" w:space="0" w:color="000000"/>
+              <w:right w:val="none" w:sz="0" w:space="0" w:color="000000"/>
+            </w:tcBorders>
+            <w:shd w:val="clear" w:color="auto" w:fill="FFFFFF"/>
+            <w:tcMar>
+              <w:top w:w="0" w:type="dxa"/>
+              <w:bottom w:w="0" w:type="dxa"/>
+              <w:left w:w="0" w:type="dxa"/>
+              <w:right w:w="0" w:type="dxa"/>
+            </w:tcMar>
+            <w:vAlign w:val="center"/>
+          </w:tcPr>
+          <w:p>
+            <w:pPr>
+              <w:pStyle w:val="Normal"/>
+              <w:jc w:val="right"/>
+              <w:pBdr>
+                <w:bottom w:val="none" w:sz="0" w:space="0" w:color="000000"/>
+                <w:top w:val="none" w:sz="0" w:space="0" w:color="000000"/>
+                <w:left w:val="none" w:sz="0" w:space="0" w:color="000000"/>
+                <w:right w:val="none" w:sz="0" w:space="0" w:color="000000"/>
+              </w:pBdr>
+              <w:spacing w:after="100" w:before="100" w:line="240"/>
+              <w:ind w:left="100" w:right="100" w:firstLine="0" w:firstLineChars="0"/>
+            </w:pPr>
+            <w:r>
+              <w:rPr>
+                <w:rFonts w:ascii="Helvetica" w:hAnsi="Helvetica" w:eastAsia="Helvetica" w:cs="Helvetica"/>
+                <w:i w:val="false"/>
+                <w:b w:val="false"/>
+                <w:u w:val="none"/>
+                <w:sz w:val="22"/>
+                <w:szCs w:val="22"/>
+                <w:color w:val="000000"/>
+              </w:rPr>
+              <w:t xml:space="preserve">0.148</w:t>
+            </w:r>
+          </w:p>
+        </w:tc>
+        <w:tc>
+          <w:tcPr>
+            <w:tcBorders>
+              <w:bottom w:val="none" w:sz="0" w:space="0" w:color="000000"/>
+              <w:top w:val="none" w:sz="0" w:space="0" w:color="000000"/>
+              <w:left w:val="none" w:sz="0" w:space="0" w:color="000000"/>
+              <w:right w:val="none" w:sz="0" w:space="0" w:color="000000"/>
+            </w:tcBorders>
+            <w:shd w:val="clear" w:color="auto" w:fill="FFFFFF"/>
+            <w:tcMar>
+              <w:top w:w="0" w:type="dxa"/>
+              <w:bottom w:w="0" w:type="dxa"/>
+              <w:left w:w="0" w:type="dxa"/>
+              <w:right w:w="0" w:type="dxa"/>
+            </w:tcMar>
+            <w:vAlign w:val="center"/>
+          </w:tcPr>
+          <w:p>
+            <w:pPr>
+              <w:pStyle w:val="Normal"/>
+              <w:jc w:val="right"/>
+              <w:pBdr>
+                <w:bottom w:val="none" w:sz="0" w:space="0" w:color="000000"/>
+                <w:top w:val="none" w:sz="0" w:space="0" w:color="000000"/>
+                <w:left w:val="none" w:sz="0" w:space="0" w:color="000000"/>
+                <w:right w:val="none" w:sz="0" w:space="0" w:color="000000"/>
+              </w:pBdr>
+              <w:spacing w:after="100" w:before="100" w:line="240"/>
+              <w:ind w:left="100" w:right="100" w:firstLine="0" w:firstLineChars="0"/>
+            </w:pPr>
+            <w:r>
+              <w:rPr>
+                <w:rFonts w:ascii="Helvetica" w:hAnsi="Helvetica" w:eastAsia="Helvetica" w:cs="Helvetica"/>
+                <w:i w:val="false"/>
+                <w:b w:val="false"/>
+                <w:u w:val="none"/>
+                <w:sz w:val="22"/>
+                <w:szCs w:val="22"/>
+                <w:color w:val="000000"/>
+              </w:rPr>
               <w:t xml:space="preserve">0.813</w:t>
             </w:r>
           </w:p>
@@ -5121,6 +6091,94 @@
                 <w:szCs w:val="22"/>
                 <w:color w:val="000000"/>
               </w:rPr>
+              <w:t xml:space="preserve"/>
+            </w:r>
+          </w:p>
+        </w:tc>
+        <w:tc>
+          <w:tcPr>
+            <w:tcBorders>
+              <w:bottom w:val="none" w:sz="0" w:space="0" w:color="000000"/>
+              <w:top w:val="none" w:sz="0" w:space="0" w:color="000000"/>
+              <w:left w:val="none" w:sz="0" w:space="0" w:color="000000"/>
+              <w:right w:val="none" w:sz="0" w:space="0" w:color="000000"/>
+            </w:tcBorders>
+            <w:shd w:val="clear" w:color="auto" w:fill="FFFFFF"/>
+            <w:tcMar>
+              <w:top w:w="0" w:type="dxa"/>
+              <w:bottom w:w="0" w:type="dxa"/>
+              <w:left w:w="0" w:type="dxa"/>
+              <w:right w:w="0" w:type="dxa"/>
+            </w:tcMar>
+            <w:vAlign w:val="center"/>
+          </w:tcPr>
+          <w:p>
+            <w:pPr>
+              <w:pStyle w:val="Normal"/>
+              <w:jc w:val="right"/>
+              <w:pBdr>
+                <w:bottom w:val="none" w:sz="0" w:space="0" w:color="000000"/>
+                <w:top w:val="none" w:sz="0" w:space="0" w:color="000000"/>
+                <w:left w:val="none" w:sz="0" w:space="0" w:color="000000"/>
+                <w:right w:val="none" w:sz="0" w:space="0" w:color="000000"/>
+              </w:pBdr>
+              <w:spacing w:after="100" w:before="100" w:line="240"/>
+              <w:ind w:left="100" w:right="100" w:firstLine="0" w:firstLineChars="0"/>
+            </w:pPr>
+            <w:r>
+              <w:rPr>
+                <w:rFonts w:ascii="Helvetica" w:hAnsi="Helvetica" w:eastAsia="Helvetica" w:cs="Helvetica"/>
+                <w:i w:val="false"/>
+                <w:b w:val="false"/>
+                <w:u w:val="none"/>
+                <w:sz w:val="22"/>
+                <w:szCs w:val="22"/>
+                <w:color w:val="000000"/>
+              </w:rPr>
+              <w:t xml:space="preserve"/>
+            </w:r>
+          </w:p>
+        </w:tc>
+        <w:tc>
+          <w:tcPr>
+            <w:tcBorders>
+              <w:bottom w:val="none" w:sz="0" w:space="0" w:color="000000"/>
+              <w:top w:val="none" w:sz="0" w:space="0" w:color="000000"/>
+              <w:left w:val="none" w:sz="0" w:space="0" w:color="000000"/>
+              <w:right w:val="none" w:sz="0" w:space="0" w:color="000000"/>
+            </w:tcBorders>
+            <w:shd w:val="clear" w:color="auto" w:fill="FFFFFF"/>
+            <w:tcMar>
+              <w:top w:w="0" w:type="dxa"/>
+              <w:bottom w:w="0" w:type="dxa"/>
+              <w:left w:w="0" w:type="dxa"/>
+              <w:right w:w="0" w:type="dxa"/>
+            </w:tcMar>
+            <w:vAlign w:val="center"/>
+          </w:tcPr>
+          <w:p>
+            <w:pPr>
+              <w:pStyle w:val="Normal"/>
+              <w:jc w:val="right"/>
+              <w:pBdr>
+                <w:bottom w:val="none" w:sz="0" w:space="0" w:color="000000"/>
+                <w:top w:val="none" w:sz="0" w:space="0" w:color="000000"/>
+                <w:left w:val="none" w:sz="0" w:space="0" w:color="000000"/>
+                <w:right w:val="none" w:sz="0" w:space="0" w:color="000000"/>
+              </w:pBdr>
+              <w:spacing w:after="100" w:before="100" w:line="240"/>
+              <w:ind w:left="100" w:right="100" w:firstLine="0" w:firstLineChars="0"/>
+            </w:pPr>
+            <w:r>
+              <w:rPr>
+                <w:rFonts w:ascii="Helvetica" w:hAnsi="Helvetica" w:eastAsia="Helvetica" w:cs="Helvetica"/>
+                <w:i w:val="false"/>
+                <w:b w:val="false"/>
+                <w:u w:val="none"/>
+                <w:sz w:val="22"/>
+                <w:szCs w:val="22"/>
+                <w:color w:val="000000"/>
+              </w:rPr>
               <w:t xml:space="preserve">0.918</w:t>
             </w:r>
           </w:p>
@@ -5556,6 +6614,94 @@
                 <w:szCs w:val="22"/>
                 <w:color w:val="000000"/>
               </w:rPr>
+              <w:t xml:space="preserve">0.392</w:t>
+            </w:r>
+          </w:p>
+        </w:tc>
+        <w:tc>
+          <w:tcPr>
+            <w:tcBorders>
+              <w:bottom w:val="none" w:sz="0" w:space="0" w:color="000000"/>
+              <w:top w:val="none" w:sz="0" w:space="0" w:color="000000"/>
+              <w:left w:val="none" w:sz="0" w:space="0" w:color="000000"/>
+              <w:right w:val="none" w:sz="0" w:space="0" w:color="000000"/>
+            </w:tcBorders>
+            <w:shd w:val="clear" w:color="auto" w:fill="FFFFFF"/>
+            <w:tcMar>
+              <w:top w:w="0" w:type="dxa"/>
+              <w:bottom w:w="0" w:type="dxa"/>
+              <w:left w:w="0" w:type="dxa"/>
+              <w:right w:w="0" w:type="dxa"/>
+            </w:tcMar>
+            <w:vAlign w:val="center"/>
+          </w:tcPr>
+          <w:p>
+            <w:pPr>
+              <w:pStyle w:val="Normal"/>
+              <w:jc w:val="right"/>
+              <w:pBdr>
+                <w:bottom w:val="none" w:sz="0" w:space="0" w:color="000000"/>
+                <w:top w:val="none" w:sz="0" w:space="0" w:color="000000"/>
+                <w:left w:val="none" w:sz="0" w:space="0" w:color="000000"/>
+                <w:right w:val="none" w:sz="0" w:space="0" w:color="000000"/>
+              </w:pBdr>
+              <w:spacing w:after="100" w:before="100" w:line="240"/>
+              <w:ind w:left="100" w:right="100" w:firstLine="0" w:firstLineChars="0"/>
+            </w:pPr>
+            <w:r>
+              <w:rPr>
+                <w:rFonts w:ascii="Helvetica" w:hAnsi="Helvetica" w:eastAsia="Helvetica" w:cs="Helvetica"/>
+                <w:i w:val="false"/>
+                <w:b w:val="false"/>
+                <w:u w:val="none"/>
+                <w:sz w:val="22"/>
+                <w:szCs w:val="22"/>
+                <w:color w:val="000000"/>
+              </w:rPr>
+              <w:t xml:space="preserve">0.142</w:t>
+            </w:r>
+          </w:p>
+        </w:tc>
+        <w:tc>
+          <w:tcPr>
+            <w:tcBorders>
+              <w:bottom w:val="none" w:sz="0" w:space="0" w:color="000000"/>
+              <w:top w:val="none" w:sz="0" w:space="0" w:color="000000"/>
+              <w:left w:val="none" w:sz="0" w:space="0" w:color="000000"/>
+              <w:right w:val="none" w:sz="0" w:space="0" w:color="000000"/>
+            </w:tcBorders>
+            <w:shd w:val="clear" w:color="auto" w:fill="FFFFFF"/>
+            <w:tcMar>
+              <w:top w:w="0" w:type="dxa"/>
+              <w:bottom w:w="0" w:type="dxa"/>
+              <w:left w:w="0" w:type="dxa"/>
+              <w:right w:w="0" w:type="dxa"/>
+            </w:tcMar>
+            <w:vAlign w:val="center"/>
+          </w:tcPr>
+          <w:p>
+            <w:pPr>
+              <w:pStyle w:val="Normal"/>
+              <w:jc w:val="right"/>
+              <w:pBdr>
+                <w:bottom w:val="none" w:sz="0" w:space="0" w:color="000000"/>
+                <w:top w:val="none" w:sz="0" w:space="0" w:color="000000"/>
+                <w:left w:val="none" w:sz="0" w:space="0" w:color="000000"/>
+                <w:right w:val="none" w:sz="0" w:space="0" w:color="000000"/>
+              </w:pBdr>
+              <w:spacing w:after="100" w:before="100" w:line="240"/>
+              <w:ind w:left="100" w:right="100" w:firstLine="0" w:firstLineChars="0"/>
+            </w:pPr>
+            <w:r>
+              <w:rPr>
+                <w:rFonts w:ascii="Helvetica" w:hAnsi="Helvetica" w:eastAsia="Helvetica" w:cs="Helvetica"/>
+                <w:i w:val="false"/>
+                <w:b w:val="false"/>
+                <w:u w:val="none"/>
+                <w:sz w:val="22"/>
+                <w:szCs w:val="22"/>
+                <w:color w:val="000000"/>
+              </w:rPr>
               <w:t xml:space="preserve">0.946</w:t>
             </w:r>
           </w:p>
@@ -6003,6 +7149,94 @@
                 <w:szCs w:val="22"/>
                 <w:color w:val="000000"/>
               </w:rPr>
+              <w:t xml:space="preserve">0.279</w:t>
+            </w:r>
+          </w:p>
+        </w:tc>
+        <w:tc>
+          <w:tcPr>
+            <w:tcBorders>
+              <w:bottom w:val="none" w:sz="0" w:space="0" w:color="000000"/>
+              <w:top w:val="none" w:sz="0" w:space="0" w:color="000000"/>
+              <w:left w:val="none" w:sz="0" w:space="0" w:color="000000"/>
+              <w:right w:val="none" w:sz="0" w:space="0" w:color="000000"/>
+            </w:tcBorders>
+            <w:shd w:val="clear" w:color="auto" w:fill="FFFFFF"/>
+            <w:tcMar>
+              <w:top w:w="0" w:type="dxa"/>
+              <w:bottom w:w="0" w:type="dxa"/>
+              <w:left w:w="0" w:type="dxa"/>
+              <w:right w:w="0" w:type="dxa"/>
+            </w:tcMar>
+            <w:vAlign w:val="center"/>
+          </w:tcPr>
+          <w:p>
+            <w:pPr>
+              <w:pStyle w:val="Normal"/>
+              <w:jc w:val="right"/>
+              <w:pBdr>
+                <w:bottom w:val="none" w:sz="0" w:space="0" w:color="000000"/>
+                <w:top w:val="none" w:sz="0" w:space="0" w:color="000000"/>
+                <w:left w:val="none" w:sz="0" w:space="0" w:color="000000"/>
+                <w:right w:val="none" w:sz="0" w:space="0" w:color="000000"/>
+              </w:pBdr>
+              <w:spacing w:after="100" w:before="100" w:line="240"/>
+              <w:ind w:left="100" w:right="100" w:firstLine="0" w:firstLineChars="0"/>
+            </w:pPr>
+            <w:r>
+              <w:rPr>
+                <w:rFonts w:ascii="Helvetica" w:hAnsi="Helvetica" w:eastAsia="Helvetica" w:cs="Helvetica"/>
+                <w:i w:val="false"/>
+                <w:b w:val="false"/>
+                <w:u w:val="none"/>
+                <w:sz w:val="22"/>
+                <w:szCs w:val="22"/>
+                <w:color w:val="000000"/>
+              </w:rPr>
+              <w:t xml:space="preserve">0.123</w:t>
+            </w:r>
+          </w:p>
+        </w:tc>
+        <w:tc>
+          <w:tcPr>
+            <w:tcBorders>
+              <w:bottom w:val="none" w:sz="0" w:space="0" w:color="000000"/>
+              <w:top w:val="none" w:sz="0" w:space="0" w:color="000000"/>
+              <w:left w:val="none" w:sz="0" w:space="0" w:color="000000"/>
+              <w:right w:val="none" w:sz="0" w:space="0" w:color="000000"/>
+            </w:tcBorders>
+            <w:shd w:val="clear" w:color="auto" w:fill="FFFFFF"/>
+            <w:tcMar>
+              <w:top w:w="0" w:type="dxa"/>
+              <w:bottom w:w="0" w:type="dxa"/>
+              <w:left w:w="0" w:type="dxa"/>
+              <w:right w:w="0" w:type="dxa"/>
+            </w:tcMar>
+            <w:vAlign w:val="center"/>
+          </w:tcPr>
+          <w:p>
+            <w:pPr>
+              <w:pStyle w:val="Normal"/>
+              <w:jc w:val="right"/>
+              <w:pBdr>
+                <w:bottom w:val="none" w:sz="0" w:space="0" w:color="000000"/>
+                <w:top w:val="none" w:sz="0" w:space="0" w:color="000000"/>
+                <w:left w:val="none" w:sz="0" w:space="0" w:color="000000"/>
+                <w:right w:val="none" w:sz="0" w:space="0" w:color="000000"/>
+              </w:pBdr>
+              <w:spacing w:after="100" w:before="100" w:line="240"/>
+              <w:ind w:left="100" w:right="100" w:firstLine="0" w:firstLineChars="0"/>
+            </w:pPr>
+            <w:r>
+              <w:rPr>
+                <w:rFonts w:ascii="Helvetica" w:hAnsi="Helvetica" w:eastAsia="Helvetica" w:cs="Helvetica"/>
+                <w:i w:val="false"/>
+                <w:b w:val="false"/>
+                <w:u w:val="none"/>
+                <w:sz w:val="22"/>
+                <w:szCs w:val="22"/>
+                <w:color w:val="000000"/>
+              </w:rPr>
               <w:t xml:space="preserve">0.654</w:t>
             </w:r>
           </w:p>
@@ -6438,6 +7672,94 @@
                 <w:szCs w:val="22"/>
                 <w:color w:val="000000"/>
               </w:rPr>
+              <w:t xml:space="preserve"/>
+            </w:r>
+          </w:p>
+        </w:tc>
+        <w:tc>
+          <w:tcPr>
+            <w:tcBorders>
+              <w:bottom w:val="none" w:sz="0" w:space="0" w:color="000000"/>
+              <w:top w:val="none" w:sz="0" w:space="0" w:color="000000"/>
+              <w:left w:val="none" w:sz="0" w:space="0" w:color="000000"/>
+              <w:right w:val="none" w:sz="0" w:space="0" w:color="000000"/>
+            </w:tcBorders>
+            <w:shd w:val="clear" w:color="auto" w:fill="FFFFFF"/>
+            <w:tcMar>
+              <w:top w:w="0" w:type="dxa"/>
+              <w:bottom w:w="0" w:type="dxa"/>
+              <w:left w:w="0" w:type="dxa"/>
+              <w:right w:w="0" w:type="dxa"/>
+            </w:tcMar>
+            <w:vAlign w:val="center"/>
+          </w:tcPr>
+          <w:p>
+            <w:pPr>
+              <w:pStyle w:val="Normal"/>
+              <w:jc w:val="right"/>
+              <w:pBdr>
+                <w:bottom w:val="none" w:sz="0" w:space="0" w:color="000000"/>
+                <w:top w:val="none" w:sz="0" w:space="0" w:color="000000"/>
+                <w:left w:val="none" w:sz="0" w:space="0" w:color="000000"/>
+                <w:right w:val="none" w:sz="0" w:space="0" w:color="000000"/>
+              </w:pBdr>
+              <w:spacing w:after="100" w:before="100" w:line="240"/>
+              <w:ind w:left="100" w:right="100" w:firstLine="0" w:firstLineChars="0"/>
+            </w:pPr>
+            <w:r>
+              <w:rPr>
+                <w:rFonts w:ascii="Helvetica" w:hAnsi="Helvetica" w:eastAsia="Helvetica" w:cs="Helvetica"/>
+                <w:i w:val="false"/>
+                <w:b w:val="false"/>
+                <w:u w:val="none"/>
+                <w:sz w:val="22"/>
+                <w:szCs w:val="22"/>
+                <w:color w:val="000000"/>
+              </w:rPr>
+              <w:t xml:space="preserve"/>
+            </w:r>
+          </w:p>
+        </w:tc>
+        <w:tc>
+          <w:tcPr>
+            <w:tcBorders>
+              <w:bottom w:val="none" w:sz="0" w:space="0" w:color="000000"/>
+              <w:top w:val="none" w:sz="0" w:space="0" w:color="000000"/>
+              <w:left w:val="none" w:sz="0" w:space="0" w:color="000000"/>
+              <w:right w:val="none" w:sz="0" w:space="0" w:color="000000"/>
+            </w:tcBorders>
+            <w:shd w:val="clear" w:color="auto" w:fill="FFFFFF"/>
+            <w:tcMar>
+              <w:top w:w="0" w:type="dxa"/>
+              <w:bottom w:w="0" w:type="dxa"/>
+              <w:left w:w="0" w:type="dxa"/>
+              <w:right w:w="0" w:type="dxa"/>
+            </w:tcMar>
+            <w:vAlign w:val="center"/>
+          </w:tcPr>
+          <w:p>
+            <w:pPr>
+              <w:pStyle w:val="Normal"/>
+              <w:jc w:val="right"/>
+              <w:pBdr>
+                <w:bottom w:val="none" w:sz="0" w:space="0" w:color="000000"/>
+                <w:top w:val="none" w:sz="0" w:space="0" w:color="000000"/>
+                <w:left w:val="none" w:sz="0" w:space="0" w:color="000000"/>
+                <w:right w:val="none" w:sz="0" w:space="0" w:color="000000"/>
+              </w:pBdr>
+              <w:spacing w:after="100" w:before="100" w:line="240"/>
+              <w:ind w:left="100" w:right="100" w:firstLine="0" w:firstLineChars="0"/>
+            </w:pPr>
+            <w:r>
+              <w:rPr>
+                <w:rFonts w:ascii="Helvetica" w:hAnsi="Helvetica" w:eastAsia="Helvetica" w:cs="Helvetica"/>
+                <w:i w:val="false"/>
+                <w:b w:val="false"/>
+                <w:u w:val="none"/>
+                <w:sz w:val="22"/>
+                <w:szCs w:val="22"/>
+                <w:color w:val="000000"/>
+              </w:rPr>
               <w:t xml:space="preserve">0.661</w:t>
             </w:r>
           </w:p>
@@ -6873,6 +8195,94 @@
                 <w:szCs w:val="22"/>
                 <w:color w:val="000000"/>
               </w:rPr>
+              <w:t xml:space="preserve">0.373</w:t>
+            </w:r>
+          </w:p>
+        </w:tc>
+        <w:tc>
+          <w:tcPr>
+            <w:tcBorders>
+              <w:bottom w:val="none" w:sz="0" w:space="0" w:color="000000"/>
+              <w:top w:val="none" w:sz="0" w:space="0" w:color="000000"/>
+              <w:left w:val="none" w:sz="0" w:space="0" w:color="000000"/>
+              <w:right w:val="none" w:sz="0" w:space="0" w:color="000000"/>
+            </w:tcBorders>
+            <w:shd w:val="clear" w:color="auto" w:fill="FFFFFF"/>
+            <w:tcMar>
+              <w:top w:w="0" w:type="dxa"/>
+              <w:bottom w:w="0" w:type="dxa"/>
+              <w:left w:w="0" w:type="dxa"/>
+              <w:right w:w="0" w:type="dxa"/>
+            </w:tcMar>
+            <w:vAlign w:val="center"/>
+          </w:tcPr>
+          <w:p>
+            <w:pPr>
+              <w:pStyle w:val="Normal"/>
+              <w:jc w:val="right"/>
+              <w:pBdr>
+                <w:bottom w:val="none" w:sz="0" w:space="0" w:color="000000"/>
+                <w:top w:val="none" w:sz="0" w:space="0" w:color="000000"/>
+                <w:left w:val="none" w:sz="0" w:space="0" w:color="000000"/>
+                <w:right w:val="none" w:sz="0" w:space="0" w:color="000000"/>
+              </w:pBdr>
+              <w:spacing w:after="100" w:before="100" w:line="240"/>
+              <w:ind w:left="100" w:right="100" w:firstLine="0" w:firstLineChars="0"/>
+            </w:pPr>
+            <w:r>
+              <w:rPr>
+                <w:rFonts w:ascii="Helvetica" w:hAnsi="Helvetica" w:eastAsia="Helvetica" w:cs="Helvetica"/>
+                <w:i w:val="false"/>
+                <w:b w:val="false"/>
+                <w:u w:val="none"/>
+                <w:sz w:val="22"/>
+                <w:szCs w:val="22"/>
+                <w:color w:val="000000"/>
+              </w:rPr>
+              <w:t xml:space="preserve">0.134</w:t>
+            </w:r>
+          </w:p>
+        </w:tc>
+        <w:tc>
+          <w:tcPr>
+            <w:tcBorders>
+              <w:bottom w:val="none" w:sz="0" w:space="0" w:color="000000"/>
+              <w:top w:val="none" w:sz="0" w:space="0" w:color="000000"/>
+              <w:left w:val="none" w:sz="0" w:space="0" w:color="000000"/>
+              <w:right w:val="none" w:sz="0" w:space="0" w:color="000000"/>
+            </w:tcBorders>
+            <w:shd w:val="clear" w:color="auto" w:fill="FFFFFF"/>
+            <w:tcMar>
+              <w:top w:w="0" w:type="dxa"/>
+              <w:bottom w:w="0" w:type="dxa"/>
+              <w:left w:w="0" w:type="dxa"/>
+              <w:right w:w="0" w:type="dxa"/>
+            </w:tcMar>
+            <w:vAlign w:val="center"/>
+          </w:tcPr>
+          <w:p>
+            <w:pPr>
+              <w:pStyle w:val="Normal"/>
+              <w:jc w:val="right"/>
+              <w:pBdr>
+                <w:bottom w:val="none" w:sz="0" w:space="0" w:color="000000"/>
+                <w:top w:val="none" w:sz="0" w:space="0" w:color="000000"/>
+                <w:left w:val="none" w:sz="0" w:space="0" w:color="000000"/>
+                <w:right w:val="none" w:sz="0" w:space="0" w:color="000000"/>
+              </w:pBdr>
+              <w:spacing w:after="100" w:before="100" w:line="240"/>
+              <w:ind w:left="100" w:right="100" w:firstLine="0" w:firstLineChars="0"/>
+            </w:pPr>
+            <w:r>
+              <w:rPr>
+                <w:rFonts w:ascii="Helvetica" w:hAnsi="Helvetica" w:eastAsia="Helvetica" w:cs="Helvetica"/>
+                <w:i w:val="false"/>
+                <w:b w:val="false"/>
+                <w:u w:val="none"/>
+                <w:sz w:val="22"/>
+                <w:szCs w:val="22"/>
+                <w:color w:val="000000"/>
+              </w:rPr>
               <w:t xml:space="preserve">0.732</w:t>
             </w:r>
           </w:p>
@@ -7308,6 +8718,94 @@
                 <w:szCs w:val="22"/>
                 <w:color w:val="000000"/>
               </w:rPr>
+              <w:t xml:space="preserve"/>
+            </w:r>
+          </w:p>
+        </w:tc>
+        <w:tc>
+          <w:tcPr>
+            <w:tcBorders>
+              <w:bottom w:val="none" w:sz="0" w:space="0" w:color="000000"/>
+              <w:top w:val="none" w:sz="0" w:space="0" w:color="000000"/>
+              <w:left w:val="none" w:sz="0" w:space="0" w:color="000000"/>
+              <w:right w:val="none" w:sz="0" w:space="0" w:color="000000"/>
+            </w:tcBorders>
+            <w:shd w:val="clear" w:color="auto" w:fill="FFFFFF"/>
+            <w:tcMar>
+              <w:top w:w="0" w:type="dxa"/>
+              <w:bottom w:w="0" w:type="dxa"/>
+              <w:left w:w="0" w:type="dxa"/>
+              <w:right w:w="0" w:type="dxa"/>
+            </w:tcMar>
+            <w:vAlign w:val="center"/>
+          </w:tcPr>
+          <w:p>
+            <w:pPr>
+              <w:pStyle w:val="Normal"/>
+              <w:jc w:val="right"/>
+              <w:pBdr>
+                <w:bottom w:val="none" w:sz="0" w:space="0" w:color="000000"/>
+                <w:top w:val="none" w:sz="0" w:space="0" w:color="000000"/>
+                <w:left w:val="none" w:sz="0" w:space="0" w:color="000000"/>
+                <w:right w:val="none" w:sz="0" w:space="0" w:color="000000"/>
+              </w:pBdr>
+              <w:spacing w:after="100" w:before="100" w:line="240"/>
+              <w:ind w:left="100" w:right="100" w:firstLine="0" w:firstLineChars="0"/>
+            </w:pPr>
+            <w:r>
+              <w:rPr>
+                <w:rFonts w:ascii="Helvetica" w:hAnsi="Helvetica" w:eastAsia="Helvetica" w:cs="Helvetica"/>
+                <w:i w:val="false"/>
+                <w:b w:val="false"/>
+                <w:u w:val="none"/>
+                <w:sz w:val="22"/>
+                <w:szCs w:val="22"/>
+                <w:color w:val="000000"/>
+              </w:rPr>
+              <w:t xml:space="preserve"/>
+            </w:r>
+          </w:p>
+        </w:tc>
+        <w:tc>
+          <w:tcPr>
+            <w:tcBorders>
+              <w:bottom w:val="none" w:sz="0" w:space="0" w:color="000000"/>
+              <w:top w:val="none" w:sz="0" w:space="0" w:color="000000"/>
+              <w:left w:val="none" w:sz="0" w:space="0" w:color="000000"/>
+              <w:right w:val="none" w:sz="0" w:space="0" w:color="000000"/>
+            </w:tcBorders>
+            <w:shd w:val="clear" w:color="auto" w:fill="FFFFFF"/>
+            <w:tcMar>
+              <w:top w:w="0" w:type="dxa"/>
+              <w:bottom w:w="0" w:type="dxa"/>
+              <w:left w:w="0" w:type="dxa"/>
+              <w:right w:w="0" w:type="dxa"/>
+            </w:tcMar>
+            <w:vAlign w:val="center"/>
+          </w:tcPr>
+          <w:p>
+            <w:pPr>
+              <w:pStyle w:val="Normal"/>
+              <w:jc w:val="right"/>
+              <w:pBdr>
+                <w:bottom w:val="none" w:sz="0" w:space="0" w:color="000000"/>
+                <w:top w:val="none" w:sz="0" w:space="0" w:color="000000"/>
+                <w:left w:val="none" w:sz="0" w:space="0" w:color="000000"/>
+                <w:right w:val="none" w:sz="0" w:space="0" w:color="000000"/>
+              </w:pBdr>
+              <w:spacing w:after="100" w:before="100" w:line="240"/>
+              <w:ind w:left="100" w:right="100" w:firstLine="0" w:firstLineChars="0"/>
+            </w:pPr>
+            <w:r>
+              <w:rPr>
+                <w:rFonts w:ascii="Helvetica" w:hAnsi="Helvetica" w:eastAsia="Helvetica" w:cs="Helvetica"/>
+                <w:i w:val="false"/>
+                <w:b w:val="false"/>
+                <w:u w:val="none"/>
+                <w:sz w:val="22"/>
+                <w:szCs w:val="22"/>
+                <w:color w:val="000000"/>
+              </w:rPr>
               <w:t xml:space="preserve">0.789</w:t>
             </w:r>
           </w:p>
@@ -7743,6 +9241,94 @@
                 <w:szCs w:val="22"/>
                 <w:color w:val="000000"/>
               </w:rPr>
+              <w:t xml:space="preserve">0.679</w:t>
+            </w:r>
+          </w:p>
+        </w:tc>
+        <w:tc>
+          <w:tcPr>
+            <w:tcBorders>
+              <w:bottom w:val="none" w:sz="0" w:space="0" w:color="000000"/>
+              <w:top w:val="none" w:sz="0" w:space="0" w:color="000000"/>
+              <w:left w:val="none" w:sz="0" w:space="0" w:color="000000"/>
+              <w:right w:val="none" w:sz="0" w:space="0" w:color="000000"/>
+            </w:tcBorders>
+            <w:shd w:val="clear" w:color="auto" w:fill="FFFFFF"/>
+            <w:tcMar>
+              <w:top w:w="0" w:type="dxa"/>
+              <w:bottom w:w="0" w:type="dxa"/>
+              <w:left w:w="0" w:type="dxa"/>
+              <w:right w:w="0" w:type="dxa"/>
+            </w:tcMar>
+            <w:vAlign w:val="center"/>
+          </w:tcPr>
+          <w:p>
+            <w:pPr>
+              <w:pStyle w:val="Normal"/>
+              <w:jc w:val="right"/>
+              <w:pBdr>
+                <w:bottom w:val="none" w:sz="0" w:space="0" w:color="000000"/>
+                <w:top w:val="none" w:sz="0" w:space="0" w:color="000000"/>
+                <w:left w:val="none" w:sz="0" w:space="0" w:color="000000"/>
+                <w:right w:val="none" w:sz="0" w:space="0" w:color="000000"/>
+              </w:pBdr>
+              <w:spacing w:after="100" w:before="100" w:line="240"/>
+              <w:ind w:left="100" w:right="100" w:firstLine="0" w:firstLineChars="0"/>
+            </w:pPr>
+            <w:r>
+              <w:rPr>
+                <w:rFonts w:ascii="Helvetica" w:hAnsi="Helvetica" w:eastAsia="Helvetica" w:cs="Helvetica"/>
+                <w:i w:val="false"/>
+                <w:b w:val="false"/>
+                <w:u w:val="none"/>
+                <w:sz w:val="22"/>
+                <w:szCs w:val="22"/>
+                <w:color w:val="000000"/>
+              </w:rPr>
+              <w:t xml:space="preserve">0.132</w:t>
+            </w:r>
+          </w:p>
+        </w:tc>
+        <w:tc>
+          <w:tcPr>
+            <w:tcBorders>
+              <w:bottom w:val="none" w:sz="0" w:space="0" w:color="000000"/>
+              <w:top w:val="none" w:sz="0" w:space="0" w:color="000000"/>
+              <w:left w:val="none" w:sz="0" w:space="0" w:color="000000"/>
+              <w:right w:val="none" w:sz="0" w:space="0" w:color="000000"/>
+            </w:tcBorders>
+            <w:shd w:val="clear" w:color="auto" w:fill="FFFFFF"/>
+            <w:tcMar>
+              <w:top w:w="0" w:type="dxa"/>
+              <w:bottom w:w="0" w:type="dxa"/>
+              <w:left w:w="0" w:type="dxa"/>
+              <w:right w:w="0" w:type="dxa"/>
+            </w:tcMar>
+            <w:vAlign w:val="center"/>
+          </w:tcPr>
+          <w:p>
+            <w:pPr>
+              <w:pStyle w:val="Normal"/>
+              <w:jc w:val="right"/>
+              <w:pBdr>
+                <w:bottom w:val="none" w:sz="0" w:space="0" w:color="000000"/>
+                <w:top w:val="none" w:sz="0" w:space="0" w:color="000000"/>
+                <w:left w:val="none" w:sz="0" w:space="0" w:color="000000"/>
+                <w:right w:val="none" w:sz="0" w:space="0" w:color="000000"/>
+              </w:pBdr>
+              <w:spacing w:after="100" w:before="100" w:line="240"/>
+              <w:ind w:left="100" w:right="100" w:firstLine="0" w:firstLineChars="0"/>
+            </w:pPr>
+            <w:r>
+              <w:rPr>
+                <w:rFonts w:ascii="Helvetica" w:hAnsi="Helvetica" w:eastAsia="Helvetica" w:cs="Helvetica"/>
+                <w:i w:val="false"/>
+                <w:b w:val="false"/>
+                <w:u w:val="none"/>
+                <w:sz w:val="22"/>
+                <w:szCs w:val="22"/>
+                <w:color w:val="000000"/>
+              </w:rPr>
               <w:t xml:space="preserve">0.663</w:t>
             </w:r>
           </w:p>
@@ -8178,6 +9764,94 @@
                 <w:szCs w:val="22"/>
                 <w:color w:val="000000"/>
               </w:rPr>
+              <w:t xml:space="preserve"/>
+            </w:r>
+          </w:p>
+        </w:tc>
+        <w:tc>
+          <w:tcPr>
+            <w:tcBorders>
+              <w:bottom w:val="none" w:sz="0" w:space="0" w:color="000000"/>
+              <w:top w:val="none" w:sz="0" w:space="0" w:color="000000"/>
+              <w:left w:val="none" w:sz="0" w:space="0" w:color="000000"/>
+              <w:right w:val="none" w:sz="0" w:space="0" w:color="000000"/>
+            </w:tcBorders>
+            <w:shd w:val="clear" w:color="auto" w:fill="FFFFFF"/>
+            <w:tcMar>
+              <w:top w:w="0" w:type="dxa"/>
+              <w:bottom w:w="0" w:type="dxa"/>
+              <w:left w:w="0" w:type="dxa"/>
+              <w:right w:w="0" w:type="dxa"/>
+            </w:tcMar>
+            <w:vAlign w:val="center"/>
+          </w:tcPr>
+          <w:p>
+            <w:pPr>
+              <w:pStyle w:val="Normal"/>
+              <w:jc w:val="right"/>
+              <w:pBdr>
+                <w:bottom w:val="none" w:sz="0" w:space="0" w:color="000000"/>
+                <w:top w:val="none" w:sz="0" w:space="0" w:color="000000"/>
+                <w:left w:val="none" w:sz="0" w:space="0" w:color="000000"/>
+                <w:right w:val="none" w:sz="0" w:space="0" w:color="000000"/>
+              </w:pBdr>
+              <w:spacing w:after="100" w:before="100" w:line="240"/>
+              <w:ind w:left="100" w:right="100" w:firstLine="0" w:firstLineChars="0"/>
+            </w:pPr>
+            <w:r>
+              <w:rPr>
+                <w:rFonts w:ascii="Helvetica" w:hAnsi="Helvetica" w:eastAsia="Helvetica" w:cs="Helvetica"/>
+                <w:i w:val="false"/>
+                <w:b w:val="false"/>
+                <w:u w:val="none"/>
+                <w:sz w:val="22"/>
+                <w:szCs w:val="22"/>
+                <w:color w:val="000000"/>
+              </w:rPr>
+              <w:t xml:space="preserve"/>
+            </w:r>
+          </w:p>
+        </w:tc>
+        <w:tc>
+          <w:tcPr>
+            <w:tcBorders>
+              <w:bottom w:val="none" w:sz="0" w:space="0" w:color="000000"/>
+              <w:top w:val="none" w:sz="0" w:space="0" w:color="000000"/>
+              <w:left w:val="none" w:sz="0" w:space="0" w:color="000000"/>
+              <w:right w:val="none" w:sz="0" w:space="0" w:color="000000"/>
+            </w:tcBorders>
+            <w:shd w:val="clear" w:color="auto" w:fill="FFFFFF"/>
+            <w:tcMar>
+              <w:top w:w="0" w:type="dxa"/>
+              <w:bottom w:w="0" w:type="dxa"/>
+              <w:left w:w="0" w:type="dxa"/>
+              <w:right w:w="0" w:type="dxa"/>
+            </w:tcMar>
+            <w:vAlign w:val="center"/>
+          </w:tcPr>
+          <w:p>
+            <w:pPr>
+              <w:pStyle w:val="Normal"/>
+              <w:jc w:val="right"/>
+              <w:pBdr>
+                <w:bottom w:val="none" w:sz="0" w:space="0" w:color="000000"/>
+                <w:top w:val="none" w:sz="0" w:space="0" w:color="000000"/>
+                <w:left w:val="none" w:sz="0" w:space="0" w:color="000000"/>
+                <w:right w:val="none" w:sz="0" w:space="0" w:color="000000"/>
+              </w:pBdr>
+              <w:spacing w:after="100" w:before="100" w:line="240"/>
+              <w:ind w:left="100" w:right="100" w:firstLine="0" w:firstLineChars="0"/>
+            </w:pPr>
+            <w:r>
+              <w:rPr>
+                <w:rFonts w:ascii="Helvetica" w:hAnsi="Helvetica" w:eastAsia="Helvetica" w:cs="Helvetica"/>
+                <w:i w:val="false"/>
+                <w:b w:val="false"/>
+                <w:u w:val="none"/>
+                <w:sz w:val="22"/>
+                <w:szCs w:val="22"/>
+                <w:color w:val="000000"/>
+              </w:rPr>
               <w:t xml:space="preserve">0.869</w:t>
             </w:r>
           </w:p>
@@ -8625,6 +10299,94 @@
                 <w:szCs w:val="22"/>
                 <w:color w:val="000000"/>
               </w:rPr>
+              <w:t xml:space="preserve"/>
+            </w:r>
+          </w:p>
+        </w:tc>
+        <w:tc>
+          <w:tcPr>
+            <w:tcBorders>
+              <w:bottom w:val="none" w:sz="0" w:space="0" w:color="000000"/>
+              <w:top w:val="none" w:sz="0" w:space="0" w:color="000000"/>
+              <w:left w:val="none" w:sz="0" w:space="0" w:color="000000"/>
+              <w:right w:val="none" w:sz="0" w:space="0" w:color="000000"/>
+            </w:tcBorders>
+            <w:shd w:val="clear" w:color="auto" w:fill="FFFFFF"/>
+            <w:tcMar>
+              <w:top w:w="0" w:type="dxa"/>
+              <w:bottom w:w="0" w:type="dxa"/>
+              <w:left w:w="0" w:type="dxa"/>
+              <w:right w:w="0" w:type="dxa"/>
+            </w:tcMar>
+            <w:vAlign w:val="center"/>
+          </w:tcPr>
+          <w:p>
+            <w:pPr>
+              <w:pStyle w:val="Normal"/>
+              <w:jc w:val="right"/>
+              <w:pBdr>
+                <w:bottom w:val="none" w:sz="0" w:space="0" w:color="000000"/>
+                <w:top w:val="none" w:sz="0" w:space="0" w:color="000000"/>
+                <w:left w:val="none" w:sz="0" w:space="0" w:color="000000"/>
+                <w:right w:val="none" w:sz="0" w:space="0" w:color="000000"/>
+              </w:pBdr>
+              <w:spacing w:after="100" w:before="100" w:line="240"/>
+              <w:ind w:left="100" w:right="100" w:firstLine="0" w:firstLineChars="0"/>
+            </w:pPr>
+            <w:r>
+              <w:rPr>
+                <w:rFonts w:ascii="Helvetica" w:hAnsi="Helvetica" w:eastAsia="Helvetica" w:cs="Helvetica"/>
+                <w:i w:val="false"/>
+                <w:b w:val="false"/>
+                <w:u w:val="none"/>
+                <w:sz w:val="22"/>
+                <w:szCs w:val="22"/>
+                <w:color w:val="000000"/>
+              </w:rPr>
+              <w:t xml:space="preserve"/>
+            </w:r>
+          </w:p>
+        </w:tc>
+        <w:tc>
+          <w:tcPr>
+            <w:tcBorders>
+              <w:bottom w:val="none" w:sz="0" w:space="0" w:color="000000"/>
+              <w:top w:val="none" w:sz="0" w:space="0" w:color="000000"/>
+              <w:left w:val="none" w:sz="0" w:space="0" w:color="000000"/>
+              <w:right w:val="none" w:sz="0" w:space="0" w:color="000000"/>
+            </w:tcBorders>
+            <w:shd w:val="clear" w:color="auto" w:fill="FFFFFF"/>
+            <w:tcMar>
+              <w:top w:w="0" w:type="dxa"/>
+              <w:bottom w:w="0" w:type="dxa"/>
+              <w:left w:w="0" w:type="dxa"/>
+              <w:right w:w="0" w:type="dxa"/>
+            </w:tcMar>
+            <w:vAlign w:val="center"/>
+          </w:tcPr>
+          <w:p>
+            <w:pPr>
+              <w:pStyle w:val="Normal"/>
+              <w:jc w:val="right"/>
+              <w:pBdr>
+                <w:bottom w:val="none" w:sz="0" w:space="0" w:color="000000"/>
+                <w:top w:val="none" w:sz="0" w:space="0" w:color="000000"/>
+                <w:left w:val="none" w:sz="0" w:space="0" w:color="000000"/>
+                <w:right w:val="none" w:sz="0" w:space="0" w:color="000000"/>
+              </w:pBdr>
+              <w:spacing w:after="100" w:before="100" w:line="240"/>
+              <w:ind w:left="100" w:right="100" w:firstLine="0" w:firstLineChars="0"/>
+            </w:pPr>
+            <w:r>
+              <w:rPr>
+                <w:rFonts w:ascii="Helvetica" w:hAnsi="Helvetica" w:eastAsia="Helvetica" w:cs="Helvetica"/>
+                <w:i w:val="false"/>
+                <w:b w:val="false"/>
+                <w:u w:val="none"/>
+                <w:sz w:val="22"/>
+                <w:szCs w:val="22"/>
+                <w:color w:val="000000"/>
+              </w:rPr>
               <w:t xml:space="preserve">2.024</w:t>
             </w:r>
           </w:p>
@@ -9060,6 +10822,94 @@
                 <w:szCs w:val="22"/>
                 <w:color w:val="000000"/>
               </w:rPr>
+              <w:t xml:space="preserve">-1.066</w:t>
+            </w:r>
+          </w:p>
+        </w:tc>
+        <w:tc>
+          <w:tcPr>
+            <w:tcBorders>
+              <w:bottom w:val="none" w:sz="0" w:space="0" w:color="000000"/>
+              <w:top w:val="none" w:sz="0" w:space="0" w:color="000000"/>
+              <w:left w:val="none" w:sz="0" w:space="0" w:color="000000"/>
+              <w:right w:val="none" w:sz="0" w:space="0" w:color="000000"/>
+            </w:tcBorders>
+            <w:shd w:val="clear" w:color="auto" w:fill="FFFFFF"/>
+            <w:tcMar>
+              <w:top w:w="0" w:type="dxa"/>
+              <w:bottom w:w="0" w:type="dxa"/>
+              <w:left w:w="0" w:type="dxa"/>
+              <w:right w:w="0" w:type="dxa"/>
+            </w:tcMar>
+            <w:vAlign w:val="center"/>
+          </w:tcPr>
+          <w:p>
+            <w:pPr>
+              <w:pStyle w:val="Normal"/>
+              <w:jc w:val="right"/>
+              <w:pBdr>
+                <w:bottom w:val="none" w:sz="0" w:space="0" w:color="000000"/>
+                <w:top w:val="none" w:sz="0" w:space="0" w:color="000000"/>
+                <w:left w:val="none" w:sz="0" w:space="0" w:color="000000"/>
+                <w:right w:val="none" w:sz="0" w:space="0" w:color="000000"/>
+              </w:pBdr>
+              <w:spacing w:after="100" w:before="100" w:line="240"/>
+              <w:ind w:left="100" w:right="100" w:firstLine="0" w:firstLineChars="0"/>
+            </w:pPr>
+            <w:r>
+              <w:rPr>
+                <w:rFonts w:ascii="Helvetica" w:hAnsi="Helvetica" w:eastAsia="Helvetica" w:cs="Helvetica"/>
+                <w:i w:val="false"/>
+                <w:b w:val="false"/>
+                <w:u w:val="none"/>
+                <w:sz w:val="22"/>
+                <w:szCs w:val="22"/>
+                <w:color w:val="000000"/>
+              </w:rPr>
+              <w:t xml:space="preserve">0.386</w:t>
+            </w:r>
+          </w:p>
+        </w:tc>
+        <w:tc>
+          <w:tcPr>
+            <w:tcBorders>
+              <w:bottom w:val="none" w:sz="0" w:space="0" w:color="000000"/>
+              <w:top w:val="none" w:sz="0" w:space="0" w:color="000000"/>
+              <w:left w:val="none" w:sz="0" w:space="0" w:color="000000"/>
+              <w:right w:val="none" w:sz="0" w:space="0" w:color="000000"/>
+            </w:tcBorders>
+            <w:shd w:val="clear" w:color="auto" w:fill="FFFFFF"/>
+            <w:tcMar>
+              <w:top w:w="0" w:type="dxa"/>
+              <w:bottom w:w="0" w:type="dxa"/>
+              <w:left w:w="0" w:type="dxa"/>
+              <w:right w:w="0" w:type="dxa"/>
+            </w:tcMar>
+            <w:vAlign w:val="center"/>
+          </w:tcPr>
+          <w:p>
+            <w:pPr>
+              <w:pStyle w:val="Normal"/>
+              <w:jc w:val="right"/>
+              <w:pBdr>
+                <w:bottom w:val="none" w:sz="0" w:space="0" w:color="000000"/>
+                <w:top w:val="none" w:sz="0" w:space="0" w:color="000000"/>
+                <w:left w:val="none" w:sz="0" w:space="0" w:color="000000"/>
+                <w:right w:val="none" w:sz="0" w:space="0" w:color="000000"/>
+              </w:pBdr>
+              <w:spacing w:after="100" w:before="100" w:line="240"/>
+              <w:ind w:left="100" w:right="100" w:firstLine="0" w:firstLineChars="0"/>
+            </w:pPr>
+            <w:r>
+              <w:rPr>
+                <w:rFonts w:ascii="Helvetica" w:hAnsi="Helvetica" w:eastAsia="Helvetica" w:cs="Helvetica"/>
+                <w:i w:val="false"/>
+                <w:b w:val="false"/>
+                <w:u w:val="none"/>
+                <w:sz w:val="22"/>
+                <w:szCs w:val="22"/>
+                <w:color w:val="000000"/>
+              </w:rPr>
               <w:t xml:space="preserve">2.058</w:t>
             </w:r>
           </w:p>
@@ -9495,6 +11345,94 @@
                 <w:szCs w:val="22"/>
                 <w:color w:val="000000"/>
               </w:rPr>
+              <w:t xml:space="preserve"/>
+            </w:r>
+          </w:p>
+        </w:tc>
+        <w:tc>
+          <w:tcPr>
+            <w:tcBorders>
+              <w:bottom w:val="none" w:sz="0" w:space="0" w:color="000000"/>
+              <w:top w:val="none" w:sz="0" w:space="0" w:color="000000"/>
+              <w:left w:val="none" w:sz="0" w:space="0" w:color="000000"/>
+              <w:right w:val="none" w:sz="0" w:space="0" w:color="000000"/>
+            </w:tcBorders>
+            <w:shd w:val="clear" w:color="auto" w:fill="FFFFFF"/>
+            <w:tcMar>
+              <w:top w:w="0" w:type="dxa"/>
+              <w:bottom w:w="0" w:type="dxa"/>
+              <w:left w:w="0" w:type="dxa"/>
+              <w:right w:w="0" w:type="dxa"/>
+            </w:tcMar>
+            <w:vAlign w:val="center"/>
+          </w:tcPr>
+          <w:p>
+            <w:pPr>
+              <w:pStyle w:val="Normal"/>
+              <w:jc w:val="right"/>
+              <w:pBdr>
+                <w:bottom w:val="none" w:sz="0" w:space="0" w:color="000000"/>
+                <w:top w:val="none" w:sz="0" w:space="0" w:color="000000"/>
+                <w:left w:val="none" w:sz="0" w:space="0" w:color="000000"/>
+                <w:right w:val="none" w:sz="0" w:space="0" w:color="000000"/>
+              </w:pBdr>
+              <w:spacing w:after="100" w:before="100" w:line="240"/>
+              <w:ind w:left="100" w:right="100" w:firstLine="0" w:firstLineChars="0"/>
+            </w:pPr>
+            <w:r>
+              <w:rPr>
+                <w:rFonts w:ascii="Helvetica" w:hAnsi="Helvetica" w:eastAsia="Helvetica" w:cs="Helvetica"/>
+                <w:i w:val="false"/>
+                <w:b w:val="false"/>
+                <w:u w:val="none"/>
+                <w:sz w:val="22"/>
+                <w:szCs w:val="22"/>
+                <w:color w:val="000000"/>
+              </w:rPr>
+              <w:t xml:space="preserve"/>
+            </w:r>
+          </w:p>
+        </w:tc>
+        <w:tc>
+          <w:tcPr>
+            <w:tcBorders>
+              <w:bottom w:val="none" w:sz="0" w:space="0" w:color="000000"/>
+              <w:top w:val="none" w:sz="0" w:space="0" w:color="000000"/>
+              <w:left w:val="none" w:sz="0" w:space="0" w:color="000000"/>
+              <w:right w:val="none" w:sz="0" w:space="0" w:color="000000"/>
+            </w:tcBorders>
+            <w:shd w:val="clear" w:color="auto" w:fill="FFFFFF"/>
+            <w:tcMar>
+              <w:top w:w="0" w:type="dxa"/>
+              <w:bottom w:w="0" w:type="dxa"/>
+              <w:left w:w="0" w:type="dxa"/>
+              <w:right w:w="0" w:type="dxa"/>
+            </w:tcMar>
+            <w:vAlign w:val="center"/>
+          </w:tcPr>
+          <w:p>
+            <w:pPr>
+              <w:pStyle w:val="Normal"/>
+              <w:jc w:val="right"/>
+              <w:pBdr>
+                <w:bottom w:val="none" w:sz="0" w:space="0" w:color="000000"/>
+                <w:top w:val="none" w:sz="0" w:space="0" w:color="000000"/>
+                <w:left w:val="none" w:sz="0" w:space="0" w:color="000000"/>
+                <w:right w:val="none" w:sz="0" w:space="0" w:color="000000"/>
+              </w:pBdr>
+              <w:spacing w:after="100" w:before="100" w:line="240"/>
+              <w:ind w:left="100" w:right="100" w:firstLine="0" w:firstLineChars="0"/>
+            </w:pPr>
+            <w:r>
+              <w:rPr>
+                <w:rFonts w:ascii="Helvetica" w:hAnsi="Helvetica" w:eastAsia="Helvetica" w:cs="Helvetica"/>
+                <w:i w:val="false"/>
+                <w:b w:val="false"/>
+                <w:u w:val="none"/>
+                <w:sz w:val="22"/>
+                <w:szCs w:val="22"/>
+                <w:color w:val="000000"/>
+              </w:rPr>
               <w:t xml:space="preserve">2.271</w:t>
             </w:r>
           </w:p>
@@ -9930,6 +11868,94 @@
                 <w:szCs w:val="22"/>
                 <w:color w:val="000000"/>
               </w:rPr>
+              <w:t xml:space="preserve">-0.745</w:t>
+            </w:r>
+          </w:p>
+        </w:tc>
+        <w:tc>
+          <w:tcPr>
+            <w:tcBorders>
+              <w:bottom w:val="none" w:sz="0" w:space="0" w:color="000000"/>
+              <w:top w:val="none" w:sz="0" w:space="0" w:color="000000"/>
+              <w:left w:val="none" w:sz="0" w:space="0" w:color="000000"/>
+              <w:right w:val="none" w:sz="0" w:space="0" w:color="000000"/>
+            </w:tcBorders>
+            <w:shd w:val="clear" w:color="auto" w:fill="FFFFFF"/>
+            <w:tcMar>
+              <w:top w:w="0" w:type="dxa"/>
+              <w:bottom w:w="0" w:type="dxa"/>
+              <w:left w:w="0" w:type="dxa"/>
+              <w:right w:w="0" w:type="dxa"/>
+            </w:tcMar>
+            <w:vAlign w:val="center"/>
+          </w:tcPr>
+          <w:p>
+            <w:pPr>
+              <w:pStyle w:val="Normal"/>
+              <w:jc w:val="right"/>
+              <w:pBdr>
+                <w:bottom w:val="none" w:sz="0" w:space="0" w:color="000000"/>
+                <w:top w:val="none" w:sz="0" w:space="0" w:color="000000"/>
+                <w:left w:val="none" w:sz="0" w:space="0" w:color="000000"/>
+                <w:right w:val="none" w:sz="0" w:space="0" w:color="000000"/>
+              </w:pBdr>
+              <w:spacing w:after="100" w:before="100" w:line="240"/>
+              <w:ind w:left="100" w:right="100" w:firstLine="0" w:firstLineChars="0"/>
+            </w:pPr>
+            <w:r>
+              <w:rPr>
+                <w:rFonts w:ascii="Helvetica" w:hAnsi="Helvetica" w:eastAsia="Helvetica" w:cs="Helvetica"/>
+                <w:i w:val="false"/>
+                <w:b w:val="false"/>
+                <w:u w:val="none"/>
+                <w:sz w:val="22"/>
+                <w:szCs w:val="22"/>
+                <w:color w:val="000000"/>
+              </w:rPr>
+              <w:t xml:space="preserve">0.446</w:t>
+            </w:r>
+          </w:p>
+        </w:tc>
+        <w:tc>
+          <w:tcPr>
+            <w:tcBorders>
+              <w:bottom w:val="none" w:sz="0" w:space="0" w:color="000000"/>
+              <w:top w:val="none" w:sz="0" w:space="0" w:color="000000"/>
+              <w:left w:val="none" w:sz="0" w:space="0" w:color="000000"/>
+              <w:right w:val="none" w:sz="0" w:space="0" w:color="000000"/>
+            </w:tcBorders>
+            <w:shd w:val="clear" w:color="auto" w:fill="FFFFFF"/>
+            <w:tcMar>
+              <w:top w:w="0" w:type="dxa"/>
+              <w:bottom w:w="0" w:type="dxa"/>
+              <w:left w:w="0" w:type="dxa"/>
+              <w:right w:w="0" w:type="dxa"/>
+            </w:tcMar>
+            <w:vAlign w:val="center"/>
+          </w:tcPr>
+          <w:p>
+            <w:pPr>
+              <w:pStyle w:val="Normal"/>
+              <w:jc w:val="right"/>
+              <w:pBdr>
+                <w:bottom w:val="none" w:sz="0" w:space="0" w:color="000000"/>
+                <w:top w:val="none" w:sz="0" w:space="0" w:color="000000"/>
+                <w:left w:val="none" w:sz="0" w:space="0" w:color="000000"/>
+                <w:right w:val="none" w:sz="0" w:space="0" w:color="000000"/>
+              </w:pBdr>
+              <w:spacing w:after="100" w:before="100" w:line="240"/>
+              <w:ind w:left="100" w:right="100" w:firstLine="0" w:firstLineChars="0"/>
+            </w:pPr>
+            <w:r>
+              <w:rPr>
+                <w:rFonts w:ascii="Helvetica" w:hAnsi="Helvetica" w:eastAsia="Helvetica" w:cs="Helvetica"/>
+                <w:i w:val="false"/>
+                <w:b w:val="false"/>
+                <w:u w:val="none"/>
+                <w:sz w:val="22"/>
+                <w:szCs w:val="22"/>
+                <w:color w:val="000000"/>
+              </w:rPr>
               <w:t xml:space="preserve">2.412</w:t>
             </w:r>
           </w:p>
@@ -10365,6 +12391,94 @@
                 <w:szCs w:val="22"/>
                 <w:color w:val="000000"/>
               </w:rPr>
+              <w:t xml:space="preserve">-1.700</w:t>
+            </w:r>
+          </w:p>
+        </w:tc>
+        <w:tc>
+          <w:tcPr>
+            <w:tcBorders>
+              <w:bottom w:val="none" w:sz="0" w:space="0" w:color="000000"/>
+              <w:top w:val="none" w:sz="0" w:space="0" w:color="000000"/>
+              <w:left w:val="none" w:sz="0" w:space="0" w:color="000000"/>
+              <w:right w:val="none" w:sz="0" w:space="0" w:color="000000"/>
+            </w:tcBorders>
+            <w:shd w:val="clear" w:color="auto" w:fill="FFFFFF"/>
+            <w:tcMar>
+              <w:top w:w="0" w:type="dxa"/>
+              <w:bottom w:w="0" w:type="dxa"/>
+              <w:left w:w="0" w:type="dxa"/>
+              <w:right w:w="0" w:type="dxa"/>
+            </w:tcMar>
+            <w:vAlign w:val="center"/>
+          </w:tcPr>
+          <w:p>
+            <w:pPr>
+              <w:pStyle w:val="Normal"/>
+              <w:jc w:val="right"/>
+              <w:pBdr>
+                <w:bottom w:val="none" w:sz="0" w:space="0" w:color="000000"/>
+                <w:top w:val="none" w:sz="0" w:space="0" w:color="000000"/>
+                <w:left w:val="none" w:sz="0" w:space="0" w:color="000000"/>
+                <w:right w:val="none" w:sz="0" w:space="0" w:color="000000"/>
+              </w:pBdr>
+              <w:spacing w:after="100" w:before="100" w:line="240"/>
+              <w:ind w:left="100" w:right="100" w:firstLine="0" w:firstLineChars="0"/>
+            </w:pPr>
+            <w:r>
+              <w:rPr>
+                <w:rFonts w:ascii="Helvetica" w:hAnsi="Helvetica" w:eastAsia="Helvetica" w:cs="Helvetica"/>
+                <w:i w:val="false"/>
+                <w:b w:val="false"/>
+                <w:u w:val="none"/>
+                <w:sz w:val="22"/>
+                <w:szCs w:val="22"/>
+                <w:color w:val="000000"/>
+              </w:rPr>
+              <w:t xml:space="preserve">0.458</w:t>
+            </w:r>
+          </w:p>
+        </w:tc>
+        <w:tc>
+          <w:tcPr>
+            <w:tcBorders>
+              <w:bottom w:val="none" w:sz="0" w:space="0" w:color="000000"/>
+              <w:top w:val="none" w:sz="0" w:space="0" w:color="000000"/>
+              <w:left w:val="none" w:sz="0" w:space="0" w:color="000000"/>
+              <w:right w:val="none" w:sz="0" w:space="0" w:color="000000"/>
+            </w:tcBorders>
+            <w:shd w:val="clear" w:color="auto" w:fill="FFFFFF"/>
+            <w:tcMar>
+              <w:top w:w="0" w:type="dxa"/>
+              <w:bottom w:w="0" w:type="dxa"/>
+              <w:left w:w="0" w:type="dxa"/>
+              <w:right w:w="0" w:type="dxa"/>
+            </w:tcMar>
+            <w:vAlign w:val="center"/>
+          </w:tcPr>
+          <w:p>
+            <w:pPr>
+              <w:pStyle w:val="Normal"/>
+              <w:jc w:val="right"/>
+              <w:pBdr>
+                <w:bottom w:val="none" w:sz="0" w:space="0" w:color="000000"/>
+                <w:top w:val="none" w:sz="0" w:space="0" w:color="000000"/>
+                <w:left w:val="none" w:sz="0" w:space="0" w:color="000000"/>
+                <w:right w:val="none" w:sz="0" w:space="0" w:color="000000"/>
+              </w:pBdr>
+              <w:spacing w:after="100" w:before="100" w:line="240"/>
+              <w:ind w:left="100" w:right="100" w:firstLine="0" w:firstLineChars="0"/>
+            </w:pPr>
+            <w:r>
+              <w:rPr>
+                <w:rFonts w:ascii="Helvetica" w:hAnsi="Helvetica" w:eastAsia="Helvetica" w:cs="Helvetica"/>
+                <w:i w:val="false"/>
+                <w:b w:val="false"/>
+                <w:u w:val="none"/>
+                <w:sz w:val="22"/>
+                <w:szCs w:val="22"/>
+                <w:color w:val="000000"/>
+              </w:rPr>
               <w:t xml:space="preserve">2.182</w:t>
             </w:r>
           </w:p>
@@ -10757,6 +12871,94 @@
                 <w:color w:val="000000"/>
               </w:rPr>
               <w:t xml:space="preserve">0.085</w:t>
+            </w:r>
+          </w:p>
+        </w:tc>
+        <w:tc>
+          <w:tcPr>
+            <w:tcBorders>
+              <w:bottom w:val="single" w:sz="12" w:space="0" w:color="666666"/>
+              <w:top w:val="none" w:sz="0" w:space="0" w:color="000000"/>
+              <w:left w:val="none" w:sz="0" w:space="0" w:color="000000"/>
+              <w:right w:val="none" w:sz="0" w:space="0" w:color="000000"/>
+            </w:tcBorders>
+            <w:shd w:val="clear" w:color="auto" w:fill="FFFFFF"/>
+            <w:tcMar>
+              <w:top w:w="0" w:type="dxa"/>
+              <w:bottom w:w="0" w:type="dxa"/>
+              <w:left w:w="0" w:type="dxa"/>
+              <w:right w:w="0" w:type="dxa"/>
+            </w:tcMar>
+            <w:vAlign w:val="center"/>
+          </w:tcPr>
+          <w:p>
+            <w:pPr>
+              <w:pStyle w:val="Normal"/>
+              <w:jc w:val="right"/>
+              <w:pBdr>
+                <w:bottom w:val="none" w:sz="0" w:space="0" w:color="000000"/>
+                <w:top w:val="none" w:sz="0" w:space="0" w:color="000000"/>
+                <w:left w:val="none" w:sz="0" w:space="0" w:color="000000"/>
+                <w:right w:val="none" w:sz="0" w:space="0" w:color="000000"/>
+              </w:pBdr>
+              <w:spacing w:after="100" w:before="100" w:line="240"/>
+              <w:ind w:left="100" w:right="100" w:firstLine="0" w:firstLineChars="0"/>
+            </w:pPr>
+            <w:r>
+              <w:rPr>
+                <w:rFonts w:ascii="Helvetica" w:hAnsi="Helvetica" w:eastAsia="Helvetica" w:cs="Helvetica"/>
+                <w:i w:val="false"/>
+                <w:b w:val="false"/>
+                <w:u w:val="none"/>
+                <w:sz w:val="22"/>
+                <w:szCs w:val="22"/>
+                <w:color w:val="000000"/>
+              </w:rPr>
+              <w:t xml:space="preserve"/>
+            </w:r>
+          </w:p>
+        </w:tc>
+        <w:tc>
+          <w:tcPr>
+            <w:tcBorders>
+              <w:bottom w:val="single" w:sz="12" w:space="0" w:color="666666"/>
+              <w:top w:val="none" w:sz="0" w:space="0" w:color="000000"/>
+              <w:left w:val="none" w:sz="0" w:space="0" w:color="000000"/>
+              <w:right w:val="none" w:sz="0" w:space="0" w:color="000000"/>
+            </w:tcBorders>
+            <w:shd w:val="clear" w:color="auto" w:fill="FFFFFF"/>
+            <w:tcMar>
+              <w:top w:w="0" w:type="dxa"/>
+              <w:bottom w:w="0" w:type="dxa"/>
+              <w:left w:w="0" w:type="dxa"/>
+              <w:right w:w="0" w:type="dxa"/>
+            </w:tcMar>
+            <w:vAlign w:val="center"/>
+          </w:tcPr>
+          <w:p>
+            <w:pPr>
+              <w:pStyle w:val="Normal"/>
+              <w:jc w:val="right"/>
+              <w:pBdr>
+                <w:bottom w:val="none" w:sz="0" w:space="0" w:color="000000"/>
+                <w:top w:val="none" w:sz="0" w:space="0" w:color="000000"/>
+                <w:left w:val="none" w:sz="0" w:space="0" w:color="000000"/>
+                <w:right w:val="none" w:sz="0" w:space="0" w:color="000000"/>
+              </w:pBdr>
+              <w:spacing w:after="100" w:before="100" w:line="240"/>
+              <w:ind w:left="100" w:right="100" w:firstLine="0" w:firstLineChars="0"/>
+            </w:pPr>
+            <w:r>
+              <w:rPr>
+                <w:rFonts w:ascii="Helvetica" w:hAnsi="Helvetica" w:eastAsia="Helvetica" w:cs="Helvetica"/>
+                <w:i w:val="false"/>
+                <w:b w:val="false"/>
+                <w:u w:val="none"/>
+                <w:sz w:val="22"/>
+                <w:szCs w:val="22"/>
+                <w:color w:val="000000"/>
+              </w:rPr>
+              <w:t xml:space="preserve"/>
             </w:r>
           </w:p>
         </w:tc>
@@ -11019,7 +13221,9 @@
         <w:gridCol w:w="1291"/>
         <w:gridCol w:w="2502"/>
         <w:gridCol w:w="973"/>
-        <w:gridCol w:w="1291"/>
+        <w:gridCol w:w="1328"/>
+        <w:gridCol w:w="1267"/>
+        <w:gridCol w:w="1621"/>
         <w:gridCol w:w="1046"/>
         <w:gridCol w:w="961"/>
         <w:gridCol w:w="961"/>
@@ -11248,7 +13452,95 @@
                 <w:szCs w:val="22"/>
                 <w:color w:val="000000"/>
               </w:rPr>
-              <w:t xml:space="preserve">Std.Error</w:t>
+              <w:t xml:space="preserve">Slope SE</w:t>
+            </w:r>
+          </w:p>
+        </w:tc>
+        <w:tc>
+          <w:tcPr>
+            <w:tcBorders>
+              <w:bottom w:val="single" w:sz="12" w:space="0" w:color="666666"/>
+              <w:top w:val="single" w:sz="12" w:space="0" w:color="666666"/>
+              <w:left w:val="none" w:sz="0" w:space="0" w:color="000000"/>
+              <w:right w:val="none" w:sz="0" w:space="0" w:color="000000"/>
+            </w:tcBorders>
+            <w:shd w:val="clear" w:color="auto" w:fill="FFFFFF"/>
+            <w:tcMar>
+              <w:top w:w="0" w:type="dxa"/>
+              <w:bottom w:w="0" w:type="dxa"/>
+              <w:left w:w="0" w:type="dxa"/>
+              <w:right w:w="0" w:type="dxa"/>
+            </w:tcMar>
+            <w:vAlign w:val="center"/>
+          </w:tcPr>
+          <w:p>
+            <w:pPr>
+              <w:pStyle w:val="Normal"/>
+              <w:jc w:val="right"/>
+              <w:pBdr>
+                <w:bottom w:val="none" w:sz="0" w:space="0" w:color="000000"/>
+                <w:top w:val="none" w:sz="0" w:space="0" w:color="000000"/>
+                <w:left w:val="none" w:sz="0" w:space="0" w:color="000000"/>
+                <w:right w:val="none" w:sz="0" w:space="0" w:color="000000"/>
+              </w:pBdr>
+              <w:spacing w:after="100" w:before="100" w:line="240"/>
+              <w:ind w:left="100" w:right="100" w:firstLine="0" w:firstLineChars="0"/>
+            </w:pPr>
+            <w:r>
+              <w:rPr>
+                <w:rFonts w:ascii="Helvetica" w:hAnsi="Helvetica" w:eastAsia="Helvetica" w:cs="Helvetica"/>
+                <w:i w:val="false"/>
+                <w:b w:val="false"/>
+                <w:u w:val="none"/>
+                <w:sz w:val="22"/>
+                <w:szCs w:val="22"/>
+                <w:color w:val="000000"/>
+              </w:rPr>
+              <w:t xml:space="preserve">Intercept</w:t>
+            </w:r>
+          </w:p>
+        </w:tc>
+        <w:tc>
+          <w:tcPr>
+            <w:tcBorders>
+              <w:bottom w:val="single" w:sz="12" w:space="0" w:color="666666"/>
+              <w:top w:val="single" w:sz="12" w:space="0" w:color="666666"/>
+              <w:left w:val="none" w:sz="0" w:space="0" w:color="000000"/>
+              <w:right w:val="none" w:sz="0" w:space="0" w:color="000000"/>
+            </w:tcBorders>
+            <w:shd w:val="clear" w:color="auto" w:fill="FFFFFF"/>
+            <w:tcMar>
+              <w:top w:w="0" w:type="dxa"/>
+              <w:bottom w:w="0" w:type="dxa"/>
+              <w:left w:w="0" w:type="dxa"/>
+              <w:right w:w="0" w:type="dxa"/>
+            </w:tcMar>
+            <w:vAlign w:val="center"/>
+          </w:tcPr>
+          <w:p>
+            <w:pPr>
+              <w:pStyle w:val="Normal"/>
+              <w:jc w:val="right"/>
+              <w:pBdr>
+                <w:bottom w:val="none" w:sz="0" w:space="0" w:color="000000"/>
+                <w:top w:val="none" w:sz="0" w:space="0" w:color="000000"/>
+                <w:left w:val="none" w:sz="0" w:space="0" w:color="000000"/>
+                <w:right w:val="none" w:sz="0" w:space="0" w:color="000000"/>
+              </w:pBdr>
+              <w:spacing w:after="100" w:before="100" w:line="240"/>
+              <w:ind w:left="100" w:right="100" w:firstLine="0" w:firstLineChars="0"/>
+            </w:pPr>
+            <w:r>
+              <w:rPr>
+                <w:rFonts w:ascii="Helvetica" w:hAnsi="Helvetica" w:eastAsia="Helvetica" w:cs="Helvetica"/>
+                <w:i w:val="false"/>
+                <w:b w:val="false"/>
+                <w:u w:val="none"/>
+                <w:sz w:val="22"/>
+                <w:szCs w:val="22"/>
+                <w:color w:val="000000"/>
+              </w:rPr>
+              <w:t xml:space="preserve">Intercept SE</w:t>
             </w:r>
           </w:p>
         </w:tc>
@@ -11739,6 +14031,94 @@
                 <w:szCs w:val="22"/>
                 <w:color w:val="000000"/>
               </w:rPr>
+              <w:t xml:space="preserve">0.066</w:t>
+            </w:r>
+          </w:p>
+        </w:tc>
+        <w:tc>
+          <w:tcPr>
+            <w:tcBorders>
+              <w:bottom w:val="none" w:sz="0" w:space="0" w:color="000000"/>
+              <w:top w:val="single" w:sz="12" w:space="0" w:color="666666"/>
+              <w:left w:val="none" w:sz="0" w:space="0" w:color="000000"/>
+              <w:right w:val="none" w:sz="0" w:space="0" w:color="000000"/>
+            </w:tcBorders>
+            <w:shd w:val="clear" w:color="auto" w:fill="FFFFFF"/>
+            <w:tcMar>
+              <w:top w:w="0" w:type="dxa"/>
+              <w:bottom w:w="0" w:type="dxa"/>
+              <w:left w:w="0" w:type="dxa"/>
+              <w:right w:w="0" w:type="dxa"/>
+            </w:tcMar>
+            <w:vAlign w:val="center"/>
+          </w:tcPr>
+          <w:p>
+            <w:pPr>
+              <w:pStyle w:val="Normal"/>
+              <w:jc w:val="right"/>
+              <w:pBdr>
+                <w:bottom w:val="none" w:sz="0" w:space="0" w:color="000000"/>
+                <w:top w:val="none" w:sz="0" w:space="0" w:color="000000"/>
+                <w:left w:val="none" w:sz="0" w:space="0" w:color="000000"/>
+                <w:right w:val="none" w:sz="0" w:space="0" w:color="000000"/>
+              </w:pBdr>
+              <w:spacing w:after="100" w:before="100" w:line="240"/>
+              <w:ind w:left="100" w:right="100" w:firstLine="0" w:firstLineChars="0"/>
+            </w:pPr>
+            <w:r>
+              <w:rPr>
+                <w:rFonts w:ascii="Helvetica" w:hAnsi="Helvetica" w:eastAsia="Helvetica" w:cs="Helvetica"/>
+                <w:i w:val="false"/>
+                <w:b w:val="false"/>
+                <w:u w:val="none"/>
+                <w:sz w:val="22"/>
+                <w:szCs w:val="22"/>
+                <w:color w:val="000000"/>
+              </w:rPr>
+              <w:t xml:space="preserve">0.013</w:t>
+            </w:r>
+          </w:p>
+        </w:tc>
+        <w:tc>
+          <w:tcPr>
+            <w:tcBorders>
+              <w:bottom w:val="none" w:sz="0" w:space="0" w:color="000000"/>
+              <w:top w:val="single" w:sz="12" w:space="0" w:color="666666"/>
+              <w:left w:val="none" w:sz="0" w:space="0" w:color="000000"/>
+              <w:right w:val="none" w:sz="0" w:space="0" w:color="000000"/>
+            </w:tcBorders>
+            <w:shd w:val="clear" w:color="auto" w:fill="FFFFFF"/>
+            <w:tcMar>
+              <w:top w:w="0" w:type="dxa"/>
+              <w:bottom w:w="0" w:type="dxa"/>
+              <w:left w:w="0" w:type="dxa"/>
+              <w:right w:w="0" w:type="dxa"/>
+            </w:tcMar>
+            <w:vAlign w:val="center"/>
+          </w:tcPr>
+          <w:p>
+            <w:pPr>
+              <w:pStyle w:val="Normal"/>
+              <w:jc w:val="right"/>
+              <w:pBdr>
+                <w:bottom w:val="none" w:sz="0" w:space="0" w:color="000000"/>
+                <w:top w:val="none" w:sz="0" w:space="0" w:color="000000"/>
+                <w:left w:val="none" w:sz="0" w:space="0" w:color="000000"/>
+                <w:right w:val="none" w:sz="0" w:space="0" w:color="000000"/>
+              </w:pBdr>
+              <w:spacing w:after="100" w:before="100" w:line="240"/>
+              <w:ind w:left="100" w:right="100" w:firstLine="0" w:firstLineChars="0"/>
+            </w:pPr>
+            <w:r>
+              <w:rPr>
+                <w:rFonts w:ascii="Helvetica" w:hAnsi="Helvetica" w:eastAsia="Helvetica" w:cs="Helvetica"/>
+                <w:i w:val="false"/>
+                <w:b w:val="false"/>
+                <w:u w:val="none"/>
+                <w:sz w:val="22"/>
+                <w:szCs w:val="22"/>
+                <w:color w:val="000000"/>
+              </w:rPr>
               <w:t xml:space="preserve">0.077</w:t>
             </w:r>
           </w:p>
@@ -12174,6 +14554,94 @@
                 <w:szCs w:val="22"/>
                 <w:color w:val="000000"/>
               </w:rPr>
+              <w:t xml:space="preserve"/>
+            </w:r>
+          </w:p>
+        </w:tc>
+        <w:tc>
+          <w:tcPr>
+            <w:tcBorders>
+              <w:bottom w:val="none" w:sz="0" w:space="0" w:color="000000"/>
+              <w:top w:val="none" w:sz="0" w:space="0" w:color="000000"/>
+              <w:left w:val="none" w:sz="0" w:space="0" w:color="000000"/>
+              <w:right w:val="none" w:sz="0" w:space="0" w:color="000000"/>
+            </w:tcBorders>
+            <w:shd w:val="clear" w:color="auto" w:fill="FFFFFF"/>
+            <w:tcMar>
+              <w:top w:w="0" w:type="dxa"/>
+              <w:bottom w:w="0" w:type="dxa"/>
+              <w:left w:w="0" w:type="dxa"/>
+              <w:right w:w="0" w:type="dxa"/>
+            </w:tcMar>
+            <w:vAlign w:val="center"/>
+          </w:tcPr>
+          <w:p>
+            <w:pPr>
+              <w:pStyle w:val="Normal"/>
+              <w:jc w:val="right"/>
+              <w:pBdr>
+                <w:bottom w:val="none" w:sz="0" w:space="0" w:color="000000"/>
+                <w:top w:val="none" w:sz="0" w:space="0" w:color="000000"/>
+                <w:left w:val="none" w:sz="0" w:space="0" w:color="000000"/>
+                <w:right w:val="none" w:sz="0" w:space="0" w:color="000000"/>
+              </w:pBdr>
+              <w:spacing w:after="100" w:before="100" w:line="240"/>
+              <w:ind w:left="100" w:right="100" w:firstLine="0" w:firstLineChars="0"/>
+            </w:pPr>
+            <w:r>
+              <w:rPr>
+                <w:rFonts w:ascii="Helvetica" w:hAnsi="Helvetica" w:eastAsia="Helvetica" w:cs="Helvetica"/>
+                <w:i w:val="false"/>
+                <w:b w:val="false"/>
+                <w:u w:val="none"/>
+                <w:sz w:val="22"/>
+                <w:szCs w:val="22"/>
+                <w:color w:val="000000"/>
+              </w:rPr>
+              <w:t xml:space="preserve"/>
+            </w:r>
+          </w:p>
+        </w:tc>
+        <w:tc>
+          <w:tcPr>
+            <w:tcBorders>
+              <w:bottom w:val="none" w:sz="0" w:space="0" w:color="000000"/>
+              <w:top w:val="none" w:sz="0" w:space="0" w:color="000000"/>
+              <w:left w:val="none" w:sz="0" w:space="0" w:color="000000"/>
+              <w:right w:val="none" w:sz="0" w:space="0" w:color="000000"/>
+            </w:tcBorders>
+            <w:shd w:val="clear" w:color="auto" w:fill="FFFFFF"/>
+            <w:tcMar>
+              <w:top w:w="0" w:type="dxa"/>
+              <w:bottom w:w="0" w:type="dxa"/>
+              <w:left w:w="0" w:type="dxa"/>
+              <w:right w:w="0" w:type="dxa"/>
+            </w:tcMar>
+            <w:vAlign w:val="center"/>
+          </w:tcPr>
+          <w:p>
+            <w:pPr>
+              <w:pStyle w:val="Normal"/>
+              <w:jc w:val="right"/>
+              <w:pBdr>
+                <w:bottom w:val="none" w:sz="0" w:space="0" w:color="000000"/>
+                <w:top w:val="none" w:sz="0" w:space="0" w:color="000000"/>
+                <w:left w:val="none" w:sz="0" w:space="0" w:color="000000"/>
+                <w:right w:val="none" w:sz="0" w:space="0" w:color="000000"/>
+              </w:pBdr>
+              <w:spacing w:after="100" w:before="100" w:line="240"/>
+              <w:ind w:left="100" w:right="100" w:firstLine="0" w:firstLineChars="0"/>
+            </w:pPr>
+            <w:r>
+              <w:rPr>
+                <w:rFonts w:ascii="Helvetica" w:hAnsi="Helvetica" w:eastAsia="Helvetica" w:cs="Helvetica"/>
+                <w:i w:val="false"/>
+                <w:b w:val="false"/>
+                <w:u w:val="none"/>
+                <w:sz w:val="22"/>
+                <w:szCs w:val="22"/>
+                <w:color w:val="000000"/>
+              </w:rPr>
               <w:t xml:space="preserve">0.096</w:t>
             </w:r>
           </w:p>
@@ -12609,6 +15077,94 @@
                 <w:szCs w:val="22"/>
                 <w:color w:val="000000"/>
               </w:rPr>
+              <w:t xml:space="preserve">-0.076</w:t>
+            </w:r>
+          </w:p>
+        </w:tc>
+        <w:tc>
+          <w:tcPr>
+            <w:tcBorders>
+              <w:bottom w:val="none" w:sz="0" w:space="0" w:color="000000"/>
+              <w:top w:val="none" w:sz="0" w:space="0" w:color="000000"/>
+              <w:left w:val="none" w:sz="0" w:space="0" w:color="000000"/>
+              <w:right w:val="none" w:sz="0" w:space="0" w:color="000000"/>
+            </w:tcBorders>
+            <w:shd w:val="clear" w:color="auto" w:fill="FFFFFF"/>
+            <w:tcMar>
+              <w:top w:w="0" w:type="dxa"/>
+              <w:bottom w:w="0" w:type="dxa"/>
+              <w:left w:w="0" w:type="dxa"/>
+              <w:right w:w="0" w:type="dxa"/>
+            </w:tcMar>
+            <w:vAlign w:val="center"/>
+          </w:tcPr>
+          <w:p>
+            <w:pPr>
+              <w:pStyle w:val="Normal"/>
+              <w:jc w:val="right"/>
+              <w:pBdr>
+                <w:bottom w:val="none" w:sz="0" w:space="0" w:color="000000"/>
+                <w:top w:val="none" w:sz="0" w:space="0" w:color="000000"/>
+                <w:left w:val="none" w:sz="0" w:space="0" w:color="000000"/>
+                <w:right w:val="none" w:sz="0" w:space="0" w:color="000000"/>
+              </w:pBdr>
+              <w:spacing w:after="100" w:before="100" w:line="240"/>
+              <w:ind w:left="100" w:right="100" w:firstLine="0" w:firstLineChars="0"/>
+            </w:pPr>
+            <w:r>
+              <w:rPr>
+                <w:rFonts w:ascii="Helvetica" w:hAnsi="Helvetica" w:eastAsia="Helvetica" w:cs="Helvetica"/>
+                <w:i w:val="false"/>
+                <w:b w:val="false"/>
+                <w:u w:val="none"/>
+                <w:sz w:val="22"/>
+                <w:szCs w:val="22"/>
+                <w:color w:val="000000"/>
+              </w:rPr>
+              <w:t xml:space="preserve">0.022</w:t>
+            </w:r>
+          </w:p>
+        </w:tc>
+        <w:tc>
+          <w:tcPr>
+            <w:tcBorders>
+              <w:bottom w:val="none" w:sz="0" w:space="0" w:color="000000"/>
+              <w:top w:val="none" w:sz="0" w:space="0" w:color="000000"/>
+              <w:left w:val="none" w:sz="0" w:space="0" w:color="000000"/>
+              <w:right w:val="none" w:sz="0" w:space="0" w:color="000000"/>
+            </w:tcBorders>
+            <w:shd w:val="clear" w:color="auto" w:fill="FFFFFF"/>
+            <w:tcMar>
+              <w:top w:w="0" w:type="dxa"/>
+              <w:bottom w:w="0" w:type="dxa"/>
+              <w:left w:w="0" w:type="dxa"/>
+              <w:right w:w="0" w:type="dxa"/>
+            </w:tcMar>
+            <w:vAlign w:val="center"/>
+          </w:tcPr>
+          <w:p>
+            <w:pPr>
+              <w:pStyle w:val="Normal"/>
+              <w:jc w:val="right"/>
+              <w:pBdr>
+                <w:bottom w:val="none" w:sz="0" w:space="0" w:color="000000"/>
+                <w:top w:val="none" w:sz="0" w:space="0" w:color="000000"/>
+                <w:left w:val="none" w:sz="0" w:space="0" w:color="000000"/>
+                <w:right w:val="none" w:sz="0" w:space="0" w:color="000000"/>
+              </w:pBdr>
+              <w:spacing w:after="100" w:before="100" w:line="240"/>
+              <w:ind w:left="100" w:right="100" w:firstLine="0" w:firstLineChars="0"/>
+            </w:pPr>
+            <w:r>
+              <w:rPr>
+                <w:rFonts w:ascii="Helvetica" w:hAnsi="Helvetica" w:eastAsia="Helvetica" w:cs="Helvetica"/>
+                <w:i w:val="false"/>
+                <w:b w:val="false"/>
+                <w:u w:val="none"/>
+                <w:sz w:val="22"/>
+                <w:szCs w:val="22"/>
+                <w:color w:val="000000"/>
+              </w:rPr>
               <w:t xml:space="preserve">0.109</w:t>
             </w:r>
           </w:p>
@@ -13044,6 +15600,94 @@
                 <w:szCs w:val="22"/>
                 <w:color w:val="000000"/>
               </w:rPr>
+              <w:t xml:space="preserve"/>
+            </w:r>
+          </w:p>
+        </w:tc>
+        <w:tc>
+          <w:tcPr>
+            <w:tcBorders>
+              <w:bottom w:val="none" w:sz="0" w:space="0" w:color="000000"/>
+              <w:top w:val="none" w:sz="0" w:space="0" w:color="000000"/>
+              <w:left w:val="none" w:sz="0" w:space="0" w:color="000000"/>
+              <w:right w:val="none" w:sz="0" w:space="0" w:color="000000"/>
+            </w:tcBorders>
+            <w:shd w:val="clear" w:color="auto" w:fill="FFFFFF"/>
+            <w:tcMar>
+              <w:top w:w="0" w:type="dxa"/>
+              <w:bottom w:w="0" w:type="dxa"/>
+              <w:left w:w="0" w:type="dxa"/>
+              <w:right w:w="0" w:type="dxa"/>
+            </w:tcMar>
+            <w:vAlign w:val="center"/>
+          </w:tcPr>
+          <w:p>
+            <w:pPr>
+              <w:pStyle w:val="Normal"/>
+              <w:jc w:val="right"/>
+              <w:pBdr>
+                <w:bottom w:val="none" w:sz="0" w:space="0" w:color="000000"/>
+                <w:top w:val="none" w:sz="0" w:space="0" w:color="000000"/>
+                <w:left w:val="none" w:sz="0" w:space="0" w:color="000000"/>
+                <w:right w:val="none" w:sz="0" w:space="0" w:color="000000"/>
+              </w:pBdr>
+              <w:spacing w:after="100" w:before="100" w:line="240"/>
+              <w:ind w:left="100" w:right="100" w:firstLine="0" w:firstLineChars="0"/>
+            </w:pPr>
+            <w:r>
+              <w:rPr>
+                <w:rFonts w:ascii="Helvetica" w:hAnsi="Helvetica" w:eastAsia="Helvetica" w:cs="Helvetica"/>
+                <w:i w:val="false"/>
+                <w:b w:val="false"/>
+                <w:u w:val="none"/>
+                <w:sz w:val="22"/>
+                <w:szCs w:val="22"/>
+                <w:color w:val="000000"/>
+              </w:rPr>
+              <w:t xml:space="preserve"/>
+            </w:r>
+          </w:p>
+        </w:tc>
+        <w:tc>
+          <w:tcPr>
+            <w:tcBorders>
+              <w:bottom w:val="none" w:sz="0" w:space="0" w:color="000000"/>
+              <w:top w:val="none" w:sz="0" w:space="0" w:color="000000"/>
+              <w:left w:val="none" w:sz="0" w:space="0" w:color="000000"/>
+              <w:right w:val="none" w:sz="0" w:space="0" w:color="000000"/>
+            </w:tcBorders>
+            <w:shd w:val="clear" w:color="auto" w:fill="FFFFFF"/>
+            <w:tcMar>
+              <w:top w:w="0" w:type="dxa"/>
+              <w:bottom w:w="0" w:type="dxa"/>
+              <w:left w:w="0" w:type="dxa"/>
+              <w:right w:w="0" w:type="dxa"/>
+            </w:tcMar>
+            <w:vAlign w:val="center"/>
+          </w:tcPr>
+          <w:p>
+            <w:pPr>
+              <w:pStyle w:val="Normal"/>
+              <w:jc w:val="right"/>
+              <w:pBdr>
+                <w:bottom w:val="none" w:sz="0" w:space="0" w:color="000000"/>
+                <w:top w:val="none" w:sz="0" w:space="0" w:color="000000"/>
+                <w:left w:val="none" w:sz="0" w:space="0" w:color="000000"/>
+                <w:right w:val="none" w:sz="0" w:space="0" w:color="000000"/>
+              </w:pBdr>
+              <w:spacing w:after="100" w:before="100" w:line="240"/>
+              <w:ind w:left="100" w:right="100" w:firstLine="0" w:firstLineChars="0"/>
+            </w:pPr>
+            <w:r>
+              <w:rPr>
+                <w:rFonts w:ascii="Helvetica" w:hAnsi="Helvetica" w:eastAsia="Helvetica" w:cs="Helvetica"/>
+                <w:i w:val="false"/>
+                <w:b w:val="false"/>
+                <w:u w:val="none"/>
+                <w:sz w:val="22"/>
+                <w:szCs w:val="22"/>
+                <w:color w:val="000000"/>
+              </w:rPr>
               <w:t xml:space="preserve">0.118</w:t>
             </w:r>
           </w:p>
@@ -13479,6 +16123,94 @@
                 <w:szCs w:val="22"/>
                 <w:color w:val="000000"/>
               </w:rPr>
+              <w:t xml:space="preserve">-0.380</w:t>
+            </w:r>
+          </w:p>
+        </w:tc>
+        <w:tc>
+          <w:tcPr>
+            <w:tcBorders>
+              <w:bottom w:val="none" w:sz="0" w:space="0" w:color="000000"/>
+              <w:top w:val="none" w:sz="0" w:space="0" w:color="000000"/>
+              <w:left w:val="none" w:sz="0" w:space="0" w:color="000000"/>
+              <w:right w:val="none" w:sz="0" w:space="0" w:color="000000"/>
+            </w:tcBorders>
+            <w:shd w:val="clear" w:color="auto" w:fill="FFFFFF"/>
+            <w:tcMar>
+              <w:top w:w="0" w:type="dxa"/>
+              <w:bottom w:w="0" w:type="dxa"/>
+              <w:left w:w="0" w:type="dxa"/>
+              <w:right w:w="0" w:type="dxa"/>
+            </w:tcMar>
+            <w:vAlign w:val="center"/>
+          </w:tcPr>
+          <w:p>
+            <w:pPr>
+              <w:pStyle w:val="Normal"/>
+              <w:jc w:val="right"/>
+              <w:pBdr>
+                <w:bottom w:val="none" w:sz="0" w:space="0" w:color="000000"/>
+                <w:top w:val="none" w:sz="0" w:space="0" w:color="000000"/>
+                <w:left w:val="none" w:sz="0" w:space="0" w:color="000000"/>
+                <w:right w:val="none" w:sz="0" w:space="0" w:color="000000"/>
+              </w:pBdr>
+              <w:spacing w:after="100" w:before="100" w:line="240"/>
+              <w:ind w:left="100" w:right="100" w:firstLine="0" w:firstLineChars="0"/>
+            </w:pPr>
+            <w:r>
+              <w:rPr>
+                <w:rFonts w:ascii="Helvetica" w:hAnsi="Helvetica" w:eastAsia="Helvetica" w:cs="Helvetica"/>
+                <w:i w:val="false"/>
+                <w:b w:val="false"/>
+                <w:u w:val="none"/>
+                <w:sz w:val="22"/>
+                <w:szCs w:val="22"/>
+                <w:color w:val="000000"/>
+              </w:rPr>
+              <w:t xml:space="preserve">0.020</w:t>
+            </w:r>
+          </w:p>
+        </w:tc>
+        <w:tc>
+          <w:tcPr>
+            <w:tcBorders>
+              <w:bottom w:val="none" w:sz="0" w:space="0" w:color="000000"/>
+              <w:top w:val="none" w:sz="0" w:space="0" w:color="000000"/>
+              <w:left w:val="none" w:sz="0" w:space="0" w:color="000000"/>
+              <w:right w:val="none" w:sz="0" w:space="0" w:color="000000"/>
+            </w:tcBorders>
+            <w:shd w:val="clear" w:color="auto" w:fill="FFFFFF"/>
+            <w:tcMar>
+              <w:top w:w="0" w:type="dxa"/>
+              <w:bottom w:w="0" w:type="dxa"/>
+              <w:left w:w="0" w:type="dxa"/>
+              <w:right w:w="0" w:type="dxa"/>
+            </w:tcMar>
+            <w:vAlign w:val="center"/>
+          </w:tcPr>
+          <w:p>
+            <w:pPr>
+              <w:pStyle w:val="Normal"/>
+              <w:jc w:val="right"/>
+              <w:pBdr>
+                <w:bottom w:val="none" w:sz="0" w:space="0" w:color="000000"/>
+                <w:top w:val="none" w:sz="0" w:space="0" w:color="000000"/>
+                <w:left w:val="none" w:sz="0" w:space="0" w:color="000000"/>
+                <w:right w:val="none" w:sz="0" w:space="0" w:color="000000"/>
+              </w:pBdr>
+              <w:spacing w:after="100" w:before="100" w:line="240"/>
+              <w:ind w:left="100" w:right="100" w:firstLine="0" w:firstLineChars="0"/>
+            </w:pPr>
+            <w:r>
+              <w:rPr>
+                <w:rFonts w:ascii="Helvetica" w:hAnsi="Helvetica" w:eastAsia="Helvetica" w:cs="Helvetica"/>
+                <w:i w:val="false"/>
+                <w:b w:val="false"/>
+                <w:u w:val="none"/>
+                <w:sz w:val="22"/>
+                <w:szCs w:val="22"/>
+                <w:color w:val="000000"/>
+              </w:rPr>
               <w:t xml:space="preserve">0.073</w:t>
             </w:r>
           </w:p>
@@ -13914,6 +16646,94 @@
                 <w:szCs w:val="22"/>
                 <w:color w:val="000000"/>
               </w:rPr>
+              <w:t xml:space="preserve"/>
+            </w:r>
+          </w:p>
+        </w:tc>
+        <w:tc>
+          <w:tcPr>
+            <w:tcBorders>
+              <w:bottom w:val="none" w:sz="0" w:space="0" w:color="000000"/>
+              <w:top w:val="none" w:sz="0" w:space="0" w:color="000000"/>
+              <w:left w:val="none" w:sz="0" w:space="0" w:color="000000"/>
+              <w:right w:val="none" w:sz="0" w:space="0" w:color="000000"/>
+            </w:tcBorders>
+            <w:shd w:val="clear" w:color="auto" w:fill="FFFFFF"/>
+            <w:tcMar>
+              <w:top w:w="0" w:type="dxa"/>
+              <w:bottom w:w="0" w:type="dxa"/>
+              <w:left w:w="0" w:type="dxa"/>
+              <w:right w:w="0" w:type="dxa"/>
+            </w:tcMar>
+            <w:vAlign w:val="center"/>
+          </w:tcPr>
+          <w:p>
+            <w:pPr>
+              <w:pStyle w:val="Normal"/>
+              <w:jc w:val="right"/>
+              <w:pBdr>
+                <w:bottom w:val="none" w:sz="0" w:space="0" w:color="000000"/>
+                <w:top w:val="none" w:sz="0" w:space="0" w:color="000000"/>
+                <w:left w:val="none" w:sz="0" w:space="0" w:color="000000"/>
+                <w:right w:val="none" w:sz="0" w:space="0" w:color="000000"/>
+              </w:pBdr>
+              <w:spacing w:after="100" w:before="100" w:line="240"/>
+              <w:ind w:left="100" w:right="100" w:firstLine="0" w:firstLineChars="0"/>
+            </w:pPr>
+            <w:r>
+              <w:rPr>
+                <w:rFonts w:ascii="Helvetica" w:hAnsi="Helvetica" w:eastAsia="Helvetica" w:cs="Helvetica"/>
+                <w:i w:val="false"/>
+                <w:b w:val="false"/>
+                <w:u w:val="none"/>
+                <w:sz w:val="22"/>
+                <w:szCs w:val="22"/>
+                <w:color w:val="000000"/>
+              </w:rPr>
+              <w:t xml:space="preserve"/>
+            </w:r>
+          </w:p>
+        </w:tc>
+        <w:tc>
+          <w:tcPr>
+            <w:tcBorders>
+              <w:bottom w:val="none" w:sz="0" w:space="0" w:color="000000"/>
+              <w:top w:val="none" w:sz="0" w:space="0" w:color="000000"/>
+              <w:left w:val="none" w:sz="0" w:space="0" w:color="000000"/>
+              <w:right w:val="none" w:sz="0" w:space="0" w:color="000000"/>
+            </w:tcBorders>
+            <w:shd w:val="clear" w:color="auto" w:fill="FFFFFF"/>
+            <w:tcMar>
+              <w:top w:w="0" w:type="dxa"/>
+              <w:bottom w:w="0" w:type="dxa"/>
+              <w:left w:w="0" w:type="dxa"/>
+              <w:right w:w="0" w:type="dxa"/>
+            </w:tcMar>
+            <w:vAlign w:val="center"/>
+          </w:tcPr>
+          <w:p>
+            <w:pPr>
+              <w:pStyle w:val="Normal"/>
+              <w:jc w:val="right"/>
+              <w:pBdr>
+                <w:bottom w:val="none" w:sz="0" w:space="0" w:color="000000"/>
+                <w:top w:val="none" w:sz="0" w:space="0" w:color="000000"/>
+                <w:left w:val="none" w:sz="0" w:space="0" w:color="000000"/>
+                <w:right w:val="none" w:sz="0" w:space="0" w:color="000000"/>
+              </w:pBdr>
+              <w:spacing w:after="100" w:before="100" w:line="240"/>
+              <w:ind w:left="100" w:right="100" w:firstLine="0" w:firstLineChars="0"/>
+            </w:pPr>
+            <w:r>
+              <w:rPr>
+                <w:rFonts w:ascii="Helvetica" w:hAnsi="Helvetica" w:eastAsia="Helvetica" w:cs="Helvetica"/>
+                <w:i w:val="false"/>
+                <w:b w:val="false"/>
+                <w:u w:val="none"/>
+                <w:sz w:val="22"/>
+                <w:szCs w:val="22"/>
+                <w:color w:val="000000"/>
+              </w:rPr>
               <w:t xml:space="preserve">0.206</w:t>
             </w:r>
           </w:p>
@@ -14361,6 +17181,94 @@
                 <w:szCs w:val="22"/>
                 <w:color w:val="000000"/>
               </w:rPr>
+              <w:t xml:space="preserve">-0.065</w:t>
+            </w:r>
+          </w:p>
+        </w:tc>
+        <w:tc>
+          <w:tcPr>
+            <w:tcBorders>
+              <w:bottom w:val="none" w:sz="0" w:space="0" w:color="000000"/>
+              <w:top w:val="none" w:sz="0" w:space="0" w:color="000000"/>
+              <w:left w:val="none" w:sz="0" w:space="0" w:color="000000"/>
+              <w:right w:val="none" w:sz="0" w:space="0" w:color="000000"/>
+            </w:tcBorders>
+            <w:shd w:val="clear" w:color="auto" w:fill="FFFFFF"/>
+            <w:tcMar>
+              <w:top w:w="0" w:type="dxa"/>
+              <w:bottom w:w="0" w:type="dxa"/>
+              <w:left w:w="0" w:type="dxa"/>
+              <w:right w:w="0" w:type="dxa"/>
+            </w:tcMar>
+            <w:vAlign w:val="center"/>
+          </w:tcPr>
+          <w:p>
+            <w:pPr>
+              <w:pStyle w:val="Normal"/>
+              <w:jc w:val="right"/>
+              <w:pBdr>
+                <w:bottom w:val="none" w:sz="0" w:space="0" w:color="000000"/>
+                <w:top w:val="none" w:sz="0" w:space="0" w:color="000000"/>
+                <w:left w:val="none" w:sz="0" w:space="0" w:color="000000"/>
+                <w:right w:val="none" w:sz="0" w:space="0" w:color="000000"/>
+              </w:pBdr>
+              <w:spacing w:after="100" w:before="100" w:line="240"/>
+              <w:ind w:left="100" w:right="100" w:firstLine="0" w:firstLineChars="0"/>
+            </w:pPr>
+            <w:r>
+              <w:rPr>
+                <w:rFonts w:ascii="Helvetica" w:hAnsi="Helvetica" w:eastAsia="Helvetica" w:cs="Helvetica"/>
+                <w:i w:val="false"/>
+                <w:b w:val="false"/>
+                <w:u w:val="none"/>
+                <w:sz w:val="22"/>
+                <w:szCs w:val="22"/>
+                <w:color w:val="000000"/>
+              </w:rPr>
+              <w:t xml:space="preserve">0.015</w:t>
+            </w:r>
+          </w:p>
+        </w:tc>
+        <w:tc>
+          <w:tcPr>
+            <w:tcBorders>
+              <w:bottom w:val="none" w:sz="0" w:space="0" w:color="000000"/>
+              <w:top w:val="none" w:sz="0" w:space="0" w:color="000000"/>
+              <w:left w:val="none" w:sz="0" w:space="0" w:color="000000"/>
+              <w:right w:val="none" w:sz="0" w:space="0" w:color="000000"/>
+            </w:tcBorders>
+            <w:shd w:val="clear" w:color="auto" w:fill="FFFFFF"/>
+            <w:tcMar>
+              <w:top w:w="0" w:type="dxa"/>
+              <w:bottom w:w="0" w:type="dxa"/>
+              <w:left w:w="0" w:type="dxa"/>
+              <w:right w:w="0" w:type="dxa"/>
+            </w:tcMar>
+            <w:vAlign w:val="center"/>
+          </w:tcPr>
+          <w:p>
+            <w:pPr>
+              <w:pStyle w:val="Normal"/>
+              <w:jc w:val="right"/>
+              <w:pBdr>
+                <w:bottom w:val="none" w:sz="0" w:space="0" w:color="000000"/>
+                <w:top w:val="none" w:sz="0" w:space="0" w:color="000000"/>
+                <w:left w:val="none" w:sz="0" w:space="0" w:color="000000"/>
+                <w:right w:val="none" w:sz="0" w:space="0" w:color="000000"/>
+              </w:pBdr>
+              <w:spacing w:after="100" w:before="100" w:line="240"/>
+              <w:ind w:left="100" w:right="100" w:firstLine="0" w:firstLineChars="0"/>
+            </w:pPr>
+            <w:r>
+              <w:rPr>
+                <w:rFonts w:ascii="Helvetica" w:hAnsi="Helvetica" w:eastAsia="Helvetica" w:cs="Helvetica"/>
+                <w:i w:val="false"/>
+                <w:b w:val="false"/>
+                <w:u w:val="none"/>
+                <w:sz w:val="22"/>
+                <w:szCs w:val="22"/>
+                <w:color w:val="000000"/>
+              </w:rPr>
               <w:t xml:space="preserve">0.087</w:t>
             </w:r>
           </w:p>
@@ -14796,6 +17704,94 @@
                 <w:szCs w:val="22"/>
                 <w:color w:val="000000"/>
               </w:rPr>
+              <w:t xml:space="preserve"/>
+            </w:r>
+          </w:p>
+        </w:tc>
+        <w:tc>
+          <w:tcPr>
+            <w:tcBorders>
+              <w:bottom w:val="none" w:sz="0" w:space="0" w:color="000000"/>
+              <w:top w:val="none" w:sz="0" w:space="0" w:color="000000"/>
+              <w:left w:val="none" w:sz="0" w:space="0" w:color="000000"/>
+              <w:right w:val="none" w:sz="0" w:space="0" w:color="000000"/>
+            </w:tcBorders>
+            <w:shd w:val="clear" w:color="auto" w:fill="FFFFFF"/>
+            <w:tcMar>
+              <w:top w:w="0" w:type="dxa"/>
+              <w:bottom w:w="0" w:type="dxa"/>
+              <w:left w:w="0" w:type="dxa"/>
+              <w:right w:w="0" w:type="dxa"/>
+            </w:tcMar>
+            <w:vAlign w:val="center"/>
+          </w:tcPr>
+          <w:p>
+            <w:pPr>
+              <w:pStyle w:val="Normal"/>
+              <w:jc w:val="right"/>
+              <w:pBdr>
+                <w:bottom w:val="none" w:sz="0" w:space="0" w:color="000000"/>
+                <w:top w:val="none" w:sz="0" w:space="0" w:color="000000"/>
+                <w:left w:val="none" w:sz="0" w:space="0" w:color="000000"/>
+                <w:right w:val="none" w:sz="0" w:space="0" w:color="000000"/>
+              </w:pBdr>
+              <w:spacing w:after="100" w:before="100" w:line="240"/>
+              <w:ind w:left="100" w:right="100" w:firstLine="0" w:firstLineChars="0"/>
+            </w:pPr>
+            <w:r>
+              <w:rPr>
+                <w:rFonts w:ascii="Helvetica" w:hAnsi="Helvetica" w:eastAsia="Helvetica" w:cs="Helvetica"/>
+                <w:i w:val="false"/>
+                <w:b w:val="false"/>
+                <w:u w:val="none"/>
+                <w:sz w:val="22"/>
+                <w:szCs w:val="22"/>
+                <w:color w:val="000000"/>
+              </w:rPr>
+              <w:t xml:space="preserve"/>
+            </w:r>
+          </w:p>
+        </w:tc>
+        <w:tc>
+          <w:tcPr>
+            <w:tcBorders>
+              <w:bottom w:val="none" w:sz="0" w:space="0" w:color="000000"/>
+              <w:top w:val="none" w:sz="0" w:space="0" w:color="000000"/>
+              <w:left w:val="none" w:sz="0" w:space="0" w:color="000000"/>
+              <w:right w:val="none" w:sz="0" w:space="0" w:color="000000"/>
+            </w:tcBorders>
+            <w:shd w:val="clear" w:color="auto" w:fill="FFFFFF"/>
+            <w:tcMar>
+              <w:top w:w="0" w:type="dxa"/>
+              <w:bottom w:w="0" w:type="dxa"/>
+              <w:left w:w="0" w:type="dxa"/>
+              <w:right w:w="0" w:type="dxa"/>
+            </w:tcMar>
+            <w:vAlign w:val="center"/>
+          </w:tcPr>
+          <w:p>
+            <w:pPr>
+              <w:pStyle w:val="Normal"/>
+              <w:jc w:val="right"/>
+              <w:pBdr>
+                <w:bottom w:val="none" w:sz="0" w:space="0" w:color="000000"/>
+                <w:top w:val="none" w:sz="0" w:space="0" w:color="000000"/>
+                <w:left w:val="none" w:sz="0" w:space="0" w:color="000000"/>
+                <w:right w:val="none" w:sz="0" w:space="0" w:color="000000"/>
+              </w:pBdr>
+              <w:spacing w:after="100" w:before="100" w:line="240"/>
+              <w:ind w:left="100" w:right="100" w:firstLine="0" w:firstLineChars="0"/>
+            </w:pPr>
+            <w:r>
+              <w:rPr>
+                <w:rFonts w:ascii="Helvetica" w:hAnsi="Helvetica" w:eastAsia="Helvetica" w:cs="Helvetica"/>
+                <w:i w:val="false"/>
+                <w:b w:val="false"/>
+                <w:u w:val="none"/>
+                <w:sz w:val="22"/>
+                <w:szCs w:val="22"/>
+                <w:color w:val="000000"/>
+              </w:rPr>
               <w:t xml:space="preserve">0.098</w:t>
             </w:r>
           </w:p>
@@ -15231,6 +18227,94 @@
                 <w:szCs w:val="22"/>
                 <w:color w:val="000000"/>
               </w:rPr>
+              <w:t xml:space="preserve">-0.150</w:t>
+            </w:r>
+          </w:p>
+        </w:tc>
+        <w:tc>
+          <w:tcPr>
+            <w:tcBorders>
+              <w:bottom w:val="none" w:sz="0" w:space="0" w:color="000000"/>
+              <w:top w:val="none" w:sz="0" w:space="0" w:color="000000"/>
+              <w:left w:val="none" w:sz="0" w:space="0" w:color="000000"/>
+              <w:right w:val="none" w:sz="0" w:space="0" w:color="000000"/>
+            </w:tcBorders>
+            <w:shd w:val="clear" w:color="auto" w:fill="FFFFFF"/>
+            <w:tcMar>
+              <w:top w:w="0" w:type="dxa"/>
+              <w:bottom w:w="0" w:type="dxa"/>
+              <w:left w:w="0" w:type="dxa"/>
+              <w:right w:w="0" w:type="dxa"/>
+            </w:tcMar>
+            <w:vAlign w:val="center"/>
+          </w:tcPr>
+          <w:p>
+            <w:pPr>
+              <w:pStyle w:val="Normal"/>
+              <w:jc w:val="right"/>
+              <w:pBdr>
+                <w:bottom w:val="none" w:sz="0" w:space="0" w:color="000000"/>
+                <w:top w:val="none" w:sz="0" w:space="0" w:color="000000"/>
+                <w:left w:val="none" w:sz="0" w:space="0" w:color="000000"/>
+                <w:right w:val="none" w:sz="0" w:space="0" w:color="000000"/>
+              </w:pBdr>
+              <w:spacing w:after="100" w:before="100" w:line="240"/>
+              <w:ind w:left="100" w:right="100" w:firstLine="0" w:firstLineChars="0"/>
+            </w:pPr>
+            <w:r>
+              <w:rPr>
+                <w:rFonts w:ascii="Helvetica" w:hAnsi="Helvetica" w:eastAsia="Helvetica" w:cs="Helvetica"/>
+                <w:i w:val="false"/>
+                <w:b w:val="false"/>
+                <w:u w:val="none"/>
+                <w:sz w:val="22"/>
+                <w:szCs w:val="22"/>
+                <w:color w:val="000000"/>
+              </w:rPr>
+              <w:t xml:space="preserve">0.030</w:t>
+            </w:r>
+          </w:p>
+        </w:tc>
+        <w:tc>
+          <w:tcPr>
+            <w:tcBorders>
+              <w:bottom w:val="none" w:sz="0" w:space="0" w:color="000000"/>
+              <w:top w:val="none" w:sz="0" w:space="0" w:color="000000"/>
+              <w:left w:val="none" w:sz="0" w:space="0" w:color="000000"/>
+              <w:right w:val="none" w:sz="0" w:space="0" w:color="000000"/>
+            </w:tcBorders>
+            <w:shd w:val="clear" w:color="auto" w:fill="FFFFFF"/>
+            <w:tcMar>
+              <w:top w:w="0" w:type="dxa"/>
+              <w:bottom w:w="0" w:type="dxa"/>
+              <w:left w:w="0" w:type="dxa"/>
+              <w:right w:w="0" w:type="dxa"/>
+            </w:tcMar>
+            <w:vAlign w:val="center"/>
+          </w:tcPr>
+          <w:p>
+            <w:pPr>
+              <w:pStyle w:val="Normal"/>
+              <w:jc w:val="right"/>
+              <w:pBdr>
+                <w:bottom w:val="none" w:sz="0" w:space="0" w:color="000000"/>
+                <w:top w:val="none" w:sz="0" w:space="0" w:color="000000"/>
+                <w:left w:val="none" w:sz="0" w:space="0" w:color="000000"/>
+                <w:right w:val="none" w:sz="0" w:space="0" w:color="000000"/>
+              </w:pBdr>
+              <w:spacing w:after="100" w:before="100" w:line="240"/>
+              <w:ind w:left="100" w:right="100" w:firstLine="0" w:firstLineChars="0"/>
+            </w:pPr>
+            <w:r>
+              <w:rPr>
+                <w:rFonts w:ascii="Helvetica" w:hAnsi="Helvetica" w:eastAsia="Helvetica" w:cs="Helvetica"/>
+                <w:i w:val="false"/>
+                <w:b w:val="false"/>
+                <w:u w:val="none"/>
+                <w:sz w:val="22"/>
+                <w:szCs w:val="22"/>
+                <w:color w:val="000000"/>
+              </w:rPr>
               <w:t xml:space="preserve">0.153</w:t>
             </w:r>
           </w:p>
@@ -15666,6 +18750,94 @@
                 <w:szCs w:val="22"/>
                 <w:color w:val="000000"/>
               </w:rPr>
+              <w:t xml:space="preserve"/>
+            </w:r>
+          </w:p>
+        </w:tc>
+        <w:tc>
+          <w:tcPr>
+            <w:tcBorders>
+              <w:bottom w:val="none" w:sz="0" w:space="0" w:color="000000"/>
+              <w:top w:val="none" w:sz="0" w:space="0" w:color="000000"/>
+              <w:left w:val="none" w:sz="0" w:space="0" w:color="000000"/>
+              <w:right w:val="none" w:sz="0" w:space="0" w:color="000000"/>
+            </w:tcBorders>
+            <w:shd w:val="clear" w:color="auto" w:fill="FFFFFF"/>
+            <w:tcMar>
+              <w:top w:w="0" w:type="dxa"/>
+              <w:bottom w:w="0" w:type="dxa"/>
+              <w:left w:w="0" w:type="dxa"/>
+              <w:right w:w="0" w:type="dxa"/>
+            </w:tcMar>
+            <w:vAlign w:val="center"/>
+          </w:tcPr>
+          <w:p>
+            <w:pPr>
+              <w:pStyle w:val="Normal"/>
+              <w:jc w:val="right"/>
+              <w:pBdr>
+                <w:bottom w:val="none" w:sz="0" w:space="0" w:color="000000"/>
+                <w:top w:val="none" w:sz="0" w:space="0" w:color="000000"/>
+                <w:left w:val="none" w:sz="0" w:space="0" w:color="000000"/>
+                <w:right w:val="none" w:sz="0" w:space="0" w:color="000000"/>
+              </w:pBdr>
+              <w:spacing w:after="100" w:before="100" w:line="240"/>
+              <w:ind w:left="100" w:right="100" w:firstLine="0" w:firstLineChars="0"/>
+            </w:pPr>
+            <w:r>
+              <w:rPr>
+                <w:rFonts w:ascii="Helvetica" w:hAnsi="Helvetica" w:eastAsia="Helvetica" w:cs="Helvetica"/>
+                <w:i w:val="false"/>
+                <w:b w:val="false"/>
+                <w:u w:val="none"/>
+                <w:sz w:val="22"/>
+                <w:szCs w:val="22"/>
+                <w:color w:val="000000"/>
+              </w:rPr>
+              <w:t xml:space="preserve"/>
+            </w:r>
+          </w:p>
+        </w:tc>
+        <w:tc>
+          <w:tcPr>
+            <w:tcBorders>
+              <w:bottom w:val="none" w:sz="0" w:space="0" w:color="000000"/>
+              <w:top w:val="none" w:sz="0" w:space="0" w:color="000000"/>
+              <w:left w:val="none" w:sz="0" w:space="0" w:color="000000"/>
+              <w:right w:val="none" w:sz="0" w:space="0" w:color="000000"/>
+            </w:tcBorders>
+            <w:shd w:val="clear" w:color="auto" w:fill="FFFFFF"/>
+            <w:tcMar>
+              <w:top w:w="0" w:type="dxa"/>
+              <w:bottom w:w="0" w:type="dxa"/>
+              <w:left w:w="0" w:type="dxa"/>
+              <w:right w:w="0" w:type="dxa"/>
+            </w:tcMar>
+            <w:vAlign w:val="center"/>
+          </w:tcPr>
+          <w:p>
+            <w:pPr>
+              <w:pStyle w:val="Normal"/>
+              <w:jc w:val="right"/>
+              <w:pBdr>
+                <w:bottom w:val="none" w:sz="0" w:space="0" w:color="000000"/>
+                <w:top w:val="none" w:sz="0" w:space="0" w:color="000000"/>
+                <w:left w:val="none" w:sz="0" w:space="0" w:color="000000"/>
+                <w:right w:val="none" w:sz="0" w:space="0" w:color="000000"/>
+              </w:pBdr>
+              <w:spacing w:after="100" w:before="100" w:line="240"/>
+              <w:ind w:left="100" w:right="100" w:firstLine="0" w:firstLineChars="0"/>
+            </w:pPr>
+            <w:r>
+              <w:rPr>
+                <w:rFonts w:ascii="Helvetica" w:hAnsi="Helvetica" w:eastAsia="Helvetica" w:cs="Helvetica"/>
+                <w:i w:val="false"/>
+                <w:b w:val="false"/>
+                <w:u w:val="none"/>
+                <w:sz w:val="22"/>
+                <w:szCs w:val="22"/>
+                <w:color w:val="000000"/>
+              </w:rPr>
               <w:t xml:space="preserve">0.175</w:t>
             </w:r>
           </w:p>
@@ -16101,6 +19273,94 @@
                 <w:szCs w:val="22"/>
                 <w:color w:val="000000"/>
               </w:rPr>
+              <w:t xml:space="preserve">-0.493</w:t>
+            </w:r>
+          </w:p>
+        </w:tc>
+        <w:tc>
+          <w:tcPr>
+            <w:tcBorders>
+              <w:bottom w:val="none" w:sz="0" w:space="0" w:color="000000"/>
+              <w:top w:val="none" w:sz="0" w:space="0" w:color="000000"/>
+              <w:left w:val="none" w:sz="0" w:space="0" w:color="000000"/>
+              <w:right w:val="none" w:sz="0" w:space="0" w:color="000000"/>
+            </w:tcBorders>
+            <w:shd w:val="clear" w:color="auto" w:fill="FFFFFF"/>
+            <w:tcMar>
+              <w:top w:w="0" w:type="dxa"/>
+              <w:bottom w:w="0" w:type="dxa"/>
+              <w:left w:w="0" w:type="dxa"/>
+              <w:right w:w="0" w:type="dxa"/>
+            </w:tcMar>
+            <w:vAlign w:val="center"/>
+          </w:tcPr>
+          <w:p>
+            <w:pPr>
+              <w:pStyle w:val="Normal"/>
+              <w:jc w:val="right"/>
+              <w:pBdr>
+                <w:bottom w:val="none" w:sz="0" w:space="0" w:color="000000"/>
+                <w:top w:val="none" w:sz="0" w:space="0" w:color="000000"/>
+                <w:left w:val="none" w:sz="0" w:space="0" w:color="000000"/>
+                <w:right w:val="none" w:sz="0" w:space="0" w:color="000000"/>
+              </w:pBdr>
+              <w:spacing w:after="100" w:before="100" w:line="240"/>
+              <w:ind w:left="100" w:right="100" w:firstLine="0" w:firstLineChars="0"/>
+            </w:pPr>
+            <w:r>
+              <w:rPr>
+                <w:rFonts w:ascii="Helvetica" w:hAnsi="Helvetica" w:eastAsia="Helvetica" w:cs="Helvetica"/>
+                <w:i w:val="false"/>
+                <w:b w:val="false"/>
+                <w:u w:val="none"/>
+                <w:sz w:val="22"/>
+                <w:szCs w:val="22"/>
+                <w:color w:val="000000"/>
+              </w:rPr>
+              <w:t xml:space="preserve">0.032</w:t>
+            </w:r>
+          </w:p>
+        </w:tc>
+        <w:tc>
+          <w:tcPr>
+            <w:tcBorders>
+              <w:bottom w:val="none" w:sz="0" w:space="0" w:color="000000"/>
+              <w:top w:val="none" w:sz="0" w:space="0" w:color="000000"/>
+              <w:left w:val="none" w:sz="0" w:space="0" w:color="000000"/>
+              <w:right w:val="none" w:sz="0" w:space="0" w:color="000000"/>
+            </w:tcBorders>
+            <w:shd w:val="clear" w:color="auto" w:fill="FFFFFF"/>
+            <w:tcMar>
+              <w:top w:w="0" w:type="dxa"/>
+              <w:bottom w:w="0" w:type="dxa"/>
+              <w:left w:w="0" w:type="dxa"/>
+              <w:right w:w="0" w:type="dxa"/>
+            </w:tcMar>
+            <w:vAlign w:val="center"/>
+          </w:tcPr>
+          <w:p>
+            <w:pPr>
+              <w:pStyle w:val="Normal"/>
+              <w:jc w:val="right"/>
+              <w:pBdr>
+                <w:bottom w:val="none" w:sz="0" w:space="0" w:color="000000"/>
+                <w:top w:val="none" w:sz="0" w:space="0" w:color="000000"/>
+                <w:left w:val="none" w:sz="0" w:space="0" w:color="000000"/>
+                <w:right w:val="none" w:sz="0" w:space="0" w:color="000000"/>
+              </w:pBdr>
+              <w:spacing w:after="100" w:before="100" w:line="240"/>
+              <w:ind w:left="100" w:right="100" w:firstLine="0" w:firstLineChars="0"/>
+            </w:pPr>
+            <w:r>
+              <w:rPr>
+                <w:rFonts w:ascii="Helvetica" w:hAnsi="Helvetica" w:eastAsia="Helvetica" w:cs="Helvetica"/>
+                <w:i w:val="false"/>
+                <w:b w:val="false"/>
+                <w:u w:val="none"/>
+                <w:sz w:val="22"/>
+                <w:szCs w:val="22"/>
+                <w:color w:val="000000"/>
+              </w:rPr>
               <w:t xml:space="preserve">0.116</w:t>
             </w:r>
           </w:p>
@@ -16536,6 +19796,94 @@
                 <w:szCs w:val="22"/>
                 <w:color w:val="000000"/>
               </w:rPr>
+              <w:t xml:space="preserve"/>
+            </w:r>
+          </w:p>
+        </w:tc>
+        <w:tc>
+          <w:tcPr>
+            <w:tcBorders>
+              <w:bottom w:val="none" w:sz="0" w:space="0" w:color="000000"/>
+              <w:top w:val="none" w:sz="0" w:space="0" w:color="000000"/>
+              <w:left w:val="none" w:sz="0" w:space="0" w:color="000000"/>
+              <w:right w:val="none" w:sz="0" w:space="0" w:color="000000"/>
+            </w:tcBorders>
+            <w:shd w:val="clear" w:color="auto" w:fill="FFFFFF"/>
+            <w:tcMar>
+              <w:top w:w="0" w:type="dxa"/>
+              <w:bottom w:w="0" w:type="dxa"/>
+              <w:left w:w="0" w:type="dxa"/>
+              <w:right w:w="0" w:type="dxa"/>
+            </w:tcMar>
+            <w:vAlign w:val="center"/>
+          </w:tcPr>
+          <w:p>
+            <w:pPr>
+              <w:pStyle w:val="Normal"/>
+              <w:jc w:val="right"/>
+              <w:pBdr>
+                <w:bottom w:val="none" w:sz="0" w:space="0" w:color="000000"/>
+                <w:top w:val="none" w:sz="0" w:space="0" w:color="000000"/>
+                <w:left w:val="none" w:sz="0" w:space="0" w:color="000000"/>
+                <w:right w:val="none" w:sz="0" w:space="0" w:color="000000"/>
+              </w:pBdr>
+              <w:spacing w:after="100" w:before="100" w:line="240"/>
+              <w:ind w:left="100" w:right="100" w:firstLine="0" w:firstLineChars="0"/>
+            </w:pPr>
+            <w:r>
+              <w:rPr>
+                <w:rFonts w:ascii="Helvetica" w:hAnsi="Helvetica" w:eastAsia="Helvetica" w:cs="Helvetica"/>
+                <w:i w:val="false"/>
+                <w:b w:val="false"/>
+                <w:u w:val="none"/>
+                <w:sz w:val="22"/>
+                <w:szCs w:val="22"/>
+                <w:color w:val="000000"/>
+              </w:rPr>
+              <w:t xml:space="preserve"/>
+            </w:r>
+          </w:p>
+        </w:tc>
+        <w:tc>
+          <w:tcPr>
+            <w:tcBorders>
+              <w:bottom w:val="none" w:sz="0" w:space="0" w:color="000000"/>
+              <w:top w:val="none" w:sz="0" w:space="0" w:color="000000"/>
+              <w:left w:val="none" w:sz="0" w:space="0" w:color="000000"/>
+              <w:right w:val="none" w:sz="0" w:space="0" w:color="000000"/>
+            </w:tcBorders>
+            <w:shd w:val="clear" w:color="auto" w:fill="FFFFFF"/>
+            <w:tcMar>
+              <w:top w:w="0" w:type="dxa"/>
+              <w:bottom w:w="0" w:type="dxa"/>
+              <w:left w:w="0" w:type="dxa"/>
+              <w:right w:w="0" w:type="dxa"/>
+            </w:tcMar>
+            <w:vAlign w:val="center"/>
+          </w:tcPr>
+          <w:p>
+            <w:pPr>
+              <w:pStyle w:val="Normal"/>
+              <w:jc w:val="right"/>
+              <w:pBdr>
+                <w:bottom w:val="none" w:sz="0" w:space="0" w:color="000000"/>
+                <w:top w:val="none" w:sz="0" w:space="0" w:color="000000"/>
+                <w:left w:val="none" w:sz="0" w:space="0" w:color="000000"/>
+                <w:right w:val="none" w:sz="0" w:space="0" w:color="000000"/>
+              </w:pBdr>
+              <w:spacing w:after="100" w:before="100" w:line="240"/>
+              <w:ind w:left="100" w:right="100" w:firstLine="0" w:firstLineChars="0"/>
+            </w:pPr>
+            <w:r>
+              <w:rPr>
+                <w:rFonts w:ascii="Helvetica" w:hAnsi="Helvetica" w:eastAsia="Helvetica" w:cs="Helvetica"/>
+                <w:i w:val="false"/>
+                <w:b w:val="false"/>
+                <w:u w:val="none"/>
+                <w:sz w:val="22"/>
+                <w:szCs w:val="22"/>
+                <w:color w:val="000000"/>
+              </w:rPr>
               <w:t xml:space="preserve">0.269</w:t>
             </w:r>
           </w:p>
@@ -16983,6 +20331,94 @@
                 <w:szCs w:val="22"/>
                 <w:color w:val="000000"/>
               </w:rPr>
+              <w:t xml:space="preserve">0.093</w:t>
+            </w:r>
+          </w:p>
+        </w:tc>
+        <w:tc>
+          <w:tcPr>
+            <w:tcBorders>
+              <w:bottom w:val="none" w:sz="0" w:space="0" w:color="000000"/>
+              <w:top w:val="none" w:sz="0" w:space="0" w:color="000000"/>
+              <w:left w:val="none" w:sz="0" w:space="0" w:color="000000"/>
+              <w:right w:val="none" w:sz="0" w:space="0" w:color="000000"/>
+            </w:tcBorders>
+            <w:shd w:val="clear" w:color="auto" w:fill="FFFFFF"/>
+            <w:tcMar>
+              <w:top w:w="0" w:type="dxa"/>
+              <w:bottom w:w="0" w:type="dxa"/>
+              <w:left w:w="0" w:type="dxa"/>
+              <w:right w:w="0" w:type="dxa"/>
+            </w:tcMar>
+            <w:vAlign w:val="center"/>
+          </w:tcPr>
+          <w:p>
+            <w:pPr>
+              <w:pStyle w:val="Normal"/>
+              <w:jc w:val="right"/>
+              <w:pBdr>
+                <w:bottom w:val="none" w:sz="0" w:space="0" w:color="000000"/>
+                <w:top w:val="none" w:sz="0" w:space="0" w:color="000000"/>
+                <w:left w:val="none" w:sz="0" w:space="0" w:color="000000"/>
+                <w:right w:val="none" w:sz="0" w:space="0" w:color="000000"/>
+              </w:pBdr>
+              <w:spacing w:after="100" w:before="100" w:line="240"/>
+              <w:ind w:left="100" w:right="100" w:firstLine="0" w:firstLineChars="0"/>
+            </w:pPr>
+            <w:r>
+              <w:rPr>
+                <w:rFonts w:ascii="Helvetica" w:hAnsi="Helvetica" w:eastAsia="Helvetica" w:cs="Helvetica"/>
+                <w:i w:val="false"/>
+                <w:b w:val="false"/>
+                <w:u w:val="none"/>
+                <w:sz w:val="22"/>
+                <w:szCs w:val="22"/>
+                <w:color w:val="000000"/>
+              </w:rPr>
+              <w:t xml:space="preserve">0.018</w:t>
+            </w:r>
+          </w:p>
+        </w:tc>
+        <w:tc>
+          <w:tcPr>
+            <w:tcBorders>
+              <w:bottom w:val="none" w:sz="0" w:space="0" w:color="000000"/>
+              <w:top w:val="none" w:sz="0" w:space="0" w:color="000000"/>
+              <w:left w:val="none" w:sz="0" w:space="0" w:color="000000"/>
+              <w:right w:val="none" w:sz="0" w:space="0" w:color="000000"/>
+            </w:tcBorders>
+            <w:shd w:val="clear" w:color="auto" w:fill="FFFFFF"/>
+            <w:tcMar>
+              <w:top w:w="0" w:type="dxa"/>
+              <w:bottom w:w="0" w:type="dxa"/>
+              <w:left w:w="0" w:type="dxa"/>
+              <w:right w:w="0" w:type="dxa"/>
+            </w:tcMar>
+            <w:vAlign w:val="center"/>
+          </w:tcPr>
+          <w:p>
+            <w:pPr>
+              <w:pStyle w:val="Normal"/>
+              <w:jc w:val="right"/>
+              <w:pBdr>
+                <w:bottom w:val="none" w:sz="0" w:space="0" w:color="000000"/>
+                <w:top w:val="none" w:sz="0" w:space="0" w:color="000000"/>
+                <w:left w:val="none" w:sz="0" w:space="0" w:color="000000"/>
+                <w:right w:val="none" w:sz="0" w:space="0" w:color="000000"/>
+              </w:pBdr>
+              <w:spacing w:after="100" w:before="100" w:line="240"/>
+              <w:ind w:left="100" w:right="100" w:firstLine="0" w:firstLineChars="0"/>
+            </w:pPr>
+            <w:r>
+              <w:rPr>
+                <w:rFonts w:ascii="Helvetica" w:hAnsi="Helvetica" w:eastAsia="Helvetica" w:cs="Helvetica"/>
+                <w:i w:val="false"/>
+                <w:b w:val="false"/>
+                <w:u w:val="none"/>
+                <w:sz w:val="22"/>
+                <w:szCs w:val="22"/>
+                <w:color w:val="000000"/>
+              </w:rPr>
               <w:t xml:space="preserve">0.098</w:t>
             </w:r>
           </w:p>
@@ -17418,6 +20854,94 @@
                 <w:szCs w:val="22"/>
                 <w:color w:val="000000"/>
               </w:rPr>
+              <w:t xml:space="preserve"/>
+            </w:r>
+          </w:p>
+        </w:tc>
+        <w:tc>
+          <w:tcPr>
+            <w:tcBorders>
+              <w:bottom w:val="none" w:sz="0" w:space="0" w:color="000000"/>
+              <w:top w:val="none" w:sz="0" w:space="0" w:color="000000"/>
+              <w:left w:val="none" w:sz="0" w:space="0" w:color="000000"/>
+              <w:right w:val="none" w:sz="0" w:space="0" w:color="000000"/>
+            </w:tcBorders>
+            <w:shd w:val="clear" w:color="auto" w:fill="FFFFFF"/>
+            <w:tcMar>
+              <w:top w:w="0" w:type="dxa"/>
+              <w:bottom w:w="0" w:type="dxa"/>
+              <w:left w:w="0" w:type="dxa"/>
+              <w:right w:w="0" w:type="dxa"/>
+            </w:tcMar>
+            <w:vAlign w:val="center"/>
+          </w:tcPr>
+          <w:p>
+            <w:pPr>
+              <w:pStyle w:val="Normal"/>
+              <w:jc w:val="right"/>
+              <w:pBdr>
+                <w:bottom w:val="none" w:sz="0" w:space="0" w:color="000000"/>
+                <w:top w:val="none" w:sz="0" w:space="0" w:color="000000"/>
+                <w:left w:val="none" w:sz="0" w:space="0" w:color="000000"/>
+                <w:right w:val="none" w:sz="0" w:space="0" w:color="000000"/>
+              </w:pBdr>
+              <w:spacing w:after="100" w:before="100" w:line="240"/>
+              <w:ind w:left="100" w:right="100" w:firstLine="0" w:firstLineChars="0"/>
+            </w:pPr>
+            <w:r>
+              <w:rPr>
+                <w:rFonts w:ascii="Helvetica" w:hAnsi="Helvetica" w:eastAsia="Helvetica" w:cs="Helvetica"/>
+                <w:i w:val="false"/>
+                <w:b w:val="false"/>
+                <w:u w:val="none"/>
+                <w:sz w:val="22"/>
+                <w:szCs w:val="22"/>
+                <w:color w:val="000000"/>
+              </w:rPr>
+              <w:t xml:space="preserve"/>
+            </w:r>
+          </w:p>
+        </w:tc>
+        <w:tc>
+          <w:tcPr>
+            <w:tcBorders>
+              <w:bottom w:val="none" w:sz="0" w:space="0" w:color="000000"/>
+              <w:top w:val="none" w:sz="0" w:space="0" w:color="000000"/>
+              <w:left w:val="none" w:sz="0" w:space="0" w:color="000000"/>
+              <w:right w:val="none" w:sz="0" w:space="0" w:color="000000"/>
+            </w:tcBorders>
+            <w:shd w:val="clear" w:color="auto" w:fill="FFFFFF"/>
+            <w:tcMar>
+              <w:top w:w="0" w:type="dxa"/>
+              <w:bottom w:w="0" w:type="dxa"/>
+              <w:left w:w="0" w:type="dxa"/>
+              <w:right w:w="0" w:type="dxa"/>
+            </w:tcMar>
+            <w:vAlign w:val="center"/>
+          </w:tcPr>
+          <w:p>
+            <w:pPr>
+              <w:pStyle w:val="Normal"/>
+              <w:jc w:val="right"/>
+              <w:pBdr>
+                <w:bottom w:val="none" w:sz="0" w:space="0" w:color="000000"/>
+                <w:top w:val="none" w:sz="0" w:space="0" w:color="000000"/>
+                <w:left w:val="none" w:sz="0" w:space="0" w:color="000000"/>
+                <w:right w:val="none" w:sz="0" w:space="0" w:color="000000"/>
+              </w:pBdr>
+              <w:spacing w:after="100" w:before="100" w:line="240"/>
+              <w:ind w:left="100" w:right="100" w:firstLine="0" w:firstLineChars="0"/>
+            </w:pPr>
+            <w:r>
+              <w:rPr>
+                <w:rFonts w:ascii="Helvetica" w:hAnsi="Helvetica" w:eastAsia="Helvetica" w:cs="Helvetica"/>
+                <w:i w:val="false"/>
+                <w:b w:val="false"/>
+                <w:u w:val="none"/>
+                <w:sz w:val="22"/>
+                <w:szCs w:val="22"/>
+                <w:color w:val="000000"/>
+              </w:rPr>
               <w:t xml:space="preserve">0.117</w:t>
             </w:r>
           </w:p>
@@ -17853,6 +21377,94 @@
                 <w:szCs w:val="22"/>
                 <w:color w:val="000000"/>
               </w:rPr>
+              <w:t xml:space="preserve">0.152</w:t>
+            </w:r>
+          </w:p>
+        </w:tc>
+        <w:tc>
+          <w:tcPr>
+            <w:tcBorders>
+              <w:bottom w:val="none" w:sz="0" w:space="0" w:color="000000"/>
+              <w:top w:val="none" w:sz="0" w:space="0" w:color="000000"/>
+              <w:left w:val="none" w:sz="0" w:space="0" w:color="000000"/>
+              <w:right w:val="none" w:sz="0" w:space="0" w:color="000000"/>
+            </w:tcBorders>
+            <w:shd w:val="clear" w:color="auto" w:fill="FFFFFF"/>
+            <w:tcMar>
+              <w:top w:w="0" w:type="dxa"/>
+              <w:bottom w:w="0" w:type="dxa"/>
+              <w:left w:w="0" w:type="dxa"/>
+              <w:right w:w="0" w:type="dxa"/>
+            </w:tcMar>
+            <w:vAlign w:val="center"/>
+          </w:tcPr>
+          <w:p>
+            <w:pPr>
+              <w:pStyle w:val="Normal"/>
+              <w:jc w:val="right"/>
+              <w:pBdr>
+                <w:bottom w:val="none" w:sz="0" w:space="0" w:color="000000"/>
+                <w:top w:val="none" w:sz="0" w:space="0" w:color="000000"/>
+                <w:left w:val="none" w:sz="0" w:space="0" w:color="000000"/>
+                <w:right w:val="none" w:sz="0" w:space="0" w:color="000000"/>
+              </w:pBdr>
+              <w:spacing w:after="100" w:before="100" w:line="240"/>
+              <w:ind w:left="100" w:right="100" w:firstLine="0" w:firstLineChars="0"/>
+            </w:pPr>
+            <w:r>
+              <w:rPr>
+                <w:rFonts w:ascii="Helvetica" w:hAnsi="Helvetica" w:eastAsia="Helvetica" w:cs="Helvetica"/>
+                <w:i w:val="false"/>
+                <w:b w:val="false"/>
+                <w:u w:val="none"/>
+                <w:sz w:val="22"/>
+                <w:szCs w:val="22"/>
+                <w:color w:val="000000"/>
+              </w:rPr>
+              <w:t xml:space="preserve">0.020</w:t>
+            </w:r>
+          </w:p>
+        </w:tc>
+        <w:tc>
+          <w:tcPr>
+            <w:tcBorders>
+              <w:bottom w:val="none" w:sz="0" w:space="0" w:color="000000"/>
+              <w:top w:val="none" w:sz="0" w:space="0" w:color="000000"/>
+              <w:left w:val="none" w:sz="0" w:space="0" w:color="000000"/>
+              <w:right w:val="none" w:sz="0" w:space="0" w:color="000000"/>
+            </w:tcBorders>
+            <w:shd w:val="clear" w:color="auto" w:fill="FFFFFF"/>
+            <w:tcMar>
+              <w:top w:w="0" w:type="dxa"/>
+              <w:bottom w:w="0" w:type="dxa"/>
+              <w:left w:w="0" w:type="dxa"/>
+              <w:right w:w="0" w:type="dxa"/>
+            </w:tcMar>
+            <w:vAlign w:val="center"/>
+          </w:tcPr>
+          <w:p>
+            <w:pPr>
+              <w:pStyle w:val="Normal"/>
+              <w:jc w:val="right"/>
+              <w:pBdr>
+                <w:bottom w:val="none" w:sz="0" w:space="0" w:color="000000"/>
+                <w:top w:val="none" w:sz="0" w:space="0" w:color="000000"/>
+                <w:left w:val="none" w:sz="0" w:space="0" w:color="000000"/>
+                <w:right w:val="none" w:sz="0" w:space="0" w:color="000000"/>
+              </w:pBdr>
+              <w:spacing w:after="100" w:before="100" w:line="240"/>
+              <w:ind w:left="100" w:right="100" w:firstLine="0" w:firstLineChars="0"/>
+            </w:pPr>
+            <w:r>
+              <w:rPr>
+                <w:rFonts w:ascii="Helvetica" w:hAnsi="Helvetica" w:eastAsia="Helvetica" w:cs="Helvetica"/>
+                <w:i w:val="false"/>
+                <w:b w:val="false"/>
+                <w:u w:val="none"/>
+                <w:sz w:val="22"/>
+                <w:szCs w:val="22"/>
+                <w:color w:val="000000"/>
+              </w:rPr>
               <w:t xml:space="preserve">0.124</w:t>
             </w:r>
           </w:p>
@@ -18288,6 +21900,94 @@
                 <w:szCs w:val="22"/>
                 <w:color w:val="000000"/>
               </w:rPr>
+              <w:t xml:space="preserve"/>
+            </w:r>
+          </w:p>
+        </w:tc>
+        <w:tc>
+          <w:tcPr>
+            <w:tcBorders>
+              <w:bottom w:val="none" w:sz="0" w:space="0" w:color="000000"/>
+              <w:top w:val="none" w:sz="0" w:space="0" w:color="000000"/>
+              <w:left w:val="none" w:sz="0" w:space="0" w:color="000000"/>
+              <w:right w:val="none" w:sz="0" w:space="0" w:color="000000"/>
+            </w:tcBorders>
+            <w:shd w:val="clear" w:color="auto" w:fill="FFFFFF"/>
+            <w:tcMar>
+              <w:top w:w="0" w:type="dxa"/>
+              <w:bottom w:w="0" w:type="dxa"/>
+              <w:left w:w="0" w:type="dxa"/>
+              <w:right w:w="0" w:type="dxa"/>
+            </w:tcMar>
+            <w:vAlign w:val="center"/>
+          </w:tcPr>
+          <w:p>
+            <w:pPr>
+              <w:pStyle w:val="Normal"/>
+              <w:jc w:val="right"/>
+              <w:pBdr>
+                <w:bottom w:val="none" w:sz="0" w:space="0" w:color="000000"/>
+                <w:top w:val="none" w:sz="0" w:space="0" w:color="000000"/>
+                <w:left w:val="none" w:sz="0" w:space="0" w:color="000000"/>
+                <w:right w:val="none" w:sz="0" w:space="0" w:color="000000"/>
+              </w:pBdr>
+              <w:spacing w:after="100" w:before="100" w:line="240"/>
+              <w:ind w:left="100" w:right="100" w:firstLine="0" w:firstLineChars="0"/>
+            </w:pPr>
+            <w:r>
+              <w:rPr>
+                <w:rFonts w:ascii="Helvetica" w:hAnsi="Helvetica" w:eastAsia="Helvetica" w:cs="Helvetica"/>
+                <w:i w:val="false"/>
+                <w:b w:val="false"/>
+                <w:u w:val="none"/>
+                <w:sz w:val="22"/>
+                <w:szCs w:val="22"/>
+                <w:color w:val="000000"/>
+              </w:rPr>
+              <w:t xml:space="preserve"/>
+            </w:r>
+          </w:p>
+        </w:tc>
+        <w:tc>
+          <w:tcPr>
+            <w:tcBorders>
+              <w:bottom w:val="none" w:sz="0" w:space="0" w:color="000000"/>
+              <w:top w:val="none" w:sz="0" w:space="0" w:color="000000"/>
+              <w:left w:val="none" w:sz="0" w:space="0" w:color="000000"/>
+              <w:right w:val="none" w:sz="0" w:space="0" w:color="000000"/>
+            </w:tcBorders>
+            <w:shd w:val="clear" w:color="auto" w:fill="FFFFFF"/>
+            <w:tcMar>
+              <w:top w:w="0" w:type="dxa"/>
+              <w:bottom w:w="0" w:type="dxa"/>
+              <w:left w:w="0" w:type="dxa"/>
+              <w:right w:w="0" w:type="dxa"/>
+            </w:tcMar>
+            <w:vAlign w:val="center"/>
+          </w:tcPr>
+          <w:p>
+            <w:pPr>
+              <w:pStyle w:val="Normal"/>
+              <w:jc w:val="right"/>
+              <w:pBdr>
+                <w:bottom w:val="none" w:sz="0" w:space="0" w:color="000000"/>
+                <w:top w:val="none" w:sz="0" w:space="0" w:color="000000"/>
+                <w:left w:val="none" w:sz="0" w:space="0" w:color="000000"/>
+                <w:right w:val="none" w:sz="0" w:space="0" w:color="000000"/>
+              </w:pBdr>
+              <w:spacing w:after="100" w:before="100" w:line="240"/>
+              <w:ind w:left="100" w:right="100" w:firstLine="0" w:firstLineChars="0"/>
+            </w:pPr>
+            <w:r>
+              <w:rPr>
+                <w:rFonts w:ascii="Helvetica" w:hAnsi="Helvetica" w:eastAsia="Helvetica" w:cs="Helvetica"/>
+                <w:i w:val="false"/>
+                <w:b w:val="false"/>
+                <w:u w:val="none"/>
+                <w:sz w:val="22"/>
+                <w:szCs w:val="22"/>
+                <w:color w:val="000000"/>
+              </w:rPr>
               <w:t xml:space="preserve">0.174</w:t>
             </w:r>
           </w:p>
@@ -18723,6 +22423,94 @@
                 <w:szCs w:val="22"/>
                 <w:color w:val="000000"/>
               </w:rPr>
+              <w:t xml:space="preserve">-0.238</w:t>
+            </w:r>
+          </w:p>
+        </w:tc>
+        <w:tc>
+          <w:tcPr>
+            <w:tcBorders>
+              <w:bottom w:val="none" w:sz="0" w:space="0" w:color="000000"/>
+              <w:top w:val="none" w:sz="0" w:space="0" w:color="000000"/>
+              <w:left w:val="none" w:sz="0" w:space="0" w:color="000000"/>
+              <w:right w:val="none" w:sz="0" w:space="0" w:color="000000"/>
+            </w:tcBorders>
+            <w:shd w:val="clear" w:color="auto" w:fill="FFFFFF"/>
+            <w:tcMar>
+              <w:top w:w="0" w:type="dxa"/>
+              <w:bottom w:w="0" w:type="dxa"/>
+              <w:left w:w="0" w:type="dxa"/>
+              <w:right w:w="0" w:type="dxa"/>
+            </w:tcMar>
+            <w:vAlign w:val="center"/>
+          </w:tcPr>
+          <w:p>
+            <w:pPr>
+              <w:pStyle w:val="Normal"/>
+              <w:jc w:val="right"/>
+              <w:pBdr>
+                <w:bottom w:val="none" w:sz="0" w:space="0" w:color="000000"/>
+                <w:top w:val="none" w:sz="0" w:space="0" w:color="000000"/>
+                <w:left w:val="none" w:sz="0" w:space="0" w:color="000000"/>
+                <w:right w:val="none" w:sz="0" w:space="0" w:color="000000"/>
+              </w:pBdr>
+              <w:spacing w:after="100" w:before="100" w:line="240"/>
+              <w:ind w:left="100" w:right="100" w:firstLine="0" w:firstLineChars="0"/>
+            </w:pPr>
+            <w:r>
+              <w:rPr>
+                <w:rFonts w:ascii="Helvetica" w:hAnsi="Helvetica" w:eastAsia="Helvetica" w:cs="Helvetica"/>
+                <w:i w:val="false"/>
+                <w:b w:val="false"/>
+                <w:u w:val="none"/>
+                <w:sz w:val="22"/>
+                <w:szCs w:val="22"/>
+                <w:color w:val="000000"/>
+              </w:rPr>
+              <w:t xml:space="preserve">0.034</w:t>
+            </w:r>
+          </w:p>
+        </w:tc>
+        <w:tc>
+          <w:tcPr>
+            <w:tcBorders>
+              <w:bottom w:val="none" w:sz="0" w:space="0" w:color="000000"/>
+              <w:top w:val="none" w:sz="0" w:space="0" w:color="000000"/>
+              <w:left w:val="none" w:sz="0" w:space="0" w:color="000000"/>
+              <w:right w:val="none" w:sz="0" w:space="0" w:color="000000"/>
+            </w:tcBorders>
+            <w:shd w:val="clear" w:color="auto" w:fill="FFFFFF"/>
+            <w:tcMar>
+              <w:top w:w="0" w:type="dxa"/>
+              <w:bottom w:w="0" w:type="dxa"/>
+              <w:left w:w="0" w:type="dxa"/>
+              <w:right w:w="0" w:type="dxa"/>
+            </w:tcMar>
+            <w:vAlign w:val="center"/>
+          </w:tcPr>
+          <w:p>
+            <w:pPr>
+              <w:pStyle w:val="Normal"/>
+              <w:jc w:val="right"/>
+              <w:pBdr>
+                <w:bottom w:val="none" w:sz="0" w:space="0" w:color="000000"/>
+                <w:top w:val="none" w:sz="0" w:space="0" w:color="000000"/>
+                <w:left w:val="none" w:sz="0" w:space="0" w:color="000000"/>
+                <w:right w:val="none" w:sz="0" w:space="0" w:color="000000"/>
+              </w:pBdr>
+              <w:spacing w:after="100" w:before="100" w:line="240"/>
+              <w:ind w:left="100" w:right="100" w:firstLine="0" w:firstLineChars="0"/>
+            </w:pPr>
+            <w:r>
+              <w:rPr>
+                <w:rFonts w:ascii="Helvetica" w:hAnsi="Helvetica" w:eastAsia="Helvetica" w:cs="Helvetica"/>
+                <w:i w:val="false"/>
+                <w:b w:val="false"/>
+                <w:u w:val="none"/>
+                <w:sz w:val="22"/>
+                <w:szCs w:val="22"/>
+                <w:color w:val="000000"/>
+              </w:rPr>
               <w:t xml:space="preserve">0.115</w:t>
             </w:r>
           </w:p>
@@ -19158,6 +22946,94 @@
                 <w:szCs w:val="22"/>
                 <w:color w:val="000000"/>
               </w:rPr>
+              <w:t xml:space="preserve"/>
+            </w:r>
+          </w:p>
+        </w:tc>
+        <w:tc>
+          <w:tcPr>
+            <w:tcBorders>
+              <w:bottom w:val="none" w:sz="0" w:space="0" w:color="000000"/>
+              <w:top w:val="none" w:sz="0" w:space="0" w:color="000000"/>
+              <w:left w:val="none" w:sz="0" w:space="0" w:color="000000"/>
+              <w:right w:val="none" w:sz="0" w:space="0" w:color="000000"/>
+            </w:tcBorders>
+            <w:shd w:val="clear" w:color="auto" w:fill="FFFFFF"/>
+            <w:tcMar>
+              <w:top w:w="0" w:type="dxa"/>
+              <w:bottom w:w="0" w:type="dxa"/>
+              <w:left w:w="0" w:type="dxa"/>
+              <w:right w:w="0" w:type="dxa"/>
+            </w:tcMar>
+            <w:vAlign w:val="center"/>
+          </w:tcPr>
+          <w:p>
+            <w:pPr>
+              <w:pStyle w:val="Normal"/>
+              <w:jc w:val="right"/>
+              <w:pBdr>
+                <w:bottom w:val="none" w:sz="0" w:space="0" w:color="000000"/>
+                <w:top w:val="none" w:sz="0" w:space="0" w:color="000000"/>
+                <w:left w:val="none" w:sz="0" w:space="0" w:color="000000"/>
+                <w:right w:val="none" w:sz="0" w:space="0" w:color="000000"/>
+              </w:pBdr>
+              <w:spacing w:after="100" w:before="100" w:line="240"/>
+              <w:ind w:left="100" w:right="100" w:firstLine="0" w:firstLineChars="0"/>
+            </w:pPr>
+            <w:r>
+              <w:rPr>
+                <w:rFonts w:ascii="Helvetica" w:hAnsi="Helvetica" w:eastAsia="Helvetica" w:cs="Helvetica"/>
+                <w:i w:val="false"/>
+                <w:b w:val="false"/>
+                <w:u w:val="none"/>
+                <w:sz w:val="22"/>
+                <w:szCs w:val="22"/>
+                <w:color w:val="000000"/>
+              </w:rPr>
+              <w:t xml:space="preserve"/>
+            </w:r>
+          </w:p>
+        </w:tc>
+        <w:tc>
+          <w:tcPr>
+            <w:tcBorders>
+              <w:bottom w:val="none" w:sz="0" w:space="0" w:color="000000"/>
+              <w:top w:val="none" w:sz="0" w:space="0" w:color="000000"/>
+              <w:left w:val="none" w:sz="0" w:space="0" w:color="000000"/>
+              <w:right w:val="none" w:sz="0" w:space="0" w:color="000000"/>
+            </w:tcBorders>
+            <w:shd w:val="clear" w:color="auto" w:fill="FFFFFF"/>
+            <w:tcMar>
+              <w:top w:w="0" w:type="dxa"/>
+              <w:bottom w:w="0" w:type="dxa"/>
+              <w:left w:w="0" w:type="dxa"/>
+              <w:right w:w="0" w:type="dxa"/>
+            </w:tcMar>
+            <w:vAlign w:val="center"/>
+          </w:tcPr>
+          <w:p>
+            <w:pPr>
+              <w:pStyle w:val="Normal"/>
+              <w:jc w:val="right"/>
+              <w:pBdr>
+                <w:bottom w:val="none" w:sz="0" w:space="0" w:color="000000"/>
+                <w:top w:val="none" w:sz="0" w:space="0" w:color="000000"/>
+                <w:left w:val="none" w:sz="0" w:space="0" w:color="000000"/>
+                <w:right w:val="none" w:sz="0" w:space="0" w:color="000000"/>
+              </w:pBdr>
+              <w:spacing w:after="100" w:before="100" w:line="240"/>
+              <w:ind w:left="100" w:right="100" w:firstLine="0" w:firstLineChars="0"/>
+            </w:pPr>
+            <w:r>
+              <w:rPr>
+                <w:rFonts w:ascii="Helvetica" w:hAnsi="Helvetica" w:eastAsia="Helvetica" w:cs="Helvetica"/>
+                <w:i w:val="false"/>
+                <w:b w:val="false"/>
+                <w:u w:val="none"/>
+                <w:sz w:val="22"/>
+                <w:szCs w:val="22"/>
+                <w:color w:val="000000"/>
+              </w:rPr>
               <w:t xml:space="preserve">0.159</w:t>
             </w:r>
           </w:p>
@@ -19605,6 +23481,94 @@
                 <w:szCs w:val="22"/>
                 <w:color w:val="000000"/>
               </w:rPr>
+              <w:t xml:space="preserve">0.405</w:t>
+            </w:r>
+          </w:p>
+        </w:tc>
+        <w:tc>
+          <w:tcPr>
+            <w:tcBorders>
+              <w:bottom w:val="none" w:sz="0" w:space="0" w:color="000000"/>
+              <w:top w:val="none" w:sz="0" w:space="0" w:color="000000"/>
+              <w:left w:val="none" w:sz="0" w:space="0" w:color="000000"/>
+              <w:right w:val="none" w:sz="0" w:space="0" w:color="000000"/>
+            </w:tcBorders>
+            <w:shd w:val="clear" w:color="auto" w:fill="FFFFFF"/>
+            <w:tcMar>
+              <w:top w:w="0" w:type="dxa"/>
+              <w:bottom w:w="0" w:type="dxa"/>
+              <w:left w:w="0" w:type="dxa"/>
+              <w:right w:w="0" w:type="dxa"/>
+            </w:tcMar>
+            <w:vAlign w:val="center"/>
+          </w:tcPr>
+          <w:p>
+            <w:pPr>
+              <w:pStyle w:val="Normal"/>
+              <w:jc w:val="right"/>
+              <w:pBdr>
+                <w:bottom w:val="none" w:sz="0" w:space="0" w:color="000000"/>
+                <w:top w:val="none" w:sz="0" w:space="0" w:color="000000"/>
+                <w:left w:val="none" w:sz="0" w:space="0" w:color="000000"/>
+                <w:right w:val="none" w:sz="0" w:space="0" w:color="000000"/>
+              </w:pBdr>
+              <w:spacing w:after="100" w:before="100" w:line="240"/>
+              <w:ind w:left="100" w:right="100" w:firstLine="0" w:firstLineChars="0"/>
+            </w:pPr>
+            <w:r>
+              <w:rPr>
+                <w:rFonts w:ascii="Helvetica" w:hAnsi="Helvetica" w:eastAsia="Helvetica" w:cs="Helvetica"/>
+                <w:i w:val="false"/>
+                <w:b w:val="false"/>
+                <w:u w:val="none"/>
+                <w:sz w:val="22"/>
+                <w:szCs w:val="22"/>
+                <w:color w:val="000000"/>
+              </w:rPr>
+              <w:t xml:space="preserve">0.013</w:t>
+            </w:r>
+          </w:p>
+        </w:tc>
+        <w:tc>
+          <w:tcPr>
+            <w:tcBorders>
+              <w:bottom w:val="none" w:sz="0" w:space="0" w:color="000000"/>
+              <w:top w:val="none" w:sz="0" w:space="0" w:color="000000"/>
+              <w:left w:val="none" w:sz="0" w:space="0" w:color="000000"/>
+              <w:right w:val="none" w:sz="0" w:space="0" w:color="000000"/>
+            </w:tcBorders>
+            <w:shd w:val="clear" w:color="auto" w:fill="FFFFFF"/>
+            <w:tcMar>
+              <w:top w:w="0" w:type="dxa"/>
+              <w:bottom w:w="0" w:type="dxa"/>
+              <w:left w:w="0" w:type="dxa"/>
+              <w:right w:w="0" w:type="dxa"/>
+            </w:tcMar>
+            <w:vAlign w:val="center"/>
+          </w:tcPr>
+          <w:p>
+            <w:pPr>
+              <w:pStyle w:val="Normal"/>
+              <w:jc w:val="right"/>
+              <w:pBdr>
+                <w:bottom w:val="none" w:sz="0" w:space="0" w:color="000000"/>
+                <w:top w:val="none" w:sz="0" w:space="0" w:color="000000"/>
+                <w:left w:val="none" w:sz="0" w:space="0" w:color="000000"/>
+                <w:right w:val="none" w:sz="0" w:space="0" w:color="000000"/>
+              </w:pBdr>
+              <w:spacing w:after="100" w:before="100" w:line="240"/>
+              <w:ind w:left="100" w:right="100" w:firstLine="0" w:firstLineChars="0"/>
+            </w:pPr>
+            <w:r>
+              <w:rPr>
+                <w:rFonts w:ascii="Helvetica" w:hAnsi="Helvetica" w:eastAsia="Helvetica" w:cs="Helvetica"/>
+                <w:i w:val="false"/>
+                <w:b w:val="false"/>
+                <w:u w:val="none"/>
+                <w:sz w:val="22"/>
+                <w:szCs w:val="22"/>
+                <w:color w:val="000000"/>
+              </w:rPr>
               <w:t xml:space="preserve">0.075</w:t>
             </w:r>
           </w:p>
@@ -20040,6 +24004,94 @@
                 <w:szCs w:val="22"/>
                 <w:color w:val="000000"/>
               </w:rPr>
+              <w:t xml:space="preserve"/>
+            </w:r>
+          </w:p>
+        </w:tc>
+        <w:tc>
+          <w:tcPr>
+            <w:tcBorders>
+              <w:bottom w:val="none" w:sz="0" w:space="0" w:color="000000"/>
+              <w:top w:val="none" w:sz="0" w:space="0" w:color="000000"/>
+              <w:left w:val="none" w:sz="0" w:space="0" w:color="000000"/>
+              <w:right w:val="none" w:sz="0" w:space="0" w:color="000000"/>
+            </w:tcBorders>
+            <w:shd w:val="clear" w:color="auto" w:fill="FFFFFF"/>
+            <w:tcMar>
+              <w:top w:w="0" w:type="dxa"/>
+              <w:bottom w:w="0" w:type="dxa"/>
+              <w:left w:w="0" w:type="dxa"/>
+              <w:right w:w="0" w:type="dxa"/>
+            </w:tcMar>
+            <w:vAlign w:val="center"/>
+          </w:tcPr>
+          <w:p>
+            <w:pPr>
+              <w:pStyle w:val="Normal"/>
+              <w:jc w:val="right"/>
+              <w:pBdr>
+                <w:bottom w:val="none" w:sz="0" w:space="0" w:color="000000"/>
+                <w:top w:val="none" w:sz="0" w:space="0" w:color="000000"/>
+                <w:left w:val="none" w:sz="0" w:space="0" w:color="000000"/>
+                <w:right w:val="none" w:sz="0" w:space="0" w:color="000000"/>
+              </w:pBdr>
+              <w:spacing w:after="100" w:before="100" w:line="240"/>
+              <w:ind w:left="100" w:right="100" w:firstLine="0" w:firstLineChars="0"/>
+            </w:pPr>
+            <w:r>
+              <w:rPr>
+                <w:rFonts w:ascii="Helvetica" w:hAnsi="Helvetica" w:eastAsia="Helvetica" w:cs="Helvetica"/>
+                <w:i w:val="false"/>
+                <w:b w:val="false"/>
+                <w:u w:val="none"/>
+                <w:sz w:val="22"/>
+                <w:szCs w:val="22"/>
+                <w:color w:val="000000"/>
+              </w:rPr>
+              <w:t xml:space="preserve"/>
+            </w:r>
+          </w:p>
+        </w:tc>
+        <w:tc>
+          <w:tcPr>
+            <w:tcBorders>
+              <w:bottom w:val="none" w:sz="0" w:space="0" w:color="000000"/>
+              <w:top w:val="none" w:sz="0" w:space="0" w:color="000000"/>
+              <w:left w:val="none" w:sz="0" w:space="0" w:color="000000"/>
+              <w:right w:val="none" w:sz="0" w:space="0" w:color="000000"/>
+            </w:tcBorders>
+            <w:shd w:val="clear" w:color="auto" w:fill="FFFFFF"/>
+            <w:tcMar>
+              <w:top w:w="0" w:type="dxa"/>
+              <w:bottom w:w="0" w:type="dxa"/>
+              <w:left w:w="0" w:type="dxa"/>
+              <w:right w:w="0" w:type="dxa"/>
+            </w:tcMar>
+            <w:vAlign w:val="center"/>
+          </w:tcPr>
+          <w:p>
+            <w:pPr>
+              <w:pStyle w:val="Normal"/>
+              <w:jc w:val="right"/>
+              <w:pBdr>
+                <w:bottom w:val="none" w:sz="0" w:space="0" w:color="000000"/>
+                <w:top w:val="none" w:sz="0" w:space="0" w:color="000000"/>
+                <w:left w:val="none" w:sz="0" w:space="0" w:color="000000"/>
+                <w:right w:val="none" w:sz="0" w:space="0" w:color="000000"/>
+              </w:pBdr>
+              <w:spacing w:after="100" w:before="100" w:line="240"/>
+              <w:ind w:left="100" w:right="100" w:firstLine="0" w:firstLineChars="0"/>
+            </w:pPr>
+            <w:r>
+              <w:rPr>
+                <w:rFonts w:ascii="Helvetica" w:hAnsi="Helvetica" w:eastAsia="Helvetica" w:cs="Helvetica"/>
+                <w:i w:val="false"/>
+                <w:b w:val="false"/>
+                <w:u w:val="none"/>
+                <w:sz w:val="22"/>
+                <w:szCs w:val="22"/>
+                <w:color w:val="000000"/>
+              </w:rPr>
               <w:t xml:space="preserve">0.338</w:t>
             </w:r>
           </w:p>
@@ -20475,6 +24527,94 @@
                 <w:szCs w:val="22"/>
                 <w:color w:val="000000"/>
               </w:rPr>
+              <w:t xml:space="preserve">0.471</w:t>
+            </w:r>
+          </w:p>
+        </w:tc>
+        <w:tc>
+          <w:tcPr>
+            <w:tcBorders>
+              <w:bottom w:val="none" w:sz="0" w:space="0" w:color="000000"/>
+              <w:top w:val="none" w:sz="0" w:space="0" w:color="000000"/>
+              <w:left w:val="none" w:sz="0" w:space="0" w:color="000000"/>
+              <w:right w:val="none" w:sz="0" w:space="0" w:color="000000"/>
+            </w:tcBorders>
+            <w:shd w:val="clear" w:color="auto" w:fill="FFFFFF"/>
+            <w:tcMar>
+              <w:top w:w="0" w:type="dxa"/>
+              <w:bottom w:w="0" w:type="dxa"/>
+              <w:left w:w="0" w:type="dxa"/>
+              <w:right w:w="0" w:type="dxa"/>
+            </w:tcMar>
+            <w:vAlign w:val="center"/>
+          </w:tcPr>
+          <w:p>
+            <w:pPr>
+              <w:pStyle w:val="Normal"/>
+              <w:jc w:val="right"/>
+              <w:pBdr>
+                <w:bottom w:val="none" w:sz="0" w:space="0" w:color="000000"/>
+                <w:top w:val="none" w:sz="0" w:space="0" w:color="000000"/>
+                <w:left w:val="none" w:sz="0" w:space="0" w:color="000000"/>
+                <w:right w:val="none" w:sz="0" w:space="0" w:color="000000"/>
+              </w:pBdr>
+              <w:spacing w:after="100" w:before="100" w:line="240"/>
+              <w:ind w:left="100" w:right="100" w:firstLine="0" w:firstLineChars="0"/>
+            </w:pPr>
+            <w:r>
+              <w:rPr>
+                <w:rFonts w:ascii="Helvetica" w:hAnsi="Helvetica" w:eastAsia="Helvetica" w:cs="Helvetica"/>
+                <w:i w:val="false"/>
+                <w:b w:val="false"/>
+                <w:u w:val="none"/>
+                <w:sz w:val="22"/>
+                <w:szCs w:val="22"/>
+                <w:color w:val="000000"/>
+              </w:rPr>
+              <w:t xml:space="preserve">0.017</w:t>
+            </w:r>
+          </w:p>
+        </w:tc>
+        <w:tc>
+          <w:tcPr>
+            <w:tcBorders>
+              <w:bottom w:val="none" w:sz="0" w:space="0" w:color="000000"/>
+              <w:top w:val="none" w:sz="0" w:space="0" w:color="000000"/>
+              <w:left w:val="none" w:sz="0" w:space="0" w:color="000000"/>
+              <w:right w:val="none" w:sz="0" w:space="0" w:color="000000"/>
+            </w:tcBorders>
+            <w:shd w:val="clear" w:color="auto" w:fill="FFFFFF"/>
+            <w:tcMar>
+              <w:top w:w="0" w:type="dxa"/>
+              <w:bottom w:w="0" w:type="dxa"/>
+              <w:left w:w="0" w:type="dxa"/>
+              <w:right w:w="0" w:type="dxa"/>
+            </w:tcMar>
+            <w:vAlign w:val="center"/>
+          </w:tcPr>
+          <w:p>
+            <w:pPr>
+              <w:pStyle w:val="Normal"/>
+              <w:jc w:val="right"/>
+              <w:pBdr>
+                <w:bottom w:val="none" w:sz="0" w:space="0" w:color="000000"/>
+                <w:top w:val="none" w:sz="0" w:space="0" w:color="000000"/>
+                <w:left w:val="none" w:sz="0" w:space="0" w:color="000000"/>
+                <w:right w:val="none" w:sz="0" w:space="0" w:color="000000"/>
+              </w:pBdr>
+              <w:spacing w:after="100" w:before="100" w:line="240"/>
+              <w:ind w:left="100" w:right="100" w:firstLine="0" w:firstLineChars="0"/>
+            </w:pPr>
+            <w:r>
+              <w:rPr>
+                <w:rFonts w:ascii="Helvetica" w:hAnsi="Helvetica" w:eastAsia="Helvetica" w:cs="Helvetica"/>
+                <w:i w:val="false"/>
+                <w:b w:val="false"/>
+                <w:u w:val="none"/>
+                <w:sz w:val="22"/>
+                <w:szCs w:val="22"/>
+                <w:color w:val="000000"/>
+              </w:rPr>
               <w:t xml:space="preserve">0.107</w:t>
             </w:r>
           </w:p>
@@ -20910,6 +25050,94 @@
                 <w:szCs w:val="22"/>
                 <w:color w:val="000000"/>
               </w:rPr>
+              <w:t xml:space="preserve"/>
+            </w:r>
+          </w:p>
+        </w:tc>
+        <w:tc>
+          <w:tcPr>
+            <w:tcBorders>
+              <w:bottom w:val="none" w:sz="0" w:space="0" w:color="000000"/>
+              <w:top w:val="none" w:sz="0" w:space="0" w:color="000000"/>
+              <w:left w:val="none" w:sz="0" w:space="0" w:color="000000"/>
+              <w:right w:val="none" w:sz="0" w:space="0" w:color="000000"/>
+            </w:tcBorders>
+            <w:shd w:val="clear" w:color="auto" w:fill="FFFFFF"/>
+            <w:tcMar>
+              <w:top w:w="0" w:type="dxa"/>
+              <w:bottom w:w="0" w:type="dxa"/>
+              <w:left w:w="0" w:type="dxa"/>
+              <w:right w:w="0" w:type="dxa"/>
+            </w:tcMar>
+            <w:vAlign w:val="center"/>
+          </w:tcPr>
+          <w:p>
+            <w:pPr>
+              <w:pStyle w:val="Normal"/>
+              <w:jc w:val="right"/>
+              <w:pBdr>
+                <w:bottom w:val="none" w:sz="0" w:space="0" w:color="000000"/>
+                <w:top w:val="none" w:sz="0" w:space="0" w:color="000000"/>
+                <w:left w:val="none" w:sz="0" w:space="0" w:color="000000"/>
+                <w:right w:val="none" w:sz="0" w:space="0" w:color="000000"/>
+              </w:pBdr>
+              <w:spacing w:after="100" w:before="100" w:line="240"/>
+              <w:ind w:left="100" w:right="100" w:firstLine="0" w:firstLineChars="0"/>
+            </w:pPr>
+            <w:r>
+              <w:rPr>
+                <w:rFonts w:ascii="Helvetica" w:hAnsi="Helvetica" w:eastAsia="Helvetica" w:cs="Helvetica"/>
+                <w:i w:val="false"/>
+                <w:b w:val="false"/>
+                <w:u w:val="none"/>
+                <w:sz w:val="22"/>
+                <w:szCs w:val="22"/>
+                <w:color w:val="000000"/>
+              </w:rPr>
+              <w:t xml:space="preserve"/>
+            </w:r>
+          </w:p>
+        </w:tc>
+        <w:tc>
+          <w:tcPr>
+            <w:tcBorders>
+              <w:bottom w:val="none" w:sz="0" w:space="0" w:color="000000"/>
+              <w:top w:val="none" w:sz="0" w:space="0" w:color="000000"/>
+              <w:left w:val="none" w:sz="0" w:space="0" w:color="000000"/>
+              <w:right w:val="none" w:sz="0" w:space="0" w:color="000000"/>
+            </w:tcBorders>
+            <w:shd w:val="clear" w:color="auto" w:fill="FFFFFF"/>
+            <w:tcMar>
+              <w:top w:w="0" w:type="dxa"/>
+              <w:bottom w:w="0" w:type="dxa"/>
+              <w:left w:w="0" w:type="dxa"/>
+              <w:right w:w="0" w:type="dxa"/>
+            </w:tcMar>
+            <w:vAlign w:val="center"/>
+          </w:tcPr>
+          <w:p>
+            <w:pPr>
+              <w:pStyle w:val="Normal"/>
+              <w:jc w:val="right"/>
+              <w:pBdr>
+                <w:bottom w:val="none" w:sz="0" w:space="0" w:color="000000"/>
+                <w:top w:val="none" w:sz="0" w:space="0" w:color="000000"/>
+                <w:left w:val="none" w:sz="0" w:space="0" w:color="000000"/>
+                <w:right w:val="none" w:sz="0" w:space="0" w:color="000000"/>
+              </w:pBdr>
+              <w:spacing w:after="100" w:before="100" w:line="240"/>
+              <w:ind w:left="100" w:right="100" w:firstLine="0" w:firstLineChars="0"/>
+            </w:pPr>
+            <w:r>
+              <w:rPr>
+                <w:rFonts w:ascii="Helvetica" w:hAnsi="Helvetica" w:eastAsia="Helvetica" w:cs="Helvetica"/>
+                <w:i w:val="false"/>
+                <w:b w:val="false"/>
+                <w:u w:val="none"/>
+                <w:sz w:val="22"/>
+                <w:szCs w:val="22"/>
+                <w:color w:val="000000"/>
+              </w:rPr>
               <w:t xml:space="preserve">0.427</w:t>
             </w:r>
           </w:p>
@@ -21345,6 +25573,94 @@
                 <w:szCs w:val="22"/>
                 <w:color w:val="000000"/>
               </w:rPr>
+              <w:t xml:space="preserve">0.330</w:t>
+            </w:r>
+          </w:p>
+        </w:tc>
+        <w:tc>
+          <w:tcPr>
+            <w:tcBorders>
+              <w:bottom w:val="none" w:sz="0" w:space="0" w:color="000000"/>
+              <w:top w:val="none" w:sz="0" w:space="0" w:color="000000"/>
+              <w:left w:val="none" w:sz="0" w:space="0" w:color="000000"/>
+              <w:right w:val="none" w:sz="0" w:space="0" w:color="000000"/>
+            </w:tcBorders>
+            <w:shd w:val="clear" w:color="auto" w:fill="FFFFFF"/>
+            <w:tcMar>
+              <w:top w:w="0" w:type="dxa"/>
+              <w:bottom w:w="0" w:type="dxa"/>
+              <w:left w:w="0" w:type="dxa"/>
+              <w:right w:w="0" w:type="dxa"/>
+            </w:tcMar>
+            <w:vAlign w:val="center"/>
+          </w:tcPr>
+          <w:p>
+            <w:pPr>
+              <w:pStyle w:val="Normal"/>
+              <w:jc w:val="right"/>
+              <w:pBdr>
+                <w:bottom w:val="none" w:sz="0" w:space="0" w:color="000000"/>
+                <w:top w:val="none" w:sz="0" w:space="0" w:color="000000"/>
+                <w:left w:val="none" w:sz="0" w:space="0" w:color="000000"/>
+                <w:right w:val="none" w:sz="0" w:space="0" w:color="000000"/>
+              </w:pBdr>
+              <w:spacing w:after="100" w:before="100" w:line="240"/>
+              <w:ind w:left="100" w:right="100" w:firstLine="0" w:firstLineChars="0"/>
+            </w:pPr>
+            <w:r>
+              <w:rPr>
+                <w:rFonts w:ascii="Helvetica" w:hAnsi="Helvetica" w:eastAsia="Helvetica" w:cs="Helvetica"/>
+                <w:i w:val="false"/>
+                <w:b w:val="false"/>
+                <w:u w:val="none"/>
+                <w:sz w:val="22"/>
+                <w:szCs w:val="22"/>
+                <w:color w:val="000000"/>
+              </w:rPr>
+              <w:t xml:space="preserve">0.026</w:t>
+            </w:r>
+          </w:p>
+        </w:tc>
+        <w:tc>
+          <w:tcPr>
+            <w:tcBorders>
+              <w:bottom w:val="none" w:sz="0" w:space="0" w:color="000000"/>
+              <w:top w:val="none" w:sz="0" w:space="0" w:color="000000"/>
+              <w:left w:val="none" w:sz="0" w:space="0" w:color="000000"/>
+              <w:right w:val="none" w:sz="0" w:space="0" w:color="000000"/>
+            </w:tcBorders>
+            <w:shd w:val="clear" w:color="auto" w:fill="FFFFFF"/>
+            <w:tcMar>
+              <w:top w:w="0" w:type="dxa"/>
+              <w:bottom w:w="0" w:type="dxa"/>
+              <w:left w:w="0" w:type="dxa"/>
+              <w:right w:w="0" w:type="dxa"/>
+            </w:tcMar>
+            <w:vAlign w:val="center"/>
+          </w:tcPr>
+          <w:p>
+            <w:pPr>
+              <w:pStyle w:val="Normal"/>
+              <w:jc w:val="right"/>
+              <w:pBdr>
+                <w:bottom w:val="none" w:sz="0" w:space="0" w:color="000000"/>
+                <w:top w:val="none" w:sz="0" w:space="0" w:color="000000"/>
+                <w:left w:val="none" w:sz="0" w:space="0" w:color="000000"/>
+                <w:right w:val="none" w:sz="0" w:space="0" w:color="000000"/>
+              </w:pBdr>
+              <w:spacing w:after="100" w:before="100" w:line="240"/>
+              <w:ind w:left="100" w:right="100" w:firstLine="0" w:firstLineChars="0"/>
+            </w:pPr>
+            <w:r>
+              <w:rPr>
+                <w:rFonts w:ascii="Helvetica" w:hAnsi="Helvetica" w:eastAsia="Helvetica" w:cs="Helvetica"/>
+                <w:i w:val="false"/>
+                <w:b w:val="false"/>
+                <w:u w:val="none"/>
+                <w:sz w:val="22"/>
+                <w:szCs w:val="22"/>
+                <w:color w:val="000000"/>
+              </w:rPr>
               <w:t xml:space="preserve">0.137</w:t>
             </w:r>
           </w:p>
@@ -21737,6 +26053,94 @@
                 <w:color w:val="000000"/>
               </w:rPr>
               <w:t xml:space="preserve">0.084</w:t>
+            </w:r>
+          </w:p>
+        </w:tc>
+        <w:tc>
+          <w:tcPr>
+            <w:tcBorders>
+              <w:bottom w:val="single" w:sz="12" w:space="0" w:color="666666"/>
+              <w:top w:val="none" w:sz="0" w:space="0" w:color="000000"/>
+              <w:left w:val="none" w:sz="0" w:space="0" w:color="000000"/>
+              <w:right w:val="none" w:sz="0" w:space="0" w:color="000000"/>
+            </w:tcBorders>
+            <w:shd w:val="clear" w:color="auto" w:fill="FFFFFF"/>
+            <w:tcMar>
+              <w:top w:w="0" w:type="dxa"/>
+              <w:bottom w:w="0" w:type="dxa"/>
+              <w:left w:w="0" w:type="dxa"/>
+              <w:right w:w="0" w:type="dxa"/>
+            </w:tcMar>
+            <w:vAlign w:val="center"/>
+          </w:tcPr>
+          <w:p>
+            <w:pPr>
+              <w:pStyle w:val="Normal"/>
+              <w:jc w:val="right"/>
+              <w:pBdr>
+                <w:bottom w:val="none" w:sz="0" w:space="0" w:color="000000"/>
+                <w:top w:val="none" w:sz="0" w:space="0" w:color="000000"/>
+                <w:left w:val="none" w:sz="0" w:space="0" w:color="000000"/>
+                <w:right w:val="none" w:sz="0" w:space="0" w:color="000000"/>
+              </w:pBdr>
+              <w:spacing w:after="100" w:before="100" w:line="240"/>
+              <w:ind w:left="100" w:right="100" w:firstLine="0" w:firstLineChars="0"/>
+            </w:pPr>
+            <w:r>
+              <w:rPr>
+                <w:rFonts w:ascii="Helvetica" w:hAnsi="Helvetica" w:eastAsia="Helvetica" w:cs="Helvetica"/>
+                <w:i w:val="false"/>
+                <w:b w:val="false"/>
+                <w:u w:val="none"/>
+                <w:sz w:val="22"/>
+                <w:szCs w:val="22"/>
+                <w:color w:val="000000"/>
+              </w:rPr>
+              <w:t xml:space="preserve"/>
+            </w:r>
+          </w:p>
+        </w:tc>
+        <w:tc>
+          <w:tcPr>
+            <w:tcBorders>
+              <w:bottom w:val="single" w:sz="12" w:space="0" w:color="666666"/>
+              <w:top w:val="none" w:sz="0" w:space="0" w:color="000000"/>
+              <w:left w:val="none" w:sz="0" w:space="0" w:color="000000"/>
+              <w:right w:val="none" w:sz="0" w:space="0" w:color="000000"/>
+            </w:tcBorders>
+            <w:shd w:val="clear" w:color="auto" w:fill="FFFFFF"/>
+            <w:tcMar>
+              <w:top w:w="0" w:type="dxa"/>
+              <w:bottom w:w="0" w:type="dxa"/>
+              <w:left w:w="0" w:type="dxa"/>
+              <w:right w:w="0" w:type="dxa"/>
+            </w:tcMar>
+            <w:vAlign w:val="center"/>
+          </w:tcPr>
+          <w:p>
+            <w:pPr>
+              <w:pStyle w:val="Normal"/>
+              <w:jc w:val="right"/>
+              <w:pBdr>
+                <w:bottom w:val="none" w:sz="0" w:space="0" w:color="000000"/>
+                <w:top w:val="none" w:sz="0" w:space="0" w:color="000000"/>
+                <w:left w:val="none" w:sz="0" w:space="0" w:color="000000"/>
+                <w:right w:val="none" w:sz="0" w:space="0" w:color="000000"/>
+              </w:pBdr>
+              <w:spacing w:after="100" w:before="100" w:line="240"/>
+              <w:ind w:left="100" w:right="100" w:firstLine="0" w:firstLineChars="0"/>
+            </w:pPr>
+            <w:r>
+              <w:rPr>
+                <w:rFonts w:ascii="Helvetica" w:hAnsi="Helvetica" w:eastAsia="Helvetica" w:cs="Helvetica"/>
+                <w:i w:val="false"/>
+                <w:b w:val="false"/>
+                <w:u w:val="none"/>
+                <w:sz w:val="22"/>
+                <w:szCs w:val="22"/>
+                <w:color w:val="000000"/>
+              </w:rPr>
+              <w:t xml:space="preserve"/>
             </w:r>
           </w:p>
         </w:tc>
